--- a/Supthavee_ERP_Document_Standards.docx
+++ b/Supthavee_ERP_Document_Standards.docx
@@ -4581,6 +4581,7 @@
         <w:t>Net Profit Engine (</w:t>
       </w:r>
       <w:proofErr w:type="spellStart"/>
+      <w:proofErr w:type="gramStart"/>
       <w:r>
         <w:rPr>
           <w:rFonts w:ascii="Arial Unicode MS" w:eastAsia="Arial Unicode MS" w:hAnsi="Arial Unicode MS" w:cs="Arial Unicode MS"/>
@@ -4654,6 +4655,7 @@
         <w:t>ต้นทุนสินค้า</w:t>
       </w:r>
       <w:proofErr w:type="spellEnd"/>
+      <w:proofErr w:type="gramEnd"/>
       <w:r>
         <w:rPr>
           <w:rFonts w:ascii="Arial Unicode MS" w:eastAsia="Arial Unicode MS" w:hAnsi="Arial Unicode MS" w:cs="Arial Unicode MS"/>
@@ -5127,6 +5129,9 @@
           <w:right w:val="nil"/>
           <w:between w:val="nil"/>
         </w:pBdr>
+        <w:rPr>
+          <w:rFonts w:cs="Angsana New"/>
+        </w:rPr>
       </w:pPr>
       <w:r>
         <w:t>- Approval Limits (</w:t>
@@ -5357,6 +5362,266 @@
           <w:cs/>
         </w:rPr>
         <w:t>)</w:t>
+      </w:r>
+    </w:p>
+    <w:p>
+      <w:pPr>
+        <w:pBdr>
+          <w:top w:val="nil"/>
+          <w:left w:val="nil"/>
+          <w:bottom w:val="nil"/>
+          <w:right w:val="nil"/>
+          <w:between w:val="nil"/>
+        </w:pBdr>
+        <w:rPr>
+          <w:rFonts w:cs="Angsana New"/>
+        </w:rPr>
+      </w:pPr>
+    </w:p>
+    <w:p>
+      <w:pPr>
+        <w:pBdr>
+          <w:top w:val="nil"/>
+          <w:left w:val="nil"/>
+          <w:bottom w:val="nil"/>
+          <w:right w:val="nil"/>
+          <w:between w:val="nil"/>
+        </w:pBdr>
+        <w:rPr>
+          <w:rFonts w:hint="cs"/>
+        </w:rPr>
+      </w:pPr>
+      <w:r>
+        <w:t xml:space="preserve">5. </w:t>
+      </w:r>
+      <w:r>
+        <w:rPr>
+          <w:rFonts w:ascii="Browallia New" w:hAnsi="Browallia New" w:cs="Browallia New" w:hint="cs"/>
+          <w:cs/>
+        </w:rPr>
+        <w:t>มาตรฐานต้นทุนสินค้าคงคลัง</w:t>
+      </w:r>
+      <w:r>
+        <w:rPr>
+          <w:cs/>
+        </w:rPr>
+        <w:t xml:space="preserve"> (</w:t>
+      </w:r>
+      <w:r>
+        <w:t>Inventory Costing Principles) - Landed Cost (</w:t>
+      </w:r>
+      <w:r>
+        <w:rPr>
+          <w:rFonts w:ascii="Browallia New" w:hAnsi="Browallia New" w:cs="Browallia New" w:hint="cs"/>
+          <w:cs/>
+        </w:rPr>
+        <w:t>ต้นทุนรวมแฝง</w:t>
+      </w:r>
+      <w:r>
+        <w:rPr>
+          <w:cs/>
+        </w:rPr>
+        <w:t xml:space="preserve">): </w:t>
+      </w:r>
+      <w:r>
+        <w:rPr>
+          <w:rFonts w:ascii="Browallia New" w:hAnsi="Browallia New" w:cs="Browallia New" w:hint="cs"/>
+          <w:cs/>
+        </w:rPr>
+        <w:t>การบันทึกบิลรับสินค้าเข้า</w:t>
+      </w:r>
+      <w:r>
+        <w:rPr>
+          <w:cs/>
+        </w:rPr>
+        <w:t xml:space="preserve"> (</w:t>
+      </w:r>
+      <w:r>
+        <w:t xml:space="preserve">AP_INV, AP_TAX, AP_CASH) </w:t>
+      </w:r>
+      <w:r>
+        <w:rPr>
+          <w:rFonts w:ascii="Browallia New" w:hAnsi="Browallia New" w:cs="Browallia New" w:hint="cs"/>
+          <w:cs/>
+        </w:rPr>
+        <w:t>หากมีค่าขนส่งต้นทาง</w:t>
+      </w:r>
+      <w:r>
+        <w:rPr>
+          <w:cs/>
+        </w:rPr>
+        <w:t xml:space="preserve"> (</w:t>
+      </w:r>
+      <w:r>
+        <w:t xml:space="preserve">Freight-In) </w:t>
+      </w:r>
+      <w:r>
+        <w:rPr>
+          <w:rFonts w:ascii="Browallia New" w:hAnsi="Browallia New" w:cs="Browallia New" w:hint="cs"/>
+          <w:cs/>
+        </w:rPr>
+        <w:t>เกิดขึ้น</w:t>
+      </w:r>
+      <w:r>
+        <w:rPr>
+          <w:cs/>
+        </w:rPr>
+        <w:t xml:space="preserve"> </w:t>
+      </w:r>
+      <w:r>
+        <w:rPr>
+          <w:rFonts w:ascii="Browallia New" w:hAnsi="Browallia New" w:cs="Browallia New" w:hint="cs"/>
+          <w:cs/>
+        </w:rPr>
+        <w:t>ให้นำยอดดังกล่าวบันทึกลงฟิลด์</w:t>
+      </w:r>
+      <w:r>
+        <w:rPr>
+          <w:cs/>
+        </w:rPr>
+        <w:t xml:space="preserve"> </w:t>
+      </w:r>
+      <w:proofErr w:type="spellStart"/>
+      <w:r>
+        <w:t>freight_cost</w:t>
+      </w:r>
+      <w:proofErr w:type="spellEnd"/>
+      <w:r>
+        <w:t xml:space="preserve"> </w:t>
+      </w:r>
+      <w:r>
+        <w:rPr>
+          <w:rFonts w:ascii="Browallia New" w:hAnsi="Browallia New" w:cs="Browallia New" w:hint="cs"/>
+          <w:cs/>
+        </w:rPr>
+        <w:t>ของเอกสาร</w:t>
+      </w:r>
+      <w:r>
+        <w:rPr>
+          <w:cs/>
+        </w:rPr>
+        <w:t xml:space="preserve"> </w:t>
+      </w:r>
+      <w:r>
+        <w:rPr>
+          <w:rFonts w:ascii="Browallia New" w:hAnsi="Browallia New" w:cs="Browallia New" w:hint="cs"/>
+          <w:cs/>
+        </w:rPr>
+        <w:t>ระบบจะทำการรวมยอดเพื่อคำนวณภาษีมูลค่าเพิ่ม</w:t>
+      </w:r>
+      <w:r>
+        <w:rPr>
+          <w:cs/>
+        </w:rPr>
+        <w:t xml:space="preserve"> (</w:t>
+      </w:r>
+      <w:r>
+        <w:rPr>
+          <w:rFonts w:ascii="Browallia New" w:hAnsi="Browallia New" w:cs="Browallia New" w:hint="cs"/>
+          <w:cs/>
+        </w:rPr>
+        <w:t>ถ้ามี</w:t>
+      </w:r>
+      <w:r>
+        <w:rPr>
+          <w:cs/>
+        </w:rPr>
+        <w:t xml:space="preserve">) </w:t>
+      </w:r>
+      <w:r>
+        <w:rPr>
+          <w:rFonts w:ascii="Browallia New" w:hAnsi="Browallia New" w:cs="Browallia New" w:hint="cs"/>
+          <w:cs/>
+        </w:rPr>
+        <w:t>และจะทำการหารเฉลี่ย</w:t>
+      </w:r>
+      <w:r>
+        <w:rPr>
+          <w:cs/>
+        </w:rPr>
+        <w:t xml:space="preserve"> (</w:t>
+      </w:r>
+      <w:r>
+        <w:t xml:space="preserve">Prorate) </w:t>
+      </w:r>
+      <w:r>
+        <w:rPr>
+          <w:rFonts w:ascii="Browallia New" w:hAnsi="Browallia New" w:cs="Browallia New" w:hint="cs"/>
+          <w:cs/>
+        </w:rPr>
+        <w:t>มูลค่าค่าขนส่งนี้</w:t>
+      </w:r>
+      <w:r>
+        <w:rPr>
+          <w:cs/>
+        </w:rPr>
+        <w:t xml:space="preserve"> </w:t>
+      </w:r>
+      <w:r>
+        <w:rPr>
+          <w:rFonts w:ascii="Browallia New" w:hAnsi="Browallia New" w:cs="Browallia New" w:hint="cs"/>
+          <w:cs/>
+        </w:rPr>
+        <w:t>เข้าไปบวกเพิ่มกับราคาต้นทุนต่อหน่วย</w:t>
+      </w:r>
+      <w:r>
+        <w:rPr>
+          <w:cs/>
+        </w:rPr>
+        <w:t xml:space="preserve"> (</w:t>
+      </w:r>
+      <w:r>
+        <w:t xml:space="preserve">Unit Cost) </w:t>
+      </w:r>
+      <w:r>
+        <w:rPr>
+          <w:rFonts w:ascii="Browallia New" w:hAnsi="Browallia New" w:cs="Browallia New" w:hint="cs"/>
+          <w:cs/>
+        </w:rPr>
+        <w:t>ของสินค้าในบิลนั้น</w:t>
+      </w:r>
+      <w:r>
+        <w:rPr>
+          <w:cs/>
+        </w:rPr>
+        <w:t xml:space="preserve"> </w:t>
+      </w:r>
+      <w:r>
+        <w:rPr>
+          <w:rFonts w:ascii="Browallia New" w:hAnsi="Browallia New" w:cs="Browallia New" w:hint="cs"/>
+          <w:cs/>
+        </w:rPr>
+        <w:t>ก่อนบันทึกลง</w:t>
+      </w:r>
+      <w:r>
+        <w:rPr>
+          <w:cs/>
+        </w:rPr>
+        <w:t xml:space="preserve"> </w:t>
+      </w:r>
+      <w:proofErr w:type="spellStart"/>
+      <w:r>
+        <w:t>inventory_ledger</w:t>
+      </w:r>
+      <w:proofErr w:type="spellEnd"/>
+      <w:r>
+        <w:t xml:space="preserve"> </w:t>
+      </w:r>
+      <w:r>
+        <w:rPr>
+          <w:rFonts w:ascii="Browallia New" w:hAnsi="Browallia New" w:cs="Browallia New" w:hint="cs"/>
+          <w:cs/>
+        </w:rPr>
+        <w:t>เพื่อให้สอดคล้องกับมาตรฐาน</w:t>
+      </w:r>
+      <w:r>
+        <w:rPr>
+          <w:cs/>
+        </w:rPr>
+        <w:t xml:space="preserve"> </w:t>
+      </w:r>
+      <w:r>
+        <w:t>TFRS/GAAP</w:t>
       </w:r>
     </w:p>
     <w:sectPr>
@@ -8392,7 +8657,6 @@
   <w:style w:type="character" w:default="1" w:styleId="DefaultParagraphFont">
     <w:name w:val="Default Paragraph Font"/>
     <w:uiPriority w:val="1"/>
-    <w:semiHidden/>
     <w:unhideWhenUsed/>
   </w:style>
   <w:style w:type="table" w:default="1" w:styleId="TableNormal">

--- a/Supthavee_ERP_Document_Standards.docx
+++ b/Supthavee_ERP_Document_Standards.docx
@@ -211,6 +211,11 @@
           <w:right w:val="nil"/>
           <w:between w:val="nil"/>
         </w:pBdr>
+        <w:rPr>
+          <w:rFonts w:ascii="Arial Unicode MS" w:eastAsia="Arial Unicode MS" w:hAnsi="Arial Unicode MS" w:cs="Arial Unicode MS"/>
+          <w:b/>
+          <w:bCs/>
+        </w:rPr>
       </w:pPr>
       <w:r>
         <w:rPr>
@@ -220,132 +225,86 @@
         </w:rPr>
         <w:t xml:space="preserve">SO (Sales Order - </w:t>
       </w:r>
-      <w:proofErr w:type="spellStart"/>
-      <w:r>
-        <w:rPr>
-          <w:rFonts w:ascii="Arial Unicode MS" w:eastAsia="Arial Unicode MS" w:hAnsi="Arial Unicode MS" w:cs="Arial Unicode MS"/>
-          <w:b/>
-          <w:bCs/>
+      <w:r>
+        <w:rPr>
+          <w:rFonts w:ascii="Arial Unicode MS" w:eastAsia="Arial Unicode MS" w:hAnsi="Arial Unicode MS" w:cs="Arial Unicode MS" w:hint="cs"/>
+          <w:b/>
+          <w:bCs/>
+          <w:cs/>
         </w:rPr>
         <w:t>ใบสั่งขาย</w:t>
       </w:r>
-      <w:proofErr w:type="spellEnd"/>
-      <w:r>
-        <w:rPr>
-          <w:rFonts w:ascii="Arial Unicode MS" w:eastAsia="Arial Unicode MS" w:hAnsi="Arial Unicode MS" w:cs="Arial Unicode MS"/>
-          <w:b/>
-          <w:bCs/>
-        </w:rPr>
-        <w:t>):</w:t>
-      </w:r>
-      <w:r>
-        <w:rPr>
-          <w:rFonts w:ascii="Arial Unicode MS" w:eastAsia="Arial Unicode MS" w:hAnsi="Arial Unicode MS" w:cs="Arial Unicode MS"/>
-        </w:rPr>
-        <w:t xml:space="preserve"> </w:t>
-      </w:r>
-      <w:proofErr w:type="spellStart"/>
-      <w:r>
-        <w:rPr>
-          <w:rFonts w:ascii="Arial Unicode MS" w:eastAsia="Arial Unicode MS" w:hAnsi="Arial Unicode MS" w:cs="Arial Unicode MS"/>
+      <w:r>
+        <w:rPr>
+          <w:rFonts w:ascii="Arial Unicode MS" w:eastAsia="Arial Unicode MS" w:hAnsi="Arial Unicode MS" w:cs="Arial Unicode MS"/>
+          <w:b/>
+          <w:bCs/>
+          <w:cs/>
+        </w:rPr>
+        <w:t xml:space="preserve">): </w:t>
+      </w:r>
+      <w:r>
+        <w:rPr>
+          <w:rFonts w:ascii="Arial Unicode MS" w:eastAsia="Arial Unicode MS" w:hAnsi="Arial Unicode MS" w:cs="Arial Unicode MS" w:hint="cs"/>
+          <w:b/>
+          <w:bCs/>
+          <w:cs/>
         </w:rPr>
         <w:t>ยืนยันคำสั่งซื้อ</w:t>
       </w:r>
-      <w:proofErr w:type="spellEnd"/>
-      <w:r>
-        <w:rPr>
-          <w:rFonts w:ascii="Arial Unicode MS" w:eastAsia="Arial Unicode MS" w:hAnsi="Arial Unicode MS" w:cs="Arial Unicode MS"/>
-        </w:rPr>
-        <w:t xml:space="preserve"> </w:t>
-      </w:r>
-      <w:proofErr w:type="spellStart"/>
-      <w:r>
-        <w:rPr>
-          <w:rFonts w:ascii="Arial Unicode MS" w:eastAsia="Arial Unicode MS" w:hAnsi="Arial Unicode MS" w:cs="Arial Unicode MS"/>
+      <w:r>
+        <w:rPr>
+          <w:rFonts w:ascii="Arial Unicode MS" w:eastAsia="Arial Unicode MS" w:hAnsi="Arial Unicode MS" w:cs="Arial Unicode MS"/>
+          <w:b/>
+          <w:bCs/>
+          <w:cs/>
+        </w:rPr>
+        <w:t xml:space="preserve"> </w:t>
+      </w:r>
+      <w:r>
+        <w:rPr>
+          <w:rFonts w:ascii="Arial Unicode MS" w:eastAsia="Arial Unicode MS" w:hAnsi="Arial Unicode MS" w:cs="Arial Unicode MS" w:hint="cs"/>
+          <w:b/>
+          <w:bCs/>
+          <w:cs/>
         </w:rPr>
         <w:t>ทำหน้าที่</w:t>
       </w:r>
-      <w:proofErr w:type="spellEnd"/>
-      <w:r>
-        <w:rPr>
-          <w:rFonts w:ascii="Arial Unicode MS" w:eastAsia="Arial Unicode MS" w:hAnsi="Arial Unicode MS" w:cs="Arial Unicode MS"/>
-        </w:rPr>
-        <w:t xml:space="preserve"> </w:t>
-      </w:r>
-      <w:proofErr w:type="spellStart"/>
-      <w:r>
-        <w:rPr>
-          <w:rFonts w:ascii="Arial Unicode MS" w:eastAsia="Arial Unicode MS" w:hAnsi="Arial Unicode MS" w:cs="Arial Unicode MS"/>
-          <w:b/>
-          <w:bCs/>
+      <w:r>
+        <w:rPr>
+          <w:rFonts w:ascii="Arial Unicode MS" w:eastAsia="Arial Unicode MS" w:hAnsi="Arial Unicode MS" w:cs="Arial Unicode MS"/>
+          <w:b/>
+          <w:bCs/>
+          <w:cs/>
+        </w:rPr>
+        <w:t xml:space="preserve"> </w:t>
+      </w:r>
+      <w:r>
+        <w:rPr>
+          <w:rFonts w:ascii="Arial Unicode MS" w:eastAsia="Arial Unicode MS" w:hAnsi="Arial Unicode MS" w:cs="Arial Unicode MS" w:hint="cs"/>
+          <w:b/>
+          <w:bCs/>
+          <w:cs/>
         </w:rPr>
         <w:t>จองสต็อก</w:t>
       </w:r>
-      <w:proofErr w:type="spellEnd"/>
-      <w:r>
-        <w:rPr>
-          <w:rFonts w:ascii="Arial Unicode MS" w:eastAsia="Arial Unicode MS" w:hAnsi="Arial Unicode MS" w:cs="Arial Unicode MS"/>
-          <w:b/>
-          <w:bCs/>
-        </w:rPr>
-        <w:t xml:space="preserve"> (Soft Allocation/ATP)</w:t>
-      </w:r>
-      <w:r>
-        <w:rPr>
-          <w:rFonts w:ascii="Arial Unicode MS" w:eastAsia="Arial Unicode MS" w:hAnsi="Arial Unicode MS" w:cs="Arial Unicode MS"/>
-        </w:rPr>
-        <w:t xml:space="preserve"> </w:t>
-      </w:r>
-      <w:proofErr w:type="spellStart"/>
-      <w:r>
-        <w:rPr>
-          <w:rFonts w:ascii="Arial Unicode MS" w:eastAsia="Arial Unicode MS" w:hAnsi="Arial Unicode MS" w:cs="Arial Unicode MS"/>
-        </w:rPr>
-        <w:t>หากเป็นงานบริการ</w:t>
-      </w:r>
-      <w:proofErr w:type="spellEnd"/>
-      <w:r>
-        <w:rPr>
-          <w:rFonts w:ascii="Arial Unicode MS" w:eastAsia="Arial Unicode MS" w:hAnsi="Arial Unicode MS" w:cs="Arial Unicode MS"/>
-        </w:rPr>
-        <w:t xml:space="preserve"> (MTO) </w:t>
-      </w:r>
-      <w:proofErr w:type="spellStart"/>
-      <w:r>
-        <w:rPr>
-          <w:rFonts w:ascii="Arial Unicode MS" w:eastAsia="Arial Unicode MS" w:hAnsi="Arial Unicode MS" w:cs="Arial Unicode MS"/>
-        </w:rPr>
-        <w:t>สามารถกดยืนยันเพื่อ</w:t>
-      </w:r>
-      <w:proofErr w:type="spellEnd"/>
-      <w:r>
-        <w:rPr>
-          <w:rFonts w:ascii="Arial Unicode MS" w:eastAsia="Arial Unicode MS" w:hAnsi="Arial Unicode MS" w:cs="Arial Unicode MS"/>
-        </w:rPr>
-        <w:t xml:space="preserve"> "</w:t>
-      </w:r>
-      <w:proofErr w:type="spellStart"/>
-      <w:r>
-        <w:rPr>
-          <w:rFonts w:ascii="Arial Unicode MS" w:eastAsia="Arial Unicode MS" w:hAnsi="Arial Unicode MS" w:cs="Arial Unicode MS"/>
-        </w:rPr>
-        <w:t>ส่งงานผลิต</w:t>
-      </w:r>
-      <w:proofErr w:type="spellEnd"/>
-      <w:r>
-        <w:rPr>
-          <w:rFonts w:ascii="Arial Unicode MS" w:eastAsia="Arial Unicode MS" w:hAnsi="Arial Unicode MS" w:cs="Arial Unicode MS"/>
-        </w:rPr>
-        <w:t xml:space="preserve">" </w:t>
-      </w:r>
-      <w:proofErr w:type="spellStart"/>
-      <w:r>
-        <w:rPr>
-          <w:rFonts w:ascii="Arial Unicode MS" w:eastAsia="Arial Unicode MS" w:hAnsi="Arial Unicode MS" w:cs="Arial Unicode MS"/>
-        </w:rPr>
-        <w:t>ได้</w:t>
-      </w:r>
-      <w:proofErr w:type="spellEnd"/>
+      <w:r>
+        <w:rPr>
+          <w:rFonts w:ascii="Arial Unicode MS" w:eastAsia="Arial Unicode MS" w:hAnsi="Arial Unicode MS" w:cs="Arial Unicode MS"/>
+          <w:b/>
+          <w:bCs/>
+          <w:cs/>
+        </w:rPr>
+        <w:t xml:space="preserve"> (</w:t>
+      </w:r>
+      <w:r>
+        <w:rPr>
+          <w:rFonts w:ascii="Arial Unicode MS" w:eastAsia="Arial Unicode MS" w:hAnsi="Arial Unicode MS" w:cs="Arial Unicode MS"/>
+          <w:b/>
+          <w:bCs/>
+        </w:rPr>
+        <w:t xml:space="preserve">Soft Allocation/ATP) </w:t>
+      </w:r>
     </w:p>
     <w:p>
       <w:pPr>
@@ -367,86 +326,226 @@
           <w:b/>
           <w:bCs/>
         </w:rPr>
-        <w:t xml:space="preserve">INV_DO (Invoice/Delivery Order - </w:t>
-      </w:r>
-      <w:proofErr w:type="spellStart"/>
-      <w:r>
-        <w:rPr>
-          <w:rFonts w:ascii="Arial Unicode MS" w:eastAsia="Arial Unicode MS" w:hAnsi="Arial Unicode MS" w:cs="Arial Unicode MS"/>
-          <w:b/>
-          <w:bCs/>
-        </w:rPr>
-        <w:t>ใบกำกับสินค้า</w:t>
-      </w:r>
-      <w:proofErr w:type="spellEnd"/>
-      <w:r>
-        <w:rPr>
-          <w:rFonts w:ascii="Arial Unicode MS" w:eastAsia="Arial Unicode MS" w:hAnsi="Arial Unicode MS" w:cs="Arial Unicode MS"/>
-          <w:b/>
-          <w:bCs/>
+        <w:t>*</w:t>
+      </w:r>
+      <w:r>
+        <w:rPr>
+          <w:rFonts w:ascii="Arial Unicode MS" w:eastAsia="Arial Unicode MS" w:hAnsi="Arial Unicode MS" w:cs="Arial Unicode MS" w:hint="cs"/>
+          <w:b/>
+          <w:bCs/>
+          <w:cs/>
+        </w:rPr>
+        <w:t>พิเศษสำหรับระบบงานสั่งผลิต</w:t>
+      </w:r>
+      <w:r>
+        <w:rPr>
+          <w:rFonts w:ascii="Arial Unicode MS" w:eastAsia="Arial Unicode MS" w:hAnsi="Arial Unicode MS" w:cs="Arial Unicode MS"/>
+          <w:b/>
+          <w:bCs/>
+          <w:cs/>
+        </w:rPr>
+        <w:t xml:space="preserve"> (</w:t>
+      </w:r>
+      <w:r>
+        <w:rPr>
+          <w:rFonts w:ascii="Arial Unicode MS" w:eastAsia="Arial Unicode MS" w:hAnsi="Arial Unicode MS" w:cs="Arial Unicode MS"/>
+          <w:b/>
+          <w:bCs/>
+        </w:rPr>
+        <w:t xml:space="preserve">In-house Production): SO </w:t>
+      </w:r>
+      <w:r>
+        <w:rPr>
+          <w:rFonts w:ascii="Arial Unicode MS" w:eastAsia="Arial Unicode MS" w:hAnsi="Arial Unicode MS" w:cs="Arial Unicode MS" w:hint="cs"/>
+          <w:b/>
+          <w:bCs/>
+          <w:cs/>
+        </w:rPr>
+        <w:t>จะทำหน้าที่เป็นเอกสารต้นทางที่</w:t>
+      </w:r>
+      <w:r>
+        <w:rPr>
+          <w:rFonts w:ascii="Arial Unicode MS" w:eastAsia="Arial Unicode MS" w:hAnsi="Arial Unicode MS" w:cs="Arial Unicode MS"/>
+          <w:b/>
+          <w:bCs/>
+          <w:cs/>
+        </w:rPr>
+        <w:t xml:space="preserve"> </w:t>
+      </w:r>
+      <w:r>
+        <w:rPr>
+          <w:rFonts w:ascii="Arial Unicode MS" w:eastAsia="Arial Unicode MS" w:hAnsi="Arial Unicode MS" w:cs="Arial Unicode MS"/>
+          <w:b/>
+          <w:bCs/>
+        </w:rPr>
+        <w:t xml:space="preserve">Sales </w:t>
+      </w:r>
+      <w:r>
+        <w:rPr>
+          <w:rFonts w:ascii="Arial Unicode MS" w:eastAsia="Arial Unicode MS" w:hAnsi="Arial Unicode MS" w:cs="Arial Unicode MS" w:hint="cs"/>
+          <w:b/>
+          <w:bCs/>
+          <w:cs/>
+        </w:rPr>
+        <w:t>ระบุรายละเอียดไซส์</w:t>
+      </w:r>
+      <w:r>
+        <w:rPr>
+          <w:rFonts w:ascii="Arial Unicode MS" w:eastAsia="Arial Unicode MS" w:hAnsi="Arial Unicode MS" w:cs="Arial Unicode MS"/>
+          <w:b/>
+          <w:bCs/>
+          <w:cs/>
         </w:rPr>
         <w:t>/</w:t>
       </w:r>
-      <w:proofErr w:type="spellStart"/>
-      <w:r>
-        <w:rPr>
-          <w:rFonts w:ascii="Arial Unicode MS" w:eastAsia="Arial Unicode MS" w:hAnsi="Arial Unicode MS" w:cs="Arial Unicode MS"/>
-          <w:b/>
-          <w:bCs/>
-        </w:rPr>
-        <w:t>ใบส่งของ</w:t>
-      </w:r>
-      <w:proofErr w:type="spellEnd"/>
-      <w:r>
-        <w:rPr>
-          <w:rFonts w:ascii="Arial Unicode MS" w:eastAsia="Arial Unicode MS" w:hAnsi="Arial Unicode MS" w:cs="Arial Unicode MS"/>
-          <w:b/>
-          <w:bCs/>
-        </w:rPr>
-        <w:t>):</w:t>
-      </w:r>
-      <w:r>
-        <w:rPr>
-          <w:rFonts w:ascii="Arial Unicode MS" w:eastAsia="Arial Unicode MS" w:hAnsi="Arial Unicode MS" w:cs="Arial Unicode MS"/>
-        </w:rPr>
-        <w:t xml:space="preserve"> </w:t>
-      </w:r>
-      <w:proofErr w:type="spellStart"/>
-      <w:r>
-        <w:rPr>
-          <w:rFonts w:ascii="Arial Unicode MS" w:eastAsia="Arial Unicode MS" w:hAnsi="Arial Unicode MS" w:cs="Arial Unicode MS"/>
-        </w:rPr>
-        <w:t>บิลขายทั่วไป</w:t>
-      </w:r>
-      <w:proofErr w:type="spellEnd"/>
-      <w:r>
-        <w:rPr>
-          <w:rFonts w:ascii="Arial Unicode MS" w:eastAsia="Arial Unicode MS" w:hAnsi="Arial Unicode MS" w:cs="Arial Unicode MS"/>
+      <w:r>
+        <w:rPr>
+          <w:rFonts w:ascii="Arial Unicode MS" w:eastAsia="Arial Unicode MS" w:hAnsi="Arial Unicode MS" w:cs="Arial Unicode MS"/>
+          <w:b/>
+          <w:bCs/>
+        </w:rPr>
+        <w:t xml:space="preserve">SKU </w:t>
+      </w:r>
+      <w:r>
+        <w:rPr>
+          <w:rFonts w:ascii="Arial Unicode MS" w:eastAsia="Arial Unicode MS" w:hAnsi="Arial Unicode MS" w:cs="Arial Unicode MS" w:hint="cs"/>
+          <w:b/>
+          <w:bCs/>
+          <w:cs/>
+        </w:rPr>
+        <w:t>และแนบรูปภาพ</w:t>
+      </w:r>
+      <w:r>
+        <w:rPr>
+          <w:rFonts w:ascii="Arial Unicode MS" w:eastAsia="Arial Unicode MS" w:hAnsi="Arial Unicode MS" w:cs="Arial Unicode MS"/>
+          <w:b/>
+          <w:bCs/>
+          <w:cs/>
+        </w:rPr>
+        <w:t xml:space="preserve"> </w:t>
+      </w:r>
+      <w:r>
+        <w:rPr>
+          <w:rFonts w:ascii="Arial Unicode MS" w:eastAsia="Arial Unicode MS" w:hAnsi="Arial Unicode MS" w:cs="Arial Unicode MS"/>
+          <w:b/>
+          <w:bCs/>
+        </w:rPr>
+        <w:t xml:space="preserve">Mockup </w:t>
+      </w:r>
+      <w:r>
+        <w:rPr>
+          <w:rFonts w:ascii="Arial Unicode MS" w:eastAsia="Arial Unicode MS" w:hAnsi="Arial Unicode MS" w:cs="Arial Unicode MS" w:hint="cs"/>
+          <w:b/>
+          <w:bCs/>
+          <w:cs/>
+        </w:rPr>
+        <w:t>เมื่อกดยืนยัน</w:t>
+      </w:r>
+      <w:r>
+        <w:rPr>
+          <w:rFonts w:ascii="Arial Unicode MS" w:eastAsia="Arial Unicode MS" w:hAnsi="Arial Unicode MS" w:cs="Arial Unicode MS"/>
+          <w:b/>
+          <w:bCs/>
+          <w:cs/>
+        </w:rPr>
+        <w:t xml:space="preserve"> "</w:t>
+      </w:r>
+      <w:r>
+        <w:rPr>
+          <w:rFonts w:ascii="Arial Unicode MS" w:eastAsia="Arial Unicode MS" w:hAnsi="Arial Unicode MS" w:cs="Arial Unicode MS" w:hint="cs"/>
+          <w:b/>
+          <w:bCs/>
+          <w:cs/>
+        </w:rPr>
+        <w:t>ส่งงานผลิต</w:t>
+      </w:r>
+      <w:r>
+        <w:rPr>
+          <w:rFonts w:ascii="Arial Unicode MS" w:eastAsia="Arial Unicode MS" w:hAnsi="Arial Unicode MS" w:cs="Arial Unicode MS"/>
+          <w:b/>
+          <w:bCs/>
+          <w:cs/>
+        </w:rPr>
+        <w:t xml:space="preserve">" </w:t>
+      </w:r>
+      <w:r>
+        <w:rPr>
+          <w:rFonts w:ascii="Arial Unicode MS" w:eastAsia="Arial Unicode MS" w:hAnsi="Arial Unicode MS" w:cs="Arial Unicode MS" w:hint="cs"/>
+          <w:b/>
+          <w:bCs/>
+          <w:cs/>
+        </w:rPr>
+        <w:t>ระบบจะทำการสร้างใบสั่งผลิต</w:t>
+      </w:r>
+      <w:r>
+        <w:rPr>
+          <w:rFonts w:ascii="Arial Unicode MS" w:eastAsia="Arial Unicode MS" w:hAnsi="Arial Unicode MS" w:cs="Arial Unicode MS"/>
+          <w:b/>
+          <w:bCs/>
+          <w:cs/>
         </w:rPr>
         <w:t xml:space="preserve"> (</w:t>
       </w:r>
-      <w:proofErr w:type="spellStart"/>
-      <w:r>
-        <w:rPr>
-          <w:rFonts w:ascii="Arial Unicode MS" w:eastAsia="Arial Unicode MS" w:hAnsi="Arial Unicode MS" w:cs="Arial Unicode MS"/>
-        </w:rPr>
-        <w:t>ไม่มี</w:t>
-      </w:r>
-      <w:proofErr w:type="spellEnd"/>
-      <w:r>
-        <w:rPr>
-          <w:rFonts w:ascii="Arial Unicode MS" w:eastAsia="Arial Unicode MS" w:hAnsi="Arial Unicode MS" w:cs="Arial Unicode MS"/>
-        </w:rPr>
-        <w:t xml:space="preserve"> VAT) </w:t>
-      </w:r>
-      <w:proofErr w:type="spellStart"/>
-      <w:r>
-        <w:rPr>
-          <w:rFonts w:ascii="Arial Unicode MS" w:eastAsia="Arial Unicode MS" w:hAnsi="Arial Unicode MS" w:cs="Arial Unicode MS"/>
-        </w:rPr>
-        <w:t>มีผลตัดสต็อกขาออกทันที</w:t>
-      </w:r>
-      <w:proofErr w:type="spellEnd"/>
+      <w:r>
+        <w:rPr>
+          <w:rFonts w:ascii="Arial Unicode MS" w:eastAsia="Arial Unicode MS" w:hAnsi="Arial Unicode MS" w:cs="Arial Unicode MS"/>
+          <w:b/>
+          <w:bCs/>
+        </w:rPr>
+        <w:t xml:space="preserve">MTO) </w:t>
+      </w:r>
+      <w:r>
+        <w:rPr>
+          <w:rFonts w:ascii="Arial Unicode MS" w:eastAsia="Arial Unicode MS" w:hAnsi="Arial Unicode MS" w:cs="Arial Unicode MS" w:hint="cs"/>
+          <w:b/>
+          <w:bCs/>
+          <w:cs/>
+        </w:rPr>
+        <w:t>บน</w:t>
+      </w:r>
+      <w:r>
+        <w:rPr>
+          <w:rFonts w:ascii="Arial Unicode MS" w:eastAsia="Arial Unicode MS" w:hAnsi="Arial Unicode MS" w:cs="Arial Unicode MS"/>
+          <w:b/>
+          <w:bCs/>
+          <w:cs/>
+        </w:rPr>
+        <w:t xml:space="preserve"> </w:t>
+      </w:r>
+      <w:r>
+        <w:rPr>
+          <w:rFonts w:ascii="Arial Unicode MS" w:eastAsia="Arial Unicode MS" w:hAnsi="Arial Unicode MS" w:cs="Arial Unicode MS"/>
+          <w:b/>
+          <w:bCs/>
+        </w:rPr>
+        <w:t xml:space="preserve">Kanban Board </w:t>
+      </w:r>
+      <w:r>
+        <w:rPr>
+          <w:rFonts w:ascii="Arial Unicode MS" w:eastAsia="Arial Unicode MS" w:hAnsi="Arial Unicode MS" w:cs="Arial Unicode MS" w:hint="cs"/>
+          <w:b/>
+          <w:bCs/>
+          <w:cs/>
+        </w:rPr>
+        <w:t>พร้อมคำนวณวัตถุดิบอัตโนมัติ</w:t>
+      </w:r>
+      <w:r>
+        <w:rPr>
+          <w:rFonts w:ascii="Arial Unicode MS" w:eastAsia="Arial Unicode MS" w:hAnsi="Arial Unicode MS" w:cs="Arial Unicode MS"/>
+          <w:b/>
+          <w:bCs/>
+          <w:cs/>
+        </w:rPr>
+        <w:t xml:space="preserve"> (</w:t>
+      </w:r>
+      <w:r>
+        <w:rPr>
+          <w:rFonts w:ascii="Arial Unicode MS" w:eastAsia="Arial Unicode MS" w:hAnsi="Arial Unicode MS" w:cs="Arial Unicode MS"/>
+          <w:b/>
+          <w:bCs/>
+        </w:rPr>
+        <w:t>Sales Order Driven Production)</w:t>
+      </w:r>
     </w:p>
     <w:p>
       <w:pPr>
@@ -468,16 +567,34 @@
           <w:b/>
           <w:bCs/>
         </w:rPr>
-        <w:t xml:space="preserve">TAX_INV (Tax Invoice - </w:t>
-      </w:r>
-      <w:proofErr w:type="spellStart"/>
-      <w:r>
-        <w:rPr>
-          <w:rFonts w:ascii="Arial Unicode MS" w:eastAsia="Arial Unicode MS" w:hAnsi="Arial Unicode MS" w:cs="Arial Unicode MS"/>
-          <w:b/>
-          <w:bCs/>
-        </w:rPr>
-        <w:t>ใบกำกับภาษีเต็มรูป</w:t>
+        <w:t xml:space="preserve">INV_DO (Invoice/Delivery Order - </w:t>
+      </w:r>
+      <w:proofErr w:type="spellStart"/>
+      <w:r>
+        <w:rPr>
+          <w:rFonts w:ascii="Arial Unicode MS" w:eastAsia="Arial Unicode MS" w:hAnsi="Arial Unicode MS" w:cs="Arial Unicode MS"/>
+          <w:b/>
+          <w:bCs/>
+        </w:rPr>
+        <w:t>ใบกำกับสินค้า</w:t>
+      </w:r>
+      <w:proofErr w:type="spellEnd"/>
+      <w:r>
+        <w:rPr>
+          <w:rFonts w:ascii="Arial Unicode MS" w:eastAsia="Arial Unicode MS" w:hAnsi="Arial Unicode MS" w:cs="Arial Unicode MS"/>
+          <w:b/>
+          <w:bCs/>
+        </w:rPr>
+        <w:t>/</w:t>
+      </w:r>
+      <w:proofErr w:type="spellStart"/>
+      <w:r>
+        <w:rPr>
+          <w:rFonts w:ascii="Arial Unicode MS" w:eastAsia="Arial Unicode MS" w:hAnsi="Arial Unicode MS" w:cs="Arial Unicode MS"/>
+          <w:b/>
+          <w:bCs/>
+        </w:rPr>
+        <w:t>ใบส่งของ</w:t>
       </w:r>
       <w:proofErr w:type="spellEnd"/>
       <w:r>
@@ -499,35 +616,35 @@
         <w:rPr>
           <w:rFonts w:ascii="Arial Unicode MS" w:eastAsia="Arial Unicode MS" w:hAnsi="Arial Unicode MS" w:cs="Arial Unicode MS"/>
         </w:rPr>
-        <w:t>บิลขายสำหรับบริษัทที่จดทะเบียน</w:t>
-      </w:r>
-      <w:proofErr w:type="spellEnd"/>
-      <w:r>
-        <w:rPr>
-          <w:rFonts w:ascii="Arial Unicode MS" w:eastAsia="Arial Unicode MS" w:hAnsi="Arial Unicode MS" w:cs="Arial Unicode MS"/>
-        </w:rPr>
-        <w:t xml:space="preserve"> VAT (</w:t>
-      </w:r>
-      <w:proofErr w:type="spellStart"/>
-      <w:r>
-        <w:rPr>
-          <w:rFonts w:ascii="Arial Unicode MS" w:eastAsia="Arial Unicode MS" w:hAnsi="Arial Unicode MS" w:cs="Arial Unicode MS"/>
-        </w:rPr>
-        <w:t>คำนวณภาษีแบบ</w:t>
-      </w:r>
-      <w:proofErr w:type="spellEnd"/>
-      <w:r>
-        <w:rPr>
-          <w:rFonts w:ascii="Arial Unicode MS" w:eastAsia="Arial Unicode MS" w:hAnsi="Arial Unicode MS" w:cs="Arial Unicode MS"/>
-        </w:rPr>
-        <w:t xml:space="preserve"> Exclusive/Inclusive) </w:t>
-      </w:r>
-      <w:proofErr w:type="spellStart"/>
-      <w:r>
-        <w:rPr>
-          <w:rFonts w:ascii="Arial Unicode MS" w:eastAsia="Arial Unicode MS" w:hAnsi="Arial Unicode MS" w:cs="Arial Unicode MS"/>
-        </w:rPr>
-        <w:t>มีผลตัดสต็อกขาออก</w:t>
+        <w:t>บิลขายทั่วไป</w:t>
+      </w:r>
+      <w:proofErr w:type="spellEnd"/>
+      <w:r>
+        <w:rPr>
+          <w:rFonts w:ascii="Arial Unicode MS" w:eastAsia="Arial Unicode MS" w:hAnsi="Arial Unicode MS" w:cs="Arial Unicode MS"/>
+        </w:rPr>
+        <w:t xml:space="preserve"> (</w:t>
+      </w:r>
+      <w:proofErr w:type="spellStart"/>
+      <w:r>
+        <w:rPr>
+          <w:rFonts w:ascii="Arial Unicode MS" w:eastAsia="Arial Unicode MS" w:hAnsi="Arial Unicode MS" w:cs="Arial Unicode MS"/>
+        </w:rPr>
+        <w:t>ไม่มี</w:t>
+      </w:r>
+      <w:proofErr w:type="spellEnd"/>
+      <w:r>
+        <w:rPr>
+          <w:rFonts w:ascii="Arial Unicode MS" w:eastAsia="Arial Unicode MS" w:hAnsi="Arial Unicode MS" w:cs="Arial Unicode MS"/>
+        </w:rPr>
+        <w:t xml:space="preserve"> VAT) </w:t>
+      </w:r>
+      <w:proofErr w:type="spellStart"/>
+      <w:r>
+        <w:rPr>
+          <w:rFonts w:ascii="Arial Unicode MS" w:eastAsia="Arial Unicode MS" w:hAnsi="Arial Unicode MS" w:cs="Arial Unicode MS"/>
+        </w:rPr>
+        <w:t>มีผลตัดสต็อกขาออกทันที</w:t>
       </w:r>
       <w:proofErr w:type="spellEnd"/>
     </w:p>
@@ -551,16 +668,16 @@
           <w:b/>
           <w:bCs/>
         </w:rPr>
-        <w:t xml:space="preserve">CS_TAX (Cash Sale Tax - </w:t>
-      </w:r>
-      <w:proofErr w:type="spellStart"/>
-      <w:r>
-        <w:rPr>
-          <w:rFonts w:ascii="Arial Unicode MS" w:eastAsia="Arial Unicode MS" w:hAnsi="Arial Unicode MS" w:cs="Arial Unicode MS"/>
-          <w:b/>
-          <w:bCs/>
-        </w:rPr>
-        <w:t>ใบกำกับภาษีอย่างย่อ</w:t>
+        <w:t xml:space="preserve">TAX_INV (Tax Invoice - </w:t>
+      </w:r>
+      <w:proofErr w:type="spellStart"/>
+      <w:r>
+        <w:rPr>
+          <w:rFonts w:ascii="Arial Unicode MS" w:eastAsia="Arial Unicode MS" w:hAnsi="Arial Unicode MS" w:cs="Arial Unicode MS"/>
+          <w:b/>
+          <w:bCs/>
+        </w:rPr>
+        <w:t>ใบกำกับภาษีเต็มรูป</w:t>
       </w:r>
       <w:proofErr w:type="spellEnd"/>
       <w:r>
@@ -582,28 +699,28 @@
         <w:rPr>
           <w:rFonts w:ascii="Arial Unicode MS" w:eastAsia="Arial Unicode MS" w:hAnsi="Arial Unicode MS" w:cs="Arial Unicode MS"/>
         </w:rPr>
-        <w:t>บิลขายหน้าร้าน</w:t>
-      </w:r>
-      <w:proofErr w:type="spellEnd"/>
-      <w:r>
-        <w:rPr>
-          <w:rFonts w:ascii="Arial Unicode MS" w:eastAsia="Arial Unicode MS" w:hAnsi="Arial Unicode MS" w:cs="Arial Unicode MS"/>
-        </w:rPr>
-        <w:t xml:space="preserve"> (ABB) </w:t>
-      </w:r>
-      <w:proofErr w:type="spellStart"/>
-      <w:r>
-        <w:rPr>
-          <w:rFonts w:ascii="Arial Unicode MS" w:eastAsia="Arial Unicode MS" w:hAnsi="Arial Unicode MS" w:cs="Arial Unicode MS"/>
-        </w:rPr>
-        <w:t>สำหรับลูกค้าทั่วไป</w:t>
-      </w:r>
-      <w:proofErr w:type="spellEnd"/>
-      <w:r>
-        <w:rPr>
-          <w:rFonts w:ascii="Arial Unicode MS" w:eastAsia="Arial Unicode MS" w:hAnsi="Arial Unicode MS" w:cs="Arial Unicode MS"/>
-        </w:rPr>
-        <w:t xml:space="preserve"> </w:t>
+        <w:t>บิลขายสำหรับบริษัทที่จดทะเบียน</w:t>
+      </w:r>
+      <w:proofErr w:type="spellEnd"/>
+      <w:r>
+        <w:rPr>
+          <w:rFonts w:ascii="Arial Unicode MS" w:eastAsia="Arial Unicode MS" w:hAnsi="Arial Unicode MS" w:cs="Arial Unicode MS"/>
+        </w:rPr>
+        <w:t xml:space="preserve"> VAT (</w:t>
+      </w:r>
+      <w:proofErr w:type="spellStart"/>
+      <w:r>
+        <w:rPr>
+          <w:rFonts w:ascii="Arial Unicode MS" w:eastAsia="Arial Unicode MS" w:hAnsi="Arial Unicode MS" w:cs="Arial Unicode MS"/>
+        </w:rPr>
+        <w:t>คำนวณภาษีแบบ</w:t>
+      </w:r>
+      <w:proofErr w:type="spellEnd"/>
+      <w:r>
+        <w:rPr>
+          <w:rFonts w:ascii="Arial Unicode MS" w:eastAsia="Arial Unicode MS" w:hAnsi="Arial Unicode MS" w:cs="Arial Unicode MS"/>
+        </w:rPr>
+        <w:t xml:space="preserve"> Exclusive/Inclusive) </w:t>
       </w:r>
       <w:proofErr w:type="spellStart"/>
       <w:r>
@@ -634,16 +751,16 @@
           <w:b/>
           <w:bCs/>
         </w:rPr>
-        <w:t xml:space="preserve">ABB (Abbreviated Tax Invoice - </w:t>
-      </w:r>
-      <w:proofErr w:type="spellStart"/>
-      <w:r>
-        <w:rPr>
-          <w:rFonts w:ascii="Arial Unicode MS" w:eastAsia="Arial Unicode MS" w:hAnsi="Arial Unicode MS" w:cs="Arial Unicode MS"/>
-          <w:b/>
-          <w:bCs/>
-        </w:rPr>
-        <w:t>ใบเสร็จรับเงินอย่างย่อ</w:t>
+        <w:t xml:space="preserve">CS_TAX (Cash Sale Tax - </w:t>
+      </w:r>
+      <w:proofErr w:type="spellStart"/>
+      <w:r>
+        <w:rPr>
+          <w:rFonts w:ascii="Arial Unicode MS" w:eastAsia="Arial Unicode MS" w:hAnsi="Arial Unicode MS" w:cs="Arial Unicode MS"/>
+          <w:b/>
+          <w:bCs/>
+        </w:rPr>
+        <w:t>ใบกำกับภาษีอย่างย่อ</w:t>
       </w:r>
       <w:proofErr w:type="spellEnd"/>
       <w:r>
@@ -665,7 +782,35 @@
         <w:rPr>
           <w:rFonts w:ascii="Arial Unicode MS" w:eastAsia="Arial Unicode MS" w:hAnsi="Arial Unicode MS" w:cs="Arial Unicode MS"/>
         </w:rPr>
-        <w:t>ใบเสร็จรับเงินสำหรับขายหน้าร้าน</w:t>
+        <w:t>บิลขายหน้าร้าน</w:t>
+      </w:r>
+      <w:proofErr w:type="spellEnd"/>
+      <w:r>
+        <w:rPr>
+          <w:rFonts w:ascii="Arial Unicode MS" w:eastAsia="Arial Unicode MS" w:hAnsi="Arial Unicode MS" w:cs="Arial Unicode MS"/>
+        </w:rPr>
+        <w:t xml:space="preserve"> (ABB) </w:t>
+      </w:r>
+      <w:proofErr w:type="spellStart"/>
+      <w:r>
+        <w:rPr>
+          <w:rFonts w:ascii="Arial Unicode MS" w:eastAsia="Arial Unicode MS" w:hAnsi="Arial Unicode MS" w:cs="Arial Unicode MS"/>
+        </w:rPr>
+        <w:t>สำหรับลูกค้าทั่วไป</w:t>
+      </w:r>
+      <w:proofErr w:type="spellEnd"/>
+      <w:r>
+        <w:rPr>
+          <w:rFonts w:ascii="Arial Unicode MS" w:eastAsia="Arial Unicode MS" w:hAnsi="Arial Unicode MS" w:cs="Arial Unicode MS"/>
+        </w:rPr>
+        <w:t xml:space="preserve"> </w:t>
+      </w:r>
+      <w:proofErr w:type="spellStart"/>
+      <w:r>
+        <w:rPr>
+          <w:rFonts w:ascii="Arial Unicode MS" w:eastAsia="Arial Unicode MS" w:hAnsi="Arial Unicode MS" w:cs="Arial Unicode MS"/>
+        </w:rPr>
+        <w:t>มีผลตัดสต็อกขาออก</w:t>
       </w:r>
       <w:proofErr w:type="spellEnd"/>
     </w:p>
@@ -689,16 +834,16 @@
           <w:b/>
           <w:bCs/>
         </w:rPr>
-        <w:t xml:space="preserve">BN (Billing Note - </w:t>
-      </w:r>
-      <w:proofErr w:type="spellStart"/>
-      <w:r>
-        <w:rPr>
-          <w:rFonts w:ascii="Arial Unicode MS" w:eastAsia="Arial Unicode MS" w:hAnsi="Arial Unicode MS" w:cs="Arial Unicode MS"/>
-          <w:b/>
-          <w:bCs/>
-        </w:rPr>
-        <w:t>ใบวางบิลลูกหนี้</w:t>
+        <w:t xml:space="preserve">ABB (Abbreviated Tax Invoice - </w:t>
+      </w:r>
+      <w:proofErr w:type="spellStart"/>
+      <w:r>
+        <w:rPr>
+          <w:rFonts w:ascii="Arial Unicode MS" w:eastAsia="Arial Unicode MS" w:hAnsi="Arial Unicode MS" w:cs="Arial Unicode MS"/>
+          <w:b/>
+          <w:bCs/>
+        </w:rPr>
+        <w:t>ใบเสร็จรับเงินอย่างย่อ</w:t>
       </w:r>
       <w:proofErr w:type="spellEnd"/>
       <w:r>
@@ -720,57 +865,9 @@
         <w:rPr>
           <w:rFonts w:ascii="Arial Unicode MS" w:eastAsia="Arial Unicode MS" w:hAnsi="Arial Unicode MS" w:cs="Arial Unicode MS"/>
         </w:rPr>
-        <w:t>เอกสารรวบรวมบิลขายหลายใบเพื่อเรียกเก็บเงิน</w:t>
-      </w:r>
-      <w:proofErr w:type="spellEnd"/>
-      <w:r>
-        <w:rPr>
-          <w:rFonts w:ascii="Arial Unicode MS" w:eastAsia="Arial Unicode MS" w:hAnsi="Arial Unicode MS" w:cs="Arial Unicode MS"/>
-        </w:rPr>
-        <w:t xml:space="preserve"> </w:t>
-      </w:r>
-      <w:proofErr w:type="spellStart"/>
-      <w:r>
-        <w:rPr>
-          <w:rFonts w:ascii="Arial Unicode MS" w:eastAsia="Arial Unicode MS" w:hAnsi="Arial Unicode MS" w:cs="Arial Unicode MS"/>
-        </w:rPr>
-        <w:t>ไม่มีผลต่อ</w:t>
-      </w:r>
-      <w:proofErr w:type="spellEnd"/>
-      <w:r>
-        <w:rPr>
-          <w:rFonts w:ascii="Arial Unicode MS" w:eastAsia="Arial Unicode MS" w:hAnsi="Arial Unicode MS" w:cs="Arial Unicode MS"/>
-        </w:rPr>
-        <w:t xml:space="preserve"> GL (</w:t>
-      </w:r>
-      <w:proofErr w:type="spellStart"/>
-      <w:r>
-        <w:rPr>
-          <w:rFonts w:ascii="Arial Unicode MS" w:eastAsia="Arial Unicode MS" w:hAnsi="Arial Unicode MS" w:cs="Arial Unicode MS"/>
-        </w:rPr>
-        <w:t>ใช้สำหรับการทำ</w:t>
-      </w:r>
-      <w:proofErr w:type="spellEnd"/>
-      <w:r>
-        <w:rPr>
-          <w:rFonts w:ascii="Arial Unicode MS" w:eastAsia="Arial Unicode MS" w:hAnsi="Arial Unicode MS" w:cs="Arial Unicode MS"/>
-        </w:rPr>
-        <w:t xml:space="preserve"> Knock-off Allocation </w:t>
-      </w:r>
-      <w:proofErr w:type="spellStart"/>
-      <w:r>
-        <w:rPr>
-          <w:rFonts w:ascii="Arial Unicode MS" w:eastAsia="Arial Unicode MS" w:hAnsi="Arial Unicode MS" w:cs="Arial Unicode MS"/>
-        </w:rPr>
-        <w:t>ได้ง่ายขึ้น</w:t>
-      </w:r>
-      <w:proofErr w:type="spellEnd"/>
-      <w:r>
-        <w:rPr>
-          <w:rFonts w:ascii="Arial Unicode MS" w:eastAsia="Arial Unicode MS" w:hAnsi="Arial Unicode MS" w:cs="Arial Unicode MS"/>
-        </w:rPr>
-        <w:t>)</w:t>
-      </w:r>
+        <w:t>ใบเสร็จรับเงินสำหรับขายหน้าร้าน</w:t>
+      </w:r>
+      <w:proofErr w:type="spellEnd"/>
     </w:p>
     <w:p>
       <w:pPr>
@@ -792,16 +889,16 @@
           <w:b/>
           <w:bCs/>
         </w:rPr>
-        <w:t xml:space="preserve">REC (Receipt - </w:t>
-      </w:r>
-      <w:proofErr w:type="spellStart"/>
-      <w:r>
-        <w:rPr>
-          <w:rFonts w:ascii="Arial Unicode MS" w:eastAsia="Arial Unicode MS" w:hAnsi="Arial Unicode MS" w:cs="Arial Unicode MS"/>
-          <w:b/>
-          <w:bCs/>
-        </w:rPr>
-        <w:t>ใบเสร็จรับเงิน</w:t>
+        <w:t xml:space="preserve">BN (Billing Note - </w:t>
+      </w:r>
+      <w:proofErr w:type="spellStart"/>
+      <w:r>
+        <w:rPr>
+          <w:rFonts w:ascii="Arial Unicode MS" w:eastAsia="Arial Unicode MS" w:hAnsi="Arial Unicode MS" w:cs="Arial Unicode MS"/>
+          <w:b/>
+          <w:bCs/>
+        </w:rPr>
+        <w:t>ใบวางบิลลูกหนี้</w:t>
       </w:r>
       <w:proofErr w:type="spellEnd"/>
       <w:r>
@@ -823,42 +920,56 @@
         <w:rPr>
           <w:rFonts w:ascii="Arial Unicode MS" w:eastAsia="Arial Unicode MS" w:hAnsi="Arial Unicode MS" w:cs="Arial Unicode MS"/>
         </w:rPr>
-        <w:t>บันทึกรับชำระหนี้จากลูกหนี้</w:t>
-      </w:r>
-      <w:proofErr w:type="spellEnd"/>
-      <w:r>
-        <w:rPr>
-          <w:rFonts w:ascii="Arial Unicode MS" w:eastAsia="Arial Unicode MS" w:hAnsi="Arial Unicode MS" w:cs="Arial Unicode MS"/>
-        </w:rPr>
-        <w:t xml:space="preserve"> </w:t>
-      </w:r>
-      <w:proofErr w:type="spellStart"/>
-      <w:r>
-        <w:rPr>
-          <w:rFonts w:ascii="Arial Unicode MS" w:eastAsia="Arial Unicode MS" w:hAnsi="Arial Unicode MS" w:cs="Arial Unicode MS"/>
-        </w:rPr>
-        <w:t>หรือรับเงินสด</w:t>
-      </w:r>
-      <w:proofErr w:type="spellEnd"/>
-      <w:r>
-        <w:rPr>
-          <w:rFonts w:ascii="Arial Unicode MS" w:eastAsia="Arial Unicode MS" w:hAnsi="Arial Unicode MS" w:cs="Arial Unicode MS"/>
-        </w:rPr>
-        <w:t xml:space="preserve"> (</w:t>
-      </w:r>
-      <w:proofErr w:type="spellStart"/>
-      <w:r>
-        <w:rPr>
-          <w:rFonts w:ascii="Arial Unicode MS" w:eastAsia="Arial Unicode MS" w:hAnsi="Arial Unicode MS" w:cs="Arial Unicode MS"/>
-        </w:rPr>
-        <w:t>ตัดจาก</w:t>
-      </w:r>
-      <w:proofErr w:type="spellEnd"/>
-      <w:r>
-        <w:rPr>
-          <w:rFonts w:ascii="Arial Unicode MS" w:eastAsia="Arial Unicode MS" w:hAnsi="Arial Unicode MS" w:cs="Arial Unicode MS"/>
-        </w:rPr>
-        <w:t xml:space="preserve"> INV_DO, TAX_INV)</w:t>
+        <w:t>เอกสารรวบรวมบิลขายหลายใบเพื่อเรียกเก็บเงิน</w:t>
+      </w:r>
+      <w:proofErr w:type="spellEnd"/>
+      <w:r>
+        <w:rPr>
+          <w:rFonts w:ascii="Arial Unicode MS" w:eastAsia="Arial Unicode MS" w:hAnsi="Arial Unicode MS" w:cs="Arial Unicode MS"/>
+        </w:rPr>
+        <w:t xml:space="preserve"> </w:t>
+      </w:r>
+      <w:proofErr w:type="spellStart"/>
+      <w:r>
+        <w:rPr>
+          <w:rFonts w:ascii="Arial Unicode MS" w:eastAsia="Arial Unicode MS" w:hAnsi="Arial Unicode MS" w:cs="Arial Unicode MS"/>
+        </w:rPr>
+        <w:t>ไม่มีผลต่อ</w:t>
+      </w:r>
+      <w:proofErr w:type="spellEnd"/>
+      <w:r>
+        <w:rPr>
+          <w:rFonts w:ascii="Arial Unicode MS" w:eastAsia="Arial Unicode MS" w:hAnsi="Arial Unicode MS" w:cs="Arial Unicode MS"/>
+        </w:rPr>
+        <w:t xml:space="preserve"> GL (</w:t>
+      </w:r>
+      <w:proofErr w:type="spellStart"/>
+      <w:r>
+        <w:rPr>
+          <w:rFonts w:ascii="Arial Unicode MS" w:eastAsia="Arial Unicode MS" w:hAnsi="Arial Unicode MS" w:cs="Arial Unicode MS"/>
+        </w:rPr>
+        <w:t>ใช้สำหรับการทำ</w:t>
+      </w:r>
+      <w:proofErr w:type="spellEnd"/>
+      <w:r>
+        <w:rPr>
+          <w:rFonts w:ascii="Arial Unicode MS" w:eastAsia="Arial Unicode MS" w:hAnsi="Arial Unicode MS" w:cs="Arial Unicode MS"/>
+        </w:rPr>
+        <w:t xml:space="preserve"> Knock-off Allocation </w:t>
+      </w:r>
+      <w:proofErr w:type="spellStart"/>
+      <w:r>
+        <w:rPr>
+          <w:rFonts w:ascii="Arial Unicode MS" w:eastAsia="Arial Unicode MS" w:hAnsi="Arial Unicode MS" w:cs="Arial Unicode MS"/>
+        </w:rPr>
+        <w:t>ได้ง่ายขึ้น</w:t>
+      </w:r>
+      <w:proofErr w:type="spellEnd"/>
+      <w:r>
+        <w:rPr>
+          <w:rFonts w:ascii="Arial Unicode MS" w:eastAsia="Arial Unicode MS" w:hAnsi="Arial Unicode MS" w:cs="Arial Unicode MS"/>
+        </w:rPr>
+        <w:t>)</w:t>
       </w:r>
     </w:p>
     <w:p>
@@ -881,16 +992,16 @@
           <w:b/>
           <w:bCs/>
         </w:rPr>
-        <w:t xml:space="preserve">DEP_IN (Deposit In - </w:t>
-      </w:r>
-      <w:proofErr w:type="spellStart"/>
-      <w:r>
-        <w:rPr>
-          <w:rFonts w:ascii="Arial Unicode MS" w:eastAsia="Arial Unicode MS" w:hAnsi="Arial Unicode MS" w:cs="Arial Unicode MS"/>
-          <w:b/>
-          <w:bCs/>
-        </w:rPr>
-        <w:t>ใบรับเงินมัดจำ</w:t>
+        <w:t xml:space="preserve">REC (Receipt - </w:t>
+      </w:r>
+      <w:proofErr w:type="spellStart"/>
+      <w:r>
+        <w:rPr>
+          <w:rFonts w:ascii="Arial Unicode MS" w:eastAsia="Arial Unicode MS" w:hAnsi="Arial Unicode MS" w:cs="Arial Unicode MS"/>
+          <w:b/>
+          <w:bCs/>
+        </w:rPr>
+        <w:t>ใบเสร็จรับเงิน</w:t>
       </w:r>
       <w:proofErr w:type="spellEnd"/>
       <w:r>
@@ -912,35 +1023,21 @@
         <w:rPr>
           <w:rFonts w:ascii="Arial Unicode MS" w:eastAsia="Arial Unicode MS" w:hAnsi="Arial Unicode MS" w:cs="Arial Unicode MS"/>
         </w:rPr>
-        <w:t>บันทึกรับเงินมัดจำจากลูกค้า</w:t>
-      </w:r>
-      <w:proofErr w:type="spellEnd"/>
-      <w:r>
-        <w:rPr>
-          <w:rFonts w:ascii="Arial Unicode MS" w:eastAsia="Arial Unicode MS" w:hAnsi="Arial Unicode MS" w:cs="Arial Unicode MS"/>
-        </w:rPr>
-        <w:t xml:space="preserve"> </w:t>
-      </w:r>
-      <w:proofErr w:type="spellStart"/>
-      <w:r>
-        <w:rPr>
-          <w:rFonts w:ascii="Arial Unicode MS" w:eastAsia="Arial Unicode MS" w:hAnsi="Arial Unicode MS" w:cs="Arial Unicode MS"/>
-        </w:rPr>
-        <w:t>สามารถนำยอดไปหักเป็นส่วนลดในใบ</w:t>
-      </w:r>
-      <w:proofErr w:type="spellEnd"/>
-      <w:r>
-        <w:rPr>
-          <w:rFonts w:ascii="Arial Unicode MS" w:eastAsia="Arial Unicode MS" w:hAnsi="Arial Unicode MS" w:cs="Arial Unicode MS"/>
-        </w:rPr>
-        <w:t xml:space="preserve"> REC </w:t>
-      </w:r>
-      <w:proofErr w:type="spellStart"/>
-      <w:r>
-        <w:rPr>
-          <w:rFonts w:ascii="Arial Unicode MS" w:eastAsia="Arial Unicode MS" w:hAnsi="Arial Unicode MS" w:cs="Arial Unicode MS"/>
-        </w:rPr>
-        <w:t>ได้</w:t>
+        <w:t>บันทึกรับชำระหนี้จากลูกหนี้</w:t>
+      </w:r>
+      <w:proofErr w:type="spellEnd"/>
+      <w:r>
+        <w:rPr>
+          <w:rFonts w:ascii="Arial Unicode MS" w:eastAsia="Arial Unicode MS" w:hAnsi="Arial Unicode MS" w:cs="Arial Unicode MS"/>
+        </w:rPr>
+        <w:t xml:space="preserve"> </w:t>
+      </w:r>
+      <w:proofErr w:type="spellStart"/>
+      <w:r>
+        <w:rPr>
+          <w:rFonts w:ascii="Arial Unicode MS" w:eastAsia="Arial Unicode MS" w:hAnsi="Arial Unicode MS" w:cs="Arial Unicode MS"/>
+        </w:rPr>
+        <w:t>หรือรับเงินสด</w:t>
       </w:r>
       <w:proofErr w:type="spellEnd"/>
       <w:r>
@@ -954,14 +1051,14 @@
         <w:rPr>
           <w:rFonts w:ascii="Arial Unicode MS" w:eastAsia="Arial Unicode MS" w:hAnsi="Arial Unicode MS" w:cs="Arial Unicode MS"/>
         </w:rPr>
-        <w:t>ตัดมัดจำ</w:t>
-      </w:r>
-      <w:proofErr w:type="spellEnd"/>
-      <w:r>
-        <w:rPr>
-          <w:rFonts w:ascii="Arial Unicode MS" w:eastAsia="Arial Unicode MS" w:hAnsi="Arial Unicode MS" w:cs="Arial Unicode MS"/>
-        </w:rPr>
-        <w:t>)</w:t>
+        <w:t>ตัดจาก</w:t>
+      </w:r>
+      <w:proofErr w:type="spellEnd"/>
+      <w:r>
+        <w:rPr>
+          <w:rFonts w:ascii="Arial Unicode MS" w:eastAsia="Arial Unicode MS" w:hAnsi="Arial Unicode MS" w:cs="Arial Unicode MS"/>
+        </w:rPr>
+        <w:t xml:space="preserve"> INV_DO, TAX_INV)</w:t>
       </w:r>
     </w:p>
     <w:p>
@@ -984,16 +1081,16 @@
           <w:b/>
           <w:bCs/>
         </w:rPr>
-        <w:t xml:space="preserve">AR_REFUND (SRF - Sales Refund - </w:t>
-      </w:r>
-      <w:proofErr w:type="spellStart"/>
-      <w:r>
-        <w:rPr>
-          <w:rFonts w:ascii="Arial Unicode MS" w:eastAsia="Arial Unicode MS" w:hAnsi="Arial Unicode MS" w:cs="Arial Unicode MS"/>
-          <w:b/>
-          <w:bCs/>
-        </w:rPr>
-        <w:t>ใบสำคัญจ่ายเงินคืน</w:t>
+        <w:t xml:space="preserve">DEP_IN (Deposit In - </w:t>
+      </w:r>
+      <w:proofErr w:type="spellStart"/>
+      <w:r>
+        <w:rPr>
+          <w:rFonts w:ascii="Arial Unicode MS" w:eastAsia="Arial Unicode MS" w:hAnsi="Arial Unicode MS" w:cs="Arial Unicode MS"/>
+          <w:b/>
+          <w:bCs/>
+        </w:rPr>
+        <w:t>ใบรับเงินมัดจำ</w:t>
       </w:r>
       <w:proofErr w:type="spellEnd"/>
       <w:r>
@@ -1015,7 +1112,35 @@
         <w:rPr>
           <w:rFonts w:ascii="Arial Unicode MS" w:eastAsia="Arial Unicode MS" w:hAnsi="Arial Unicode MS" w:cs="Arial Unicode MS"/>
         </w:rPr>
-        <w:t>บันทึกการจ่ายเงินคืนให้ลูกค้า</w:t>
+        <w:t>บันทึกรับเงินมัดจำจากลูกค้า</w:t>
+      </w:r>
+      <w:proofErr w:type="spellEnd"/>
+      <w:r>
+        <w:rPr>
+          <w:rFonts w:ascii="Arial Unicode MS" w:eastAsia="Arial Unicode MS" w:hAnsi="Arial Unicode MS" w:cs="Arial Unicode MS"/>
+        </w:rPr>
+        <w:t xml:space="preserve"> </w:t>
+      </w:r>
+      <w:proofErr w:type="spellStart"/>
+      <w:r>
+        <w:rPr>
+          <w:rFonts w:ascii="Arial Unicode MS" w:eastAsia="Arial Unicode MS" w:hAnsi="Arial Unicode MS" w:cs="Arial Unicode MS"/>
+        </w:rPr>
+        <w:t>สามารถนำยอดไปหักเป็นส่วนลดในใบ</w:t>
+      </w:r>
+      <w:proofErr w:type="spellEnd"/>
+      <w:r>
+        <w:rPr>
+          <w:rFonts w:ascii="Arial Unicode MS" w:eastAsia="Arial Unicode MS" w:hAnsi="Arial Unicode MS" w:cs="Arial Unicode MS"/>
+        </w:rPr>
+        <w:t xml:space="preserve"> REC </w:t>
+      </w:r>
+      <w:proofErr w:type="spellStart"/>
+      <w:r>
+        <w:rPr>
+          <w:rFonts w:ascii="Arial Unicode MS" w:eastAsia="Arial Unicode MS" w:hAnsi="Arial Unicode MS" w:cs="Arial Unicode MS"/>
+        </w:rPr>
+        <w:t>ได้</w:t>
       </w:r>
       <w:proofErr w:type="spellEnd"/>
       <w:r>
@@ -1029,21 +1154,7 @@
         <w:rPr>
           <w:rFonts w:ascii="Arial Unicode MS" w:eastAsia="Arial Unicode MS" w:hAnsi="Arial Unicode MS" w:cs="Arial Unicode MS"/>
         </w:rPr>
-        <w:t>เช่น</w:t>
-      </w:r>
-      <w:proofErr w:type="spellEnd"/>
-      <w:r>
-        <w:rPr>
-          <w:rFonts w:ascii="Arial Unicode MS" w:eastAsia="Arial Unicode MS" w:hAnsi="Arial Unicode MS" w:cs="Arial Unicode MS"/>
-        </w:rPr>
-        <w:t xml:space="preserve"> </w:t>
-      </w:r>
-      <w:proofErr w:type="spellStart"/>
-      <w:r>
-        <w:rPr>
-          <w:rFonts w:ascii="Arial Unicode MS" w:eastAsia="Arial Unicode MS" w:hAnsi="Arial Unicode MS" w:cs="Arial Unicode MS"/>
-        </w:rPr>
-        <w:t>คืนมัดจำ</w:t>
+        <w:t>ตัดมัดจำ</w:t>
       </w:r>
       <w:proofErr w:type="spellEnd"/>
       <w:r>
@@ -1073,16 +1184,16 @@
           <w:b/>
           <w:bCs/>
         </w:rPr>
-        <w:t xml:space="preserve">AR_WRITEOFF (SWO - Sales Write-off - </w:t>
-      </w:r>
-      <w:proofErr w:type="spellStart"/>
-      <w:r>
-        <w:rPr>
-          <w:rFonts w:ascii="Arial Unicode MS" w:eastAsia="Arial Unicode MS" w:hAnsi="Arial Unicode MS" w:cs="Arial Unicode MS"/>
-          <w:b/>
-          <w:bCs/>
-        </w:rPr>
-        <w:t>ใบสำคัญตัดหนี้สูญ</w:t>
+        <w:t xml:space="preserve">AR_REFUND (SRF - Sales Refund - </w:t>
+      </w:r>
+      <w:proofErr w:type="spellStart"/>
+      <w:r>
+        <w:rPr>
+          <w:rFonts w:ascii="Arial Unicode MS" w:eastAsia="Arial Unicode MS" w:hAnsi="Arial Unicode MS" w:cs="Arial Unicode MS"/>
+          <w:b/>
+          <w:bCs/>
+        </w:rPr>
+        <w:t>ใบสำคัญจ่ายเงินคืน</w:t>
       </w:r>
       <w:proofErr w:type="spellEnd"/>
       <w:r>
@@ -1104,23 +1215,43 @@
         <w:rPr>
           <w:rFonts w:ascii="Arial Unicode MS" w:eastAsia="Arial Unicode MS" w:hAnsi="Arial Unicode MS" w:cs="Arial Unicode MS"/>
         </w:rPr>
-        <w:t>บันทึกการตัดยอดหนี้ที่เก็บไม่ได้</w:t>
-      </w:r>
-      <w:proofErr w:type="spellEnd"/>
-      <w:r>
-        <w:rPr>
-          <w:rFonts w:ascii="Arial Unicode MS" w:eastAsia="Arial Unicode MS" w:hAnsi="Arial Unicode MS" w:cs="Arial Unicode MS"/>
-        </w:rPr>
-        <w:t xml:space="preserve"> </w:t>
-      </w:r>
-      <w:proofErr w:type="spellStart"/>
-      <w:r>
-        <w:rPr>
-          <w:rFonts w:ascii="Arial Unicode MS" w:eastAsia="Arial Unicode MS" w:hAnsi="Arial Unicode MS" w:cs="Arial Unicode MS"/>
-        </w:rPr>
-        <w:t>หรือตัดเศษบัญชีลูกหนี้</w:t>
-      </w:r>
-      <w:proofErr w:type="spellEnd"/>
+        <w:t>บันทึกการจ่ายเงินคืนให้ลูกค้า</w:t>
+      </w:r>
+      <w:proofErr w:type="spellEnd"/>
+      <w:r>
+        <w:rPr>
+          <w:rFonts w:ascii="Arial Unicode MS" w:eastAsia="Arial Unicode MS" w:hAnsi="Arial Unicode MS" w:cs="Arial Unicode MS"/>
+        </w:rPr>
+        <w:t xml:space="preserve"> (</w:t>
+      </w:r>
+      <w:proofErr w:type="spellStart"/>
+      <w:r>
+        <w:rPr>
+          <w:rFonts w:ascii="Arial Unicode MS" w:eastAsia="Arial Unicode MS" w:hAnsi="Arial Unicode MS" w:cs="Arial Unicode MS"/>
+        </w:rPr>
+        <w:t>เช่น</w:t>
+      </w:r>
+      <w:proofErr w:type="spellEnd"/>
+      <w:r>
+        <w:rPr>
+          <w:rFonts w:ascii="Arial Unicode MS" w:eastAsia="Arial Unicode MS" w:hAnsi="Arial Unicode MS" w:cs="Arial Unicode MS"/>
+        </w:rPr>
+        <w:t xml:space="preserve"> </w:t>
+      </w:r>
+      <w:proofErr w:type="spellStart"/>
+      <w:r>
+        <w:rPr>
+          <w:rFonts w:ascii="Arial Unicode MS" w:eastAsia="Arial Unicode MS" w:hAnsi="Arial Unicode MS" w:cs="Arial Unicode MS"/>
+        </w:rPr>
+        <w:t>คืนมัดจำ</w:t>
+      </w:r>
+      <w:proofErr w:type="spellEnd"/>
+      <w:r>
+        <w:rPr>
+          <w:rFonts w:ascii="Arial Unicode MS" w:eastAsia="Arial Unicode MS" w:hAnsi="Arial Unicode MS" w:cs="Arial Unicode MS"/>
+        </w:rPr>
+        <w:t>)</w:t>
+      </w:r>
     </w:p>
     <w:p>
       <w:pPr>
@@ -1142,6 +1273,76 @@
           <w:b/>
           <w:bCs/>
         </w:rPr>
+        <w:lastRenderedPageBreak/>
+        <w:t xml:space="preserve">AR_WRITEOFF (SWO - Sales Write-off - </w:t>
+      </w:r>
+      <w:proofErr w:type="spellStart"/>
+      <w:r>
+        <w:rPr>
+          <w:rFonts w:ascii="Arial Unicode MS" w:eastAsia="Arial Unicode MS" w:hAnsi="Arial Unicode MS" w:cs="Arial Unicode MS"/>
+          <w:b/>
+          <w:bCs/>
+        </w:rPr>
+        <w:t>ใบสำคัญตัดหนี้สูญ</w:t>
+      </w:r>
+      <w:proofErr w:type="spellEnd"/>
+      <w:r>
+        <w:rPr>
+          <w:rFonts w:ascii="Arial Unicode MS" w:eastAsia="Arial Unicode MS" w:hAnsi="Arial Unicode MS" w:cs="Arial Unicode MS"/>
+          <w:b/>
+          <w:bCs/>
+        </w:rPr>
+        <w:t>):</w:t>
+      </w:r>
+      <w:r>
+        <w:rPr>
+          <w:rFonts w:ascii="Arial Unicode MS" w:eastAsia="Arial Unicode MS" w:hAnsi="Arial Unicode MS" w:cs="Arial Unicode MS"/>
+        </w:rPr>
+        <w:t xml:space="preserve"> </w:t>
+      </w:r>
+      <w:proofErr w:type="spellStart"/>
+      <w:r>
+        <w:rPr>
+          <w:rFonts w:ascii="Arial Unicode MS" w:eastAsia="Arial Unicode MS" w:hAnsi="Arial Unicode MS" w:cs="Arial Unicode MS"/>
+        </w:rPr>
+        <w:t>บันทึกการตัดยอดหนี้ที่เก็บไม่ได้</w:t>
+      </w:r>
+      <w:proofErr w:type="spellEnd"/>
+      <w:r>
+        <w:rPr>
+          <w:rFonts w:ascii="Arial Unicode MS" w:eastAsia="Arial Unicode MS" w:hAnsi="Arial Unicode MS" w:cs="Arial Unicode MS"/>
+        </w:rPr>
+        <w:t xml:space="preserve"> </w:t>
+      </w:r>
+      <w:proofErr w:type="spellStart"/>
+      <w:r>
+        <w:rPr>
+          <w:rFonts w:ascii="Arial Unicode MS" w:eastAsia="Arial Unicode MS" w:hAnsi="Arial Unicode MS" w:cs="Arial Unicode MS"/>
+        </w:rPr>
+        <w:t>หรือตัดเศษบัญชีลูกหนี้</w:t>
+      </w:r>
+      <w:proofErr w:type="spellEnd"/>
+    </w:p>
+    <w:p>
+      <w:pPr>
+        <w:numPr>
+          <w:ilvl w:val="0"/>
+          <w:numId w:val="1"/>
+        </w:numPr>
+        <w:pBdr>
+          <w:top w:val="nil"/>
+          <w:left w:val="nil"/>
+          <w:bottom w:val="nil"/>
+          <w:right w:val="nil"/>
+          <w:between w:val="nil"/>
+        </w:pBdr>
+      </w:pPr>
+      <w:r>
+        <w:rPr>
+          <w:rFonts w:ascii="Arial Unicode MS" w:eastAsia="Arial Unicode MS" w:hAnsi="Arial Unicode MS" w:cs="Arial Unicode MS"/>
+          <w:b/>
+          <w:bCs/>
+        </w:rPr>
         <w:t xml:space="preserve">CN (Credit Note - </w:t>
       </w:r>
       <w:proofErr w:type="spellStart"/>
@@ -1208,14 +1409,7 @@
         <w:rPr>
           <w:rFonts w:ascii="Arial Unicode MS" w:eastAsia="Arial Unicode MS" w:hAnsi="Arial Unicode MS" w:cs="Arial Unicode MS"/>
         </w:rPr>
-        <w:t xml:space="preserve"> </w:t>
-      </w:r>
-      <w:r>
-        <w:rPr>
-          <w:rFonts w:ascii="Arial Unicode MS" w:eastAsia="Arial Unicode MS" w:hAnsi="Arial Unicode MS" w:cs="Arial Unicode MS"/>
-        </w:rPr>
-        <w:lastRenderedPageBreak/>
-        <w:t>(</w:t>
+        <w:t xml:space="preserve"> (</w:t>
       </w:r>
       <w:proofErr w:type="spellStart"/>
       <w:r>
@@ -2412,6 +2606,7 @@
           <w:b/>
           <w:bCs/>
         </w:rPr>
+        <w:lastRenderedPageBreak/>
         <w:t xml:space="preserve">TB (Technician Billing - </w:t>
       </w:r>
       <w:proofErr w:type="spellStart"/>
@@ -2476,7 +2671,6 @@
         <w:rPr>
           <w:rFonts w:ascii="Arial Unicode MS" w:eastAsia="Arial Unicode MS" w:hAnsi="Arial Unicode MS" w:cs="Arial Unicode MS"/>
         </w:rPr>
-        <w:lastRenderedPageBreak/>
         <w:t>กลุ่มงานค่าใช้จ่ายและสินทรัพย์</w:t>
       </w:r>
       <w:proofErr w:type="spellEnd"/>
@@ -3864,6 +4058,7 @@
         <w:rPr>
           <w:rFonts w:ascii="Arial Unicode MS" w:eastAsia="Arial Unicode MS" w:hAnsi="Arial Unicode MS" w:cs="Arial Unicode MS"/>
         </w:rPr>
+        <w:lastRenderedPageBreak/>
         <w:t>ระบบจะโคลนข้อมูลไปสร้างเป็น</w:t>
       </w:r>
       <w:proofErr w:type="spellEnd"/>
@@ -3976,7 +4171,6 @@
         <w:rPr>
           <w:rFonts w:ascii="Arial Unicode MS" w:eastAsia="Arial Unicode MS" w:hAnsi="Arial Unicode MS" w:cs="Arial Unicode MS"/>
         </w:rPr>
-        <w:lastRenderedPageBreak/>
         <w:t>สถานะพิเศษสำหรับเอกสาร</w:t>
       </w:r>
       <w:proofErr w:type="spellEnd"/>
@@ -5387,11 +5581,9 @@
           <w:right w:val="nil"/>
           <w:between w:val="nil"/>
         </w:pBdr>
-        <w:rPr>
-          <w:rFonts w:hint="cs"/>
-        </w:rPr>
-      </w:pPr>
-      <w:r>
+      </w:pPr>
+      <w:r>
+        <w:lastRenderedPageBreak/>
         <w:t xml:space="preserve">5. </w:t>
       </w:r>
       <w:r>
@@ -8657,6 +8849,7 @@
   <w:style w:type="character" w:default="1" w:styleId="DefaultParagraphFont">
     <w:name w:val="Default Paragraph Font"/>
     <w:uiPriority w:val="1"/>
+    <w:semiHidden/>
     <w:unhideWhenUsed/>
   </w:style>
   <w:style w:type="table" w:default="1" w:styleId="TableNormal">

--- a/Supthavee_ERP_Document_Standards.docx
+++ b/Supthavee_ERP_Document_Standards.docx
@@ -6,33 +6,11 @@
       <w:pPr>
         <w:pStyle w:val="Heading1"/>
       </w:pPr>
-      <w:proofErr w:type="spellStart"/>
-      <w:r>
-        <w:rPr>
-          <w:rFonts w:ascii="Arial Unicode MS" w:eastAsia="Arial Unicode MS" w:hAnsi="Arial Unicode MS" w:cs="Arial Unicode MS"/>
-        </w:rPr>
-        <w:t>Supthavee</w:t>
-      </w:r>
-      <w:proofErr w:type="spellEnd"/>
-      <w:r>
-        <w:rPr>
-          <w:rFonts w:ascii="Arial Unicode MS" w:eastAsia="Arial Unicode MS" w:hAnsi="Arial Unicode MS" w:cs="Arial Unicode MS"/>
-        </w:rPr>
-        <w:t xml:space="preserve"> ERP - Document Standards (</w:t>
-      </w:r>
-      <w:proofErr w:type="spellStart"/>
-      <w:r>
-        <w:rPr>
-          <w:rFonts w:ascii="Arial Unicode MS" w:eastAsia="Arial Unicode MS" w:hAnsi="Arial Unicode MS" w:cs="Arial Unicode MS"/>
-        </w:rPr>
-        <w:t>มาตรฐานเอกสารอ้างอิงตาม</w:t>
-      </w:r>
-      <w:proofErr w:type="spellEnd"/>
-      <w:r>
-        <w:rPr>
-          <w:rFonts w:ascii="Arial Unicode MS" w:eastAsia="Arial Unicode MS" w:hAnsi="Arial Unicode MS" w:cs="Arial Unicode MS"/>
-        </w:rPr>
-        <w:t xml:space="preserve"> GAAP/TFRS)</w:t>
+      <w:r>
+        <w:rPr>
+          <w:rFonts w:ascii="Arial Unicode MS" w:eastAsia="Arial Unicode MS" w:hAnsi="Arial Unicode MS" w:cs="Arial Unicode MS"/>
+        </w:rPr>
+        <w:t>Supthavee ERP - Document Standards (มาตรฐานเอกสารอ้างอิงตาม GAAP/TFRS)</w:t>
       </w:r>
     </w:p>
     <w:p>
@@ -44,21 +22,7 @@
         <w:rPr>
           <w:rFonts w:ascii="Arial Unicode MS" w:eastAsia="Arial Unicode MS" w:hAnsi="Arial Unicode MS" w:cs="Arial Unicode MS"/>
         </w:rPr>
-        <w:t xml:space="preserve">1. </w:t>
-      </w:r>
-      <w:proofErr w:type="spellStart"/>
-      <w:r>
-        <w:rPr>
-          <w:rFonts w:ascii="Arial Unicode MS" w:eastAsia="Arial Unicode MS" w:hAnsi="Arial Unicode MS" w:cs="Arial Unicode MS"/>
-        </w:rPr>
-        <w:t>โครงสร้างรหัสเอกสาร</w:t>
-      </w:r>
-      <w:proofErr w:type="spellEnd"/>
-      <w:r>
-        <w:rPr>
-          <w:rFonts w:ascii="Arial Unicode MS" w:eastAsia="Arial Unicode MS" w:hAnsi="Arial Unicode MS" w:cs="Arial Unicode MS"/>
-        </w:rPr>
-        <w:t xml:space="preserve"> (Document Taxonomy)</w:t>
+        <w:t>1. โครงสร้างรหัสเอกสาร (Document Taxonomy)</w:t>
       </w:r>
     </w:p>
     <w:p>
@@ -72,61 +36,23 @@
         </w:pBdr>
         <w:spacing w:after="240"/>
       </w:pPr>
-      <w:proofErr w:type="spellStart"/>
-      <w:r>
-        <w:rPr>
-          <w:rFonts w:ascii="Arial Unicode MS" w:eastAsia="Arial Unicode MS" w:hAnsi="Arial Unicode MS" w:cs="Arial Unicode MS"/>
-        </w:rPr>
-        <w:t>รหัสเอกสารในระบบถูกออกแบบมาเพื่อแยกแยะประเภทเอกสาร</w:t>
-      </w:r>
-      <w:proofErr w:type="spellEnd"/>
-      <w:r>
-        <w:rPr>
-          <w:rFonts w:ascii="Arial Unicode MS" w:eastAsia="Arial Unicode MS" w:hAnsi="Arial Unicode MS" w:cs="Arial Unicode MS"/>
-        </w:rPr>
-        <w:t xml:space="preserve"> </w:t>
-      </w:r>
-      <w:proofErr w:type="spellStart"/>
-      <w:r>
-        <w:rPr>
-          <w:rFonts w:ascii="Arial Unicode MS" w:eastAsia="Arial Unicode MS" w:hAnsi="Arial Unicode MS" w:cs="Arial Unicode MS"/>
-        </w:rPr>
-        <w:t>และวัตถุประสงค์ในการลงบัญชีอย่างชัดเจน</w:t>
-      </w:r>
-      <w:proofErr w:type="spellEnd"/>
-      <w:r>
-        <w:rPr>
-          <w:rFonts w:ascii="Arial Unicode MS" w:eastAsia="Arial Unicode MS" w:hAnsi="Arial Unicode MS" w:cs="Arial Unicode MS"/>
-        </w:rPr>
-        <w:t xml:space="preserve"> </w:t>
-      </w:r>
-      <w:proofErr w:type="spellStart"/>
-      <w:r>
-        <w:rPr>
-          <w:rFonts w:ascii="Arial Unicode MS" w:eastAsia="Arial Unicode MS" w:hAnsi="Arial Unicode MS" w:cs="Arial Unicode MS"/>
-        </w:rPr>
-        <w:t>ห้ามนำมาปะปนกันเด็ดขาด</w:t>
-      </w:r>
-      <w:proofErr w:type="spellEnd"/>
+      <w:r>
+        <w:rPr>
+          <w:rFonts w:ascii="Arial Unicode MS" w:eastAsia="Arial Unicode MS" w:hAnsi="Arial Unicode MS" w:cs="Arial Unicode MS"/>
+        </w:rPr>
+        <w:t>รหัสเอกสารในระบบถูกออกแบบมาเพื่อแยกแยะประเภทเอกสาร และวัตถุประสงค์ในการลงบัญชีอย่างชัดเจน ห้ามนำมาปะปนกันเด็ดขาด</w:t>
+      </w:r>
     </w:p>
     <w:p>
       <w:pPr>
         <w:pStyle w:val="Heading3"/>
         <w:spacing w:before="0"/>
       </w:pPr>
-      <w:proofErr w:type="spellStart"/>
-      <w:r>
-        <w:rPr>
-          <w:rFonts w:ascii="Arial Unicode MS" w:eastAsia="Arial Unicode MS" w:hAnsi="Arial Unicode MS" w:cs="Arial Unicode MS"/>
-        </w:rPr>
-        <w:t>กลุ่มงานขายและลูกหนี้</w:t>
-      </w:r>
-      <w:proofErr w:type="spellEnd"/>
-      <w:r>
-        <w:rPr>
-          <w:rFonts w:ascii="Arial Unicode MS" w:eastAsia="Arial Unicode MS" w:hAnsi="Arial Unicode MS" w:cs="Arial Unicode MS"/>
-        </w:rPr>
-        <w:t xml:space="preserve"> (Sales &amp; Accounts Receivable - AR)</w:t>
+      <w:r>
+        <w:rPr>
+          <w:rFonts w:ascii="Arial Unicode MS" w:eastAsia="Arial Unicode MS" w:hAnsi="Arial Unicode MS" w:cs="Arial Unicode MS"/>
+        </w:rPr>
+        <w:t>กลุ่มงานขายและลูกหนี้ (Sales &amp; Accounts Receivable - AR)</w:t>
       </w:r>
     </w:p>
     <w:p>
@@ -149,54 +75,14 @@
           <w:b/>
           <w:bCs/>
         </w:rPr>
-        <w:t xml:space="preserve">QT (Quotation - </w:t>
-      </w:r>
-      <w:proofErr w:type="spellStart"/>
-      <w:r>
-        <w:rPr>
-          <w:rFonts w:ascii="Arial Unicode MS" w:eastAsia="Arial Unicode MS" w:hAnsi="Arial Unicode MS" w:cs="Arial Unicode MS"/>
-          <w:b/>
-          <w:bCs/>
-        </w:rPr>
-        <w:t>ใบเสนอราคา</w:t>
-      </w:r>
-      <w:proofErr w:type="spellEnd"/>
-      <w:r>
-        <w:rPr>
-          <w:rFonts w:ascii="Arial Unicode MS" w:eastAsia="Arial Unicode MS" w:hAnsi="Arial Unicode MS" w:cs="Arial Unicode MS"/>
-          <w:b/>
-          <w:bCs/>
-        </w:rPr>
-        <w:t>):</w:t>
-      </w:r>
-      <w:r>
-        <w:rPr>
-          <w:rFonts w:ascii="Arial Unicode MS" w:eastAsia="Arial Unicode MS" w:hAnsi="Arial Unicode MS" w:cs="Arial Unicode MS"/>
-        </w:rPr>
-        <w:t xml:space="preserve"> </w:t>
-      </w:r>
-      <w:proofErr w:type="spellStart"/>
-      <w:r>
-        <w:rPr>
-          <w:rFonts w:ascii="Arial Unicode MS" w:eastAsia="Arial Unicode MS" w:hAnsi="Arial Unicode MS" w:cs="Arial Unicode MS"/>
-        </w:rPr>
-        <w:t>เอกสารเริ่มต้นกระบวนการขาย</w:t>
-      </w:r>
-      <w:proofErr w:type="spellEnd"/>
-      <w:r>
-        <w:rPr>
-          <w:rFonts w:ascii="Arial Unicode MS" w:eastAsia="Arial Unicode MS" w:hAnsi="Arial Unicode MS" w:cs="Arial Unicode MS"/>
-        </w:rPr>
-        <w:t xml:space="preserve"> </w:t>
-      </w:r>
-      <w:proofErr w:type="spellStart"/>
-      <w:r>
-        <w:rPr>
-          <w:rFonts w:ascii="Arial Unicode MS" w:eastAsia="Arial Unicode MS" w:hAnsi="Arial Unicode MS" w:cs="Arial Unicode MS"/>
-        </w:rPr>
-        <w:t>ไม่มีผลต่อสต็อกและการเงิน</w:t>
-      </w:r>
-      <w:proofErr w:type="spellEnd"/>
+        <w:t>QT (Quotation - ใบเสนอราคา):</w:t>
+      </w:r>
+      <w:r>
+        <w:rPr>
+          <w:rFonts w:ascii="Arial Unicode MS" w:eastAsia="Arial Unicode MS" w:hAnsi="Arial Unicode MS" w:cs="Arial Unicode MS"/>
+        </w:rPr>
+        <w:t xml:space="preserve"> เอกสารเริ่มต้นกระบวนการขาย ไม่มีผลต่อสต็อกและการเงิน</w:t>
+      </w:r>
     </w:p>
     <w:p>
       <w:pPr>
@@ -567,86 +453,14 @@
           <w:b/>
           <w:bCs/>
         </w:rPr>
-        <w:t xml:space="preserve">INV_DO (Invoice/Delivery Order - </w:t>
-      </w:r>
-      <w:proofErr w:type="spellStart"/>
-      <w:r>
-        <w:rPr>
-          <w:rFonts w:ascii="Arial Unicode MS" w:eastAsia="Arial Unicode MS" w:hAnsi="Arial Unicode MS" w:cs="Arial Unicode MS"/>
-          <w:b/>
-          <w:bCs/>
-        </w:rPr>
-        <w:t>ใบกำกับสินค้า</w:t>
-      </w:r>
-      <w:proofErr w:type="spellEnd"/>
-      <w:r>
-        <w:rPr>
-          <w:rFonts w:ascii="Arial Unicode MS" w:eastAsia="Arial Unicode MS" w:hAnsi="Arial Unicode MS" w:cs="Arial Unicode MS"/>
-          <w:b/>
-          <w:bCs/>
-        </w:rPr>
-        <w:t>/</w:t>
-      </w:r>
-      <w:proofErr w:type="spellStart"/>
-      <w:r>
-        <w:rPr>
-          <w:rFonts w:ascii="Arial Unicode MS" w:eastAsia="Arial Unicode MS" w:hAnsi="Arial Unicode MS" w:cs="Arial Unicode MS"/>
-          <w:b/>
-          <w:bCs/>
-        </w:rPr>
-        <w:t>ใบส่งของ</w:t>
-      </w:r>
-      <w:proofErr w:type="spellEnd"/>
-      <w:r>
-        <w:rPr>
-          <w:rFonts w:ascii="Arial Unicode MS" w:eastAsia="Arial Unicode MS" w:hAnsi="Arial Unicode MS" w:cs="Arial Unicode MS"/>
-          <w:b/>
-          <w:bCs/>
-        </w:rPr>
-        <w:t>):</w:t>
-      </w:r>
-      <w:r>
-        <w:rPr>
-          <w:rFonts w:ascii="Arial Unicode MS" w:eastAsia="Arial Unicode MS" w:hAnsi="Arial Unicode MS" w:cs="Arial Unicode MS"/>
-        </w:rPr>
-        <w:t xml:space="preserve"> </w:t>
-      </w:r>
-      <w:proofErr w:type="spellStart"/>
-      <w:r>
-        <w:rPr>
-          <w:rFonts w:ascii="Arial Unicode MS" w:eastAsia="Arial Unicode MS" w:hAnsi="Arial Unicode MS" w:cs="Arial Unicode MS"/>
-        </w:rPr>
-        <w:t>บิลขายทั่วไป</w:t>
-      </w:r>
-      <w:proofErr w:type="spellEnd"/>
-      <w:r>
-        <w:rPr>
-          <w:rFonts w:ascii="Arial Unicode MS" w:eastAsia="Arial Unicode MS" w:hAnsi="Arial Unicode MS" w:cs="Arial Unicode MS"/>
-        </w:rPr>
-        <w:t xml:space="preserve"> (</w:t>
-      </w:r>
-      <w:proofErr w:type="spellStart"/>
-      <w:r>
-        <w:rPr>
-          <w:rFonts w:ascii="Arial Unicode MS" w:eastAsia="Arial Unicode MS" w:hAnsi="Arial Unicode MS" w:cs="Arial Unicode MS"/>
-        </w:rPr>
-        <w:t>ไม่มี</w:t>
-      </w:r>
-      <w:proofErr w:type="spellEnd"/>
-      <w:r>
-        <w:rPr>
-          <w:rFonts w:ascii="Arial Unicode MS" w:eastAsia="Arial Unicode MS" w:hAnsi="Arial Unicode MS" w:cs="Arial Unicode MS"/>
-        </w:rPr>
-        <w:t xml:space="preserve"> VAT) </w:t>
-      </w:r>
-      <w:proofErr w:type="spellStart"/>
-      <w:r>
-        <w:rPr>
-          <w:rFonts w:ascii="Arial Unicode MS" w:eastAsia="Arial Unicode MS" w:hAnsi="Arial Unicode MS" w:cs="Arial Unicode MS"/>
-        </w:rPr>
-        <w:t>มีผลตัดสต็อกขาออกทันที</w:t>
-      </w:r>
-      <w:proofErr w:type="spellEnd"/>
+        <w:t>INV_DO (Invoice/Delivery Order - ใบกำกับสินค้า/ใบส่งของ):</w:t>
+      </w:r>
+      <w:r>
+        <w:rPr>
+          <w:rFonts w:ascii="Arial Unicode MS" w:eastAsia="Arial Unicode MS" w:hAnsi="Arial Unicode MS" w:cs="Arial Unicode MS"/>
+        </w:rPr>
+        <w:t xml:space="preserve"> บิลขายทั่วไป (ไม่มี VAT) มีผลตัดสต็อกขาออกทันที</w:t>
+      </w:r>
     </w:p>
     <w:p>
       <w:pPr>
@@ -668,68 +482,14 @@
           <w:b/>
           <w:bCs/>
         </w:rPr>
-        <w:t xml:space="preserve">TAX_INV (Tax Invoice - </w:t>
-      </w:r>
-      <w:proofErr w:type="spellStart"/>
-      <w:r>
-        <w:rPr>
-          <w:rFonts w:ascii="Arial Unicode MS" w:eastAsia="Arial Unicode MS" w:hAnsi="Arial Unicode MS" w:cs="Arial Unicode MS"/>
-          <w:b/>
-          <w:bCs/>
-        </w:rPr>
-        <w:t>ใบกำกับภาษีเต็มรูป</w:t>
-      </w:r>
-      <w:proofErr w:type="spellEnd"/>
-      <w:r>
-        <w:rPr>
-          <w:rFonts w:ascii="Arial Unicode MS" w:eastAsia="Arial Unicode MS" w:hAnsi="Arial Unicode MS" w:cs="Arial Unicode MS"/>
-          <w:b/>
-          <w:bCs/>
-        </w:rPr>
-        <w:t>):</w:t>
-      </w:r>
-      <w:r>
-        <w:rPr>
-          <w:rFonts w:ascii="Arial Unicode MS" w:eastAsia="Arial Unicode MS" w:hAnsi="Arial Unicode MS" w:cs="Arial Unicode MS"/>
-        </w:rPr>
-        <w:t xml:space="preserve"> </w:t>
-      </w:r>
-      <w:proofErr w:type="spellStart"/>
-      <w:r>
-        <w:rPr>
-          <w:rFonts w:ascii="Arial Unicode MS" w:eastAsia="Arial Unicode MS" w:hAnsi="Arial Unicode MS" w:cs="Arial Unicode MS"/>
-        </w:rPr>
-        <w:t>บิลขายสำหรับบริษัทที่จดทะเบียน</w:t>
-      </w:r>
-      <w:proofErr w:type="spellEnd"/>
-      <w:r>
-        <w:rPr>
-          <w:rFonts w:ascii="Arial Unicode MS" w:eastAsia="Arial Unicode MS" w:hAnsi="Arial Unicode MS" w:cs="Arial Unicode MS"/>
-        </w:rPr>
-        <w:t xml:space="preserve"> VAT (</w:t>
-      </w:r>
-      <w:proofErr w:type="spellStart"/>
-      <w:r>
-        <w:rPr>
-          <w:rFonts w:ascii="Arial Unicode MS" w:eastAsia="Arial Unicode MS" w:hAnsi="Arial Unicode MS" w:cs="Arial Unicode MS"/>
-        </w:rPr>
-        <w:t>คำนวณภาษีแบบ</w:t>
-      </w:r>
-      <w:proofErr w:type="spellEnd"/>
-      <w:r>
-        <w:rPr>
-          <w:rFonts w:ascii="Arial Unicode MS" w:eastAsia="Arial Unicode MS" w:hAnsi="Arial Unicode MS" w:cs="Arial Unicode MS"/>
-        </w:rPr>
-        <w:t xml:space="preserve"> Exclusive/Inclusive) </w:t>
-      </w:r>
-      <w:proofErr w:type="spellStart"/>
-      <w:r>
-        <w:rPr>
-          <w:rFonts w:ascii="Arial Unicode MS" w:eastAsia="Arial Unicode MS" w:hAnsi="Arial Unicode MS" w:cs="Arial Unicode MS"/>
-        </w:rPr>
-        <w:t>มีผลตัดสต็อกขาออก</w:t>
-      </w:r>
-      <w:proofErr w:type="spellEnd"/>
+        <w:t>TAX_INV (Tax Invoice - ใบกำกับภาษีเต็มรูป):</w:t>
+      </w:r>
+      <w:r>
+        <w:rPr>
+          <w:rFonts w:ascii="Arial Unicode MS" w:eastAsia="Arial Unicode MS" w:hAnsi="Arial Unicode MS" w:cs="Arial Unicode MS"/>
+        </w:rPr>
+        <w:t xml:space="preserve"> บิลขายสำหรับบริษัทที่จดทะเบียน VAT (คำนวณภาษีแบบ Exclusive/Inclusive) มีผลตัดสต็อกขาออก</w:t>
+      </w:r>
     </w:p>
     <w:p>
       <w:pPr>
@@ -751,68 +511,14 @@
           <w:b/>
           <w:bCs/>
         </w:rPr>
-        <w:t xml:space="preserve">CS_TAX (Cash Sale Tax - </w:t>
-      </w:r>
-      <w:proofErr w:type="spellStart"/>
-      <w:r>
-        <w:rPr>
-          <w:rFonts w:ascii="Arial Unicode MS" w:eastAsia="Arial Unicode MS" w:hAnsi="Arial Unicode MS" w:cs="Arial Unicode MS"/>
-          <w:b/>
-          <w:bCs/>
-        </w:rPr>
-        <w:t>ใบกำกับภาษีอย่างย่อ</w:t>
-      </w:r>
-      <w:proofErr w:type="spellEnd"/>
-      <w:r>
-        <w:rPr>
-          <w:rFonts w:ascii="Arial Unicode MS" w:eastAsia="Arial Unicode MS" w:hAnsi="Arial Unicode MS" w:cs="Arial Unicode MS"/>
-          <w:b/>
-          <w:bCs/>
-        </w:rPr>
-        <w:t>):</w:t>
-      </w:r>
-      <w:r>
-        <w:rPr>
-          <w:rFonts w:ascii="Arial Unicode MS" w:eastAsia="Arial Unicode MS" w:hAnsi="Arial Unicode MS" w:cs="Arial Unicode MS"/>
-        </w:rPr>
-        <w:t xml:space="preserve"> </w:t>
-      </w:r>
-      <w:proofErr w:type="spellStart"/>
-      <w:r>
-        <w:rPr>
-          <w:rFonts w:ascii="Arial Unicode MS" w:eastAsia="Arial Unicode MS" w:hAnsi="Arial Unicode MS" w:cs="Arial Unicode MS"/>
-        </w:rPr>
-        <w:t>บิลขายหน้าร้าน</w:t>
-      </w:r>
-      <w:proofErr w:type="spellEnd"/>
-      <w:r>
-        <w:rPr>
-          <w:rFonts w:ascii="Arial Unicode MS" w:eastAsia="Arial Unicode MS" w:hAnsi="Arial Unicode MS" w:cs="Arial Unicode MS"/>
-        </w:rPr>
-        <w:t xml:space="preserve"> (ABB) </w:t>
-      </w:r>
-      <w:proofErr w:type="spellStart"/>
-      <w:r>
-        <w:rPr>
-          <w:rFonts w:ascii="Arial Unicode MS" w:eastAsia="Arial Unicode MS" w:hAnsi="Arial Unicode MS" w:cs="Arial Unicode MS"/>
-        </w:rPr>
-        <w:t>สำหรับลูกค้าทั่วไป</w:t>
-      </w:r>
-      <w:proofErr w:type="spellEnd"/>
-      <w:r>
-        <w:rPr>
-          <w:rFonts w:ascii="Arial Unicode MS" w:eastAsia="Arial Unicode MS" w:hAnsi="Arial Unicode MS" w:cs="Arial Unicode MS"/>
-        </w:rPr>
-        <w:t xml:space="preserve"> </w:t>
-      </w:r>
-      <w:proofErr w:type="spellStart"/>
-      <w:r>
-        <w:rPr>
-          <w:rFonts w:ascii="Arial Unicode MS" w:eastAsia="Arial Unicode MS" w:hAnsi="Arial Unicode MS" w:cs="Arial Unicode MS"/>
-        </w:rPr>
-        <w:t>มีผลตัดสต็อกขาออก</w:t>
-      </w:r>
-      <w:proofErr w:type="spellEnd"/>
+        <w:t>CS_TAX (Cash Sale Tax - ใบกำกับภาษีอย่างย่อ):</w:t>
+      </w:r>
+      <w:r>
+        <w:rPr>
+          <w:rFonts w:ascii="Arial Unicode MS" w:eastAsia="Arial Unicode MS" w:hAnsi="Arial Unicode MS" w:cs="Arial Unicode MS"/>
+        </w:rPr>
+        <w:t xml:space="preserve"> บิลขายหน้าร้าน (ABB) สำหรับลูกค้าทั่วไป มีผลตัดสต็อกขาออก</w:t>
+      </w:r>
     </w:p>
     <w:p>
       <w:pPr>
@@ -834,40 +540,14 @@
           <w:b/>
           <w:bCs/>
         </w:rPr>
-        <w:t xml:space="preserve">ABB (Abbreviated Tax Invoice - </w:t>
-      </w:r>
-      <w:proofErr w:type="spellStart"/>
-      <w:r>
-        <w:rPr>
-          <w:rFonts w:ascii="Arial Unicode MS" w:eastAsia="Arial Unicode MS" w:hAnsi="Arial Unicode MS" w:cs="Arial Unicode MS"/>
-          <w:b/>
-          <w:bCs/>
-        </w:rPr>
-        <w:t>ใบเสร็จรับเงินอย่างย่อ</w:t>
-      </w:r>
-      <w:proofErr w:type="spellEnd"/>
-      <w:r>
-        <w:rPr>
-          <w:rFonts w:ascii="Arial Unicode MS" w:eastAsia="Arial Unicode MS" w:hAnsi="Arial Unicode MS" w:cs="Arial Unicode MS"/>
-          <w:b/>
-          <w:bCs/>
-        </w:rPr>
-        <w:t>):</w:t>
-      </w:r>
-      <w:r>
-        <w:rPr>
-          <w:rFonts w:ascii="Arial Unicode MS" w:eastAsia="Arial Unicode MS" w:hAnsi="Arial Unicode MS" w:cs="Arial Unicode MS"/>
-        </w:rPr>
-        <w:t xml:space="preserve"> </w:t>
-      </w:r>
-      <w:proofErr w:type="spellStart"/>
-      <w:r>
-        <w:rPr>
-          <w:rFonts w:ascii="Arial Unicode MS" w:eastAsia="Arial Unicode MS" w:hAnsi="Arial Unicode MS" w:cs="Arial Unicode MS"/>
-        </w:rPr>
-        <w:t>ใบเสร็จรับเงินสำหรับขายหน้าร้าน</w:t>
-      </w:r>
-      <w:proofErr w:type="spellEnd"/>
+        <w:t>ABB (Abbreviated Tax Invoice - ใบเสร็จรับเงินอย่างย่อ):</w:t>
+      </w:r>
+      <w:r>
+        <w:rPr>
+          <w:rFonts w:ascii="Arial Unicode MS" w:eastAsia="Arial Unicode MS" w:hAnsi="Arial Unicode MS" w:cs="Arial Unicode MS"/>
+        </w:rPr>
+        <w:t xml:space="preserve"> ใบเสร็จรับเงินสำหรับขายหน้าร้าน</w:t>
+      </w:r>
     </w:p>
     <w:p>
       <w:pPr>
@@ -889,87 +569,13 @@
           <w:b/>
           <w:bCs/>
         </w:rPr>
-        <w:t xml:space="preserve">BN (Billing Note - </w:t>
-      </w:r>
-      <w:proofErr w:type="spellStart"/>
-      <w:r>
-        <w:rPr>
-          <w:rFonts w:ascii="Arial Unicode MS" w:eastAsia="Arial Unicode MS" w:hAnsi="Arial Unicode MS" w:cs="Arial Unicode MS"/>
-          <w:b/>
-          <w:bCs/>
-        </w:rPr>
-        <w:t>ใบวางบิลลูกหนี้</w:t>
-      </w:r>
-      <w:proofErr w:type="spellEnd"/>
-      <w:r>
-        <w:rPr>
-          <w:rFonts w:ascii="Arial Unicode MS" w:eastAsia="Arial Unicode MS" w:hAnsi="Arial Unicode MS" w:cs="Arial Unicode MS"/>
-          <w:b/>
-          <w:bCs/>
-        </w:rPr>
-        <w:t>):</w:t>
-      </w:r>
-      <w:r>
-        <w:rPr>
-          <w:rFonts w:ascii="Arial Unicode MS" w:eastAsia="Arial Unicode MS" w:hAnsi="Arial Unicode MS" w:cs="Arial Unicode MS"/>
-        </w:rPr>
-        <w:t xml:space="preserve"> </w:t>
-      </w:r>
-      <w:proofErr w:type="spellStart"/>
-      <w:r>
-        <w:rPr>
-          <w:rFonts w:ascii="Arial Unicode MS" w:eastAsia="Arial Unicode MS" w:hAnsi="Arial Unicode MS" w:cs="Arial Unicode MS"/>
-        </w:rPr>
-        <w:t>เอกสารรวบรวมบิลขายหลายใบเพื่อเรียกเก็บเงิน</w:t>
-      </w:r>
-      <w:proofErr w:type="spellEnd"/>
-      <w:r>
-        <w:rPr>
-          <w:rFonts w:ascii="Arial Unicode MS" w:eastAsia="Arial Unicode MS" w:hAnsi="Arial Unicode MS" w:cs="Arial Unicode MS"/>
-        </w:rPr>
-        <w:t xml:space="preserve"> </w:t>
-      </w:r>
-      <w:proofErr w:type="spellStart"/>
-      <w:r>
-        <w:rPr>
-          <w:rFonts w:ascii="Arial Unicode MS" w:eastAsia="Arial Unicode MS" w:hAnsi="Arial Unicode MS" w:cs="Arial Unicode MS"/>
-        </w:rPr>
-        <w:t>ไม่มีผลต่อ</w:t>
-      </w:r>
-      <w:proofErr w:type="spellEnd"/>
-      <w:r>
-        <w:rPr>
-          <w:rFonts w:ascii="Arial Unicode MS" w:eastAsia="Arial Unicode MS" w:hAnsi="Arial Unicode MS" w:cs="Arial Unicode MS"/>
-        </w:rPr>
-        <w:t xml:space="preserve"> GL (</w:t>
-      </w:r>
-      <w:proofErr w:type="spellStart"/>
-      <w:r>
-        <w:rPr>
-          <w:rFonts w:ascii="Arial Unicode MS" w:eastAsia="Arial Unicode MS" w:hAnsi="Arial Unicode MS" w:cs="Arial Unicode MS"/>
-        </w:rPr>
-        <w:t>ใช้สำหรับการทำ</w:t>
-      </w:r>
-      <w:proofErr w:type="spellEnd"/>
-      <w:r>
-        <w:rPr>
-          <w:rFonts w:ascii="Arial Unicode MS" w:eastAsia="Arial Unicode MS" w:hAnsi="Arial Unicode MS" w:cs="Arial Unicode MS"/>
-        </w:rPr>
-        <w:t xml:space="preserve"> Knock-off Allocation </w:t>
-      </w:r>
-      <w:proofErr w:type="spellStart"/>
-      <w:r>
-        <w:rPr>
-          <w:rFonts w:ascii="Arial Unicode MS" w:eastAsia="Arial Unicode MS" w:hAnsi="Arial Unicode MS" w:cs="Arial Unicode MS"/>
-        </w:rPr>
-        <w:t>ได้ง่ายขึ้น</w:t>
-      </w:r>
-      <w:proofErr w:type="spellEnd"/>
-      <w:r>
-        <w:rPr>
-          <w:rFonts w:ascii="Arial Unicode MS" w:eastAsia="Arial Unicode MS" w:hAnsi="Arial Unicode MS" w:cs="Arial Unicode MS"/>
-        </w:rPr>
-        <w:t>)</w:t>
+        <w:t>BN (Billing Note - ใบวางบิลลูกหนี้):</w:t>
+      </w:r>
+      <w:r>
+        <w:rPr>
+          <w:rFonts w:ascii="Arial Unicode MS" w:eastAsia="Arial Unicode MS" w:hAnsi="Arial Unicode MS" w:cs="Arial Unicode MS"/>
+        </w:rPr>
+        <w:t xml:space="preserve"> เอกสารรวบรวมบิลขายหลายใบเพื่อเรียกเก็บเงิน ไม่มีผลต่อ GL (ใช้สำหรับการทำ Knock-off Allocation ได้ง่ายขึ้น)</w:t>
       </w:r>
     </w:p>
     <w:p>
@@ -992,73 +598,13 @@
           <w:b/>
           <w:bCs/>
         </w:rPr>
-        <w:t xml:space="preserve">REC (Receipt - </w:t>
-      </w:r>
-      <w:proofErr w:type="spellStart"/>
-      <w:r>
-        <w:rPr>
-          <w:rFonts w:ascii="Arial Unicode MS" w:eastAsia="Arial Unicode MS" w:hAnsi="Arial Unicode MS" w:cs="Arial Unicode MS"/>
-          <w:b/>
-          <w:bCs/>
-        </w:rPr>
-        <w:t>ใบเสร็จรับเงิน</w:t>
-      </w:r>
-      <w:proofErr w:type="spellEnd"/>
-      <w:r>
-        <w:rPr>
-          <w:rFonts w:ascii="Arial Unicode MS" w:eastAsia="Arial Unicode MS" w:hAnsi="Arial Unicode MS" w:cs="Arial Unicode MS"/>
-          <w:b/>
-          <w:bCs/>
-        </w:rPr>
-        <w:t>):</w:t>
-      </w:r>
-      <w:r>
-        <w:rPr>
-          <w:rFonts w:ascii="Arial Unicode MS" w:eastAsia="Arial Unicode MS" w:hAnsi="Arial Unicode MS" w:cs="Arial Unicode MS"/>
-        </w:rPr>
-        <w:t xml:space="preserve"> </w:t>
-      </w:r>
-      <w:proofErr w:type="spellStart"/>
-      <w:r>
-        <w:rPr>
-          <w:rFonts w:ascii="Arial Unicode MS" w:eastAsia="Arial Unicode MS" w:hAnsi="Arial Unicode MS" w:cs="Arial Unicode MS"/>
-        </w:rPr>
-        <w:t>บันทึกรับชำระหนี้จากลูกหนี้</w:t>
-      </w:r>
-      <w:proofErr w:type="spellEnd"/>
-      <w:r>
-        <w:rPr>
-          <w:rFonts w:ascii="Arial Unicode MS" w:eastAsia="Arial Unicode MS" w:hAnsi="Arial Unicode MS" w:cs="Arial Unicode MS"/>
-        </w:rPr>
-        <w:t xml:space="preserve"> </w:t>
-      </w:r>
-      <w:proofErr w:type="spellStart"/>
-      <w:r>
-        <w:rPr>
-          <w:rFonts w:ascii="Arial Unicode MS" w:eastAsia="Arial Unicode MS" w:hAnsi="Arial Unicode MS" w:cs="Arial Unicode MS"/>
-        </w:rPr>
-        <w:t>หรือรับเงินสด</w:t>
-      </w:r>
-      <w:proofErr w:type="spellEnd"/>
-      <w:r>
-        <w:rPr>
-          <w:rFonts w:ascii="Arial Unicode MS" w:eastAsia="Arial Unicode MS" w:hAnsi="Arial Unicode MS" w:cs="Arial Unicode MS"/>
-        </w:rPr>
-        <w:t xml:space="preserve"> (</w:t>
-      </w:r>
-      <w:proofErr w:type="spellStart"/>
-      <w:r>
-        <w:rPr>
-          <w:rFonts w:ascii="Arial Unicode MS" w:eastAsia="Arial Unicode MS" w:hAnsi="Arial Unicode MS" w:cs="Arial Unicode MS"/>
-        </w:rPr>
-        <w:t>ตัดจาก</w:t>
-      </w:r>
-      <w:proofErr w:type="spellEnd"/>
-      <w:r>
-        <w:rPr>
-          <w:rFonts w:ascii="Arial Unicode MS" w:eastAsia="Arial Unicode MS" w:hAnsi="Arial Unicode MS" w:cs="Arial Unicode MS"/>
-        </w:rPr>
-        <w:t xml:space="preserve"> INV_DO, TAX_INV)</w:t>
+        <w:t>REC (Receipt - ใบเสร็จรับเงิน):</w:t>
+      </w:r>
+      <w:r>
+        <w:rPr>
+          <w:rFonts w:ascii="Arial Unicode MS" w:eastAsia="Arial Unicode MS" w:hAnsi="Arial Unicode MS" w:cs="Arial Unicode MS"/>
+        </w:rPr>
+        <w:t xml:space="preserve"> บันทึกรับชำระหนี้จากลูกหนี้ หรือรับเงินสด (ตัดจาก INV_DO, TAX_INV)</w:t>
       </w:r>
     </w:p>
     <w:p>
@@ -1081,87 +627,13 @@
           <w:b/>
           <w:bCs/>
         </w:rPr>
-        <w:t xml:space="preserve">DEP_IN (Deposit In - </w:t>
-      </w:r>
-      <w:proofErr w:type="spellStart"/>
-      <w:r>
-        <w:rPr>
-          <w:rFonts w:ascii="Arial Unicode MS" w:eastAsia="Arial Unicode MS" w:hAnsi="Arial Unicode MS" w:cs="Arial Unicode MS"/>
-          <w:b/>
-          <w:bCs/>
-        </w:rPr>
-        <w:t>ใบรับเงินมัดจำ</w:t>
-      </w:r>
-      <w:proofErr w:type="spellEnd"/>
-      <w:r>
-        <w:rPr>
-          <w:rFonts w:ascii="Arial Unicode MS" w:eastAsia="Arial Unicode MS" w:hAnsi="Arial Unicode MS" w:cs="Arial Unicode MS"/>
-          <w:b/>
-          <w:bCs/>
-        </w:rPr>
-        <w:t>):</w:t>
-      </w:r>
-      <w:r>
-        <w:rPr>
-          <w:rFonts w:ascii="Arial Unicode MS" w:eastAsia="Arial Unicode MS" w:hAnsi="Arial Unicode MS" w:cs="Arial Unicode MS"/>
-        </w:rPr>
-        <w:t xml:space="preserve"> </w:t>
-      </w:r>
-      <w:proofErr w:type="spellStart"/>
-      <w:r>
-        <w:rPr>
-          <w:rFonts w:ascii="Arial Unicode MS" w:eastAsia="Arial Unicode MS" w:hAnsi="Arial Unicode MS" w:cs="Arial Unicode MS"/>
-        </w:rPr>
-        <w:t>บันทึกรับเงินมัดจำจากลูกค้า</w:t>
-      </w:r>
-      <w:proofErr w:type="spellEnd"/>
-      <w:r>
-        <w:rPr>
-          <w:rFonts w:ascii="Arial Unicode MS" w:eastAsia="Arial Unicode MS" w:hAnsi="Arial Unicode MS" w:cs="Arial Unicode MS"/>
-        </w:rPr>
-        <w:t xml:space="preserve"> </w:t>
-      </w:r>
-      <w:proofErr w:type="spellStart"/>
-      <w:r>
-        <w:rPr>
-          <w:rFonts w:ascii="Arial Unicode MS" w:eastAsia="Arial Unicode MS" w:hAnsi="Arial Unicode MS" w:cs="Arial Unicode MS"/>
-        </w:rPr>
-        <w:t>สามารถนำยอดไปหักเป็นส่วนลดในใบ</w:t>
-      </w:r>
-      <w:proofErr w:type="spellEnd"/>
-      <w:r>
-        <w:rPr>
-          <w:rFonts w:ascii="Arial Unicode MS" w:eastAsia="Arial Unicode MS" w:hAnsi="Arial Unicode MS" w:cs="Arial Unicode MS"/>
-        </w:rPr>
-        <w:t xml:space="preserve"> REC </w:t>
-      </w:r>
-      <w:proofErr w:type="spellStart"/>
-      <w:r>
-        <w:rPr>
-          <w:rFonts w:ascii="Arial Unicode MS" w:eastAsia="Arial Unicode MS" w:hAnsi="Arial Unicode MS" w:cs="Arial Unicode MS"/>
-        </w:rPr>
-        <w:t>ได้</w:t>
-      </w:r>
-      <w:proofErr w:type="spellEnd"/>
-      <w:r>
-        <w:rPr>
-          <w:rFonts w:ascii="Arial Unicode MS" w:eastAsia="Arial Unicode MS" w:hAnsi="Arial Unicode MS" w:cs="Arial Unicode MS"/>
-        </w:rPr>
-        <w:t xml:space="preserve"> (</w:t>
-      </w:r>
-      <w:proofErr w:type="spellStart"/>
-      <w:r>
-        <w:rPr>
-          <w:rFonts w:ascii="Arial Unicode MS" w:eastAsia="Arial Unicode MS" w:hAnsi="Arial Unicode MS" w:cs="Arial Unicode MS"/>
-        </w:rPr>
-        <w:t>ตัดมัดจำ</w:t>
-      </w:r>
-      <w:proofErr w:type="spellEnd"/>
-      <w:r>
-        <w:rPr>
-          <w:rFonts w:ascii="Arial Unicode MS" w:eastAsia="Arial Unicode MS" w:hAnsi="Arial Unicode MS" w:cs="Arial Unicode MS"/>
-        </w:rPr>
-        <w:t>)</w:t>
+        <w:t>DEP_IN (Deposit In - ใบรับเงินมัดจำ):</w:t>
+      </w:r>
+      <w:r>
+        <w:rPr>
+          <w:rFonts w:ascii="Arial Unicode MS" w:eastAsia="Arial Unicode MS" w:hAnsi="Arial Unicode MS" w:cs="Arial Unicode MS"/>
+        </w:rPr>
+        <w:t xml:space="preserve"> บันทึกรับเงินมัดจำจากลูกค้า สามารถนำยอดไปหักเป็นส่วนลดในใบ REC ได้ (ตัดมัดจำ)</w:t>
       </w:r>
     </w:p>
     <w:p>
@@ -1184,73 +656,13 @@
           <w:b/>
           <w:bCs/>
         </w:rPr>
-        <w:t xml:space="preserve">AR_REFUND (SRF - Sales Refund - </w:t>
-      </w:r>
-      <w:proofErr w:type="spellStart"/>
-      <w:r>
-        <w:rPr>
-          <w:rFonts w:ascii="Arial Unicode MS" w:eastAsia="Arial Unicode MS" w:hAnsi="Arial Unicode MS" w:cs="Arial Unicode MS"/>
-          <w:b/>
-          <w:bCs/>
-        </w:rPr>
-        <w:t>ใบสำคัญจ่ายเงินคืน</w:t>
-      </w:r>
-      <w:proofErr w:type="spellEnd"/>
-      <w:r>
-        <w:rPr>
-          <w:rFonts w:ascii="Arial Unicode MS" w:eastAsia="Arial Unicode MS" w:hAnsi="Arial Unicode MS" w:cs="Arial Unicode MS"/>
-          <w:b/>
-          <w:bCs/>
-        </w:rPr>
-        <w:t>):</w:t>
-      </w:r>
-      <w:r>
-        <w:rPr>
-          <w:rFonts w:ascii="Arial Unicode MS" w:eastAsia="Arial Unicode MS" w:hAnsi="Arial Unicode MS" w:cs="Arial Unicode MS"/>
-        </w:rPr>
-        <w:t xml:space="preserve"> </w:t>
-      </w:r>
-      <w:proofErr w:type="spellStart"/>
-      <w:r>
-        <w:rPr>
-          <w:rFonts w:ascii="Arial Unicode MS" w:eastAsia="Arial Unicode MS" w:hAnsi="Arial Unicode MS" w:cs="Arial Unicode MS"/>
-        </w:rPr>
-        <w:t>บันทึกการจ่ายเงินคืนให้ลูกค้า</w:t>
-      </w:r>
-      <w:proofErr w:type="spellEnd"/>
-      <w:r>
-        <w:rPr>
-          <w:rFonts w:ascii="Arial Unicode MS" w:eastAsia="Arial Unicode MS" w:hAnsi="Arial Unicode MS" w:cs="Arial Unicode MS"/>
-        </w:rPr>
-        <w:t xml:space="preserve"> (</w:t>
-      </w:r>
-      <w:proofErr w:type="spellStart"/>
-      <w:r>
-        <w:rPr>
-          <w:rFonts w:ascii="Arial Unicode MS" w:eastAsia="Arial Unicode MS" w:hAnsi="Arial Unicode MS" w:cs="Arial Unicode MS"/>
-        </w:rPr>
-        <w:t>เช่น</w:t>
-      </w:r>
-      <w:proofErr w:type="spellEnd"/>
-      <w:r>
-        <w:rPr>
-          <w:rFonts w:ascii="Arial Unicode MS" w:eastAsia="Arial Unicode MS" w:hAnsi="Arial Unicode MS" w:cs="Arial Unicode MS"/>
-        </w:rPr>
-        <w:t xml:space="preserve"> </w:t>
-      </w:r>
-      <w:proofErr w:type="spellStart"/>
-      <w:r>
-        <w:rPr>
-          <w:rFonts w:ascii="Arial Unicode MS" w:eastAsia="Arial Unicode MS" w:hAnsi="Arial Unicode MS" w:cs="Arial Unicode MS"/>
-        </w:rPr>
-        <w:t>คืนมัดจำ</w:t>
-      </w:r>
-      <w:proofErr w:type="spellEnd"/>
-      <w:r>
-        <w:rPr>
-          <w:rFonts w:ascii="Arial Unicode MS" w:eastAsia="Arial Unicode MS" w:hAnsi="Arial Unicode MS" w:cs="Arial Unicode MS"/>
-        </w:rPr>
-        <w:t>)</w:t>
+        <w:t>AR_REFUND (SRF - Sales Refund - ใบสำคัญจ่ายเงินคืน):</w:t>
+      </w:r>
+      <w:r>
+        <w:rPr>
+          <w:rFonts w:ascii="Arial Unicode MS" w:eastAsia="Arial Unicode MS" w:hAnsi="Arial Unicode MS" w:cs="Arial Unicode MS"/>
+        </w:rPr>
+        <w:t xml:space="preserve"> บันทึกการจ่ายเงินคืนให้ลูกค้า (เช่น คืนมัดจำ)</w:t>
       </w:r>
     </w:p>
     <w:p>
@@ -1274,54 +686,14 @@
           <w:bCs/>
         </w:rPr>
         <w:lastRenderedPageBreak/>
-        <w:t xml:space="preserve">AR_WRITEOFF (SWO - Sales Write-off - </w:t>
-      </w:r>
-      <w:proofErr w:type="spellStart"/>
-      <w:r>
-        <w:rPr>
-          <w:rFonts w:ascii="Arial Unicode MS" w:eastAsia="Arial Unicode MS" w:hAnsi="Arial Unicode MS" w:cs="Arial Unicode MS"/>
-          <w:b/>
-          <w:bCs/>
-        </w:rPr>
-        <w:t>ใบสำคัญตัดหนี้สูญ</w:t>
-      </w:r>
-      <w:proofErr w:type="spellEnd"/>
-      <w:r>
-        <w:rPr>
-          <w:rFonts w:ascii="Arial Unicode MS" w:eastAsia="Arial Unicode MS" w:hAnsi="Arial Unicode MS" w:cs="Arial Unicode MS"/>
-          <w:b/>
-          <w:bCs/>
-        </w:rPr>
-        <w:t>):</w:t>
-      </w:r>
-      <w:r>
-        <w:rPr>
-          <w:rFonts w:ascii="Arial Unicode MS" w:eastAsia="Arial Unicode MS" w:hAnsi="Arial Unicode MS" w:cs="Arial Unicode MS"/>
-        </w:rPr>
-        <w:t xml:space="preserve"> </w:t>
-      </w:r>
-      <w:proofErr w:type="spellStart"/>
-      <w:r>
-        <w:rPr>
-          <w:rFonts w:ascii="Arial Unicode MS" w:eastAsia="Arial Unicode MS" w:hAnsi="Arial Unicode MS" w:cs="Arial Unicode MS"/>
-        </w:rPr>
-        <w:t>บันทึกการตัดยอดหนี้ที่เก็บไม่ได้</w:t>
-      </w:r>
-      <w:proofErr w:type="spellEnd"/>
-      <w:r>
-        <w:rPr>
-          <w:rFonts w:ascii="Arial Unicode MS" w:eastAsia="Arial Unicode MS" w:hAnsi="Arial Unicode MS" w:cs="Arial Unicode MS"/>
-        </w:rPr>
-        <w:t xml:space="preserve"> </w:t>
-      </w:r>
-      <w:proofErr w:type="spellStart"/>
-      <w:r>
-        <w:rPr>
-          <w:rFonts w:ascii="Arial Unicode MS" w:eastAsia="Arial Unicode MS" w:hAnsi="Arial Unicode MS" w:cs="Arial Unicode MS"/>
-        </w:rPr>
-        <w:t>หรือตัดเศษบัญชีลูกหนี้</w:t>
-      </w:r>
-      <w:proofErr w:type="spellEnd"/>
+        <w:t>AR_WRITEOFF (SWO - Sales Write-off - ใบสำคัญตัดหนี้สูญ):</w:t>
+      </w:r>
+      <w:r>
+        <w:rPr>
+          <w:rFonts w:ascii="Arial Unicode MS" w:eastAsia="Arial Unicode MS" w:hAnsi="Arial Unicode MS" w:cs="Arial Unicode MS"/>
+        </w:rPr>
+        <w:t xml:space="preserve"> บันทึกการตัดยอดหนี้ที่เก็บไม่ได้ หรือตัดเศษบัญชีลูกหนี้</w:t>
+      </w:r>
     </w:p>
     <w:p>
       <w:pPr>
@@ -1343,106 +715,24 @@
           <w:b/>
           <w:bCs/>
         </w:rPr>
-        <w:t xml:space="preserve">CN (Credit Note - </w:t>
-      </w:r>
-      <w:proofErr w:type="spellStart"/>
-      <w:r>
-        <w:rPr>
-          <w:rFonts w:ascii="Arial Unicode MS" w:eastAsia="Arial Unicode MS" w:hAnsi="Arial Unicode MS" w:cs="Arial Unicode MS"/>
-          <w:b/>
-          <w:bCs/>
-        </w:rPr>
-        <w:t>ใบลดหนี้</w:t>
-      </w:r>
-      <w:proofErr w:type="spellEnd"/>
-      <w:r>
-        <w:rPr>
-          <w:rFonts w:ascii="Arial Unicode MS" w:eastAsia="Arial Unicode MS" w:hAnsi="Arial Unicode MS" w:cs="Arial Unicode MS"/>
-          <w:b/>
-          <w:bCs/>
-        </w:rPr>
-        <w:t>):</w:t>
-      </w:r>
-      <w:r>
-        <w:rPr>
-          <w:rFonts w:ascii="Arial Unicode MS" w:eastAsia="Arial Unicode MS" w:hAnsi="Arial Unicode MS" w:cs="Arial Unicode MS"/>
-        </w:rPr>
-        <w:t xml:space="preserve"> </w:t>
-      </w:r>
-      <w:proofErr w:type="spellStart"/>
-      <w:r>
-        <w:rPr>
-          <w:rFonts w:ascii="Arial Unicode MS" w:eastAsia="Arial Unicode MS" w:hAnsi="Arial Unicode MS" w:cs="Arial Unicode MS"/>
-        </w:rPr>
-        <w:t>บันทึกการลดหนี้ให้ลูกค้า</w:t>
-      </w:r>
-      <w:proofErr w:type="spellEnd"/>
-      <w:r>
-        <w:rPr>
-          <w:rFonts w:ascii="Arial Unicode MS" w:eastAsia="Arial Unicode MS" w:hAnsi="Arial Unicode MS" w:cs="Arial Unicode MS"/>
-        </w:rPr>
-        <w:t xml:space="preserve"> </w:t>
-      </w:r>
-      <w:proofErr w:type="spellStart"/>
-      <w:r>
-        <w:rPr>
-          <w:rFonts w:ascii="Arial Unicode MS" w:eastAsia="Arial Unicode MS" w:hAnsi="Arial Unicode MS" w:cs="Arial Unicode MS"/>
-        </w:rPr>
-        <w:t>เนื่องจากสินค้ามีปัญหา</w:t>
-      </w:r>
-      <w:proofErr w:type="spellEnd"/>
-      <w:r>
-        <w:rPr>
-          <w:rFonts w:ascii="Arial Unicode MS" w:eastAsia="Arial Unicode MS" w:hAnsi="Arial Unicode MS" w:cs="Arial Unicode MS"/>
-        </w:rPr>
-        <w:t xml:space="preserve"> </w:t>
-      </w:r>
-      <w:proofErr w:type="spellStart"/>
-      <w:r>
-        <w:rPr>
-          <w:rFonts w:ascii="Arial Unicode MS" w:eastAsia="Arial Unicode MS" w:hAnsi="Arial Unicode MS" w:cs="Arial Unicode MS"/>
-        </w:rPr>
-        <w:t>หรือคืนสินค้า</w:t>
-      </w:r>
-      <w:proofErr w:type="spellEnd"/>
-      <w:r>
-        <w:rPr>
-          <w:rFonts w:ascii="Arial Unicode MS" w:eastAsia="Arial Unicode MS" w:hAnsi="Arial Unicode MS" w:cs="Arial Unicode MS"/>
-        </w:rPr>
-        <w:t xml:space="preserve"> (</w:t>
-      </w:r>
-      <w:proofErr w:type="spellStart"/>
-      <w:r>
-        <w:rPr>
-          <w:rFonts w:ascii="Arial Unicode MS" w:eastAsia="Arial Unicode MS" w:hAnsi="Arial Unicode MS" w:cs="Arial Unicode MS"/>
-        </w:rPr>
-        <w:t>มีผลต่อการรับสต็อกคืน</w:t>
-      </w:r>
-      <w:proofErr w:type="spellEnd"/>
-      <w:r>
-        <w:rPr>
-          <w:rFonts w:ascii="Arial Unicode MS" w:eastAsia="Arial Unicode MS" w:hAnsi="Arial Unicode MS" w:cs="Arial Unicode MS"/>
-        </w:rPr>
-        <w:t>)</w:t>
+        <w:t>CN (Credit Note - ใบลดหนี้):</w:t>
+      </w:r>
+      <w:r>
+        <w:rPr>
+          <w:rFonts w:ascii="Arial Unicode MS" w:eastAsia="Arial Unicode MS" w:hAnsi="Arial Unicode MS" w:cs="Arial Unicode MS"/>
+        </w:rPr>
+        <w:t xml:space="preserve"> บันทึกการลดหนี้ให้ลูกค้า เนื่องจากสินค้ามีปัญหา หรือคืนสินค้า (มีผลต่อการรับสต็อกคืน)</w:t>
       </w:r>
     </w:p>
     <w:p>
       <w:pPr>
         <w:pStyle w:val="Heading3"/>
       </w:pPr>
-      <w:proofErr w:type="spellStart"/>
-      <w:r>
-        <w:rPr>
-          <w:rFonts w:ascii="Arial Unicode MS" w:eastAsia="Arial Unicode MS" w:hAnsi="Arial Unicode MS" w:cs="Arial Unicode MS"/>
-        </w:rPr>
-        <w:t>กลุ่มงานจัดซื้อและเจ้าหนี้</w:t>
-      </w:r>
-      <w:proofErr w:type="spellEnd"/>
-      <w:r>
-        <w:rPr>
-          <w:rFonts w:ascii="Arial Unicode MS" w:eastAsia="Arial Unicode MS" w:hAnsi="Arial Unicode MS" w:cs="Arial Unicode MS"/>
-        </w:rPr>
-        <w:t xml:space="preserve"> (Purchases &amp; Accounts Payable - AP)</w:t>
+      <w:r>
+        <w:rPr>
+          <w:rFonts w:ascii="Arial Unicode MS" w:eastAsia="Arial Unicode MS" w:hAnsi="Arial Unicode MS" w:cs="Arial Unicode MS"/>
+        </w:rPr>
+        <w:t>กลุ่มงานจัดซื้อและเจ้าหนี้ (Purchases &amp; Accounts Payable - AP)</w:t>
       </w:r>
     </w:p>
     <w:p>
@@ -1465,54 +755,14 @@
           <w:b/>
           <w:bCs/>
         </w:rPr>
-        <w:t xml:space="preserve">PO (Purchase Order - </w:t>
-      </w:r>
-      <w:proofErr w:type="spellStart"/>
-      <w:r>
-        <w:rPr>
-          <w:rFonts w:ascii="Arial Unicode MS" w:eastAsia="Arial Unicode MS" w:hAnsi="Arial Unicode MS" w:cs="Arial Unicode MS"/>
-          <w:b/>
-          <w:bCs/>
-        </w:rPr>
-        <w:t>ใบสั่งซื้อ</w:t>
-      </w:r>
-      <w:proofErr w:type="spellEnd"/>
-      <w:r>
-        <w:rPr>
-          <w:rFonts w:ascii="Arial Unicode MS" w:eastAsia="Arial Unicode MS" w:hAnsi="Arial Unicode MS" w:cs="Arial Unicode MS"/>
-          <w:b/>
-          <w:bCs/>
-        </w:rPr>
-        <w:t>):</w:t>
-      </w:r>
-      <w:r>
-        <w:rPr>
-          <w:rFonts w:ascii="Arial Unicode MS" w:eastAsia="Arial Unicode MS" w:hAnsi="Arial Unicode MS" w:cs="Arial Unicode MS"/>
-        </w:rPr>
-        <w:t xml:space="preserve"> </w:t>
-      </w:r>
-      <w:proofErr w:type="spellStart"/>
-      <w:r>
-        <w:rPr>
-          <w:rFonts w:ascii="Arial Unicode MS" w:eastAsia="Arial Unicode MS" w:hAnsi="Arial Unicode MS" w:cs="Arial Unicode MS"/>
-        </w:rPr>
-        <w:t>เอกสารเริ่มต้นกระบวนการซื้อ</w:t>
-      </w:r>
-      <w:proofErr w:type="spellEnd"/>
-      <w:r>
-        <w:rPr>
-          <w:rFonts w:ascii="Arial Unicode MS" w:eastAsia="Arial Unicode MS" w:hAnsi="Arial Unicode MS" w:cs="Arial Unicode MS"/>
-        </w:rPr>
-        <w:t xml:space="preserve"> </w:t>
-      </w:r>
-      <w:proofErr w:type="spellStart"/>
-      <w:r>
-        <w:rPr>
-          <w:rFonts w:ascii="Arial Unicode MS" w:eastAsia="Arial Unicode MS" w:hAnsi="Arial Unicode MS" w:cs="Arial Unicode MS"/>
-        </w:rPr>
-        <w:t>ไม่มีผลต่อสต็อกและการเงิน</w:t>
-      </w:r>
-      <w:proofErr w:type="spellEnd"/>
+        <w:t>PO (Purchase Order - ใบสั่งซื้อ):</w:t>
+      </w:r>
+      <w:r>
+        <w:rPr>
+          <w:rFonts w:ascii="Arial Unicode MS" w:eastAsia="Arial Unicode MS" w:hAnsi="Arial Unicode MS" w:cs="Arial Unicode MS"/>
+        </w:rPr>
+        <w:t xml:space="preserve"> เอกสารเริ่มต้นกระบวนการซื้อ ไม่มีผลต่อสต็อกและการเงิน</w:t>
+      </w:r>
     </w:p>
     <w:p>
       <w:pPr>
@@ -1534,87 +784,13 @@
           <w:b/>
           <w:bCs/>
         </w:rPr>
-        <w:t xml:space="preserve">AP_CASH (Cash Purchase - </w:t>
-      </w:r>
-      <w:proofErr w:type="spellStart"/>
-      <w:r>
-        <w:rPr>
-          <w:rFonts w:ascii="Arial Unicode MS" w:eastAsia="Arial Unicode MS" w:hAnsi="Arial Unicode MS" w:cs="Arial Unicode MS"/>
-          <w:b/>
-          <w:bCs/>
-        </w:rPr>
-        <w:t>ซื้อเงินสด</w:t>
-      </w:r>
-      <w:proofErr w:type="spellEnd"/>
-      <w:r>
-        <w:rPr>
-          <w:rFonts w:ascii="Arial Unicode MS" w:eastAsia="Arial Unicode MS" w:hAnsi="Arial Unicode MS" w:cs="Arial Unicode MS"/>
-          <w:b/>
-          <w:bCs/>
-        </w:rPr>
-        <w:t>):</w:t>
-      </w:r>
-      <w:r>
-        <w:rPr>
-          <w:rFonts w:ascii="Arial Unicode MS" w:eastAsia="Arial Unicode MS" w:hAnsi="Arial Unicode MS" w:cs="Arial Unicode MS"/>
-        </w:rPr>
-        <w:t xml:space="preserve"> </w:t>
-      </w:r>
-      <w:proofErr w:type="spellStart"/>
-      <w:r>
-        <w:rPr>
-          <w:rFonts w:ascii="Arial Unicode MS" w:eastAsia="Arial Unicode MS" w:hAnsi="Arial Unicode MS" w:cs="Arial Unicode MS"/>
-        </w:rPr>
-        <w:t>บันทึกบิลซื้อที่ชำระเงินทันที</w:t>
-      </w:r>
-      <w:proofErr w:type="spellEnd"/>
-      <w:r>
-        <w:rPr>
-          <w:rFonts w:ascii="Arial Unicode MS" w:eastAsia="Arial Unicode MS" w:hAnsi="Arial Unicode MS" w:cs="Arial Unicode MS"/>
-        </w:rPr>
-        <w:t xml:space="preserve"> </w:t>
-      </w:r>
-      <w:proofErr w:type="spellStart"/>
-      <w:r>
-        <w:rPr>
-          <w:rFonts w:ascii="Arial Unicode MS" w:eastAsia="Arial Unicode MS" w:hAnsi="Arial Unicode MS" w:cs="Arial Unicode MS"/>
-        </w:rPr>
-        <w:t>มีผลรับสต็อกเข้า</w:t>
-      </w:r>
-      <w:proofErr w:type="spellEnd"/>
-      <w:r>
-        <w:rPr>
-          <w:rFonts w:ascii="Arial Unicode MS" w:eastAsia="Arial Unicode MS" w:hAnsi="Arial Unicode MS" w:cs="Arial Unicode MS"/>
-        </w:rPr>
-        <w:t xml:space="preserve"> </w:t>
-      </w:r>
-      <w:proofErr w:type="spellStart"/>
-      <w:r>
-        <w:rPr>
-          <w:rFonts w:ascii="Arial Unicode MS" w:eastAsia="Arial Unicode MS" w:hAnsi="Arial Unicode MS" w:cs="Arial Unicode MS"/>
-        </w:rPr>
-        <w:t>ระบบจะเปลี่ยนสถานะเป็น</w:t>
-      </w:r>
-      <w:proofErr w:type="spellEnd"/>
-      <w:r>
-        <w:rPr>
-          <w:rFonts w:ascii="Arial Unicode MS" w:eastAsia="Arial Unicode MS" w:hAnsi="Arial Unicode MS" w:cs="Arial Unicode MS"/>
-        </w:rPr>
-        <w:t xml:space="preserve"> PAID </w:t>
-      </w:r>
-      <w:proofErr w:type="spellStart"/>
-      <w:r>
-        <w:rPr>
-          <w:rFonts w:ascii="Arial Unicode MS" w:eastAsia="Arial Unicode MS" w:hAnsi="Arial Unicode MS" w:cs="Arial Unicode MS"/>
-        </w:rPr>
-        <w:t>อัตโนมัติเมื่ออนุมัติ</w:t>
-      </w:r>
-      <w:proofErr w:type="spellEnd"/>
-      <w:r>
-        <w:rPr>
-          <w:rFonts w:ascii="Arial Unicode MS" w:eastAsia="Arial Unicode MS" w:hAnsi="Arial Unicode MS" w:cs="Arial Unicode MS"/>
-        </w:rPr>
-        <w:t xml:space="preserve"> (Auto-Clearing)</w:t>
+        <w:t>AP_CASH (Cash Purchase - ซื้อเงินสด):</w:t>
+      </w:r>
+      <w:r>
+        <w:rPr>
+          <w:rFonts w:ascii="Arial Unicode MS" w:eastAsia="Arial Unicode MS" w:hAnsi="Arial Unicode MS" w:cs="Arial Unicode MS"/>
+        </w:rPr>
+        <w:t xml:space="preserve"> บันทึกบิลซื้อที่ชำระเงินทันที มีผลรับสต็อกเข้า ระบบจะเปลี่ยนสถานะเป็น PAID อัตโนมัติเมื่ออนุมัติ (Auto-Clearing)</w:t>
       </w:r>
     </w:p>
     <w:p>
@@ -1637,68 +813,14 @@
           <w:b/>
           <w:bCs/>
         </w:rPr>
-        <w:t xml:space="preserve">AP_INV (AP Invoice - </w:t>
-      </w:r>
-      <w:proofErr w:type="spellStart"/>
-      <w:r>
-        <w:rPr>
-          <w:rFonts w:ascii="Arial Unicode MS" w:eastAsia="Arial Unicode MS" w:hAnsi="Arial Unicode MS" w:cs="Arial Unicode MS"/>
-          <w:b/>
-          <w:bCs/>
-        </w:rPr>
-        <w:t>ตั้งเจ้าหนี้การค้า</w:t>
-      </w:r>
-      <w:proofErr w:type="spellEnd"/>
-      <w:r>
-        <w:rPr>
-          <w:rFonts w:ascii="Arial Unicode MS" w:eastAsia="Arial Unicode MS" w:hAnsi="Arial Unicode MS" w:cs="Arial Unicode MS"/>
-          <w:b/>
-          <w:bCs/>
-        </w:rPr>
-        <w:t>):</w:t>
-      </w:r>
-      <w:r>
-        <w:rPr>
-          <w:rFonts w:ascii="Arial Unicode MS" w:eastAsia="Arial Unicode MS" w:hAnsi="Arial Unicode MS" w:cs="Arial Unicode MS"/>
-        </w:rPr>
-        <w:t xml:space="preserve"> </w:t>
-      </w:r>
-      <w:proofErr w:type="spellStart"/>
-      <w:r>
-        <w:rPr>
-          <w:rFonts w:ascii="Arial Unicode MS" w:eastAsia="Arial Unicode MS" w:hAnsi="Arial Unicode MS" w:cs="Arial Unicode MS"/>
-        </w:rPr>
-        <w:t>บันทึกบิลซื้อแบบเครดิต</w:t>
-      </w:r>
-      <w:proofErr w:type="spellEnd"/>
-      <w:r>
-        <w:rPr>
-          <w:rFonts w:ascii="Arial Unicode MS" w:eastAsia="Arial Unicode MS" w:hAnsi="Arial Unicode MS" w:cs="Arial Unicode MS"/>
-        </w:rPr>
-        <w:t xml:space="preserve"> </w:t>
-      </w:r>
-      <w:proofErr w:type="spellStart"/>
-      <w:r>
-        <w:rPr>
-          <w:rFonts w:ascii="Arial Unicode MS" w:eastAsia="Arial Unicode MS" w:hAnsi="Arial Unicode MS" w:cs="Arial Unicode MS"/>
-        </w:rPr>
-        <w:t>มีผลรับสต็อกเข้า</w:t>
-      </w:r>
-      <w:proofErr w:type="spellEnd"/>
-      <w:r>
-        <w:rPr>
-          <w:rFonts w:ascii="Arial Unicode MS" w:eastAsia="Arial Unicode MS" w:hAnsi="Arial Unicode MS" w:cs="Arial Unicode MS"/>
-        </w:rPr>
-        <w:t xml:space="preserve"> </w:t>
-      </w:r>
-      <w:proofErr w:type="spellStart"/>
-      <w:r>
-        <w:rPr>
-          <w:rFonts w:ascii="Arial Unicode MS" w:eastAsia="Arial Unicode MS" w:hAnsi="Arial Unicode MS" w:cs="Arial Unicode MS"/>
-        </w:rPr>
-        <w:t>รอการชำระเงิน</w:t>
-      </w:r>
-      <w:proofErr w:type="spellEnd"/>
+        <w:t>AP_INV (AP Invoice - ตั้งเจ้าหนี้การค้า):</w:t>
+      </w:r>
+      <w:r>
+        <w:rPr>
+          <w:rFonts w:ascii="Arial Unicode MS" w:eastAsia="Arial Unicode MS" w:hAnsi="Arial Unicode MS" w:cs="Arial Unicode MS"/>
+        </w:rPr>
+        <w:t xml:space="preserve"> บันทึกบิลซื้อแบบเครดิต มีผลรับสต็อกเข้า รอการชำระเงิน</w:t>
+      </w:r>
     </w:p>
     <w:p>
       <w:pPr>
@@ -1720,68 +842,14 @@
           <w:b/>
           <w:bCs/>
         </w:rPr>
-        <w:t xml:space="preserve">AP_TAX (AP Tax Invoice - </w:t>
-      </w:r>
-      <w:proofErr w:type="spellStart"/>
-      <w:r>
-        <w:rPr>
-          <w:rFonts w:ascii="Arial Unicode MS" w:eastAsia="Arial Unicode MS" w:hAnsi="Arial Unicode MS" w:cs="Arial Unicode MS"/>
-          <w:b/>
-          <w:bCs/>
-        </w:rPr>
-        <w:t>ตั้งเจ้าหนี้และภาษีซื้อ</w:t>
-      </w:r>
-      <w:proofErr w:type="spellEnd"/>
-      <w:r>
-        <w:rPr>
-          <w:rFonts w:ascii="Arial Unicode MS" w:eastAsia="Arial Unicode MS" w:hAnsi="Arial Unicode MS" w:cs="Arial Unicode MS"/>
-          <w:b/>
-          <w:bCs/>
-        </w:rPr>
-        <w:t>):</w:t>
-      </w:r>
-      <w:r>
-        <w:rPr>
-          <w:rFonts w:ascii="Arial Unicode MS" w:eastAsia="Arial Unicode MS" w:hAnsi="Arial Unicode MS" w:cs="Arial Unicode MS"/>
-        </w:rPr>
-        <w:t xml:space="preserve"> </w:t>
-      </w:r>
-      <w:proofErr w:type="spellStart"/>
-      <w:r>
-        <w:rPr>
-          <w:rFonts w:ascii="Arial Unicode MS" w:eastAsia="Arial Unicode MS" w:hAnsi="Arial Unicode MS" w:cs="Arial Unicode MS"/>
-        </w:rPr>
-        <w:t>บันทึกบิลซื้อแบบเครดิตที่มี</w:t>
-      </w:r>
-      <w:proofErr w:type="spellEnd"/>
-      <w:r>
-        <w:rPr>
-          <w:rFonts w:ascii="Arial Unicode MS" w:eastAsia="Arial Unicode MS" w:hAnsi="Arial Unicode MS" w:cs="Arial Unicode MS"/>
-        </w:rPr>
-        <w:t xml:space="preserve"> VAT (</w:t>
-      </w:r>
-      <w:proofErr w:type="spellStart"/>
-      <w:r>
-        <w:rPr>
-          <w:rFonts w:ascii="Arial Unicode MS" w:eastAsia="Arial Unicode MS" w:hAnsi="Arial Unicode MS" w:cs="Arial Unicode MS"/>
-        </w:rPr>
-        <w:t>ขอคืนภาษีได้</w:t>
-      </w:r>
-      <w:proofErr w:type="spellEnd"/>
-      <w:r>
-        <w:rPr>
-          <w:rFonts w:ascii="Arial Unicode MS" w:eastAsia="Arial Unicode MS" w:hAnsi="Arial Unicode MS" w:cs="Arial Unicode MS"/>
-        </w:rPr>
-        <w:t xml:space="preserve">) </w:t>
-      </w:r>
-      <w:proofErr w:type="spellStart"/>
-      <w:r>
-        <w:rPr>
-          <w:rFonts w:ascii="Arial Unicode MS" w:eastAsia="Arial Unicode MS" w:hAnsi="Arial Unicode MS" w:cs="Arial Unicode MS"/>
-        </w:rPr>
-        <w:t>มีผลรับสต็อกเข้า</w:t>
-      </w:r>
-      <w:proofErr w:type="spellEnd"/>
+        <w:t>AP_TAX (AP Tax Invoice - ตั้งเจ้าหนี้และภาษีซื้อ):</w:t>
+      </w:r>
+      <w:r>
+        <w:rPr>
+          <w:rFonts w:ascii="Arial Unicode MS" w:eastAsia="Arial Unicode MS" w:hAnsi="Arial Unicode MS" w:cs="Arial Unicode MS"/>
+        </w:rPr>
+        <w:t xml:space="preserve"> บันทึกบิลซื้อแบบเครดิตที่มี VAT (ขอคืนภาษีได้) มีผลรับสต็อกเข้า</w:t>
+      </w:r>
     </w:p>
     <w:p>
       <w:pPr>
@@ -1803,59 +871,13 @@
           <w:b/>
           <w:bCs/>
         </w:rPr>
-        <w:t xml:space="preserve">BR (Bill Receipt - </w:t>
-      </w:r>
-      <w:proofErr w:type="spellStart"/>
-      <w:r>
-        <w:rPr>
-          <w:rFonts w:ascii="Arial Unicode MS" w:eastAsia="Arial Unicode MS" w:hAnsi="Arial Unicode MS" w:cs="Arial Unicode MS"/>
-          <w:b/>
-          <w:bCs/>
-        </w:rPr>
-        <w:t>ใบรับวางบิลเจ้าหนี้</w:t>
-      </w:r>
-      <w:proofErr w:type="spellEnd"/>
-      <w:r>
-        <w:rPr>
-          <w:rFonts w:ascii="Arial Unicode MS" w:eastAsia="Arial Unicode MS" w:hAnsi="Arial Unicode MS" w:cs="Arial Unicode MS"/>
-          <w:b/>
-          <w:bCs/>
-        </w:rPr>
-        <w:t>):</w:t>
-      </w:r>
-      <w:r>
-        <w:rPr>
-          <w:rFonts w:ascii="Arial Unicode MS" w:eastAsia="Arial Unicode MS" w:hAnsi="Arial Unicode MS" w:cs="Arial Unicode MS"/>
-        </w:rPr>
-        <w:t xml:space="preserve"> </w:t>
-      </w:r>
-      <w:proofErr w:type="spellStart"/>
-      <w:r>
-        <w:rPr>
-          <w:rFonts w:ascii="Arial Unicode MS" w:eastAsia="Arial Unicode MS" w:hAnsi="Arial Unicode MS" w:cs="Arial Unicode MS"/>
-        </w:rPr>
-        <w:t>เอกสารรวบรวมบิลซื้อหลายใบที่เจ้าหนี้มาวางบิล</w:t>
-      </w:r>
-      <w:proofErr w:type="spellEnd"/>
-      <w:r>
-        <w:rPr>
-          <w:rFonts w:ascii="Arial Unicode MS" w:eastAsia="Arial Unicode MS" w:hAnsi="Arial Unicode MS" w:cs="Arial Unicode MS"/>
-        </w:rPr>
-        <w:t xml:space="preserve"> </w:t>
-      </w:r>
-      <w:proofErr w:type="spellStart"/>
-      <w:r>
-        <w:rPr>
-          <w:rFonts w:ascii="Arial Unicode MS" w:eastAsia="Arial Unicode MS" w:hAnsi="Arial Unicode MS" w:cs="Arial Unicode MS"/>
-        </w:rPr>
-        <w:t>ไม่มีผลต่อ</w:t>
-      </w:r>
-      <w:proofErr w:type="spellEnd"/>
-      <w:r>
-        <w:rPr>
-          <w:rFonts w:ascii="Arial Unicode MS" w:eastAsia="Arial Unicode MS" w:hAnsi="Arial Unicode MS" w:cs="Arial Unicode MS"/>
-        </w:rPr>
-        <w:t xml:space="preserve"> GL</w:t>
+        <w:t>BR (Bill Receipt - ใบรับวางบิลเจ้าหนี้):</w:t>
+      </w:r>
+      <w:r>
+        <w:rPr>
+          <w:rFonts w:ascii="Arial Unicode MS" w:eastAsia="Arial Unicode MS" w:hAnsi="Arial Unicode MS" w:cs="Arial Unicode MS"/>
+        </w:rPr>
+        <w:t xml:space="preserve"> เอกสารรวบรวมบิลซื้อหลายใบที่เจ้าหนี้มาวางบิล ไม่มีผลต่อ GL</w:t>
       </w:r>
     </w:p>
     <w:p>
@@ -1878,59 +900,13 @@
           <w:b/>
           <w:bCs/>
         </w:rPr>
-        <w:t xml:space="preserve">PAY (Payment - </w:t>
-      </w:r>
-      <w:proofErr w:type="spellStart"/>
-      <w:r>
-        <w:rPr>
-          <w:rFonts w:ascii="Arial Unicode MS" w:eastAsia="Arial Unicode MS" w:hAnsi="Arial Unicode MS" w:cs="Arial Unicode MS"/>
-          <w:b/>
-          <w:bCs/>
-        </w:rPr>
-        <w:t>ใบสำคัญจ่าย</w:t>
-      </w:r>
-      <w:proofErr w:type="spellEnd"/>
-      <w:r>
-        <w:rPr>
-          <w:rFonts w:ascii="Arial Unicode MS" w:eastAsia="Arial Unicode MS" w:hAnsi="Arial Unicode MS" w:cs="Arial Unicode MS"/>
-          <w:b/>
-          <w:bCs/>
-        </w:rPr>
-        <w:t>):</w:t>
-      </w:r>
-      <w:r>
-        <w:rPr>
-          <w:rFonts w:ascii="Arial Unicode MS" w:eastAsia="Arial Unicode MS" w:hAnsi="Arial Unicode MS" w:cs="Arial Unicode MS"/>
-        </w:rPr>
-        <w:t xml:space="preserve"> </w:t>
-      </w:r>
-      <w:proofErr w:type="spellStart"/>
-      <w:r>
-        <w:rPr>
-          <w:rFonts w:ascii="Arial Unicode MS" w:eastAsia="Arial Unicode MS" w:hAnsi="Arial Unicode MS" w:cs="Arial Unicode MS"/>
-        </w:rPr>
-        <w:t>บันทึกจ่ายชำระหนี้ให้ซัพพลายเออร์</w:t>
-      </w:r>
-      <w:proofErr w:type="spellEnd"/>
-      <w:r>
-        <w:rPr>
-          <w:rFonts w:ascii="Arial Unicode MS" w:eastAsia="Arial Unicode MS" w:hAnsi="Arial Unicode MS" w:cs="Arial Unicode MS"/>
-        </w:rPr>
-        <w:t xml:space="preserve"> (</w:t>
-      </w:r>
-      <w:proofErr w:type="spellStart"/>
-      <w:r>
-        <w:rPr>
-          <w:rFonts w:ascii="Arial Unicode MS" w:eastAsia="Arial Unicode MS" w:hAnsi="Arial Unicode MS" w:cs="Arial Unicode MS"/>
-        </w:rPr>
-        <w:t>ตัดจาก</w:t>
-      </w:r>
-      <w:proofErr w:type="spellEnd"/>
-      <w:r>
-        <w:rPr>
-          <w:rFonts w:ascii="Arial Unicode MS" w:eastAsia="Arial Unicode MS" w:hAnsi="Arial Unicode MS" w:cs="Arial Unicode MS"/>
-        </w:rPr>
-        <w:t xml:space="preserve"> AP_INV, AP_TAX)</w:t>
+        <w:t>PAY (Payment - ใบสำคัญจ่าย):</w:t>
+      </w:r>
+      <w:r>
+        <w:rPr>
+          <w:rFonts w:ascii="Arial Unicode MS" w:eastAsia="Arial Unicode MS" w:hAnsi="Arial Unicode MS" w:cs="Arial Unicode MS"/>
+        </w:rPr>
+        <w:t xml:space="preserve"> บันทึกจ่ายชำระหนี้ให้ซัพพลายเออร์ (ตัดจาก AP_INV, AP_TAX)</w:t>
       </w:r>
     </w:p>
     <w:p>
@@ -1953,87 +929,13 @@
           <w:b/>
           <w:bCs/>
         </w:rPr>
-        <w:t xml:space="preserve">DEP_OUT (Deposit Out - </w:t>
-      </w:r>
-      <w:proofErr w:type="spellStart"/>
-      <w:r>
-        <w:rPr>
-          <w:rFonts w:ascii="Arial Unicode MS" w:eastAsia="Arial Unicode MS" w:hAnsi="Arial Unicode MS" w:cs="Arial Unicode MS"/>
-          <w:b/>
-          <w:bCs/>
-        </w:rPr>
-        <w:t>ใบจ่ายเงินมัดจำ</w:t>
-      </w:r>
-      <w:proofErr w:type="spellEnd"/>
-      <w:r>
-        <w:rPr>
-          <w:rFonts w:ascii="Arial Unicode MS" w:eastAsia="Arial Unicode MS" w:hAnsi="Arial Unicode MS" w:cs="Arial Unicode MS"/>
-          <w:b/>
-          <w:bCs/>
-        </w:rPr>
-        <w:t>):</w:t>
-      </w:r>
-      <w:r>
-        <w:rPr>
-          <w:rFonts w:ascii="Arial Unicode MS" w:eastAsia="Arial Unicode MS" w:hAnsi="Arial Unicode MS" w:cs="Arial Unicode MS"/>
-        </w:rPr>
-        <w:t xml:space="preserve"> </w:t>
-      </w:r>
-      <w:proofErr w:type="spellStart"/>
-      <w:r>
-        <w:rPr>
-          <w:rFonts w:ascii="Arial Unicode MS" w:eastAsia="Arial Unicode MS" w:hAnsi="Arial Unicode MS" w:cs="Arial Unicode MS"/>
-        </w:rPr>
-        <w:t>บันทึกจ่ายเงินมัดจำให้ซัพพลายเออร์</w:t>
-      </w:r>
-      <w:proofErr w:type="spellEnd"/>
-      <w:r>
-        <w:rPr>
-          <w:rFonts w:ascii="Arial Unicode MS" w:eastAsia="Arial Unicode MS" w:hAnsi="Arial Unicode MS" w:cs="Arial Unicode MS"/>
-        </w:rPr>
-        <w:t xml:space="preserve"> </w:t>
-      </w:r>
-      <w:proofErr w:type="spellStart"/>
-      <w:r>
-        <w:rPr>
-          <w:rFonts w:ascii="Arial Unicode MS" w:eastAsia="Arial Unicode MS" w:hAnsi="Arial Unicode MS" w:cs="Arial Unicode MS"/>
-        </w:rPr>
-        <w:t>สามารถนำยอดไปหักเป็นส่วนลดในใบ</w:t>
-      </w:r>
-      <w:proofErr w:type="spellEnd"/>
-      <w:r>
-        <w:rPr>
-          <w:rFonts w:ascii="Arial Unicode MS" w:eastAsia="Arial Unicode MS" w:hAnsi="Arial Unicode MS" w:cs="Arial Unicode MS"/>
-        </w:rPr>
-        <w:t xml:space="preserve"> PAY </w:t>
-      </w:r>
-      <w:proofErr w:type="spellStart"/>
-      <w:r>
-        <w:rPr>
-          <w:rFonts w:ascii="Arial Unicode MS" w:eastAsia="Arial Unicode MS" w:hAnsi="Arial Unicode MS" w:cs="Arial Unicode MS"/>
-        </w:rPr>
-        <w:t>ได้</w:t>
-      </w:r>
-      <w:proofErr w:type="spellEnd"/>
-      <w:r>
-        <w:rPr>
-          <w:rFonts w:ascii="Arial Unicode MS" w:eastAsia="Arial Unicode MS" w:hAnsi="Arial Unicode MS" w:cs="Arial Unicode MS"/>
-        </w:rPr>
-        <w:t xml:space="preserve"> (</w:t>
-      </w:r>
-      <w:proofErr w:type="spellStart"/>
-      <w:r>
-        <w:rPr>
-          <w:rFonts w:ascii="Arial Unicode MS" w:eastAsia="Arial Unicode MS" w:hAnsi="Arial Unicode MS" w:cs="Arial Unicode MS"/>
-        </w:rPr>
-        <w:t>ตัดมัดจำ</w:t>
-      </w:r>
-      <w:proofErr w:type="spellEnd"/>
-      <w:r>
-        <w:rPr>
-          <w:rFonts w:ascii="Arial Unicode MS" w:eastAsia="Arial Unicode MS" w:hAnsi="Arial Unicode MS" w:cs="Arial Unicode MS"/>
-        </w:rPr>
-        <w:t>)</w:t>
+        <w:t>DEP_OUT (Deposit Out - ใบจ่ายเงินมัดจำ):</w:t>
+      </w:r>
+      <w:r>
+        <w:rPr>
+          <w:rFonts w:ascii="Arial Unicode MS" w:eastAsia="Arial Unicode MS" w:hAnsi="Arial Unicode MS" w:cs="Arial Unicode MS"/>
+        </w:rPr>
+        <w:t xml:space="preserve"> บันทึกจ่ายเงินมัดจำให้ซัพพลายเออร์ สามารถนำยอดไปหักเป็นส่วนลดในใบ PAY ได้ (ตัดมัดจำ)</w:t>
       </w:r>
     </w:p>
     <w:p>
@@ -2056,73 +958,13 @@
           <w:b/>
           <w:bCs/>
         </w:rPr>
-        <w:t xml:space="preserve">AP_REFUND (PRF - Purchase Refund - </w:t>
-      </w:r>
-      <w:proofErr w:type="spellStart"/>
-      <w:r>
-        <w:rPr>
-          <w:rFonts w:ascii="Arial Unicode MS" w:eastAsia="Arial Unicode MS" w:hAnsi="Arial Unicode MS" w:cs="Arial Unicode MS"/>
-          <w:b/>
-          <w:bCs/>
-        </w:rPr>
-        <w:t>ใบสำคัญรับเงินคืน</w:t>
-      </w:r>
-      <w:proofErr w:type="spellEnd"/>
-      <w:r>
-        <w:rPr>
-          <w:rFonts w:ascii="Arial Unicode MS" w:eastAsia="Arial Unicode MS" w:hAnsi="Arial Unicode MS" w:cs="Arial Unicode MS"/>
-          <w:b/>
-          <w:bCs/>
-        </w:rPr>
-        <w:t>):</w:t>
-      </w:r>
-      <w:r>
-        <w:rPr>
-          <w:rFonts w:ascii="Arial Unicode MS" w:eastAsia="Arial Unicode MS" w:hAnsi="Arial Unicode MS" w:cs="Arial Unicode MS"/>
-        </w:rPr>
-        <w:t xml:space="preserve"> </w:t>
-      </w:r>
-      <w:proofErr w:type="spellStart"/>
-      <w:r>
-        <w:rPr>
-          <w:rFonts w:ascii="Arial Unicode MS" w:eastAsia="Arial Unicode MS" w:hAnsi="Arial Unicode MS" w:cs="Arial Unicode MS"/>
-        </w:rPr>
-        <w:t>บันทึกการรับเงินคืนจากซัพพลายเออร์</w:t>
-      </w:r>
-      <w:proofErr w:type="spellEnd"/>
-      <w:r>
-        <w:rPr>
-          <w:rFonts w:ascii="Arial Unicode MS" w:eastAsia="Arial Unicode MS" w:hAnsi="Arial Unicode MS" w:cs="Arial Unicode MS"/>
-        </w:rPr>
-        <w:t xml:space="preserve"> (</w:t>
-      </w:r>
-      <w:proofErr w:type="spellStart"/>
-      <w:r>
-        <w:rPr>
-          <w:rFonts w:ascii="Arial Unicode MS" w:eastAsia="Arial Unicode MS" w:hAnsi="Arial Unicode MS" w:cs="Arial Unicode MS"/>
-        </w:rPr>
-        <w:t>เช่น</w:t>
-      </w:r>
-      <w:proofErr w:type="spellEnd"/>
-      <w:r>
-        <w:rPr>
-          <w:rFonts w:ascii="Arial Unicode MS" w:eastAsia="Arial Unicode MS" w:hAnsi="Arial Unicode MS" w:cs="Arial Unicode MS"/>
-        </w:rPr>
-        <w:t xml:space="preserve"> </w:t>
-      </w:r>
-      <w:proofErr w:type="spellStart"/>
-      <w:r>
-        <w:rPr>
-          <w:rFonts w:ascii="Arial Unicode MS" w:eastAsia="Arial Unicode MS" w:hAnsi="Arial Unicode MS" w:cs="Arial Unicode MS"/>
-        </w:rPr>
-        <w:t>รับคืนมัดจำ</w:t>
-      </w:r>
-      <w:proofErr w:type="spellEnd"/>
-      <w:r>
-        <w:rPr>
-          <w:rFonts w:ascii="Arial Unicode MS" w:eastAsia="Arial Unicode MS" w:hAnsi="Arial Unicode MS" w:cs="Arial Unicode MS"/>
-        </w:rPr>
-        <w:t>)</w:t>
+        <w:t>AP_REFUND (PRF - Purchase Refund - ใบสำคัญรับเงินคืน):</w:t>
+      </w:r>
+      <w:r>
+        <w:rPr>
+          <w:rFonts w:ascii="Arial Unicode MS" w:eastAsia="Arial Unicode MS" w:hAnsi="Arial Unicode MS" w:cs="Arial Unicode MS"/>
+        </w:rPr>
+        <w:t xml:space="preserve"> บันทึกการรับเงินคืนจากซัพพลายเออร์ (เช่น รับคืนมัดจำ)</w:t>
       </w:r>
     </w:p>
     <w:p>
@@ -2145,106 +987,24 @@
           <w:b/>
           <w:bCs/>
         </w:rPr>
-        <w:t xml:space="preserve">AP_WRITEOFF (PWO - Purchase Write-off - </w:t>
-      </w:r>
-      <w:proofErr w:type="spellStart"/>
-      <w:r>
-        <w:rPr>
-          <w:rFonts w:ascii="Arial Unicode MS" w:eastAsia="Arial Unicode MS" w:hAnsi="Arial Unicode MS" w:cs="Arial Unicode MS"/>
-          <w:b/>
-          <w:bCs/>
-        </w:rPr>
-        <w:t>ใบสำคัญตัดหนี้</w:t>
-      </w:r>
-      <w:proofErr w:type="spellEnd"/>
-      <w:r>
-        <w:rPr>
-          <w:rFonts w:ascii="Arial Unicode MS" w:eastAsia="Arial Unicode MS" w:hAnsi="Arial Unicode MS" w:cs="Arial Unicode MS"/>
-          <w:b/>
-          <w:bCs/>
-        </w:rPr>
-        <w:t>):</w:t>
-      </w:r>
-      <w:r>
-        <w:rPr>
-          <w:rFonts w:ascii="Arial Unicode MS" w:eastAsia="Arial Unicode MS" w:hAnsi="Arial Unicode MS" w:cs="Arial Unicode MS"/>
-        </w:rPr>
-        <w:t xml:space="preserve"> </w:t>
-      </w:r>
-      <w:proofErr w:type="spellStart"/>
-      <w:r>
-        <w:rPr>
-          <w:rFonts w:ascii="Arial Unicode MS" w:eastAsia="Arial Unicode MS" w:hAnsi="Arial Unicode MS" w:cs="Arial Unicode MS"/>
-        </w:rPr>
-        <w:t>บันทึกการตัดยอดเจ้าหนี้</w:t>
-      </w:r>
-      <w:proofErr w:type="spellEnd"/>
-      <w:r>
-        <w:rPr>
-          <w:rFonts w:ascii="Arial Unicode MS" w:eastAsia="Arial Unicode MS" w:hAnsi="Arial Unicode MS" w:cs="Arial Unicode MS"/>
-        </w:rPr>
-        <w:t xml:space="preserve"> (</w:t>
-      </w:r>
-      <w:proofErr w:type="spellStart"/>
-      <w:r>
-        <w:rPr>
-          <w:rFonts w:ascii="Arial Unicode MS" w:eastAsia="Arial Unicode MS" w:hAnsi="Arial Unicode MS" w:cs="Arial Unicode MS"/>
-        </w:rPr>
-        <w:t>เช่น</w:t>
-      </w:r>
-      <w:proofErr w:type="spellEnd"/>
-      <w:r>
-        <w:rPr>
-          <w:rFonts w:ascii="Arial Unicode MS" w:eastAsia="Arial Unicode MS" w:hAnsi="Arial Unicode MS" w:cs="Arial Unicode MS"/>
-        </w:rPr>
-        <w:t xml:space="preserve"> </w:t>
-      </w:r>
-      <w:proofErr w:type="spellStart"/>
-      <w:r>
-        <w:rPr>
-          <w:rFonts w:ascii="Arial Unicode MS" w:eastAsia="Arial Unicode MS" w:hAnsi="Arial Unicode MS" w:cs="Arial Unicode MS"/>
-        </w:rPr>
-        <w:t>ซัพพลายเออร์ยกหนี้ให้</w:t>
-      </w:r>
-      <w:proofErr w:type="spellEnd"/>
-      <w:r>
-        <w:rPr>
-          <w:rFonts w:ascii="Arial Unicode MS" w:eastAsia="Arial Unicode MS" w:hAnsi="Arial Unicode MS" w:cs="Arial Unicode MS"/>
-        </w:rPr>
-        <w:t xml:space="preserve"> </w:t>
-      </w:r>
-      <w:proofErr w:type="spellStart"/>
-      <w:r>
-        <w:rPr>
-          <w:rFonts w:ascii="Arial Unicode MS" w:eastAsia="Arial Unicode MS" w:hAnsi="Arial Unicode MS" w:cs="Arial Unicode MS"/>
-        </w:rPr>
-        <w:t>หรือตัดเศษบัญชี</w:t>
-      </w:r>
-      <w:proofErr w:type="spellEnd"/>
-      <w:r>
-        <w:rPr>
-          <w:rFonts w:ascii="Arial Unicode MS" w:eastAsia="Arial Unicode MS" w:hAnsi="Arial Unicode MS" w:cs="Arial Unicode MS"/>
-        </w:rPr>
-        <w:t>)</w:t>
+        <w:t>AP_WRITEOFF (PWO - Purchase Write-off - ใบสำคัญตัดหนี้):</w:t>
+      </w:r>
+      <w:r>
+        <w:rPr>
+          <w:rFonts w:ascii="Arial Unicode MS" w:eastAsia="Arial Unicode MS" w:hAnsi="Arial Unicode MS" w:cs="Arial Unicode MS"/>
+        </w:rPr>
+        <w:t xml:space="preserve"> บันทึกการตัดยอดเจ้าหนี้ (เช่น ซัพพลายเออร์ยกหนี้ให้ หรือตัดเศษบัญชี)</w:t>
       </w:r>
     </w:p>
     <w:p>
       <w:pPr>
         <w:pStyle w:val="Heading3"/>
       </w:pPr>
-      <w:proofErr w:type="spellStart"/>
-      <w:r>
-        <w:rPr>
-          <w:rFonts w:ascii="Arial Unicode MS" w:eastAsia="Arial Unicode MS" w:hAnsi="Arial Unicode MS" w:cs="Arial Unicode MS"/>
-        </w:rPr>
-        <w:t>กลุ่มงานบริหารคลังสินค้าและผลิต</w:t>
-      </w:r>
-      <w:proofErr w:type="spellEnd"/>
-      <w:r>
-        <w:rPr>
-          <w:rFonts w:ascii="Arial Unicode MS" w:eastAsia="Arial Unicode MS" w:hAnsi="Arial Unicode MS" w:cs="Arial Unicode MS"/>
-        </w:rPr>
-        <w:t xml:space="preserve"> (Inventory &amp; Production)</w:t>
+      <w:r>
+        <w:rPr>
+          <w:rFonts w:ascii="Arial Unicode MS" w:eastAsia="Arial Unicode MS" w:hAnsi="Arial Unicode MS" w:cs="Arial Unicode MS"/>
+        </w:rPr>
+        <w:t>กลุ่มงานบริหารคลังสินค้าและผลิต (Inventory &amp; Production)</w:t>
       </w:r>
     </w:p>
     <w:p>
@@ -2267,82 +1027,14 @@
           <w:b/>
           <w:bCs/>
         </w:rPr>
-        <w:t xml:space="preserve">STK_OB (Stock Opening Balance - </w:t>
-      </w:r>
-      <w:proofErr w:type="spellStart"/>
-      <w:r>
-        <w:rPr>
-          <w:rFonts w:ascii="Arial Unicode MS" w:eastAsia="Arial Unicode MS" w:hAnsi="Arial Unicode MS" w:cs="Arial Unicode MS"/>
-          <w:b/>
-          <w:bCs/>
-        </w:rPr>
-        <w:t>ยอดยกมา</w:t>
-      </w:r>
-      <w:proofErr w:type="spellEnd"/>
-      <w:r>
-        <w:rPr>
-          <w:rFonts w:ascii="Arial Unicode MS" w:eastAsia="Arial Unicode MS" w:hAnsi="Arial Unicode MS" w:cs="Arial Unicode MS"/>
-          <w:b/>
-          <w:bCs/>
-        </w:rPr>
-        <w:t>):</w:t>
-      </w:r>
-      <w:r>
-        <w:rPr>
-          <w:rFonts w:ascii="Arial Unicode MS" w:eastAsia="Arial Unicode MS" w:hAnsi="Arial Unicode MS" w:cs="Arial Unicode MS"/>
-        </w:rPr>
-        <w:t xml:space="preserve"> </w:t>
-      </w:r>
-      <w:proofErr w:type="spellStart"/>
-      <w:r>
-        <w:rPr>
-          <w:rFonts w:ascii="Arial Unicode MS" w:eastAsia="Arial Unicode MS" w:hAnsi="Arial Unicode MS" w:cs="Arial Unicode MS"/>
-        </w:rPr>
-        <w:t>เอกสารตั้งต้นสต็อก</w:t>
-      </w:r>
-      <w:proofErr w:type="spellEnd"/>
-      <w:r>
-        <w:rPr>
-          <w:rFonts w:ascii="Arial Unicode MS" w:eastAsia="Arial Unicode MS" w:hAnsi="Arial Unicode MS" w:cs="Arial Unicode MS"/>
-        </w:rPr>
-        <w:t xml:space="preserve"> (</w:t>
-      </w:r>
-      <w:proofErr w:type="spellStart"/>
-      <w:r>
-        <w:rPr>
-          <w:rFonts w:ascii="Arial Unicode MS" w:eastAsia="Arial Unicode MS" w:hAnsi="Arial Unicode MS" w:cs="Arial Unicode MS"/>
-        </w:rPr>
-        <w:t>รหัสรันนิ่ง</w:t>
-      </w:r>
-      <w:proofErr w:type="spellEnd"/>
-      <w:r>
-        <w:rPr>
-          <w:rFonts w:ascii="Arial Unicode MS" w:eastAsia="Arial Unicode MS" w:hAnsi="Arial Unicode MS" w:cs="Arial Unicode MS"/>
-        </w:rPr>
-        <w:t xml:space="preserve">: SOB-YYMM-XXXX) </w:t>
-      </w:r>
-      <w:proofErr w:type="spellStart"/>
-      <w:r>
-        <w:rPr>
-          <w:rFonts w:ascii="Arial Unicode MS" w:eastAsia="Arial Unicode MS" w:hAnsi="Arial Unicode MS" w:cs="Arial Unicode MS"/>
-        </w:rPr>
-        <w:t>บันทึกผ่านตาราง</w:t>
-      </w:r>
-      <w:proofErr w:type="spellEnd"/>
-      <w:r>
-        <w:rPr>
-          <w:rFonts w:ascii="Arial Unicode MS" w:eastAsia="Arial Unicode MS" w:hAnsi="Arial Unicode MS" w:cs="Arial Unicode MS"/>
-        </w:rPr>
-        <w:t xml:space="preserve"> </w:t>
-      </w:r>
-      <w:proofErr w:type="spellStart"/>
-      <w:r>
-        <w:rPr>
-          <w:rFonts w:ascii="Arial Unicode MS" w:eastAsia="Arial Unicode MS" w:hAnsi="Arial Unicode MS" w:cs="Arial Unicode MS"/>
-        </w:rPr>
-        <w:t>inventory_ledger</w:t>
-      </w:r>
-      <w:proofErr w:type="spellEnd"/>
+        <w:t>STK_OB (Stock Opening Balance - ยอดยกมา):</w:t>
+      </w:r>
+      <w:r>
+        <w:rPr>
+          <w:rFonts w:ascii="Arial Unicode MS" w:eastAsia="Arial Unicode MS" w:hAnsi="Arial Unicode MS" w:cs="Arial Unicode MS"/>
+        </w:rPr>
+        <w:t xml:space="preserve"> เอกสารตั้งต้นสต็อก (รหัสรันนิ่ง: SOB-YYMM-XXXX) บันทึกผ่านตาราง inventory_ledger</w:t>
+      </w:r>
     </w:p>
     <w:p>
       <w:pPr>
@@ -2364,138 +1056,14 @@
           <w:b/>
           <w:bCs/>
         </w:rPr>
-        <w:t xml:space="preserve">STK_ADJ (Stock Adjustment - </w:t>
-      </w:r>
-      <w:proofErr w:type="spellStart"/>
-      <w:r>
-        <w:rPr>
-          <w:rFonts w:ascii="Arial Unicode MS" w:eastAsia="Arial Unicode MS" w:hAnsi="Arial Unicode MS" w:cs="Arial Unicode MS"/>
-          <w:b/>
-          <w:bCs/>
-        </w:rPr>
-        <w:t>ปรับปรุงสต็อก</w:t>
-      </w:r>
-      <w:proofErr w:type="spellEnd"/>
-      <w:r>
-        <w:rPr>
-          <w:rFonts w:ascii="Arial Unicode MS" w:eastAsia="Arial Unicode MS" w:hAnsi="Arial Unicode MS" w:cs="Arial Unicode MS"/>
-          <w:b/>
-          <w:bCs/>
-        </w:rPr>
-        <w:t>):</w:t>
-      </w:r>
-      <w:r>
-        <w:rPr>
-          <w:rFonts w:ascii="Arial Unicode MS" w:eastAsia="Arial Unicode MS" w:hAnsi="Arial Unicode MS" w:cs="Arial Unicode MS"/>
-        </w:rPr>
-        <w:t xml:space="preserve"> </w:t>
-      </w:r>
-      <w:proofErr w:type="spellStart"/>
-      <w:r>
-        <w:rPr>
-          <w:rFonts w:ascii="Arial Unicode MS" w:eastAsia="Arial Unicode MS" w:hAnsi="Arial Unicode MS" w:cs="Arial Unicode MS"/>
-        </w:rPr>
-        <w:t>เอกสารปรับปรุงสต็อก</w:t>
-      </w:r>
-      <w:proofErr w:type="spellEnd"/>
-      <w:r>
-        <w:rPr>
-          <w:rFonts w:ascii="Arial Unicode MS" w:eastAsia="Arial Unicode MS" w:hAnsi="Arial Unicode MS" w:cs="Arial Unicode MS"/>
-        </w:rPr>
-        <w:t xml:space="preserve"> (</w:t>
-      </w:r>
-      <w:proofErr w:type="spellStart"/>
-      <w:r>
-        <w:rPr>
-          <w:rFonts w:ascii="Arial Unicode MS" w:eastAsia="Arial Unicode MS" w:hAnsi="Arial Unicode MS" w:cs="Arial Unicode MS"/>
-        </w:rPr>
-        <w:t>ตรวจนับ</w:t>
-      </w:r>
-      <w:proofErr w:type="spellEnd"/>
-      <w:r>
-        <w:rPr>
-          <w:rFonts w:ascii="Arial Unicode MS" w:eastAsia="Arial Unicode MS" w:hAnsi="Arial Unicode MS" w:cs="Arial Unicode MS"/>
-        </w:rPr>
-        <w:t>/</w:t>
-      </w:r>
-      <w:proofErr w:type="spellStart"/>
-      <w:r>
-        <w:rPr>
-          <w:rFonts w:ascii="Arial Unicode MS" w:eastAsia="Arial Unicode MS" w:hAnsi="Arial Unicode MS" w:cs="Arial Unicode MS"/>
-        </w:rPr>
-        <w:t>สูญหาย</w:t>
-      </w:r>
-      <w:proofErr w:type="spellEnd"/>
-      <w:r>
-        <w:rPr>
-          <w:rFonts w:ascii="Arial Unicode MS" w:eastAsia="Arial Unicode MS" w:hAnsi="Arial Unicode MS" w:cs="Arial Unicode MS"/>
-        </w:rPr>
-        <w:t>) (</w:t>
-      </w:r>
-      <w:proofErr w:type="spellStart"/>
-      <w:r>
-        <w:rPr>
-          <w:rFonts w:ascii="Arial Unicode MS" w:eastAsia="Arial Unicode MS" w:hAnsi="Arial Unicode MS" w:cs="Arial Unicode MS"/>
-        </w:rPr>
-        <w:t>รหัสรันนิ่ง</w:t>
-      </w:r>
-      <w:proofErr w:type="spellEnd"/>
-      <w:r>
-        <w:rPr>
-          <w:rFonts w:ascii="Arial Unicode MS" w:eastAsia="Arial Unicode MS" w:hAnsi="Arial Unicode MS" w:cs="Arial Unicode MS"/>
-        </w:rPr>
-        <w:t xml:space="preserve">: SAD-YYMM-XXXX) </w:t>
-      </w:r>
-      <w:proofErr w:type="spellStart"/>
-      <w:r>
-        <w:rPr>
-          <w:rFonts w:ascii="Arial Unicode MS" w:eastAsia="Arial Unicode MS" w:hAnsi="Arial Unicode MS" w:cs="Arial Unicode MS"/>
-        </w:rPr>
-        <w:t>บันทึกผ่านตาราง</w:t>
-      </w:r>
-      <w:proofErr w:type="spellEnd"/>
-      <w:r>
-        <w:rPr>
-          <w:rFonts w:ascii="Arial Unicode MS" w:eastAsia="Arial Unicode MS" w:hAnsi="Arial Unicode MS" w:cs="Arial Unicode MS"/>
-        </w:rPr>
-        <w:t xml:space="preserve"> </w:t>
-      </w:r>
-      <w:proofErr w:type="spellStart"/>
-      <w:r>
-        <w:rPr>
-          <w:rFonts w:ascii="Arial Unicode MS" w:eastAsia="Arial Unicode MS" w:hAnsi="Arial Unicode MS" w:cs="Arial Unicode MS"/>
-        </w:rPr>
-        <w:t>inventory_ledger</w:t>
-      </w:r>
-      <w:proofErr w:type="spellEnd"/>
-      <w:r>
-        <w:rPr>
-          <w:rFonts w:ascii="Arial Unicode MS" w:eastAsia="Arial Unicode MS" w:hAnsi="Arial Unicode MS" w:cs="Arial Unicode MS"/>
-        </w:rPr>
-        <w:t xml:space="preserve"> </w:t>
-      </w:r>
-      <w:proofErr w:type="spellStart"/>
-      <w:r>
-        <w:rPr>
-          <w:rFonts w:ascii="Arial Unicode MS" w:eastAsia="Arial Unicode MS" w:hAnsi="Arial Unicode MS" w:cs="Arial Unicode MS"/>
-        </w:rPr>
-        <w:t>พร้อมคำนวณ</w:t>
-      </w:r>
-      <w:proofErr w:type="spellEnd"/>
-      <w:r>
-        <w:rPr>
-          <w:rFonts w:ascii="Arial Unicode MS" w:eastAsia="Arial Unicode MS" w:hAnsi="Arial Unicode MS" w:cs="Arial Unicode MS"/>
-        </w:rPr>
-        <w:t xml:space="preserve"> Variance </w:t>
-      </w:r>
-      <w:proofErr w:type="spellStart"/>
-      <w:r>
-        <w:rPr>
-          <w:rFonts w:ascii="Arial Unicode MS" w:eastAsia="Arial Unicode MS" w:hAnsi="Arial Unicode MS" w:cs="Arial Unicode MS"/>
-        </w:rPr>
-        <w:t>อัตโนมัติ</w:t>
-      </w:r>
-      <w:proofErr w:type="spellEnd"/>
+        <w:t>STK_ADJ (Stock Adjustment - ปรับปรุงสต็อก):</w:t>
+      </w:r>
+      <w:r>
+        <w:rPr>
+          <w:rFonts w:ascii="Arial Unicode MS" w:eastAsia="Arial Unicode MS" w:hAnsi="Arial Unicode MS" w:cs="Arial Unicode MS"/>
+        </w:rPr>
+        <w:t xml:space="preserve"> เอกสารปรับปรุงสต็อก (ตรวจนับ/สูญหาย) (รหัสรันนิ่ง: SAD-YYMM-XXXX) บันทึกผ่านตาราง inventory_ledger พร้อมคำนวณ Variance อัตโนมัติ</w:t>
+      </w:r>
     </w:p>
     <w:p>
       <w:pPr>
@@ -2512,78 +1080,55 @@
         </w:pBdr>
       </w:pPr>
       <w:r>
-        <w:rPr>
-          <w:rFonts w:ascii="Arial Unicode MS" w:eastAsia="Arial Unicode MS" w:hAnsi="Arial Unicode MS" w:cs="Arial Unicode MS"/>
-          <w:b/>
-          <w:bCs/>
-        </w:rPr>
         <w:t xml:space="preserve">MTO (Make-to-Order - </w:t>
       </w:r>
-      <w:proofErr w:type="spellStart"/>
-      <w:r>
-        <w:rPr>
-          <w:rFonts w:ascii="Arial Unicode MS" w:eastAsia="Arial Unicode MS" w:hAnsi="Arial Unicode MS" w:cs="Arial Unicode MS"/>
-          <w:b/>
-          <w:bCs/>
+      <w:r>
+        <w:rPr>
+          <w:rFonts w:cs="Angsana New" w:hint="cs"/>
+          <w:cs/>
         </w:rPr>
         <w:t>ใบสั่งผลิต</w:t>
       </w:r>
-      <w:proofErr w:type="spellEnd"/>
-      <w:r>
-        <w:rPr>
-          <w:rFonts w:ascii="Arial Unicode MS" w:eastAsia="Arial Unicode MS" w:hAnsi="Arial Unicode MS" w:cs="Arial Unicode MS"/>
-          <w:b/>
-          <w:bCs/>
-        </w:rPr>
-        <w:t>):</w:t>
-      </w:r>
-      <w:r>
-        <w:rPr>
-          <w:rFonts w:ascii="Arial Unicode MS" w:eastAsia="Arial Unicode MS" w:hAnsi="Arial Unicode MS" w:cs="Arial Unicode MS"/>
+      <w:r>
+        <w:rPr>
+          <w:rFonts w:cs="Angsana New"/>
+          <w:cs/>
+        </w:rPr>
+        <w:t xml:space="preserve">): </w:t>
+      </w:r>
+      <w:r>
+        <w:rPr>
+          <w:rFonts w:cs="Angsana New" w:hint="cs"/>
+          <w:cs/>
+        </w:rPr>
+        <w:t>ใบงานผลิตที่เกิดจากการสั่งงานจากใบสั่งขาย</w:t>
+      </w:r>
+      <w:r>
+        <w:rPr>
+          <w:rFonts w:cs="Angsana New"/>
+          <w:cs/>
+        </w:rPr>
+        <w:t xml:space="preserve"> (</w:t>
+      </w:r>
+      <w:r>
+        <w:t xml:space="preserve">SO) </w:t>
+      </w:r>
+      <w:r>
+        <w:rPr>
+          <w:rFonts w:cs="Angsana New" w:hint="cs"/>
+          <w:cs/>
+        </w:rPr>
+        <w:t>ทำงานคู่กับบอร์ด</w:t>
+      </w:r>
+      <w:r>
+        <w:rPr>
+          <w:rFonts w:cs="Angsana New"/>
+          <w:cs/>
         </w:rPr>
         <w:t xml:space="preserve"> </w:t>
       </w:r>
-      <w:proofErr w:type="spellStart"/>
-      <w:r>
-        <w:rPr>
-          <w:rFonts w:ascii="Arial Unicode MS" w:eastAsia="Arial Unicode MS" w:hAnsi="Arial Unicode MS" w:cs="Arial Unicode MS"/>
-        </w:rPr>
-        <w:t>ใบงานผลิต</w:t>
-      </w:r>
-      <w:proofErr w:type="spellEnd"/>
-      <w:r>
-        <w:rPr>
-          <w:rFonts w:ascii="Arial Unicode MS" w:eastAsia="Arial Unicode MS" w:hAnsi="Arial Unicode MS" w:cs="Arial Unicode MS"/>
-        </w:rPr>
-        <w:t xml:space="preserve"> </w:t>
-      </w:r>
-      <w:proofErr w:type="spellStart"/>
-      <w:r>
-        <w:rPr>
-          <w:rFonts w:ascii="Arial Unicode MS" w:eastAsia="Arial Unicode MS" w:hAnsi="Arial Unicode MS" w:cs="Arial Unicode MS"/>
-        </w:rPr>
-        <w:t>ไม่ตัดสต็อก</w:t>
-      </w:r>
-      <w:proofErr w:type="spellEnd"/>
-      <w:r>
-        <w:rPr>
-          <w:rFonts w:ascii="Arial Unicode MS" w:eastAsia="Arial Unicode MS" w:hAnsi="Arial Unicode MS" w:cs="Arial Unicode MS"/>
-        </w:rPr>
-        <w:t xml:space="preserve"> </w:t>
-      </w:r>
-      <w:proofErr w:type="spellStart"/>
-      <w:r>
-        <w:rPr>
-          <w:rFonts w:ascii="Arial Unicode MS" w:eastAsia="Arial Unicode MS" w:hAnsi="Arial Unicode MS" w:cs="Arial Unicode MS"/>
-        </w:rPr>
-        <w:t>แต่ใช้ติดตามกระบวนการทำงานของช่างผ่าน</w:t>
-      </w:r>
-      <w:proofErr w:type="spellEnd"/>
-      <w:r>
-        <w:rPr>
-          <w:rFonts w:ascii="Arial Unicode MS" w:eastAsia="Arial Unicode MS" w:hAnsi="Arial Unicode MS" w:cs="Arial Unicode MS"/>
-        </w:rPr>
-        <w:t xml:space="preserve"> Kanban Board</w:t>
+      <w:r>
+        <w:t xml:space="preserve">Kanban </w:t>
       </w:r>
     </w:p>
     <w:p>
@@ -2601,84 +1146,209 @@
         </w:pBdr>
       </w:pPr>
       <w:r>
-        <w:rPr>
-          <w:rFonts w:ascii="Arial Unicode MS" w:eastAsia="Arial Unicode MS" w:hAnsi="Arial Unicode MS" w:cs="Arial Unicode MS"/>
-          <w:b/>
-          <w:bCs/>
+        <w:t xml:space="preserve">TB (Technician Billing - </w:t>
+      </w:r>
+      <w:r>
+        <w:rPr>
+          <w:rFonts w:cs="Angsana New" w:hint="cs"/>
+          <w:cs/>
+        </w:rPr>
+        <w:t>สรุปวางบิลช่าง</w:t>
+      </w:r>
+      <w:r>
+        <w:rPr>
+          <w:rFonts w:cs="Angsana New"/>
+          <w:cs/>
+        </w:rPr>
+        <w:t xml:space="preserve">): </w:t>
+      </w:r>
+      <w:r>
+        <w:rPr>
+          <w:rFonts w:cs="Angsana New" w:hint="cs"/>
+          <w:cs/>
+        </w:rPr>
+        <w:t>เอกสารสรุปค่าแรงของช่างรับเหมา</w:t>
+      </w:r>
+      <w:r>
+        <w:rPr>
+          <w:rFonts w:cs="Angsana New"/>
+          <w:cs/>
+        </w:rPr>
+        <w:t xml:space="preserve"> </w:t>
+      </w:r>
+      <w:r>
+        <w:rPr>
+          <w:rFonts w:cs="Angsana New" w:hint="cs"/>
+          <w:cs/>
+        </w:rPr>
+        <w:t>โดยระบบจะดึงยอดหนี้มารวมกันจาก</w:t>
+      </w:r>
+      <w:r>
+        <w:rPr>
+          <w:rFonts w:cs="Angsana New"/>
+          <w:cs/>
+        </w:rPr>
+        <w:t xml:space="preserve"> 2 </w:t>
+      </w:r>
+      <w:r>
+        <w:rPr>
+          <w:rFonts w:cs="Angsana New" w:hint="cs"/>
+          <w:cs/>
+        </w:rPr>
+        <w:t>แหล่งหลัก</w:t>
+      </w:r>
+      <w:r>
+        <w:rPr>
+          <w:rFonts w:cs="Angsana New"/>
+          <w:cs/>
+        </w:rPr>
+        <w:t xml:space="preserve"> </w:t>
+      </w:r>
+      <w:r>
+        <w:rPr>
+          <w:rFonts w:cs="Angsana New" w:hint="cs"/>
+          <w:cs/>
+        </w:rPr>
+        <w:t>ได้แก่</w:t>
+      </w:r>
+      <w:r>
+        <w:rPr>
+          <w:rFonts w:cs="Angsana New"/>
+          <w:cs/>
+        </w:rPr>
+        <w:t xml:space="preserve"> "</w:t>
+      </w:r>
+      <w:r>
+        <w:rPr>
+          <w:rFonts w:cs="Angsana New" w:hint="cs"/>
+          <w:cs/>
+        </w:rPr>
+        <w:t>งานบริการลูกค้า</w:t>
+      </w:r>
+      <w:r>
+        <w:rPr>
+          <w:rFonts w:cs="Angsana New"/>
+          <w:cs/>
+        </w:rPr>
+        <w:t xml:space="preserve"> (</w:t>
+      </w:r>
+      <w:r>
+        <w:rPr>
+          <w:rFonts w:cs="Angsana New" w:hint="cs"/>
+          <w:cs/>
+        </w:rPr>
+        <w:t>จาก</w:t>
+      </w:r>
+      <w:r>
+        <w:rPr>
+          <w:rFonts w:cs="Angsana New"/>
+          <w:cs/>
+        </w:rPr>
+        <w:t xml:space="preserve"> </w:t>
+      </w:r>
+      <w:r>
+        <w:t xml:space="preserve">document_items)" </w:t>
+      </w:r>
+      <w:r>
+        <w:rPr>
+          <w:rFonts w:cs="Angsana New" w:hint="cs"/>
+          <w:cs/>
+        </w:rPr>
+        <w:t>และ</w:t>
+      </w:r>
+      <w:r>
+        <w:rPr>
+          <w:rFonts w:cs="Angsana New"/>
+          <w:cs/>
+        </w:rPr>
+        <w:t xml:space="preserve"> "</w:t>
+      </w:r>
+      <w:r>
+        <w:rPr>
+          <w:rFonts w:cs="Angsana New" w:hint="cs"/>
+          <w:cs/>
+        </w:rPr>
+        <w:t>งานผลิตภายใน</w:t>
+      </w:r>
+      <w:r>
+        <w:rPr>
+          <w:rFonts w:cs="Angsana New"/>
+          <w:cs/>
+        </w:rPr>
+        <w:t>/</w:t>
+      </w:r>
+      <w:r>
+        <w:t>Routing (</w:t>
+      </w:r>
+      <w:r>
+        <w:rPr>
+          <w:rFonts w:cs="Angsana New" w:hint="cs"/>
+          <w:cs/>
+        </w:rPr>
+        <w:t>จาก</w:t>
+      </w:r>
+      <w:r>
+        <w:rPr>
+          <w:rFonts w:cs="Angsana New"/>
+          <w:cs/>
+        </w:rPr>
+        <w:t xml:space="preserve"> </w:t>
+      </w:r>
+      <w:r>
+        <w:t xml:space="preserve">production_job_operations)" </w:t>
+      </w:r>
+      <w:r>
+        <w:rPr>
+          <w:rFonts w:cs="Angsana New" w:hint="cs"/>
+          <w:cs/>
+        </w:rPr>
+        <w:t>ที่</w:t>
+      </w:r>
+      <w:r>
+        <w:rPr>
+          <w:rFonts w:cs="Angsana New" w:hint="cs"/>
+          <w:cs/>
         </w:rPr>
         <w:lastRenderedPageBreak/>
-        <w:t xml:space="preserve">TB (Technician Billing - </w:t>
-      </w:r>
-      <w:proofErr w:type="spellStart"/>
-      <w:r>
-        <w:rPr>
-          <w:rFonts w:ascii="Arial Unicode MS" w:eastAsia="Arial Unicode MS" w:hAnsi="Arial Unicode MS" w:cs="Arial Unicode MS"/>
-          <w:b/>
-          <w:bCs/>
-        </w:rPr>
-        <w:t>สรุปวางบิลช่าง</w:t>
-      </w:r>
-      <w:proofErr w:type="spellEnd"/>
-      <w:r>
-        <w:rPr>
-          <w:rFonts w:ascii="Arial Unicode MS" w:eastAsia="Arial Unicode MS" w:hAnsi="Arial Unicode MS" w:cs="Arial Unicode MS"/>
-          <w:b/>
-          <w:bCs/>
-        </w:rPr>
-        <w:t>):</w:t>
-      </w:r>
-      <w:r>
-        <w:rPr>
-          <w:rFonts w:ascii="Arial Unicode MS" w:eastAsia="Arial Unicode MS" w:hAnsi="Arial Unicode MS" w:cs="Arial Unicode MS"/>
+        <w:t>สถานะเป็น</w:t>
+      </w:r>
+      <w:r>
+        <w:rPr>
+          <w:rFonts w:cs="Angsana New"/>
+          <w:cs/>
         </w:rPr>
         <w:t xml:space="preserve"> </w:t>
       </w:r>
-      <w:proofErr w:type="spellStart"/>
-      <w:r>
-        <w:rPr>
-          <w:rFonts w:ascii="Arial Unicode MS" w:eastAsia="Arial Unicode MS" w:hAnsi="Arial Unicode MS" w:cs="Arial Unicode MS"/>
-        </w:rPr>
-        <w:t>เอกสารสรุปค่าแรงงานบริการของช่างรับเหมา</w:t>
-      </w:r>
-      <w:proofErr w:type="spellEnd"/>
-      <w:r>
-        <w:rPr>
-          <w:rFonts w:ascii="Arial Unicode MS" w:eastAsia="Arial Unicode MS" w:hAnsi="Arial Unicode MS" w:cs="Arial Unicode MS"/>
-        </w:rPr>
-        <w:t xml:space="preserve"> </w:t>
-      </w:r>
-      <w:proofErr w:type="spellStart"/>
-      <w:r>
-        <w:rPr>
-          <w:rFonts w:ascii="Arial Unicode MS" w:eastAsia="Arial Unicode MS" w:hAnsi="Arial Unicode MS" w:cs="Arial Unicode MS"/>
+      <w:r>
+        <w:t xml:space="preserve">COMPLETED </w:t>
+      </w:r>
+      <w:r>
+        <w:rPr>
+          <w:rFonts w:cs="Angsana New" w:hint="cs"/>
+          <w:cs/>
         </w:rPr>
         <w:t>เพื่อตั้งเป็นยอดเจ้าหนี้</w:t>
       </w:r>
-      <w:proofErr w:type="spellEnd"/>
-      <w:r>
-        <w:rPr>
-          <w:rFonts w:ascii="Arial Unicode MS" w:eastAsia="Arial Unicode MS" w:hAnsi="Arial Unicode MS" w:cs="Arial Unicode MS"/>
-        </w:rPr>
-        <w:t xml:space="preserve"> (AP)</w:t>
+      <w:r>
+        <w:rPr>
+          <w:rFonts w:cs="Angsana New"/>
+          <w:cs/>
+        </w:rPr>
+        <w:t xml:space="preserve"> (</w:t>
+      </w:r>
+      <w:r>
+        <w:t>AP)</w:t>
       </w:r>
     </w:p>
     <w:p>
       <w:pPr>
         <w:pStyle w:val="Heading3"/>
       </w:pPr>
-      <w:proofErr w:type="spellStart"/>
-      <w:r>
-        <w:rPr>
-          <w:rFonts w:ascii="Arial Unicode MS" w:eastAsia="Arial Unicode MS" w:hAnsi="Arial Unicode MS" w:cs="Arial Unicode MS"/>
-        </w:rPr>
-        <w:t>กลุ่มงานค่าใช้จ่ายและสินทรัพย์</w:t>
-      </w:r>
-      <w:proofErr w:type="spellEnd"/>
-      <w:r>
-        <w:rPr>
-          <w:rFonts w:ascii="Arial Unicode MS" w:eastAsia="Arial Unicode MS" w:hAnsi="Arial Unicode MS" w:cs="Arial Unicode MS"/>
-        </w:rPr>
-        <w:t xml:space="preserve"> (Expenses &amp; Fixed Assets)</w:t>
+      <w:r>
+        <w:rPr>
+          <w:rFonts w:ascii="Arial Unicode MS" w:eastAsia="Arial Unicode MS" w:hAnsi="Arial Unicode MS" w:cs="Arial Unicode MS"/>
+        </w:rPr>
+        <w:t>กลุ่มงานค่าใช้จ่ายและสินทรัพย์ (Expenses &amp; Fixed Assets)</w:t>
       </w:r>
     </w:p>
     <w:p>
@@ -2701,133 +1371,13 @@
           <w:b/>
           <w:bCs/>
         </w:rPr>
-        <w:t xml:space="preserve">EXP (Expense Voucher - </w:t>
-      </w:r>
-      <w:proofErr w:type="spellStart"/>
-      <w:r>
-        <w:rPr>
-          <w:rFonts w:ascii="Arial Unicode MS" w:eastAsia="Arial Unicode MS" w:hAnsi="Arial Unicode MS" w:cs="Arial Unicode MS"/>
-          <w:b/>
-          <w:bCs/>
-        </w:rPr>
-        <w:t>ใบสำคัญจ่าย</w:t>
-      </w:r>
-      <w:proofErr w:type="spellEnd"/>
-      <w:r>
-        <w:rPr>
-          <w:rFonts w:ascii="Arial Unicode MS" w:eastAsia="Arial Unicode MS" w:hAnsi="Arial Unicode MS" w:cs="Arial Unicode MS"/>
-          <w:b/>
-          <w:bCs/>
-        </w:rPr>
-        <w:t>/</w:t>
-      </w:r>
-      <w:proofErr w:type="spellStart"/>
-      <w:r>
-        <w:rPr>
-          <w:rFonts w:ascii="Arial Unicode MS" w:eastAsia="Arial Unicode MS" w:hAnsi="Arial Unicode MS" w:cs="Arial Unicode MS"/>
-          <w:b/>
-          <w:bCs/>
-        </w:rPr>
-        <w:t>บิลค่าใช้จ่าย</w:t>
-      </w:r>
-      <w:proofErr w:type="spellEnd"/>
-      <w:r>
-        <w:rPr>
-          <w:rFonts w:ascii="Arial Unicode MS" w:eastAsia="Arial Unicode MS" w:hAnsi="Arial Unicode MS" w:cs="Arial Unicode MS"/>
-          <w:b/>
-          <w:bCs/>
-        </w:rPr>
-        <w:t>):</w:t>
-      </w:r>
-      <w:r>
-        <w:rPr>
-          <w:rFonts w:ascii="Arial Unicode MS" w:eastAsia="Arial Unicode MS" w:hAnsi="Arial Unicode MS" w:cs="Arial Unicode MS"/>
-        </w:rPr>
-        <w:t xml:space="preserve"> </w:t>
-      </w:r>
-      <w:proofErr w:type="spellStart"/>
-      <w:r>
-        <w:rPr>
-          <w:rFonts w:ascii="Arial Unicode MS" w:eastAsia="Arial Unicode MS" w:hAnsi="Arial Unicode MS" w:cs="Arial Unicode MS"/>
-        </w:rPr>
-        <w:t>บันทึกค่าใช้จ่ายดำเนินงาน</w:t>
-      </w:r>
-      <w:proofErr w:type="spellEnd"/>
-      <w:r>
-        <w:rPr>
-          <w:rFonts w:ascii="Arial Unicode MS" w:eastAsia="Arial Unicode MS" w:hAnsi="Arial Unicode MS" w:cs="Arial Unicode MS"/>
-        </w:rPr>
-        <w:t xml:space="preserve"> (OPEX) </w:t>
-      </w:r>
-      <w:proofErr w:type="spellStart"/>
-      <w:r>
-        <w:rPr>
-          <w:rFonts w:ascii="Arial Unicode MS" w:eastAsia="Arial Unicode MS" w:hAnsi="Arial Unicode MS" w:cs="Arial Unicode MS"/>
-        </w:rPr>
-        <w:t>ทั่วไป</w:t>
-      </w:r>
-      <w:proofErr w:type="spellEnd"/>
-      <w:r>
-        <w:rPr>
-          <w:rFonts w:ascii="Arial Unicode MS" w:eastAsia="Arial Unicode MS" w:hAnsi="Arial Unicode MS" w:cs="Arial Unicode MS"/>
-        </w:rPr>
-        <w:t xml:space="preserve"> (</w:t>
-      </w:r>
-      <w:proofErr w:type="spellStart"/>
-      <w:r>
-        <w:rPr>
-          <w:rFonts w:ascii="Arial Unicode MS" w:eastAsia="Arial Unicode MS" w:hAnsi="Arial Unicode MS" w:cs="Arial Unicode MS"/>
-        </w:rPr>
-        <w:t>เช่น</w:t>
-      </w:r>
-      <w:proofErr w:type="spellEnd"/>
-      <w:r>
-        <w:rPr>
-          <w:rFonts w:ascii="Arial Unicode MS" w:eastAsia="Arial Unicode MS" w:hAnsi="Arial Unicode MS" w:cs="Arial Unicode MS"/>
-        </w:rPr>
-        <w:t xml:space="preserve"> </w:t>
-      </w:r>
-      <w:proofErr w:type="spellStart"/>
-      <w:r>
-        <w:rPr>
-          <w:rFonts w:ascii="Arial Unicode MS" w:eastAsia="Arial Unicode MS" w:hAnsi="Arial Unicode MS" w:cs="Arial Unicode MS"/>
-        </w:rPr>
-        <w:t>ค่าไฟ</w:t>
-      </w:r>
-      <w:proofErr w:type="spellEnd"/>
-      <w:r>
-        <w:rPr>
-          <w:rFonts w:ascii="Arial Unicode MS" w:eastAsia="Arial Unicode MS" w:hAnsi="Arial Unicode MS" w:cs="Arial Unicode MS"/>
-        </w:rPr>
-        <w:t xml:space="preserve">, </w:t>
-      </w:r>
-      <w:proofErr w:type="spellStart"/>
-      <w:r>
-        <w:rPr>
-          <w:rFonts w:ascii="Arial Unicode MS" w:eastAsia="Arial Unicode MS" w:hAnsi="Arial Unicode MS" w:cs="Arial Unicode MS"/>
-        </w:rPr>
-        <w:t>ค่าน้ำ</w:t>
-      </w:r>
-      <w:proofErr w:type="spellEnd"/>
-      <w:r>
-        <w:rPr>
-          <w:rFonts w:ascii="Arial Unicode MS" w:eastAsia="Arial Unicode MS" w:hAnsi="Arial Unicode MS" w:cs="Arial Unicode MS"/>
-        </w:rPr>
-        <w:t xml:space="preserve">, </w:t>
-      </w:r>
-      <w:proofErr w:type="spellStart"/>
-      <w:r>
-        <w:rPr>
-          <w:rFonts w:ascii="Arial Unicode MS" w:eastAsia="Arial Unicode MS" w:hAnsi="Arial Unicode MS" w:cs="Arial Unicode MS"/>
-        </w:rPr>
-        <w:t>ค่าซ่อมแซม</w:t>
-      </w:r>
-      <w:proofErr w:type="spellEnd"/>
-      <w:r>
-        <w:rPr>
-          <w:rFonts w:ascii="Arial Unicode MS" w:eastAsia="Arial Unicode MS" w:hAnsi="Arial Unicode MS" w:cs="Arial Unicode MS"/>
-        </w:rPr>
-        <w:t>)</w:t>
+        <w:t>EXP (Expense Voucher - ใบสำคัญจ่าย/บิลค่าใช้จ่าย):</w:t>
+      </w:r>
+      <w:r>
+        <w:rPr>
+          <w:rFonts w:ascii="Arial Unicode MS" w:eastAsia="Arial Unicode MS" w:hAnsi="Arial Unicode MS" w:cs="Arial Unicode MS"/>
+        </w:rPr>
+        <w:t xml:space="preserve"> บันทึกค่าใช้จ่ายดำเนินงาน (OPEX) ทั่วไป (เช่น ค่าไฟ, ค่าน้ำ, ค่าซ่อมแซม)</w:t>
       </w:r>
     </w:p>
     <w:p>
@@ -2850,115 +1400,13 @@
           <w:b/>
           <w:bCs/>
         </w:rPr>
-        <w:t>Fixed Asset (</w:t>
-      </w:r>
-      <w:proofErr w:type="spellStart"/>
-      <w:r>
-        <w:rPr>
-          <w:rFonts w:ascii="Arial Unicode MS" w:eastAsia="Arial Unicode MS" w:hAnsi="Arial Unicode MS" w:cs="Arial Unicode MS"/>
-          <w:b/>
-          <w:bCs/>
-        </w:rPr>
-        <w:t>ทะเบียนสินทรัพย์</w:t>
-      </w:r>
-      <w:proofErr w:type="spellEnd"/>
-      <w:r>
-        <w:rPr>
-          <w:rFonts w:ascii="Arial Unicode MS" w:eastAsia="Arial Unicode MS" w:hAnsi="Arial Unicode MS" w:cs="Arial Unicode MS"/>
-          <w:b/>
-          <w:bCs/>
-        </w:rPr>
-        <w:t>):</w:t>
-      </w:r>
-      <w:r>
-        <w:rPr>
-          <w:rFonts w:ascii="Arial Unicode MS" w:eastAsia="Arial Unicode MS" w:hAnsi="Arial Unicode MS" w:cs="Arial Unicode MS"/>
-        </w:rPr>
-        <w:t xml:space="preserve"> </w:t>
-      </w:r>
-      <w:proofErr w:type="spellStart"/>
-      <w:r>
-        <w:rPr>
-          <w:rFonts w:ascii="Arial Unicode MS" w:eastAsia="Arial Unicode MS" w:hAnsi="Arial Unicode MS" w:cs="Arial Unicode MS"/>
-        </w:rPr>
-        <w:t>สำหรับบิล</w:t>
-      </w:r>
-      <w:proofErr w:type="spellEnd"/>
-      <w:r>
-        <w:rPr>
-          <w:rFonts w:ascii="Arial Unicode MS" w:eastAsia="Arial Unicode MS" w:hAnsi="Arial Unicode MS" w:cs="Arial Unicode MS"/>
-        </w:rPr>
-        <w:t xml:space="preserve"> EXP </w:t>
-      </w:r>
-      <w:proofErr w:type="spellStart"/>
-      <w:r>
-        <w:rPr>
-          <w:rFonts w:ascii="Arial Unicode MS" w:eastAsia="Arial Unicode MS" w:hAnsi="Arial Unicode MS" w:cs="Arial Unicode MS"/>
-        </w:rPr>
-        <w:t>ที่ระบุหมวดหมู่</w:t>
-      </w:r>
-      <w:proofErr w:type="spellEnd"/>
-      <w:r>
-        <w:rPr>
-          <w:rFonts w:ascii="Arial Unicode MS" w:eastAsia="Arial Unicode MS" w:hAnsi="Arial Unicode MS" w:cs="Arial Unicode MS"/>
-        </w:rPr>
-        <w:t xml:space="preserve"> "</w:t>
-      </w:r>
-      <w:proofErr w:type="spellStart"/>
-      <w:r>
-        <w:rPr>
-          <w:rFonts w:ascii="Arial Unicode MS" w:eastAsia="Arial Unicode MS" w:hAnsi="Arial Unicode MS" w:cs="Arial Unicode MS"/>
-        </w:rPr>
-        <w:t>พักสินทรัพย์รอขึ้นทะเบียน</w:t>
-      </w:r>
-      <w:proofErr w:type="spellEnd"/>
-      <w:r>
-        <w:rPr>
-          <w:rFonts w:ascii="Arial Unicode MS" w:eastAsia="Arial Unicode MS" w:hAnsi="Arial Unicode MS" w:cs="Arial Unicode MS"/>
-        </w:rPr>
-        <w:t xml:space="preserve"> (Asset Clearing)" </w:t>
-      </w:r>
-      <w:proofErr w:type="spellStart"/>
-      <w:r>
-        <w:rPr>
-          <w:rFonts w:ascii="Arial Unicode MS" w:eastAsia="Arial Unicode MS" w:hAnsi="Arial Unicode MS" w:cs="Arial Unicode MS"/>
-        </w:rPr>
-        <w:t>จะต้องนำมาขึ้นทะเบียนเป็น</w:t>
-      </w:r>
-      <w:proofErr w:type="spellEnd"/>
-      <w:r>
-        <w:rPr>
-          <w:rFonts w:ascii="Arial Unicode MS" w:eastAsia="Arial Unicode MS" w:hAnsi="Arial Unicode MS" w:cs="Arial Unicode MS"/>
-        </w:rPr>
-        <w:t xml:space="preserve"> Fixed Asset </w:t>
-      </w:r>
-      <w:proofErr w:type="spellStart"/>
-      <w:r>
-        <w:rPr>
-          <w:rFonts w:ascii="Arial Unicode MS" w:eastAsia="Arial Unicode MS" w:hAnsi="Arial Unicode MS" w:cs="Arial Unicode MS"/>
-        </w:rPr>
-        <w:t>เพื่อเตรียมตัดค่าเสื่อมราคา</w:t>
-      </w:r>
-      <w:proofErr w:type="spellEnd"/>
-      <w:r>
-        <w:rPr>
-          <w:rFonts w:ascii="Arial Unicode MS" w:eastAsia="Arial Unicode MS" w:hAnsi="Arial Unicode MS" w:cs="Arial Unicode MS"/>
-        </w:rPr>
-        <w:t xml:space="preserve"> (Depreciation) </w:t>
-      </w:r>
-      <w:proofErr w:type="spellStart"/>
-      <w:r>
-        <w:rPr>
-          <w:rFonts w:ascii="Arial Unicode MS" w:eastAsia="Arial Unicode MS" w:hAnsi="Arial Unicode MS" w:cs="Arial Unicode MS"/>
-        </w:rPr>
-        <w:t>ตามมาตรฐาน</w:t>
-      </w:r>
-      <w:proofErr w:type="spellEnd"/>
-      <w:r>
-        <w:rPr>
-          <w:rFonts w:ascii="Arial Unicode MS" w:eastAsia="Arial Unicode MS" w:hAnsi="Arial Unicode MS" w:cs="Arial Unicode MS"/>
-        </w:rPr>
-        <w:t xml:space="preserve"> TFRS</w:t>
+        <w:t>Fixed Asset (ทะเบียนสินทรัพย์):</w:t>
+      </w:r>
+      <w:r>
+        <w:rPr>
+          <w:rFonts w:ascii="Arial Unicode MS" w:eastAsia="Arial Unicode MS" w:hAnsi="Arial Unicode MS" w:cs="Arial Unicode MS"/>
+        </w:rPr>
+        <w:t xml:space="preserve"> สำหรับบิล EXP ที่ระบุหมวดหมู่ "พักสินทรัพย์รอขึ้นทะเบียน (Asset Clearing)" จะต้องนำมาขึ้นทะเบียนเป็น Fixed Asset เพื่อเตรียมตัดค่าเสื่อมราคา (Depreciation) ตามมาตรฐาน TFRS</w:t>
       </w:r>
     </w:p>
     <w:p>
@@ -2969,21 +1417,7 @@
         <w:rPr>
           <w:rFonts w:ascii="Arial Unicode MS" w:eastAsia="Arial Unicode MS" w:hAnsi="Arial Unicode MS" w:cs="Arial Unicode MS"/>
         </w:rPr>
-        <w:t xml:space="preserve">2. </w:t>
-      </w:r>
-      <w:proofErr w:type="spellStart"/>
-      <w:r>
-        <w:rPr>
-          <w:rFonts w:ascii="Arial Unicode MS" w:eastAsia="Arial Unicode MS" w:hAnsi="Arial Unicode MS" w:cs="Arial Unicode MS"/>
-        </w:rPr>
-        <w:t>วงจรชีวิตของเอกสาร</w:t>
-      </w:r>
-      <w:proofErr w:type="spellEnd"/>
-      <w:r>
-        <w:rPr>
-          <w:rFonts w:ascii="Arial Unicode MS" w:eastAsia="Arial Unicode MS" w:hAnsi="Arial Unicode MS" w:cs="Arial Unicode MS"/>
-        </w:rPr>
-        <w:t xml:space="preserve"> (Document Lifecycle)</w:t>
+        <w:t>2. วงจรชีวิตของเอกสาร (Document Lifecycle)</w:t>
       </w:r>
     </w:p>
     <w:p>
@@ -2996,47 +1430,11 @@
           <w:between w:val="nil"/>
         </w:pBdr>
       </w:pPr>
-      <w:proofErr w:type="spellStart"/>
-      <w:r>
-        <w:rPr>
-          <w:rFonts w:ascii="Arial Unicode MS" w:eastAsia="Arial Unicode MS" w:hAnsi="Arial Unicode MS" w:cs="Arial Unicode MS"/>
-        </w:rPr>
-        <w:t>เพื่อรักษาความถูกต้องของข้อมูลตามหลักการบัญชี</w:t>
-      </w:r>
-      <w:proofErr w:type="spellEnd"/>
-      <w:r>
-        <w:rPr>
-          <w:rFonts w:ascii="Arial Unicode MS" w:eastAsia="Arial Unicode MS" w:hAnsi="Arial Unicode MS" w:cs="Arial Unicode MS"/>
-        </w:rPr>
-        <w:t xml:space="preserve"> ERP </w:t>
-      </w:r>
-      <w:proofErr w:type="spellStart"/>
-      <w:r>
-        <w:rPr>
-          <w:rFonts w:ascii="Arial Unicode MS" w:eastAsia="Arial Unicode MS" w:hAnsi="Arial Unicode MS" w:cs="Arial Unicode MS"/>
-        </w:rPr>
-        <w:t>ทั่วโลก</w:t>
-      </w:r>
-      <w:proofErr w:type="spellEnd"/>
-      <w:r>
-        <w:rPr>
-          <w:rFonts w:ascii="Arial Unicode MS" w:eastAsia="Arial Unicode MS" w:hAnsi="Arial Unicode MS" w:cs="Arial Unicode MS"/>
-        </w:rPr>
-        <w:t xml:space="preserve"> </w:t>
-      </w:r>
-      <w:proofErr w:type="spellStart"/>
-      <w:r>
-        <w:rPr>
-          <w:rFonts w:ascii="Arial Unicode MS" w:eastAsia="Arial Unicode MS" w:hAnsi="Arial Unicode MS" w:cs="Arial Unicode MS"/>
-        </w:rPr>
-        <w:t>เราบังคับใช้กฎ</w:t>
-      </w:r>
-      <w:proofErr w:type="spellEnd"/>
-      <w:r>
-        <w:rPr>
-          <w:rFonts w:ascii="Arial Unicode MS" w:eastAsia="Arial Unicode MS" w:hAnsi="Arial Unicode MS" w:cs="Arial Unicode MS"/>
-        </w:rPr>
-        <w:t xml:space="preserve"> </w:t>
+      <w:r>
+        <w:rPr>
+          <w:rFonts w:ascii="Arial Unicode MS" w:eastAsia="Arial Unicode MS" w:hAnsi="Arial Unicode MS" w:cs="Arial Unicode MS"/>
+        </w:rPr>
+        <w:t xml:space="preserve">เพื่อรักษาความถูกต้องของข้อมูลตามหลักการบัญชี ERP ทั่วโลก เราบังคับใช้กฎ </w:t>
       </w:r>
       <w:r>
         <w:rPr>
@@ -3049,35 +1447,7 @@
         <w:rPr>
           <w:rFonts w:ascii="Arial Unicode MS" w:eastAsia="Arial Unicode MS" w:hAnsi="Arial Unicode MS" w:cs="Arial Unicode MS"/>
         </w:rPr>
-        <w:t xml:space="preserve"> (</w:t>
-      </w:r>
-      <w:proofErr w:type="spellStart"/>
-      <w:r>
-        <w:rPr>
-          <w:rFonts w:ascii="Arial Unicode MS" w:eastAsia="Arial Unicode MS" w:hAnsi="Arial Unicode MS" w:cs="Arial Unicode MS"/>
-        </w:rPr>
-        <w:t>รันเลขทีหลัง</w:t>
-      </w:r>
-      <w:proofErr w:type="spellEnd"/>
-      <w:r>
-        <w:rPr>
-          <w:rFonts w:ascii="Arial Unicode MS" w:eastAsia="Arial Unicode MS" w:hAnsi="Arial Unicode MS" w:cs="Arial Unicode MS"/>
-        </w:rPr>
-        <w:t xml:space="preserve">) </w:t>
-      </w:r>
-      <w:proofErr w:type="spellStart"/>
-      <w:r>
-        <w:rPr>
-          <w:rFonts w:ascii="Arial Unicode MS" w:eastAsia="Arial Unicode MS" w:hAnsi="Arial Unicode MS" w:cs="Arial Unicode MS"/>
-        </w:rPr>
-        <w:t>และ</w:t>
-      </w:r>
-      <w:proofErr w:type="spellEnd"/>
-      <w:r>
-        <w:rPr>
-          <w:rFonts w:ascii="Arial Unicode MS" w:eastAsia="Arial Unicode MS" w:hAnsi="Arial Unicode MS" w:cs="Arial Unicode MS"/>
-        </w:rPr>
-        <w:t xml:space="preserve"> </w:t>
+        <w:t xml:space="preserve"> (รันเลขทีหลัง) และ </w:t>
       </w:r>
       <w:r>
         <w:rPr>
@@ -3090,21 +1460,7 @@
         <w:rPr>
           <w:rFonts w:ascii="Arial Unicode MS" w:eastAsia="Arial Unicode MS" w:hAnsi="Arial Unicode MS" w:cs="Arial Unicode MS"/>
         </w:rPr>
-        <w:t xml:space="preserve"> </w:t>
-      </w:r>
-      <w:proofErr w:type="spellStart"/>
-      <w:r>
-        <w:rPr>
-          <w:rFonts w:ascii="Arial Unicode MS" w:eastAsia="Arial Unicode MS" w:hAnsi="Arial Unicode MS" w:cs="Arial Unicode MS"/>
-        </w:rPr>
-        <w:t>ดังนี้</w:t>
-      </w:r>
-      <w:proofErr w:type="spellEnd"/>
-      <w:r>
-        <w:rPr>
-          <w:rFonts w:ascii="Arial Unicode MS" w:eastAsia="Arial Unicode MS" w:hAnsi="Arial Unicode MS" w:cs="Arial Unicode MS"/>
-        </w:rPr>
-        <w:t>:</w:t>
+        <w:t xml:space="preserve"> ดังนี้:</w:t>
       </w:r>
     </w:p>
     <w:p>
@@ -3127,25 +1483,7 @@
           <w:b/>
           <w:bCs/>
         </w:rPr>
-        <w:t>DRAFT (</w:t>
-      </w:r>
-      <w:proofErr w:type="spellStart"/>
-      <w:r>
-        <w:rPr>
-          <w:rFonts w:ascii="Arial Unicode MS" w:eastAsia="Arial Unicode MS" w:hAnsi="Arial Unicode MS" w:cs="Arial Unicode MS"/>
-          <w:b/>
-          <w:bCs/>
-        </w:rPr>
-        <w:t>ร่างเอกสาร</w:t>
-      </w:r>
-      <w:proofErr w:type="spellEnd"/>
-      <w:r>
-        <w:rPr>
-          <w:rFonts w:ascii="Arial Unicode MS" w:eastAsia="Arial Unicode MS" w:hAnsi="Arial Unicode MS" w:cs="Arial Unicode MS"/>
-          <w:b/>
-          <w:bCs/>
-        </w:rPr>
-        <w:t>):</w:t>
+        <w:t>DRAFT (ร่างเอกสาร):</w:t>
       </w:r>
     </w:p>
     <w:p>
@@ -3162,42 +1500,12 @@
           <w:between w:val="nil"/>
         </w:pBdr>
       </w:pPr>
-      <w:proofErr w:type="spellStart"/>
-      <w:r>
-        <w:rPr>
-          <w:rFonts w:ascii="Arial Unicode MS" w:eastAsia="Arial Unicode MS" w:hAnsi="Arial Unicode MS" w:cs="Arial Unicode MS"/>
-        </w:rPr>
-        <w:t>ระบบจะยังไม่รันเลขที่เอกสารจริง</w:t>
-      </w:r>
-      <w:proofErr w:type="spellEnd"/>
-      <w:r>
-        <w:rPr>
-          <w:rFonts w:ascii="Arial Unicode MS" w:eastAsia="Arial Unicode MS" w:hAnsi="Arial Unicode MS" w:cs="Arial Unicode MS"/>
-        </w:rPr>
-        <w:t xml:space="preserve"> </w:t>
-      </w:r>
-      <w:proofErr w:type="spellStart"/>
-      <w:r>
-        <w:rPr>
-          <w:rFonts w:ascii="Arial Unicode MS" w:eastAsia="Arial Unicode MS" w:hAnsi="Arial Unicode MS" w:cs="Arial Unicode MS"/>
-        </w:rPr>
-        <w:t>จะใช้รหัสชั่วคราว</w:t>
-      </w:r>
-      <w:proofErr w:type="spellEnd"/>
-      <w:r>
-        <w:rPr>
-          <w:rFonts w:ascii="Arial Unicode MS" w:eastAsia="Arial Unicode MS" w:hAnsi="Arial Unicode MS" w:cs="Arial Unicode MS"/>
-        </w:rPr>
-        <w:t xml:space="preserve"> DRAFT-</w:t>
-      </w:r>
-      <w:proofErr w:type="spellStart"/>
-      <w:r>
-        <w:rPr>
-          <w:rFonts w:ascii="Arial Unicode MS" w:eastAsia="Arial Unicode MS" w:hAnsi="Arial Unicode MS" w:cs="Arial Unicode MS"/>
-        </w:rPr>
-        <w:t>YYYYMMDDHHmmss</w:t>
-      </w:r>
-      <w:proofErr w:type="spellEnd"/>
+      <w:r>
+        <w:rPr>
+          <w:rFonts w:ascii="Arial Unicode MS" w:eastAsia="Arial Unicode MS" w:hAnsi="Arial Unicode MS" w:cs="Arial Unicode MS"/>
+        </w:rPr>
+        <w:t>ระบบจะยังไม่รันเลขที่เอกสารจริง จะใช้รหัสชั่วคราว DRAFT-YYYYMMDDHHmmss</w:t>
+      </w:r>
     </w:p>
     <w:p>
       <w:pPr>
@@ -3213,28 +1521,12 @@
           <w:between w:val="nil"/>
         </w:pBdr>
       </w:pPr>
-      <w:proofErr w:type="spellStart"/>
-      <w:r>
-        <w:rPr>
-          <w:rFonts w:ascii="Arial Unicode MS" w:eastAsia="Arial Unicode MS" w:hAnsi="Arial Unicode MS" w:cs="Arial Unicode MS"/>
-        </w:rPr>
-        <w:t>ข้อมูลยังไม่มีผลใดๆ</w:t>
-      </w:r>
-      <w:proofErr w:type="spellEnd"/>
-      <w:r>
-        <w:rPr>
-          <w:rFonts w:ascii="Arial Unicode MS" w:eastAsia="Arial Unicode MS" w:hAnsi="Arial Unicode MS" w:cs="Arial Unicode MS"/>
-        </w:rPr>
-        <w:t xml:space="preserve"> </w:t>
-      </w:r>
-      <w:proofErr w:type="spellStart"/>
-      <w:r>
-        <w:rPr>
-          <w:rFonts w:ascii="Arial Unicode MS" w:eastAsia="Arial Unicode MS" w:hAnsi="Arial Unicode MS" w:cs="Arial Unicode MS"/>
-        </w:rPr>
-        <w:t>ทางบัญชีและสต็อก</w:t>
-      </w:r>
-      <w:proofErr w:type="spellEnd"/>
+      <w:r>
+        <w:rPr>
+          <w:rFonts w:ascii="Arial Unicode MS" w:eastAsia="Arial Unicode MS" w:hAnsi="Arial Unicode MS" w:cs="Arial Unicode MS"/>
+        </w:rPr>
+        <w:t>ข้อมูลยังไม่มีผลใดๆ ทางบัญชีและสต็อก</w:t>
+      </w:r>
     </w:p>
     <w:p>
       <w:pPr>
@@ -3250,14 +1542,12 @@
           <w:between w:val="nil"/>
         </w:pBdr>
       </w:pPr>
-      <w:proofErr w:type="spellStart"/>
       <w:r>
         <w:rPr>
           <w:rFonts w:ascii="Arial Unicode MS" w:eastAsia="Arial Unicode MS" w:hAnsi="Arial Unicode MS" w:cs="Arial Unicode MS"/>
         </w:rPr>
         <w:t>สามารถแก้ไขข้อมูลได้อิสระ</w:t>
       </w:r>
-      <w:proofErr w:type="spellEnd"/>
     </w:p>
     <w:p>
       <w:pPr>
@@ -3273,66 +1563,26 @@
           <w:between w:val="nil"/>
         </w:pBdr>
       </w:pPr>
-      <w:proofErr w:type="spellStart"/>
-      <w:r>
-        <w:rPr>
-          <w:rFonts w:ascii="Arial Unicode MS" w:eastAsia="Arial Unicode MS" w:hAnsi="Arial Unicode MS" w:cs="Arial Unicode MS"/>
-        </w:rPr>
-        <w:t>หากต้องการยกเลิก</w:t>
-      </w:r>
-      <w:proofErr w:type="spellEnd"/>
-      <w:r>
-        <w:rPr>
-          <w:rFonts w:ascii="Arial Unicode MS" w:eastAsia="Arial Unicode MS" w:hAnsi="Arial Unicode MS" w:cs="Arial Unicode MS"/>
-        </w:rPr>
-        <w:t xml:space="preserve"> </w:t>
-      </w:r>
-      <w:proofErr w:type="spellStart"/>
-      <w:r>
-        <w:rPr>
-          <w:rFonts w:ascii="Arial Unicode MS" w:eastAsia="Arial Unicode MS" w:hAnsi="Arial Unicode MS" w:cs="Arial Unicode MS"/>
-        </w:rPr>
-        <w:t>ต้องใช้คำสั่ง</w:t>
-      </w:r>
-      <w:proofErr w:type="spellEnd"/>
-      <w:r>
-        <w:rPr>
-          <w:rFonts w:ascii="Arial Unicode MS" w:eastAsia="Arial Unicode MS" w:hAnsi="Arial Unicode MS" w:cs="Arial Unicode MS"/>
-        </w:rPr>
-        <w:t xml:space="preserve"> </w:t>
-      </w:r>
-      <w:proofErr w:type="spellStart"/>
-      <w:r>
-        <w:rPr>
-          <w:rFonts w:ascii="Arial Unicode MS" w:eastAsia="Arial Unicode MS" w:hAnsi="Arial Unicode MS" w:cs="Arial Unicode MS"/>
-          <w:b/>
-          <w:bCs/>
-        </w:rPr>
-        <w:t>ลบ</w:t>
-      </w:r>
-      <w:proofErr w:type="spellEnd"/>
-      <w:r>
-        <w:rPr>
-          <w:rFonts w:ascii="Arial Unicode MS" w:eastAsia="Arial Unicode MS" w:hAnsi="Arial Unicode MS" w:cs="Arial Unicode MS"/>
-          <w:b/>
-          <w:bCs/>
-        </w:rPr>
-        <w:t xml:space="preserve"> (DELETE)</w:t>
-      </w:r>
-      <w:r>
-        <w:rPr>
-          <w:rFonts w:ascii="Arial Unicode MS" w:eastAsia="Arial Unicode MS" w:hAnsi="Arial Unicode MS" w:cs="Arial Unicode MS"/>
-        </w:rPr>
-        <w:t xml:space="preserve"> </w:t>
-      </w:r>
-      <w:proofErr w:type="spellStart"/>
-      <w:r>
-        <w:rPr>
-          <w:rFonts w:ascii="Arial Unicode MS" w:eastAsia="Arial Unicode MS" w:hAnsi="Arial Unicode MS" w:cs="Arial Unicode MS"/>
-        </w:rPr>
-        <w:t>เท่านั้น</w:t>
-      </w:r>
-      <w:proofErr w:type="spellEnd"/>
+      <w:r>
+        <w:rPr>
+          <w:rFonts w:ascii="Arial Unicode MS" w:eastAsia="Arial Unicode MS" w:hAnsi="Arial Unicode MS" w:cs="Arial Unicode MS"/>
+        </w:rPr>
+        <w:t xml:space="preserve">หากต้องการยกเลิก ต้องใช้คำสั่ง </w:t>
+      </w:r>
+      <w:r>
+        <w:rPr>
+          <w:rFonts w:ascii="Arial Unicode MS" w:eastAsia="Arial Unicode MS" w:hAnsi="Arial Unicode MS" w:cs="Arial Unicode MS"/>
+          <w:b/>
+          <w:bCs/>
+        </w:rPr>
+        <w:t>ลบ (DELETE)</w:t>
+      </w:r>
+      <w:r>
+        <w:rPr>
+          <w:rFonts w:ascii="Arial Unicode MS" w:eastAsia="Arial Unicode MS" w:hAnsi="Arial Unicode MS" w:cs="Arial Unicode MS"/>
+        </w:rPr>
+        <w:t xml:space="preserve"> เท่านั้น</w:t>
+      </w:r>
     </w:p>
     <w:p>
       <w:pPr>
@@ -3354,25 +1604,7 @@
           <w:b/>
           <w:bCs/>
         </w:rPr>
-        <w:t>PENDING (</w:t>
-      </w:r>
-      <w:proofErr w:type="spellStart"/>
-      <w:r>
-        <w:rPr>
-          <w:rFonts w:ascii="Arial Unicode MS" w:eastAsia="Arial Unicode MS" w:hAnsi="Arial Unicode MS" w:cs="Arial Unicode MS"/>
-          <w:b/>
-          <w:bCs/>
-        </w:rPr>
-        <w:t>รออนุมัติ</w:t>
-      </w:r>
-      <w:proofErr w:type="spellEnd"/>
-      <w:r>
-        <w:rPr>
-          <w:rFonts w:ascii="Arial Unicode MS" w:eastAsia="Arial Unicode MS" w:hAnsi="Arial Unicode MS" w:cs="Arial Unicode MS"/>
-          <w:b/>
-          <w:bCs/>
-        </w:rPr>
-        <w:t>):</w:t>
+        <w:t>PENDING (รออนุมัติ):</w:t>
       </w:r>
     </w:p>
     <w:p>
@@ -3389,103 +1621,11 @@
           <w:between w:val="nil"/>
         </w:pBdr>
       </w:pPr>
-      <w:proofErr w:type="spellStart"/>
-      <w:r>
-        <w:rPr>
-          <w:rFonts w:ascii="Arial Unicode MS" w:eastAsia="Arial Unicode MS" w:hAnsi="Arial Unicode MS" w:cs="Arial Unicode MS"/>
-        </w:rPr>
-        <w:t>สำหรับเอกสารที่เข้าเงื่อนไข</w:t>
-      </w:r>
-      <w:proofErr w:type="spellEnd"/>
-      <w:r>
-        <w:rPr>
-          <w:rFonts w:ascii="Arial Unicode MS" w:eastAsia="Arial Unicode MS" w:hAnsi="Arial Unicode MS" w:cs="Arial Unicode MS"/>
-        </w:rPr>
-        <w:t xml:space="preserve"> Maker-Checker (</w:t>
-      </w:r>
-      <w:proofErr w:type="spellStart"/>
-      <w:r>
-        <w:rPr>
-          <w:rFonts w:ascii="Arial Unicode MS" w:eastAsia="Arial Unicode MS" w:hAnsi="Arial Unicode MS" w:cs="Arial Unicode MS"/>
-        </w:rPr>
-        <w:t>เช่น</w:t>
-      </w:r>
-      <w:proofErr w:type="spellEnd"/>
-      <w:r>
-        <w:rPr>
-          <w:rFonts w:ascii="Arial Unicode MS" w:eastAsia="Arial Unicode MS" w:hAnsi="Arial Unicode MS" w:cs="Arial Unicode MS"/>
-        </w:rPr>
-        <w:t xml:space="preserve"> </w:t>
-      </w:r>
-      <w:proofErr w:type="spellStart"/>
-      <w:r>
-        <w:rPr>
-          <w:rFonts w:ascii="Arial Unicode MS" w:eastAsia="Arial Unicode MS" w:hAnsi="Arial Unicode MS" w:cs="Arial Unicode MS"/>
-        </w:rPr>
-        <w:t>บิลค่าใช้จ่ายยอดเกิน</w:t>
-      </w:r>
-      <w:proofErr w:type="spellEnd"/>
-      <w:r>
-        <w:rPr>
-          <w:rFonts w:ascii="Arial Unicode MS" w:eastAsia="Arial Unicode MS" w:hAnsi="Arial Unicode MS" w:cs="Arial Unicode MS"/>
-        </w:rPr>
-        <w:t xml:space="preserve"> 5,000 </w:t>
-      </w:r>
-      <w:proofErr w:type="spellStart"/>
-      <w:r>
-        <w:rPr>
-          <w:rFonts w:ascii="Arial Unicode MS" w:eastAsia="Arial Unicode MS" w:hAnsi="Arial Unicode MS" w:cs="Arial Unicode MS"/>
-        </w:rPr>
-        <w:t>บาท</w:t>
-      </w:r>
-      <w:proofErr w:type="spellEnd"/>
-      <w:r>
-        <w:rPr>
-          <w:rFonts w:ascii="Arial Unicode MS" w:eastAsia="Arial Unicode MS" w:hAnsi="Arial Unicode MS" w:cs="Arial Unicode MS"/>
-        </w:rPr>
-        <w:t xml:space="preserve">) </w:t>
-      </w:r>
-      <w:proofErr w:type="spellStart"/>
-      <w:r>
-        <w:rPr>
-          <w:rFonts w:ascii="Arial Unicode MS" w:eastAsia="Arial Unicode MS" w:hAnsi="Arial Unicode MS" w:cs="Arial Unicode MS"/>
-        </w:rPr>
-        <w:t>สถานะหลักจะยังคงเป็น</w:t>
-      </w:r>
-      <w:proofErr w:type="spellEnd"/>
-      <w:r>
-        <w:rPr>
-          <w:rFonts w:ascii="Arial Unicode MS" w:eastAsia="Arial Unicode MS" w:hAnsi="Arial Unicode MS" w:cs="Arial Unicode MS"/>
-        </w:rPr>
-        <w:t xml:space="preserve"> DRAFT </w:t>
-      </w:r>
-      <w:proofErr w:type="spellStart"/>
-      <w:r>
-        <w:rPr>
-          <w:rFonts w:ascii="Arial Unicode MS" w:eastAsia="Arial Unicode MS" w:hAnsi="Arial Unicode MS" w:cs="Arial Unicode MS"/>
-        </w:rPr>
-        <w:t>แต่มี</w:t>
-      </w:r>
-      <w:proofErr w:type="spellEnd"/>
-      <w:r>
-        <w:rPr>
-          <w:rFonts w:ascii="Arial Unicode MS" w:eastAsia="Arial Unicode MS" w:hAnsi="Arial Unicode MS" w:cs="Arial Unicode MS"/>
-        </w:rPr>
-        <w:t xml:space="preserve"> </w:t>
-      </w:r>
-      <w:proofErr w:type="spellStart"/>
-      <w:r>
-        <w:rPr>
-          <w:rFonts w:ascii="Arial Unicode MS" w:eastAsia="Arial Unicode MS" w:hAnsi="Arial Unicode MS" w:cs="Arial Unicode MS"/>
-        </w:rPr>
-        <w:t>approval_status</w:t>
-      </w:r>
-      <w:proofErr w:type="spellEnd"/>
-      <w:r>
-        <w:rPr>
-          <w:rFonts w:ascii="Arial Unicode MS" w:eastAsia="Arial Unicode MS" w:hAnsi="Arial Unicode MS" w:cs="Arial Unicode MS"/>
-        </w:rPr>
-        <w:t xml:space="preserve"> = 'PENDING'</w:t>
+      <w:r>
+        <w:rPr>
+          <w:rFonts w:ascii="Arial Unicode MS" w:eastAsia="Arial Unicode MS" w:hAnsi="Arial Unicode MS" w:cs="Arial Unicode MS"/>
+        </w:rPr>
+        <w:t>สำหรับเอกสารที่เข้าเงื่อนไข Maker-Checker (เช่น บิลค่าใช้จ่ายยอดเกิน 5,000 บาท) สถานะหลักจะยังคงเป็น DRAFT แต่มี approval_status = 'PENDING'</w:t>
       </w:r>
     </w:p>
     <w:p>
@@ -3502,19 +1642,11 @@
           <w:between w:val="nil"/>
         </w:pBdr>
       </w:pPr>
-      <w:proofErr w:type="spellStart"/>
-      <w:r>
-        <w:rPr>
-          <w:rFonts w:ascii="Arial Unicode MS" w:eastAsia="Arial Unicode MS" w:hAnsi="Arial Unicode MS" w:cs="Arial Unicode MS"/>
-        </w:rPr>
-        <w:t>ห้ามแก้ไขข้อมูลจนกว่าจะถูกตีกลับ</w:t>
-      </w:r>
-      <w:proofErr w:type="spellEnd"/>
-      <w:r>
-        <w:rPr>
-          <w:rFonts w:ascii="Arial Unicode MS" w:eastAsia="Arial Unicode MS" w:hAnsi="Arial Unicode MS" w:cs="Arial Unicode MS"/>
-        </w:rPr>
-        <w:t xml:space="preserve"> (REJECTED)</w:t>
+      <w:r>
+        <w:rPr>
+          <w:rFonts w:ascii="Arial Unicode MS" w:eastAsia="Arial Unicode MS" w:hAnsi="Arial Unicode MS" w:cs="Arial Unicode MS"/>
+        </w:rPr>
+        <w:t>ห้ามแก้ไขข้อมูลจนกว่าจะถูกตีกลับ (REJECTED)</w:t>
       </w:r>
     </w:p>
     <w:p>
@@ -3537,43 +1669,7 @@
           <w:b/>
           <w:bCs/>
         </w:rPr>
-        <w:t>ISSUED (</w:t>
-      </w:r>
-      <w:proofErr w:type="spellStart"/>
-      <w:r>
-        <w:rPr>
-          <w:rFonts w:ascii="Arial Unicode MS" w:eastAsia="Arial Unicode MS" w:hAnsi="Arial Unicode MS" w:cs="Arial Unicode MS"/>
-          <w:b/>
-          <w:bCs/>
-        </w:rPr>
-        <w:t>ยืนยัน</w:t>
-      </w:r>
-      <w:proofErr w:type="spellEnd"/>
-      <w:r>
-        <w:rPr>
-          <w:rFonts w:ascii="Arial Unicode MS" w:eastAsia="Arial Unicode MS" w:hAnsi="Arial Unicode MS" w:cs="Arial Unicode MS"/>
-          <w:b/>
-          <w:bCs/>
-        </w:rPr>
-        <w:t>/</w:t>
-      </w:r>
-      <w:proofErr w:type="spellStart"/>
-      <w:r>
-        <w:rPr>
-          <w:rFonts w:ascii="Arial Unicode MS" w:eastAsia="Arial Unicode MS" w:hAnsi="Arial Unicode MS" w:cs="Arial Unicode MS"/>
-          <w:b/>
-          <w:bCs/>
-        </w:rPr>
-        <w:t>ออกเอกสารแล้ว</w:t>
-      </w:r>
-      <w:proofErr w:type="spellEnd"/>
-      <w:r>
-        <w:rPr>
-          <w:rFonts w:ascii="Arial Unicode MS" w:eastAsia="Arial Unicode MS" w:hAnsi="Arial Unicode MS" w:cs="Arial Unicode MS"/>
-          <w:b/>
-          <w:bCs/>
-        </w:rPr>
-        <w:t>):</w:t>
+        <w:t>ISSUED (ยืนยัน/ออกเอกสารแล้ว):</w:t>
       </w:r>
     </w:p>
     <w:p>
@@ -3590,130 +1686,26 @@
           <w:between w:val="nil"/>
         </w:pBdr>
       </w:pPr>
-      <w:proofErr w:type="spellStart"/>
-      <w:r>
-        <w:rPr>
-          <w:rFonts w:ascii="Arial Unicode MS" w:eastAsia="Arial Unicode MS" w:hAnsi="Arial Unicode MS" w:cs="Arial Unicode MS"/>
-        </w:rPr>
-        <w:t>เมื่อกดยืนยัน</w:t>
-      </w:r>
-      <w:proofErr w:type="spellEnd"/>
-      <w:r>
-        <w:rPr>
-          <w:rFonts w:ascii="Arial Unicode MS" w:eastAsia="Arial Unicode MS" w:hAnsi="Arial Unicode MS" w:cs="Arial Unicode MS"/>
-        </w:rPr>
-        <w:t xml:space="preserve"> </w:t>
-      </w:r>
-      <w:proofErr w:type="spellStart"/>
-      <w:r>
-        <w:rPr>
-          <w:rFonts w:ascii="Arial Unicode MS" w:eastAsia="Arial Unicode MS" w:hAnsi="Arial Unicode MS" w:cs="Arial Unicode MS"/>
-        </w:rPr>
-        <w:t>หรืออนุมัติผ่าน</w:t>
-      </w:r>
-      <w:proofErr w:type="spellEnd"/>
-      <w:r>
-        <w:rPr>
-          <w:rFonts w:ascii="Arial Unicode MS" w:eastAsia="Arial Unicode MS" w:hAnsi="Arial Unicode MS" w:cs="Arial Unicode MS"/>
-        </w:rPr>
-        <w:t xml:space="preserve"> </w:t>
-      </w:r>
-      <w:proofErr w:type="spellStart"/>
-      <w:r>
-        <w:rPr>
-          <w:rFonts w:ascii="Arial Unicode MS" w:eastAsia="Arial Unicode MS" w:hAnsi="Arial Unicode MS" w:cs="Arial Unicode MS"/>
-        </w:rPr>
-        <w:t>ระบบจะทำการ</w:t>
-      </w:r>
-      <w:proofErr w:type="spellEnd"/>
-      <w:r>
-        <w:rPr>
-          <w:rFonts w:ascii="Arial Unicode MS" w:eastAsia="Arial Unicode MS" w:hAnsi="Arial Unicode MS" w:cs="Arial Unicode MS"/>
-        </w:rPr>
-        <w:t xml:space="preserve"> </w:t>
-      </w:r>
-      <w:proofErr w:type="spellStart"/>
-      <w:r>
-        <w:rPr>
-          <w:rFonts w:ascii="Arial Unicode MS" w:eastAsia="Arial Unicode MS" w:hAnsi="Arial Unicode MS" w:cs="Arial Unicode MS"/>
-          <w:b/>
-          <w:bCs/>
-        </w:rPr>
-        <w:t>รันเลขที่เอกสารจริง</w:t>
-      </w:r>
-      <w:proofErr w:type="spellEnd"/>
-      <w:r>
-        <w:rPr>
-          <w:rFonts w:ascii="Arial Unicode MS" w:eastAsia="Arial Unicode MS" w:hAnsi="Arial Unicode MS" w:cs="Arial Unicode MS"/>
-          <w:b/>
-          <w:bCs/>
-        </w:rPr>
-        <w:t xml:space="preserve"> (Running Number) </w:t>
-      </w:r>
-      <w:proofErr w:type="spellStart"/>
-      <w:r>
-        <w:rPr>
-          <w:rFonts w:ascii="Arial Unicode MS" w:eastAsia="Arial Unicode MS" w:hAnsi="Arial Unicode MS" w:cs="Arial Unicode MS"/>
-          <w:b/>
-          <w:bCs/>
-        </w:rPr>
-        <w:t>ผ่าน</w:t>
-      </w:r>
-      <w:proofErr w:type="spellEnd"/>
-      <w:r>
-        <w:rPr>
-          <w:rFonts w:ascii="Arial Unicode MS" w:eastAsia="Arial Unicode MS" w:hAnsi="Arial Unicode MS" w:cs="Arial Unicode MS"/>
-          <w:b/>
-          <w:bCs/>
-        </w:rPr>
-        <w:t xml:space="preserve"> RPC </w:t>
-      </w:r>
-      <w:proofErr w:type="spellStart"/>
-      <w:r>
-        <w:rPr>
-          <w:rFonts w:ascii="Arial Unicode MS" w:eastAsia="Arial Unicode MS" w:hAnsi="Arial Unicode MS" w:cs="Arial Unicode MS"/>
-          <w:b/>
-          <w:bCs/>
-        </w:rPr>
-        <w:t>แบบ</w:t>
-      </w:r>
-      <w:proofErr w:type="spellEnd"/>
-      <w:r>
-        <w:rPr>
-          <w:rFonts w:ascii="Arial Unicode MS" w:eastAsia="Arial Unicode MS" w:hAnsi="Arial Unicode MS" w:cs="Arial Unicode MS"/>
-          <w:b/>
-          <w:bCs/>
-        </w:rPr>
-        <w:t xml:space="preserve"> Lock Table</w:t>
-      </w:r>
-      <w:r>
-        <w:rPr>
-          <w:rFonts w:ascii="Arial Unicode MS" w:eastAsia="Arial Unicode MS" w:hAnsi="Arial Unicode MS" w:cs="Arial Unicode MS"/>
-        </w:rPr>
-        <w:t xml:space="preserve"> </w:t>
-      </w:r>
-      <w:proofErr w:type="spellStart"/>
-      <w:r>
-        <w:rPr>
-          <w:rFonts w:ascii="Arial Unicode MS" w:eastAsia="Arial Unicode MS" w:hAnsi="Arial Unicode MS" w:cs="Arial Unicode MS"/>
-        </w:rPr>
-        <w:t>อัตโนมัติ</w:t>
-      </w:r>
-      <w:proofErr w:type="spellEnd"/>
-      <w:r>
-        <w:rPr>
-          <w:rFonts w:ascii="Arial Unicode MS" w:eastAsia="Arial Unicode MS" w:hAnsi="Arial Unicode MS" w:cs="Arial Unicode MS"/>
-        </w:rPr>
-        <w:t xml:space="preserve"> </w:t>
-      </w:r>
-      <w:proofErr w:type="spellStart"/>
-      <w:r>
-        <w:rPr>
-          <w:rFonts w:ascii="Arial Unicode MS" w:eastAsia="Arial Unicode MS" w:hAnsi="Arial Unicode MS" w:cs="Arial Unicode MS"/>
-        </w:rPr>
-        <w:t>ป้องกันปัญหาเลขบิลกระโดดหรือซ้ำซ้อน</w:t>
-      </w:r>
-      <w:proofErr w:type="spellEnd"/>
+      <w:r>
+        <w:rPr>
+          <w:rFonts w:ascii="Arial Unicode MS" w:eastAsia="Arial Unicode MS" w:hAnsi="Arial Unicode MS" w:cs="Arial Unicode MS"/>
+        </w:rPr>
+        <w:t xml:space="preserve">เมื่อกดยืนยัน หรืออนุมัติผ่าน ระบบจะทำการ </w:t>
+      </w:r>
+      <w:r>
+        <w:rPr>
+          <w:rFonts w:ascii="Arial Unicode MS" w:eastAsia="Arial Unicode MS" w:hAnsi="Arial Unicode MS" w:cs="Arial Unicode MS"/>
+          <w:b/>
+          <w:bCs/>
+        </w:rPr>
+        <w:t>รันเลขที่เอกสารจริง (Running Number) ผ่าน RPC แบบ Lock Table</w:t>
+      </w:r>
+      <w:r>
+        <w:rPr>
+          <w:rFonts w:ascii="Arial Unicode MS" w:eastAsia="Arial Unicode MS" w:hAnsi="Arial Unicode MS" w:cs="Arial Unicode MS"/>
+        </w:rPr>
+        <w:t xml:space="preserve"> อัตโนมัติ ป้องกันปัญหาเลขบิลกระโดดหรือซ้ำซ้อน</w:t>
+      </w:r>
     </w:p>
     <w:p>
       <w:pPr>
@@ -3729,33 +1721,11 @@
           <w:between w:val="nil"/>
         </w:pBdr>
       </w:pPr>
-      <w:proofErr w:type="spellStart"/>
-      <w:r>
-        <w:rPr>
-          <w:rFonts w:ascii="Arial Unicode MS" w:eastAsia="Arial Unicode MS" w:hAnsi="Arial Unicode MS" w:cs="Arial Unicode MS"/>
-        </w:rPr>
-        <w:t>ข้อมูลมีผลทางบัญชีและสต็อกทันที</w:t>
-      </w:r>
-      <w:proofErr w:type="spellEnd"/>
-      <w:r>
-        <w:rPr>
-          <w:rFonts w:ascii="Arial Unicode MS" w:eastAsia="Arial Unicode MS" w:hAnsi="Arial Unicode MS" w:cs="Arial Unicode MS"/>
-        </w:rPr>
-        <w:t xml:space="preserve"> (</w:t>
-      </w:r>
-      <w:proofErr w:type="spellStart"/>
-      <w:r>
-        <w:rPr>
-          <w:rFonts w:ascii="Arial Unicode MS" w:eastAsia="Arial Unicode MS" w:hAnsi="Arial Unicode MS" w:cs="Arial Unicode MS"/>
-        </w:rPr>
-        <w:t>ตามประเภทเอกสาร</w:t>
-      </w:r>
-      <w:proofErr w:type="spellEnd"/>
-      <w:r>
-        <w:rPr>
-          <w:rFonts w:ascii="Arial Unicode MS" w:eastAsia="Arial Unicode MS" w:hAnsi="Arial Unicode MS" w:cs="Arial Unicode MS"/>
-        </w:rPr>
-        <w:t>)</w:t>
+      <w:r>
+        <w:rPr>
+          <w:rFonts w:ascii="Arial Unicode MS" w:eastAsia="Arial Unicode MS" w:hAnsi="Arial Unicode MS" w:cs="Arial Unicode MS"/>
+        </w:rPr>
+        <w:t>ข้อมูลมีผลทางบัญชีและสต็อกทันที (ตามประเภทเอกสาร)</w:t>
       </w:r>
     </w:p>
     <w:p>
@@ -3772,38 +1742,20 @@
           <w:between w:val="nil"/>
         </w:pBdr>
       </w:pPr>
-      <w:proofErr w:type="spellStart"/>
-      <w:r>
-        <w:rPr>
-          <w:rFonts w:ascii="Arial Unicode MS" w:eastAsia="Arial Unicode MS" w:hAnsi="Arial Unicode MS" w:cs="Arial Unicode MS"/>
-          <w:b/>
-          <w:bCs/>
-        </w:rPr>
-        <w:t>ห้ามลบ</w:t>
-      </w:r>
-      <w:proofErr w:type="spellEnd"/>
-      <w:r>
-        <w:rPr>
-          <w:rFonts w:ascii="Arial Unicode MS" w:eastAsia="Arial Unicode MS" w:hAnsi="Arial Unicode MS" w:cs="Arial Unicode MS"/>
-          <w:b/>
-          <w:bCs/>
-        </w:rPr>
-        <w:t xml:space="preserve"> (No Hard Delete)</w:t>
-      </w:r>
-      <w:r>
-        <w:rPr>
-          <w:rFonts w:ascii="Arial Unicode MS" w:eastAsia="Arial Unicode MS" w:hAnsi="Arial Unicode MS" w:cs="Arial Unicode MS"/>
-        </w:rPr>
-        <w:t xml:space="preserve"> </w:t>
-      </w:r>
-      <w:proofErr w:type="spellStart"/>
-      <w:r>
-        <w:rPr>
-          <w:rFonts w:ascii="Arial Unicode MS" w:eastAsia="Arial Unicode MS" w:hAnsi="Arial Unicode MS" w:cs="Arial Unicode MS"/>
-        </w:rPr>
-        <w:t>โดยเด็ดขาด</w:t>
-      </w:r>
-      <w:proofErr w:type="spellEnd"/>
+      <w:r>
+        <w:rPr>
+          <w:rFonts w:ascii="Arial Unicode MS" w:eastAsia="Arial Unicode MS" w:hAnsi="Arial Unicode MS" w:cs="Arial Unicode MS"/>
+          <w:b/>
+          <w:bCs/>
+        </w:rPr>
+        <w:t>ห้ามลบ (No Hard Delete)</w:t>
+      </w:r>
+      <w:r>
+        <w:rPr>
+          <w:rFonts w:ascii="Arial Unicode MS" w:eastAsia="Arial Unicode MS" w:hAnsi="Arial Unicode MS" w:cs="Arial Unicode MS"/>
+        </w:rPr>
+        <w:t xml:space="preserve"> โดยเด็ดขาด</w:t>
+      </w:r>
     </w:p>
     <w:p>
       <w:pPr>
@@ -3819,66 +1771,26 @@
           <w:between w:val="nil"/>
         </w:pBdr>
       </w:pPr>
-      <w:proofErr w:type="spellStart"/>
-      <w:r>
-        <w:rPr>
-          <w:rFonts w:ascii="Arial Unicode MS" w:eastAsia="Arial Unicode MS" w:hAnsi="Arial Unicode MS" w:cs="Arial Unicode MS"/>
-        </w:rPr>
-        <w:t>หากข้อมูลผิดพลาด</w:t>
-      </w:r>
-      <w:proofErr w:type="spellEnd"/>
-      <w:r>
-        <w:rPr>
-          <w:rFonts w:ascii="Arial Unicode MS" w:eastAsia="Arial Unicode MS" w:hAnsi="Arial Unicode MS" w:cs="Arial Unicode MS"/>
-        </w:rPr>
-        <w:t xml:space="preserve"> </w:t>
-      </w:r>
-      <w:proofErr w:type="spellStart"/>
-      <w:r>
-        <w:rPr>
-          <w:rFonts w:ascii="Arial Unicode MS" w:eastAsia="Arial Unicode MS" w:hAnsi="Arial Unicode MS" w:cs="Arial Unicode MS"/>
-        </w:rPr>
-        <w:t>ต้องใช้คำสั่ง</w:t>
-      </w:r>
-      <w:proofErr w:type="spellEnd"/>
-      <w:r>
-        <w:rPr>
-          <w:rFonts w:ascii="Arial Unicode MS" w:eastAsia="Arial Unicode MS" w:hAnsi="Arial Unicode MS" w:cs="Arial Unicode MS"/>
-        </w:rPr>
-        <w:t xml:space="preserve"> </w:t>
-      </w:r>
-      <w:proofErr w:type="spellStart"/>
-      <w:r>
-        <w:rPr>
-          <w:rFonts w:ascii="Arial Unicode MS" w:eastAsia="Arial Unicode MS" w:hAnsi="Arial Unicode MS" w:cs="Arial Unicode MS"/>
-          <w:b/>
-          <w:bCs/>
-        </w:rPr>
-        <w:t>ยกเลิก</w:t>
-      </w:r>
-      <w:proofErr w:type="spellEnd"/>
-      <w:r>
-        <w:rPr>
-          <w:rFonts w:ascii="Arial Unicode MS" w:eastAsia="Arial Unicode MS" w:hAnsi="Arial Unicode MS" w:cs="Arial Unicode MS"/>
-          <w:b/>
-          <w:bCs/>
-        </w:rPr>
-        <w:t xml:space="preserve"> (VOID)</w:t>
-      </w:r>
-      <w:r>
-        <w:rPr>
-          <w:rFonts w:ascii="Arial Unicode MS" w:eastAsia="Arial Unicode MS" w:hAnsi="Arial Unicode MS" w:cs="Arial Unicode MS"/>
-        </w:rPr>
-        <w:t xml:space="preserve"> </w:t>
-      </w:r>
-      <w:proofErr w:type="spellStart"/>
-      <w:r>
-        <w:rPr>
-          <w:rFonts w:ascii="Arial Unicode MS" w:eastAsia="Arial Unicode MS" w:hAnsi="Arial Unicode MS" w:cs="Arial Unicode MS"/>
-        </w:rPr>
-        <w:t>เท่านั้น</w:t>
-      </w:r>
-      <w:proofErr w:type="spellEnd"/>
+      <w:r>
+        <w:rPr>
+          <w:rFonts w:ascii="Arial Unicode MS" w:eastAsia="Arial Unicode MS" w:hAnsi="Arial Unicode MS" w:cs="Arial Unicode MS"/>
+        </w:rPr>
+        <w:t xml:space="preserve">หากข้อมูลผิดพลาด ต้องใช้คำสั่ง </w:t>
+      </w:r>
+      <w:r>
+        <w:rPr>
+          <w:rFonts w:ascii="Arial Unicode MS" w:eastAsia="Arial Unicode MS" w:hAnsi="Arial Unicode MS" w:cs="Arial Unicode MS"/>
+          <w:b/>
+          <w:bCs/>
+        </w:rPr>
+        <w:t>ยกเลิก (VOID)</w:t>
+      </w:r>
+      <w:r>
+        <w:rPr>
+          <w:rFonts w:ascii="Arial Unicode MS" w:eastAsia="Arial Unicode MS" w:hAnsi="Arial Unicode MS" w:cs="Arial Unicode MS"/>
+        </w:rPr>
+        <w:t xml:space="preserve"> เท่านั้น</w:t>
+      </w:r>
     </w:p>
     <w:p>
       <w:pPr>
@@ -3900,25 +1812,7 @@
           <w:b/>
           <w:bCs/>
         </w:rPr>
-        <w:t>VOID (</w:t>
-      </w:r>
-      <w:proofErr w:type="spellStart"/>
-      <w:r>
-        <w:rPr>
-          <w:rFonts w:ascii="Arial Unicode MS" w:eastAsia="Arial Unicode MS" w:hAnsi="Arial Unicode MS" w:cs="Arial Unicode MS"/>
-          <w:b/>
-          <w:bCs/>
-        </w:rPr>
-        <w:t>ยกเลิกเอกสาร</w:t>
-      </w:r>
-      <w:proofErr w:type="spellEnd"/>
-      <w:r>
-        <w:rPr>
-          <w:rFonts w:ascii="Arial Unicode MS" w:eastAsia="Arial Unicode MS" w:hAnsi="Arial Unicode MS" w:cs="Arial Unicode MS"/>
-          <w:b/>
-          <w:bCs/>
-        </w:rPr>
-        <w:t>):</w:t>
+        <w:t>VOID (ยกเลิกเอกสาร):</w:t>
       </w:r>
     </w:p>
     <w:p>
@@ -3935,52 +1829,26 @@
           <w:between w:val="nil"/>
         </w:pBdr>
       </w:pPr>
-      <w:proofErr w:type="spellStart"/>
-      <w:r>
-        <w:rPr>
-          <w:rFonts w:ascii="Arial Unicode MS" w:eastAsia="Arial Unicode MS" w:hAnsi="Arial Unicode MS" w:cs="Arial Unicode MS"/>
-        </w:rPr>
-        <w:t>ระบบจะทำการ</w:t>
-      </w:r>
-      <w:proofErr w:type="spellEnd"/>
-      <w:r>
-        <w:rPr>
-          <w:rFonts w:ascii="Arial Unicode MS" w:eastAsia="Arial Unicode MS" w:hAnsi="Arial Unicode MS" w:cs="Arial Unicode MS"/>
-        </w:rPr>
-        <w:t xml:space="preserve"> </w:t>
-      </w:r>
-      <w:proofErr w:type="spellStart"/>
-      <w:r>
-        <w:rPr>
-          <w:rFonts w:ascii="Arial Unicode MS" w:eastAsia="Arial Unicode MS" w:hAnsi="Arial Unicode MS" w:cs="Arial Unicode MS"/>
-          <w:b/>
-          <w:bCs/>
-        </w:rPr>
-        <w:t>คืนสต็อก</w:t>
-      </w:r>
-      <w:proofErr w:type="spellEnd"/>
-      <w:r>
-        <w:rPr>
-          <w:rFonts w:ascii="Arial Unicode MS" w:eastAsia="Arial Unicode MS" w:hAnsi="Arial Unicode MS" w:cs="Arial Unicode MS"/>
-          <w:b/>
-          <w:bCs/>
-        </w:rPr>
-        <w:t xml:space="preserve"> (Inventory Reversal)</w:t>
-      </w:r>
-      <w:r>
-        <w:rPr>
-          <w:rFonts w:ascii="Arial Unicode MS" w:eastAsia="Arial Unicode MS" w:hAnsi="Arial Unicode MS" w:cs="Arial Unicode MS"/>
-        </w:rPr>
-        <w:t xml:space="preserve"> </w:t>
-      </w:r>
-      <w:proofErr w:type="spellStart"/>
-      <w:r>
-        <w:rPr>
-          <w:rFonts w:ascii="Arial Unicode MS" w:eastAsia="Arial Unicode MS" w:hAnsi="Arial Unicode MS" w:cs="Arial Unicode MS"/>
-        </w:rPr>
-        <w:t>หรือคืนยอดหนี้ให้อัตโนมัติ</w:t>
-      </w:r>
-      <w:proofErr w:type="spellEnd"/>
+      <w:r>
+        <w:rPr>
+          <w:rFonts w:ascii="Arial Unicode MS" w:eastAsia="Arial Unicode MS" w:hAnsi="Arial Unicode MS" w:cs="Arial Unicode MS"/>
+        </w:rPr>
+        <w:t xml:space="preserve">ระบบจะทำการ </w:t>
+      </w:r>
+      <w:r>
+        <w:rPr>
+          <w:rFonts w:ascii="Arial Unicode MS" w:eastAsia="Arial Unicode MS" w:hAnsi="Arial Unicode MS" w:cs="Arial Unicode MS"/>
+          <w:b/>
+          <w:bCs/>
+        </w:rPr>
+        <w:t>คืนสต็อก (Inventory Reversal)</w:t>
+      </w:r>
+      <w:r>
+        <w:rPr>
+          <w:rFonts w:ascii="Arial Unicode MS" w:eastAsia="Arial Unicode MS" w:hAnsi="Arial Unicode MS" w:cs="Arial Unicode MS"/>
+        </w:rPr>
+        <w:t xml:space="preserve"> หรือคืนยอดหนี้ให้อัตโนมัติ</w:t>
+      </w:r>
     </w:p>
     <w:p>
       <w:pPr>
@@ -3996,19 +1864,11 @@
           <w:between w:val="nil"/>
         </w:pBdr>
       </w:pPr>
-      <w:proofErr w:type="spellStart"/>
-      <w:r>
-        <w:rPr>
-          <w:rFonts w:ascii="Arial Unicode MS" w:eastAsia="Arial Unicode MS" w:hAnsi="Arial Unicode MS" w:cs="Arial Unicode MS"/>
-        </w:rPr>
-        <w:t>เอกสารจะยังคงอยู่ในระบบเพื่อเก็บเป็น</w:t>
-      </w:r>
-      <w:proofErr w:type="spellEnd"/>
-      <w:r>
-        <w:rPr>
-          <w:rFonts w:ascii="Arial Unicode MS" w:eastAsia="Arial Unicode MS" w:hAnsi="Arial Unicode MS" w:cs="Arial Unicode MS"/>
-        </w:rPr>
-        <w:t xml:space="preserve"> Audit Trail</w:t>
+      <w:r>
+        <w:rPr>
+          <w:rFonts w:ascii="Arial Unicode MS" w:eastAsia="Arial Unicode MS" w:hAnsi="Arial Unicode MS" w:cs="Arial Unicode MS"/>
+        </w:rPr>
+        <w:t>เอกสารจะยังคงอยู่ในระบบเพื่อเก็บเป็น Audit Trail</w:t>
       </w:r>
     </w:p>
     <w:p>
@@ -4025,90 +1885,18 @@
           <w:between w:val="nil"/>
         </w:pBdr>
       </w:pPr>
-      <w:proofErr w:type="spellStart"/>
-      <w:r>
-        <w:rPr>
-          <w:rFonts w:ascii="Arial Unicode MS" w:eastAsia="Arial Unicode MS" w:hAnsi="Arial Unicode MS" w:cs="Arial Unicode MS"/>
-        </w:rPr>
-        <w:t>สามารถใช้ฟีเจอร์</w:t>
-      </w:r>
-      <w:proofErr w:type="spellEnd"/>
-      <w:r>
-        <w:rPr>
-          <w:rFonts w:ascii="Arial Unicode MS" w:eastAsia="Arial Unicode MS" w:hAnsi="Arial Unicode MS" w:cs="Arial Unicode MS"/>
-        </w:rPr>
-        <w:t xml:space="preserve"> "</w:t>
-      </w:r>
-      <w:proofErr w:type="spellStart"/>
-      <w:r>
-        <w:rPr>
-          <w:rFonts w:ascii="Arial Unicode MS" w:eastAsia="Arial Unicode MS" w:hAnsi="Arial Unicode MS" w:cs="Arial Unicode MS"/>
-        </w:rPr>
-        <w:t>ออกเอกสารทดแทน</w:t>
-      </w:r>
-      <w:proofErr w:type="spellEnd"/>
-      <w:r>
-        <w:rPr>
-          <w:rFonts w:ascii="Arial Unicode MS" w:eastAsia="Arial Unicode MS" w:hAnsi="Arial Unicode MS" w:cs="Arial Unicode MS"/>
-        </w:rPr>
-        <w:t xml:space="preserve"> (Cancel &amp; Replace)" </w:t>
-      </w:r>
-      <w:proofErr w:type="spellStart"/>
+      <w:r>
+        <w:rPr>
+          <w:rFonts w:ascii="Arial Unicode MS" w:eastAsia="Arial Unicode MS" w:hAnsi="Arial Unicode MS" w:cs="Arial Unicode MS"/>
+        </w:rPr>
+        <w:t xml:space="preserve">สามารถใช้ฟีเจอร์ "ออกเอกสารทดแทน (Cancel &amp; Replace)" ระบบจะโคลนข้อมูลไปสร้างเป็น DRAFT ใบใหม่ พร้อม Auto-Remark </w:t>
+      </w:r>
       <w:r>
         <w:rPr>
           <w:rFonts w:ascii="Arial Unicode MS" w:eastAsia="Arial Unicode MS" w:hAnsi="Arial Unicode MS" w:cs="Arial Unicode MS"/>
         </w:rPr>
         <w:lastRenderedPageBreak/>
-        <w:t>ระบบจะโคลนข้อมูลไปสร้างเป็น</w:t>
-      </w:r>
-      <w:proofErr w:type="spellEnd"/>
-      <w:r>
-        <w:rPr>
-          <w:rFonts w:ascii="Arial Unicode MS" w:eastAsia="Arial Unicode MS" w:hAnsi="Arial Unicode MS" w:cs="Arial Unicode MS"/>
-        </w:rPr>
-        <w:t xml:space="preserve"> DRAFT </w:t>
-      </w:r>
-      <w:proofErr w:type="spellStart"/>
-      <w:r>
-        <w:rPr>
-          <w:rFonts w:ascii="Arial Unicode MS" w:eastAsia="Arial Unicode MS" w:hAnsi="Arial Unicode MS" w:cs="Arial Unicode MS"/>
-        </w:rPr>
-        <w:t>ใบใหม่</w:t>
-      </w:r>
-      <w:proofErr w:type="spellEnd"/>
-      <w:r>
-        <w:rPr>
-          <w:rFonts w:ascii="Arial Unicode MS" w:eastAsia="Arial Unicode MS" w:hAnsi="Arial Unicode MS" w:cs="Arial Unicode MS"/>
-        </w:rPr>
-        <w:t xml:space="preserve"> </w:t>
-      </w:r>
-      <w:proofErr w:type="spellStart"/>
-      <w:r>
-        <w:rPr>
-          <w:rFonts w:ascii="Arial Unicode MS" w:eastAsia="Arial Unicode MS" w:hAnsi="Arial Unicode MS" w:cs="Arial Unicode MS"/>
-        </w:rPr>
-        <w:t>พร้อม</w:t>
-      </w:r>
-      <w:proofErr w:type="spellEnd"/>
-      <w:r>
-        <w:rPr>
-          <w:rFonts w:ascii="Arial Unicode MS" w:eastAsia="Arial Unicode MS" w:hAnsi="Arial Unicode MS" w:cs="Arial Unicode MS"/>
-        </w:rPr>
-        <w:t xml:space="preserve"> Auto-Remark </w:t>
-      </w:r>
-      <w:proofErr w:type="spellStart"/>
-      <w:r>
-        <w:rPr>
-          <w:rFonts w:ascii="Arial Unicode MS" w:eastAsia="Arial Unicode MS" w:hAnsi="Arial Unicode MS" w:cs="Arial Unicode MS"/>
-        </w:rPr>
-        <w:t>อ้างอิงถึงบิลที่ถูกยกเลิก</w:t>
-      </w:r>
-      <w:proofErr w:type="spellEnd"/>
-      <w:r>
-        <w:rPr>
-          <w:rFonts w:ascii="Arial Unicode MS" w:eastAsia="Arial Unicode MS" w:hAnsi="Arial Unicode MS" w:cs="Arial Unicode MS"/>
-        </w:rPr>
-        <w:t xml:space="preserve"> (Lineage Tracking)</w:t>
+        <w:t>อ้างอิงถึงบิลที่ถูกยกเลิก (Lineage Tracking)</w:t>
       </w:r>
     </w:p>
     <w:p>
@@ -4131,25 +1919,7 @@
           <w:b/>
           <w:bCs/>
         </w:rPr>
-        <w:t>PAID (</w:t>
-      </w:r>
-      <w:proofErr w:type="spellStart"/>
-      <w:r>
-        <w:rPr>
-          <w:rFonts w:ascii="Arial Unicode MS" w:eastAsia="Arial Unicode MS" w:hAnsi="Arial Unicode MS" w:cs="Arial Unicode MS"/>
-          <w:b/>
-          <w:bCs/>
-        </w:rPr>
-        <w:t>ชำระเงินแล้ว</w:t>
-      </w:r>
-      <w:proofErr w:type="spellEnd"/>
-      <w:r>
-        <w:rPr>
-          <w:rFonts w:ascii="Arial Unicode MS" w:eastAsia="Arial Unicode MS" w:hAnsi="Arial Unicode MS" w:cs="Arial Unicode MS"/>
-          <w:b/>
-          <w:bCs/>
-        </w:rPr>
-        <w:t>):</w:t>
+        <w:t>PAID (ชำระเงินแล้ว):</w:t>
       </w:r>
     </w:p>
     <w:p>
@@ -4166,47 +1936,11 @@
           <w:between w:val="nil"/>
         </w:pBdr>
       </w:pPr>
-      <w:proofErr w:type="spellStart"/>
-      <w:r>
-        <w:rPr>
-          <w:rFonts w:ascii="Arial Unicode MS" w:eastAsia="Arial Unicode MS" w:hAnsi="Arial Unicode MS" w:cs="Arial Unicode MS"/>
-        </w:rPr>
-        <w:t>สถานะพิเศษสำหรับเอกสาร</w:t>
-      </w:r>
-      <w:proofErr w:type="spellEnd"/>
-      <w:r>
-        <w:rPr>
-          <w:rFonts w:ascii="Arial Unicode MS" w:eastAsia="Arial Unicode MS" w:hAnsi="Arial Unicode MS" w:cs="Arial Unicode MS"/>
-        </w:rPr>
-        <w:t xml:space="preserve"> AP/AR </w:t>
-      </w:r>
-      <w:proofErr w:type="spellStart"/>
-      <w:r>
-        <w:rPr>
-          <w:rFonts w:ascii="Arial Unicode MS" w:eastAsia="Arial Unicode MS" w:hAnsi="Arial Unicode MS" w:cs="Arial Unicode MS"/>
-        </w:rPr>
-        <w:t>ที่มีการรับ</w:t>
-      </w:r>
-      <w:proofErr w:type="spellEnd"/>
-      <w:r>
-        <w:rPr>
-          <w:rFonts w:ascii="Arial Unicode MS" w:eastAsia="Arial Unicode MS" w:hAnsi="Arial Unicode MS" w:cs="Arial Unicode MS"/>
-        </w:rPr>
-        <w:t>/</w:t>
-      </w:r>
-      <w:proofErr w:type="spellStart"/>
-      <w:r>
-        <w:rPr>
-          <w:rFonts w:ascii="Arial Unicode MS" w:eastAsia="Arial Unicode MS" w:hAnsi="Arial Unicode MS" w:cs="Arial Unicode MS"/>
-        </w:rPr>
-        <w:t>จ่ายชำระหนี้ครบถ้วนแล้ว</w:t>
-      </w:r>
-      <w:proofErr w:type="spellEnd"/>
-      <w:r>
-        <w:rPr>
-          <w:rFonts w:ascii="Arial Unicode MS" w:eastAsia="Arial Unicode MS" w:hAnsi="Arial Unicode MS" w:cs="Arial Unicode MS"/>
-        </w:rPr>
-        <w:t xml:space="preserve"> (Knock-off)</w:t>
+      <w:r>
+        <w:rPr>
+          <w:rFonts w:ascii="Arial Unicode MS" w:eastAsia="Arial Unicode MS" w:hAnsi="Arial Unicode MS" w:cs="Arial Unicode MS"/>
+        </w:rPr>
+        <w:t>สถานะพิเศษสำหรับเอกสาร AP/AR ที่มีการรับ/จ่ายชำระหนี้ครบถ้วนแล้ว (Knock-off)</w:t>
       </w:r>
     </w:p>
     <w:p>
@@ -4223,47 +1957,11 @@
           <w:between w:val="nil"/>
         </w:pBdr>
       </w:pPr>
-      <w:proofErr w:type="spellStart"/>
-      <w:r>
-        <w:rPr>
-          <w:rFonts w:ascii="Arial Unicode MS" w:eastAsia="Arial Unicode MS" w:hAnsi="Arial Unicode MS" w:cs="Arial Unicode MS"/>
-        </w:rPr>
-        <w:t>สำหรับบิลซื้อเงินสด</w:t>
-      </w:r>
-      <w:proofErr w:type="spellEnd"/>
-      <w:r>
-        <w:rPr>
-          <w:rFonts w:ascii="Arial Unicode MS" w:eastAsia="Arial Unicode MS" w:hAnsi="Arial Unicode MS" w:cs="Arial Unicode MS"/>
-        </w:rPr>
-        <w:t xml:space="preserve"> (AP_CASH) </w:t>
-      </w:r>
-      <w:proofErr w:type="spellStart"/>
-      <w:r>
-        <w:rPr>
-          <w:rFonts w:ascii="Arial Unicode MS" w:eastAsia="Arial Unicode MS" w:hAnsi="Arial Unicode MS" w:cs="Arial Unicode MS"/>
-        </w:rPr>
-        <w:t>ระบบจะวิ่งเข้าสถานะ</w:t>
-      </w:r>
-      <w:proofErr w:type="spellEnd"/>
-      <w:r>
-        <w:rPr>
-          <w:rFonts w:ascii="Arial Unicode MS" w:eastAsia="Arial Unicode MS" w:hAnsi="Arial Unicode MS" w:cs="Arial Unicode MS"/>
-        </w:rPr>
-        <w:t xml:space="preserve"> PAID </w:t>
-      </w:r>
-      <w:proofErr w:type="spellStart"/>
-      <w:r>
-        <w:rPr>
-          <w:rFonts w:ascii="Arial Unicode MS" w:eastAsia="Arial Unicode MS" w:hAnsi="Arial Unicode MS" w:cs="Arial Unicode MS"/>
-        </w:rPr>
-        <w:t>อัตโนมัติเมื่อเอกสารถูก</w:t>
-      </w:r>
-      <w:proofErr w:type="spellEnd"/>
-      <w:r>
-        <w:rPr>
-          <w:rFonts w:ascii="Arial Unicode MS" w:eastAsia="Arial Unicode MS" w:hAnsi="Arial Unicode MS" w:cs="Arial Unicode MS"/>
-        </w:rPr>
-        <w:t xml:space="preserve"> ISSUED (Auto-Clearing)</w:t>
+      <w:r>
+        <w:rPr>
+          <w:rFonts w:ascii="Arial Unicode MS" w:eastAsia="Arial Unicode MS" w:hAnsi="Arial Unicode MS" w:cs="Arial Unicode MS"/>
+        </w:rPr>
+        <w:t>สำหรับบิลซื้อเงินสด (AP_CASH) ระบบจะวิ่งเข้าสถานะ PAID อัตโนมัติเมื่อเอกสารถูก ISSUED (Auto-Clearing)</w:t>
       </w:r>
     </w:p>
     <w:p>
@@ -4274,21 +1972,7 @@
         <w:rPr>
           <w:rFonts w:ascii="Arial Unicode MS" w:eastAsia="Arial Unicode MS" w:hAnsi="Arial Unicode MS" w:cs="Arial Unicode MS"/>
         </w:rPr>
-        <w:t xml:space="preserve">3. </w:t>
-      </w:r>
-      <w:proofErr w:type="spellStart"/>
-      <w:r>
-        <w:rPr>
-          <w:rFonts w:ascii="Arial Unicode MS" w:eastAsia="Arial Unicode MS" w:hAnsi="Arial Unicode MS" w:cs="Arial Unicode MS"/>
-        </w:rPr>
-        <w:t>มาตรฐานการบันทึกบัญชีเพิ่มเติม</w:t>
-      </w:r>
-      <w:proofErr w:type="spellEnd"/>
-      <w:r>
-        <w:rPr>
-          <w:rFonts w:ascii="Arial Unicode MS" w:eastAsia="Arial Unicode MS" w:hAnsi="Arial Unicode MS" w:cs="Arial Unicode MS"/>
-        </w:rPr>
-        <w:t xml:space="preserve"> (Additional Accounting Principles)</w:t>
+        <w:t>3. มาตรฐานการบันทึกบัญชีเพิ่มเติม (Additional Accounting Principles)</w:t>
       </w:r>
     </w:p>
     <w:p>
@@ -4316,119 +2000,7 @@
         <w:rPr>
           <w:rFonts w:ascii="Arial Unicode MS" w:eastAsia="Arial Unicode MS" w:hAnsi="Arial Unicode MS" w:cs="Arial Unicode MS"/>
         </w:rPr>
-        <w:t xml:space="preserve"> </w:t>
-      </w:r>
-      <w:proofErr w:type="spellStart"/>
-      <w:r>
-        <w:rPr>
-          <w:rFonts w:ascii="Arial Unicode MS" w:eastAsia="Arial Unicode MS" w:hAnsi="Arial Unicode MS" w:cs="Arial Unicode MS"/>
-        </w:rPr>
-        <w:t>หน้าแสดงรายการเอกสาร</w:t>
-      </w:r>
-      <w:proofErr w:type="spellEnd"/>
-      <w:r>
-        <w:rPr>
-          <w:rFonts w:ascii="Arial Unicode MS" w:eastAsia="Arial Unicode MS" w:hAnsi="Arial Unicode MS" w:cs="Arial Unicode MS"/>
-        </w:rPr>
-        <w:t xml:space="preserve"> (Document List) </w:t>
-      </w:r>
-      <w:proofErr w:type="spellStart"/>
-      <w:r>
-        <w:rPr>
-          <w:rFonts w:ascii="Arial Unicode MS" w:eastAsia="Arial Unicode MS" w:hAnsi="Arial Unicode MS" w:cs="Arial Unicode MS"/>
-        </w:rPr>
-        <w:t>จะต้องแสดงผลแบบ</w:t>
-      </w:r>
-      <w:proofErr w:type="spellEnd"/>
-      <w:r>
-        <w:rPr>
-          <w:rFonts w:ascii="Arial Unicode MS" w:eastAsia="Arial Unicode MS" w:hAnsi="Arial Unicode MS" w:cs="Arial Unicode MS"/>
-        </w:rPr>
-        <w:t xml:space="preserve"> Real-time </w:t>
-      </w:r>
-      <w:proofErr w:type="spellStart"/>
-      <w:r>
-        <w:rPr>
-          <w:rFonts w:ascii="Arial Unicode MS" w:eastAsia="Arial Unicode MS" w:hAnsi="Arial Unicode MS" w:cs="Arial Unicode MS"/>
-        </w:rPr>
-        <w:t>เสมอ</w:t>
-      </w:r>
-      <w:proofErr w:type="spellEnd"/>
-      <w:r>
-        <w:rPr>
-          <w:rFonts w:ascii="Arial Unicode MS" w:eastAsia="Arial Unicode MS" w:hAnsi="Arial Unicode MS" w:cs="Arial Unicode MS"/>
-        </w:rPr>
-        <w:t xml:space="preserve"> </w:t>
-      </w:r>
-      <w:proofErr w:type="spellStart"/>
-      <w:r>
-        <w:rPr>
-          <w:rFonts w:ascii="Arial Unicode MS" w:eastAsia="Arial Unicode MS" w:hAnsi="Arial Unicode MS" w:cs="Arial Unicode MS"/>
-        </w:rPr>
-        <w:t>ห้ามแสดงข้อมูลเก่า</w:t>
-      </w:r>
-      <w:proofErr w:type="spellEnd"/>
-      <w:r>
-        <w:rPr>
-          <w:rFonts w:ascii="Arial Unicode MS" w:eastAsia="Arial Unicode MS" w:hAnsi="Arial Unicode MS" w:cs="Arial Unicode MS"/>
-        </w:rPr>
-        <w:t xml:space="preserve"> (Stale Data) </w:t>
-      </w:r>
-      <w:proofErr w:type="spellStart"/>
-      <w:r>
-        <w:rPr>
-          <w:rFonts w:ascii="Arial Unicode MS" w:eastAsia="Arial Unicode MS" w:hAnsi="Arial Unicode MS" w:cs="Arial Unicode MS"/>
-        </w:rPr>
-        <w:t>จาก</w:t>
-      </w:r>
-      <w:proofErr w:type="spellEnd"/>
-      <w:r>
-        <w:rPr>
-          <w:rFonts w:ascii="Arial Unicode MS" w:eastAsia="Arial Unicode MS" w:hAnsi="Arial Unicode MS" w:cs="Arial Unicode MS"/>
-        </w:rPr>
-        <w:t xml:space="preserve"> Cache </w:t>
-      </w:r>
-      <w:proofErr w:type="spellStart"/>
-      <w:r>
-        <w:rPr>
-          <w:rFonts w:ascii="Arial Unicode MS" w:eastAsia="Arial Unicode MS" w:hAnsi="Arial Unicode MS" w:cs="Arial Unicode MS"/>
-        </w:rPr>
-        <w:t>ของ</w:t>
-      </w:r>
-      <w:proofErr w:type="spellEnd"/>
-      <w:r>
-        <w:rPr>
-          <w:rFonts w:ascii="Arial Unicode MS" w:eastAsia="Arial Unicode MS" w:hAnsi="Arial Unicode MS" w:cs="Arial Unicode MS"/>
-        </w:rPr>
-        <w:t xml:space="preserve"> Next.js (</w:t>
-      </w:r>
-      <w:proofErr w:type="spellStart"/>
-      <w:r>
-        <w:rPr>
-          <w:rFonts w:ascii="Arial Unicode MS" w:eastAsia="Arial Unicode MS" w:hAnsi="Arial Unicode MS" w:cs="Arial Unicode MS"/>
-        </w:rPr>
-        <w:t>ใช้</w:t>
-      </w:r>
-      <w:proofErr w:type="spellEnd"/>
-      <w:r>
-        <w:rPr>
-          <w:rFonts w:ascii="Arial Unicode MS" w:eastAsia="Arial Unicode MS" w:hAnsi="Arial Unicode MS" w:cs="Arial Unicode MS"/>
-        </w:rPr>
-        <w:t xml:space="preserve"> </w:t>
-      </w:r>
-      <w:proofErr w:type="spellStart"/>
-      <w:r>
-        <w:rPr>
-          <w:rFonts w:ascii="Arial Unicode MS" w:eastAsia="Arial Unicode MS" w:hAnsi="Arial Unicode MS" w:cs="Arial Unicode MS"/>
-        </w:rPr>
-        <w:t>revalidatePath</w:t>
-      </w:r>
-      <w:proofErr w:type="spellEnd"/>
-      <w:r>
-        <w:rPr>
-          <w:rFonts w:ascii="Arial Unicode MS" w:eastAsia="Arial Unicode MS" w:hAnsi="Arial Unicode MS" w:cs="Arial Unicode MS"/>
-        </w:rPr>
-        <w:t>)</w:t>
+        <w:t xml:space="preserve"> หน้าแสดงรายการเอกสาร (Document List) จะต้องแสดงผลแบบ Real-time เสมอ ห้ามแสดงข้อมูลเก่า (Stale Data) จาก Cache ของ Next.js (ใช้ revalidatePath)</w:t>
       </w:r>
     </w:p>
     <w:p>
@@ -4456,105 +2028,7 @@
         <w:rPr>
           <w:rFonts w:ascii="Arial Unicode MS" w:eastAsia="Arial Unicode MS" w:hAnsi="Arial Unicode MS" w:cs="Arial Unicode MS"/>
         </w:rPr>
-        <w:t xml:space="preserve"> </w:t>
-      </w:r>
-      <w:proofErr w:type="spellStart"/>
-      <w:r>
-        <w:rPr>
-          <w:rFonts w:ascii="Arial Unicode MS" w:eastAsia="Arial Unicode MS" w:hAnsi="Arial Unicode MS" w:cs="Arial Unicode MS"/>
-        </w:rPr>
-        <w:t>การแสดงผลรายงานทางบัญชี</w:t>
-      </w:r>
-      <w:proofErr w:type="spellEnd"/>
-      <w:r>
-        <w:rPr>
-          <w:rFonts w:ascii="Arial Unicode MS" w:eastAsia="Arial Unicode MS" w:hAnsi="Arial Unicode MS" w:cs="Arial Unicode MS"/>
-        </w:rPr>
-        <w:t xml:space="preserve"> </w:t>
-      </w:r>
-      <w:proofErr w:type="spellStart"/>
-      <w:r>
-        <w:rPr>
-          <w:rFonts w:ascii="Arial Unicode MS" w:eastAsia="Arial Unicode MS" w:hAnsi="Arial Unicode MS" w:cs="Arial Unicode MS"/>
-        </w:rPr>
-        <w:t>ต้องยึดถือ</w:t>
-      </w:r>
-      <w:proofErr w:type="spellEnd"/>
-      <w:r>
-        <w:rPr>
-          <w:rFonts w:ascii="Arial Unicode MS" w:eastAsia="Arial Unicode MS" w:hAnsi="Arial Unicode MS" w:cs="Arial Unicode MS"/>
-        </w:rPr>
-        <w:t xml:space="preserve"> "</w:t>
-      </w:r>
-      <w:proofErr w:type="spellStart"/>
-      <w:r>
-        <w:rPr>
-          <w:rFonts w:ascii="Arial Unicode MS" w:eastAsia="Arial Unicode MS" w:hAnsi="Arial Unicode MS" w:cs="Arial Unicode MS"/>
-        </w:rPr>
-        <w:t>วันที่บันทึกบัญชี</w:t>
-      </w:r>
-      <w:proofErr w:type="spellEnd"/>
-      <w:r>
-        <w:rPr>
-          <w:rFonts w:ascii="Arial Unicode MS" w:eastAsia="Arial Unicode MS" w:hAnsi="Arial Unicode MS" w:cs="Arial Unicode MS"/>
-        </w:rPr>
-        <w:t xml:space="preserve"> (Posting Date / Created At)" </w:t>
-      </w:r>
-      <w:proofErr w:type="spellStart"/>
-      <w:r>
-        <w:rPr>
-          <w:rFonts w:ascii="Arial Unicode MS" w:eastAsia="Arial Unicode MS" w:hAnsi="Arial Unicode MS" w:cs="Arial Unicode MS"/>
-        </w:rPr>
-        <w:t>เป็นหลัก</w:t>
-      </w:r>
-      <w:proofErr w:type="spellEnd"/>
-      <w:r>
-        <w:rPr>
-          <w:rFonts w:ascii="Arial Unicode MS" w:eastAsia="Arial Unicode MS" w:hAnsi="Arial Unicode MS" w:cs="Arial Unicode MS"/>
-        </w:rPr>
-        <w:t xml:space="preserve"> </w:t>
-      </w:r>
-      <w:proofErr w:type="spellStart"/>
-      <w:r>
-        <w:rPr>
-          <w:rFonts w:ascii="Arial Unicode MS" w:eastAsia="Arial Unicode MS" w:hAnsi="Arial Unicode MS" w:cs="Arial Unicode MS"/>
-        </w:rPr>
-        <w:t>ไม่ใช่</w:t>
-      </w:r>
-      <w:proofErr w:type="spellEnd"/>
-      <w:r>
-        <w:rPr>
-          <w:rFonts w:ascii="Arial Unicode MS" w:eastAsia="Arial Unicode MS" w:hAnsi="Arial Unicode MS" w:cs="Arial Unicode MS"/>
-        </w:rPr>
-        <w:t xml:space="preserve"> "</w:t>
-      </w:r>
-      <w:proofErr w:type="spellStart"/>
-      <w:r>
-        <w:rPr>
-          <w:rFonts w:ascii="Arial Unicode MS" w:eastAsia="Arial Unicode MS" w:hAnsi="Arial Unicode MS" w:cs="Arial Unicode MS"/>
-        </w:rPr>
-        <w:t>วันที่บนบิล</w:t>
-      </w:r>
-      <w:proofErr w:type="spellEnd"/>
-      <w:r>
-        <w:rPr>
-          <w:rFonts w:ascii="Arial Unicode MS" w:eastAsia="Arial Unicode MS" w:hAnsi="Arial Unicode MS" w:cs="Arial Unicode MS"/>
-        </w:rPr>
-        <w:t xml:space="preserve"> (Document Date)" </w:t>
-      </w:r>
-      <w:proofErr w:type="spellStart"/>
-      <w:r>
-        <w:rPr>
-          <w:rFonts w:ascii="Arial Unicode MS" w:eastAsia="Arial Unicode MS" w:hAnsi="Arial Unicode MS" w:cs="Arial Unicode MS"/>
-        </w:rPr>
-        <w:t>เพื่อให้ตรงตามหลักการบัญชีเกณฑ์คงค้าง</w:t>
-      </w:r>
-      <w:proofErr w:type="spellEnd"/>
-      <w:r>
-        <w:rPr>
-          <w:rFonts w:ascii="Arial Unicode MS" w:eastAsia="Arial Unicode MS" w:hAnsi="Arial Unicode MS" w:cs="Arial Unicode MS"/>
-        </w:rPr>
-        <w:t xml:space="preserve"> (Accrual Basis)</w:t>
+        <w:t xml:space="preserve"> การแสดงผลรายงานทางบัญชี ต้องยึดถือ "วันที่บันทึกบัญชี (Posting Date / Created At)" เป็นหลัก ไม่ใช่ "วันที่บนบิล (Document Date)" เพื่อให้ตรงตามหลักการบัญชีเกณฑ์คงค้าง (Accrual Basis)</w:t>
       </w:r>
     </w:p>
     <w:p>
@@ -4577,180 +2051,14 @@
           <w:b/>
           <w:bCs/>
         </w:rPr>
-        <w:t>Cut-off Principle (</w:t>
-      </w:r>
-      <w:proofErr w:type="spellStart"/>
-      <w:r>
-        <w:rPr>
-          <w:rFonts w:ascii="Arial Unicode MS" w:eastAsia="Arial Unicode MS" w:hAnsi="Arial Unicode MS" w:cs="Arial Unicode MS"/>
-          <w:b/>
-          <w:bCs/>
-        </w:rPr>
-        <w:t>การปิดงวด</w:t>
-      </w:r>
-      <w:proofErr w:type="spellEnd"/>
-      <w:r>
-        <w:rPr>
-          <w:rFonts w:ascii="Arial Unicode MS" w:eastAsia="Arial Unicode MS" w:hAnsi="Arial Unicode MS" w:cs="Arial Unicode MS"/>
-          <w:b/>
-          <w:bCs/>
-        </w:rPr>
-        <w:t>):</w:t>
-      </w:r>
-      <w:r>
-        <w:rPr>
-          <w:rFonts w:ascii="Arial Unicode MS" w:eastAsia="Arial Unicode MS" w:hAnsi="Arial Unicode MS" w:cs="Arial Unicode MS"/>
-        </w:rPr>
-        <w:t xml:space="preserve"> </w:t>
-      </w:r>
-      <w:proofErr w:type="spellStart"/>
-      <w:r>
-        <w:rPr>
-          <w:rFonts w:ascii="Arial Unicode MS" w:eastAsia="Arial Unicode MS" w:hAnsi="Arial Unicode MS" w:cs="Arial Unicode MS"/>
-        </w:rPr>
-        <w:t>ระบบจะตรวจสอบ</w:t>
-      </w:r>
-      <w:proofErr w:type="spellEnd"/>
-      <w:r>
-        <w:rPr>
-          <w:rFonts w:ascii="Arial Unicode MS" w:eastAsia="Arial Unicode MS" w:hAnsi="Arial Unicode MS" w:cs="Arial Unicode MS"/>
-        </w:rPr>
-        <w:t xml:space="preserve"> </w:t>
-      </w:r>
-      <w:proofErr w:type="spellStart"/>
-      <w:r>
-        <w:rPr>
-          <w:rFonts w:ascii="Arial Unicode MS" w:eastAsia="Arial Unicode MS" w:hAnsi="Arial Unicode MS" w:cs="Arial Unicode MS"/>
-        </w:rPr>
-        <w:t>doc_date</w:t>
-      </w:r>
-      <w:proofErr w:type="spellEnd"/>
-      <w:r>
-        <w:rPr>
-          <w:rFonts w:ascii="Arial Unicode MS" w:eastAsia="Arial Unicode MS" w:hAnsi="Arial Unicode MS" w:cs="Arial Unicode MS"/>
-        </w:rPr>
-        <w:t xml:space="preserve"> </w:t>
-      </w:r>
-      <w:proofErr w:type="spellStart"/>
-      <w:r>
-        <w:rPr>
-          <w:rFonts w:ascii="Arial Unicode MS" w:eastAsia="Arial Unicode MS" w:hAnsi="Arial Unicode MS" w:cs="Arial Unicode MS"/>
-        </w:rPr>
-        <w:t>กับตาราง</w:t>
-      </w:r>
-      <w:proofErr w:type="spellEnd"/>
-      <w:r>
-        <w:rPr>
-          <w:rFonts w:ascii="Arial Unicode MS" w:eastAsia="Arial Unicode MS" w:hAnsi="Arial Unicode MS" w:cs="Arial Unicode MS"/>
-        </w:rPr>
-        <w:t xml:space="preserve"> </w:t>
-      </w:r>
-      <w:proofErr w:type="spellStart"/>
-      <w:r>
-        <w:rPr>
-          <w:rFonts w:ascii="Arial Unicode MS" w:eastAsia="Arial Unicode MS" w:hAnsi="Arial Unicode MS" w:cs="Arial Unicode MS"/>
-        </w:rPr>
-        <w:t>accounting_periods</w:t>
-      </w:r>
-      <w:proofErr w:type="spellEnd"/>
-      <w:r>
-        <w:rPr>
-          <w:rFonts w:ascii="Arial Unicode MS" w:eastAsia="Arial Unicode MS" w:hAnsi="Arial Unicode MS" w:cs="Arial Unicode MS"/>
-        </w:rPr>
-        <w:t xml:space="preserve"> </w:t>
-      </w:r>
-      <w:proofErr w:type="spellStart"/>
-      <w:r>
-        <w:rPr>
-          <w:rFonts w:ascii="Arial Unicode MS" w:eastAsia="Arial Unicode MS" w:hAnsi="Arial Unicode MS" w:cs="Arial Unicode MS"/>
-        </w:rPr>
-        <w:t>เสมอ</w:t>
-      </w:r>
-      <w:proofErr w:type="spellEnd"/>
-      <w:r>
-        <w:rPr>
-          <w:rFonts w:ascii="Arial Unicode MS" w:eastAsia="Arial Unicode MS" w:hAnsi="Arial Unicode MS" w:cs="Arial Unicode MS"/>
-        </w:rPr>
-        <w:t xml:space="preserve"> </w:t>
-      </w:r>
-      <w:proofErr w:type="spellStart"/>
-      <w:r>
-        <w:rPr>
-          <w:rFonts w:ascii="Arial Unicode MS" w:eastAsia="Arial Unicode MS" w:hAnsi="Arial Unicode MS" w:cs="Arial Unicode MS"/>
-        </w:rPr>
-        <w:t>หากงวดบัญชีนั้นถูกตั้งสถานะเป็น</w:t>
-      </w:r>
-      <w:proofErr w:type="spellEnd"/>
-      <w:r>
-        <w:rPr>
-          <w:rFonts w:ascii="Arial Unicode MS" w:eastAsia="Arial Unicode MS" w:hAnsi="Arial Unicode MS" w:cs="Arial Unicode MS"/>
-        </w:rPr>
-        <w:t xml:space="preserve"> CLOSED (Period Lock) </w:t>
-      </w:r>
-      <w:proofErr w:type="spellStart"/>
-      <w:r>
-        <w:rPr>
-          <w:rFonts w:ascii="Arial Unicode MS" w:eastAsia="Arial Unicode MS" w:hAnsi="Arial Unicode MS" w:cs="Arial Unicode MS"/>
-        </w:rPr>
-        <w:t>ระบบจะไม่อนุญาตให้สร้าง</w:t>
-      </w:r>
-      <w:proofErr w:type="spellEnd"/>
-      <w:r>
-        <w:rPr>
-          <w:rFonts w:ascii="Arial Unicode MS" w:eastAsia="Arial Unicode MS" w:hAnsi="Arial Unicode MS" w:cs="Arial Unicode MS"/>
-        </w:rPr>
-        <w:t xml:space="preserve">, </w:t>
-      </w:r>
-      <w:proofErr w:type="spellStart"/>
-      <w:r>
-        <w:rPr>
-          <w:rFonts w:ascii="Arial Unicode MS" w:eastAsia="Arial Unicode MS" w:hAnsi="Arial Unicode MS" w:cs="Arial Unicode MS"/>
-        </w:rPr>
-        <w:t>แก้ไข</w:t>
-      </w:r>
-      <w:proofErr w:type="spellEnd"/>
-      <w:r>
-        <w:rPr>
-          <w:rFonts w:ascii="Arial Unicode MS" w:eastAsia="Arial Unicode MS" w:hAnsi="Arial Unicode MS" w:cs="Arial Unicode MS"/>
-        </w:rPr>
-        <w:t xml:space="preserve">, </w:t>
-      </w:r>
-      <w:proofErr w:type="spellStart"/>
-      <w:r>
-        <w:rPr>
-          <w:rFonts w:ascii="Arial Unicode MS" w:eastAsia="Arial Unicode MS" w:hAnsi="Arial Unicode MS" w:cs="Arial Unicode MS"/>
-        </w:rPr>
-        <w:t>หรือ</w:t>
-      </w:r>
-      <w:proofErr w:type="spellEnd"/>
-      <w:r>
-        <w:rPr>
-          <w:rFonts w:ascii="Arial Unicode MS" w:eastAsia="Arial Unicode MS" w:hAnsi="Arial Unicode MS" w:cs="Arial Unicode MS"/>
-        </w:rPr>
-        <w:t xml:space="preserve"> VOID </w:t>
-      </w:r>
-      <w:proofErr w:type="spellStart"/>
-      <w:r>
-        <w:rPr>
-          <w:rFonts w:ascii="Arial Unicode MS" w:eastAsia="Arial Unicode MS" w:hAnsi="Arial Unicode MS" w:cs="Arial Unicode MS"/>
-        </w:rPr>
-        <w:t>เอกสารในเดือนนั้นอีก</w:t>
-      </w:r>
-      <w:proofErr w:type="spellEnd"/>
-      <w:r>
-        <w:rPr>
-          <w:rFonts w:ascii="Arial Unicode MS" w:eastAsia="Arial Unicode MS" w:hAnsi="Arial Unicode MS" w:cs="Arial Unicode MS"/>
-        </w:rPr>
-        <w:t xml:space="preserve"> </w:t>
-      </w:r>
-      <w:proofErr w:type="spellStart"/>
-      <w:r>
-        <w:rPr>
-          <w:rFonts w:ascii="Arial Unicode MS" w:eastAsia="Arial Unicode MS" w:hAnsi="Arial Unicode MS" w:cs="Arial Unicode MS"/>
-        </w:rPr>
-        <w:t>เพื่อรักษายอดคงเหลือไม่ให้คลาดเคลื่อนจากการนำส่งภาษีสรรพากร</w:t>
-      </w:r>
-      <w:proofErr w:type="spellEnd"/>
+        <w:t>Cut-off Principle (การปิดงวด):</w:t>
+      </w:r>
+      <w:r>
+        <w:rPr>
+          <w:rFonts w:ascii="Arial Unicode MS" w:eastAsia="Arial Unicode MS" w:hAnsi="Arial Unicode MS" w:cs="Arial Unicode MS"/>
+        </w:rPr>
+        <w:t xml:space="preserve"> ระบบจะตรวจสอบ doc_date กับตาราง accounting_periods เสมอ หากงวดบัญชีนั้นถูกตั้งสถานะเป็น CLOSED (Period Lock) ระบบจะไม่อนุญาตให้สร้าง, แก้ไข, หรือ VOID เอกสารในเดือนนั้นอีก เพื่อรักษายอดคงเหลือไม่ให้คลาดเคลื่อนจากการนำส่งภาษีสรรพากร</w:t>
+      </w:r>
     </w:p>
     <w:p>
       <w:pPr>
@@ -4772,243 +2080,13 @@
           <w:b/>
           <w:bCs/>
         </w:rPr>
-        <w:t>Net Profit Engine (</w:t>
-      </w:r>
-      <w:proofErr w:type="spellStart"/>
-      <w:proofErr w:type="gramStart"/>
-      <w:r>
-        <w:rPr>
-          <w:rFonts w:ascii="Arial Unicode MS" w:eastAsia="Arial Unicode MS" w:hAnsi="Arial Unicode MS" w:cs="Arial Unicode MS"/>
-          <w:b/>
-          <w:bCs/>
-        </w:rPr>
-        <w:t>กำไรสุทธิ</w:t>
-      </w:r>
-      <w:proofErr w:type="spellEnd"/>
-      <w:r>
-        <w:rPr>
-          <w:rFonts w:ascii="Arial Unicode MS" w:eastAsia="Arial Unicode MS" w:hAnsi="Arial Unicode MS" w:cs="Arial Unicode MS"/>
-          <w:b/>
-          <w:bCs/>
-        </w:rPr>
-        <w:t>):</w:t>
-      </w:r>
-      <w:r>
-        <w:rPr>
-          <w:rFonts w:ascii="Arial Unicode MS" w:eastAsia="Arial Unicode MS" w:hAnsi="Arial Unicode MS" w:cs="Arial Unicode MS"/>
-        </w:rPr>
-        <w:t xml:space="preserve"> </w:t>
-      </w:r>
-      <w:proofErr w:type="spellStart"/>
-      <w:r>
-        <w:rPr>
-          <w:rFonts w:ascii="Arial Unicode MS" w:eastAsia="Arial Unicode MS" w:hAnsi="Arial Unicode MS" w:cs="Arial Unicode MS"/>
-        </w:rPr>
-        <w:t>ระบบคำนวณกำไรจะนำ</w:t>
-      </w:r>
-      <w:proofErr w:type="spellEnd"/>
-      <w:r>
-        <w:rPr>
-          <w:rFonts w:ascii="Arial Unicode MS" w:eastAsia="Arial Unicode MS" w:hAnsi="Arial Unicode MS" w:cs="Arial Unicode MS"/>
-        </w:rPr>
-        <w:t xml:space="preserve"> "</w:t>
-      </w:r>
-      <w:proofErr w:type="spellStart"/>
-      <w:r>
-        <w:rPr>
-          <w:rFonts w:ascii="Arial Unicode MS" w:eastAsia="Arial Unicode MS" w:hAnsi="Arial Unicode MS" w:cs="Arial Unicode MS"/>
-        </w:rPr>
-        <w:t>ยอดขายสุทธิ</w:t>
-      </w:r>
-      <w:proofErr w:type="spellEnd"/>
-      <w:r>
-        <w:rPr>
-          <w:rFonts w:ascii="Arial Unicode MS" w:eastAsia="Arial Unicode MS" w:hAnsi="Arial Unicode MS" w:cs="Arial Unicode MS"/>
-        </w:rPr>
-        <w:t xml:space="preserve">" </w:t>
-      </w:r>
-      <w:proofErr w:type="spellStart"/>
-      <w:r>
-        <w:rPr>
-          <w:rFonts w:ascii="Arial Unicode MS" w:eastAsia="Arial Unicode MS" w:hAnsi="Arial Unicode MS" w:cs="Arial Unicode MS"/>
-        </w:rPr>
-        <w:t>หักลบด้วย</w:t>
-      </w:r>
-      <w:proofErr w:type="spellEnd"/>
-      <w:r>
-        <w:rPr>
-          <w:rFonts w:ascii="Arial Unicode MS" w:eastAsia="Arial Unicode MS" w:hAnsi="Arial Unicode MS" w:cs="Arial Unicode MS"/>
-        </w:rPr>
-        <w:t xml:space="preserve"> "</w:t>
-      </w:r>
-      <w:proofErr w:type="spellStart"/>
-      <w:r>
-        <w:rPr>
-          <w:rFonts w:ascii="Arial Unicode MS" w:eastAsia="Arial Unicode MS" w:hAnsi="Arial Unicode MS" w:cs="Arial Unicode MS"/>
-        </w:rPr>
-        <w:t>ต้นทุนสินค้า</w:t>
-      </w:r>
-      <w:proofErr w:type="spellEnd"/>
-      <w:proofErr w:type="gramEnd"/>
-      <w:r>
-        <w:rPr>
-          <w:rFonts w:ascii="Arial Unicode MS" w:eastAsia="Arial Unicode MS" w:hAnsi="Arial Unicode MS" w:cs="Arial Unicode MS"/>
-        </w:rPr>
-        <w:t xml:space="preserve"> (Product COGS) + </w:t>
-      </w:r>
-      <w:proofErr w:type="spellStart"/>
-      <w:r>
-        <w:rPr>
-          <w:rFonts w:ascii="Arial Unicode MS" w:eastAsia="Arial Unicode MS" w:hAnsi="Arial Unicode MS" w:cs="Arial Unicode MS"/>
-        </w:rPr>
-        <w:t>ค่าแรงช่าง</w:t>
-      </w:r>
-      <w:proofErr w:type="spellEnd"/>
-      <w:r>
-        <w:rPr>
-          <w:rFonts w:ascii="Arial Unicode MS" w:eastAsia="Arial Unicode MS" w:hAnsi="Arial Unicode MS" w:cs="Arial Unicode MS"/>
-        </w:rPr>
-        <w:t xml:space="preserve"> (Wage COGS)" </w:t>
-      </w:r>
-      <w:proofErr w:type="spellStart"/>
-      <w:r>
-        <w:rPr>
-          <w:rFonts w:ascii="Arial Unicode MS" w:eastAsia="Arial Unicode MS" w:hAnsi="Arial Unicode MS" w:cs="Arial Unicode MS"/>
-        </w:rPr>
-        <w:t>จะได้</w:t>
-      </w:r>
-      <w:proofErr w:type="spellEnd"/>
-      <w:r>
-        <w:rPr>
-          <w:rFonts w:ascii="Arial Unicode MS" w:eastAsia="Arial Unicode MS" w:hAnsi="Arial Unicode MS" w:cs="Arial Unicode MS"/>
-        </w:rPr>
-        <w:t xml:space="preserve"> "</w:t>
-      </w:r>
-      <w:proofErr w:type="spellStart"/>
-      <w:r>
-        <w:rPr>
-          <w:rFonts w:ascii="Arial Unicode MS" w:eastAsia="Arial Unicode MS" w:hAnsi="Arial Unicode MS" w:cs="Arial Unicode MS"/>
-        </w:rPr>
-        <w:t>กำไรขั้นต้น</w:t>
-      </w:r>
-      <w:proofErr w:type="spellEnd"/>
-      <w:r>
-        <w:rPr>
-          <w:rFonts w:ascii="Arial Unicode MS" w:eastAsia="Arial Unicode MS" w:hAnsi="Arial Unicode MS" w:cs="Arial Unicode MS"/>
-        </w:rPr>
-        <w:t xml:space="preserve"> (Gross Profit)" </w:t>
-      </w:r>
-      <w:proofErr w:type="spellStart"/>
-      <w:r>
-        <w:rPr>
-          <w:rFonts w:ascii="Arial Unicode MS" w:eastAsia="Arial Unicode MS" w:hAnsi="Arial Unicode MS" w:cs="Arial Unicode MS"/>
-        </w:rPr>
-        <w:t>จากนั้นจะนำไปหักลบกับ</w:t>
-      </w:r>
-      <w:proofErr w:type="spellEnd"/>
-      <w:r>
-        <w:rPr>
-          <w:rFonts w:ascii="Arial Unicode MS" w:eastAsia="Arial Unicode MS" w:hAnsi="Arial Unicode MS" w:cs="Arial Unicode MS"/>
-        </w:rPr>
-        <w:t xml:space="preserve"> "</w:t>
-      </w:r>
-      <w:proofErr w:type="spellStart"/>
-      <w:r>
-        <w:rPr>
-          <w:rFonts w:ascii="Arial Unicode MS" w:eastAsia="Arial Unicode MS" w:hAnsi="Arial Unicode MS" w:cs="Arial Unicode MS"/>
-        </w:rPr>
-        <w:t>ค่าใช้จ่ายดำเนินงาน</w:t>
-      </w:r>
-      <w:proofErr w:type="spellEnd"/>
-      <w:r>
-        <w:rPr>
-          <w:rFonts w:ascii="Arial Unicode MS" w:eastAsia="Arial Unicode MS" w:hAnsi="Arial Unicode MS" w:cs="Arial Unicode MS"/>
-        </w:rPr>
-        <w:t xml:space="preserve"> (OPEX) </w:t>
-      </w:r>
-      <w:proofErr w:type="spellStart"/>
-      <w:r>
-        <w:rPr>
-          <w:rFonts w:ascii="Arial Unicode MS" w:eastAsia="Arial Unicode MS" w:hAnsi="Arial Unicode MS" w:cs="Arial Unicode MS"/>
-        </w:rPr>
-        <w:t>จากบิล</w:t>
-      </w:r>
-      <w:proofErr w:type="spellEnd"/>
-      <w:r>
-        <w:rPr>
-          <w:rFonts w:ascii="Arial Unicode MS" w:eastAsia="Arial Unicode MS" w:hAnsi="Arial Unicode MS" w:cs="Arial Unicode MS"/>
-        </w:rPr>
-        <w:t xml:space="preserve"> EXP </w:t>
-      </w:r>
-      <w:proofErr w:type="spellStart"/>
-      <w:r>
-        <w:rPr>
-          <w:rFonts w:ascii="Arial Unicode MS" w:eastAsia="Arial Unicode MS" w:hAnsi="Arial Unicode MS" w:cs="Arial Unicode MS"/>
-        </w:rPr>
-        <w:t>สถานะ</w:t>
-      </w:r>
-      <w:proofErr w:type="spellEnd"/>
-      <w:r>
-        <w:rPr>
-          <w:rFonts w:ascii="Arial Unicode MS" w:eastAsia="Arial Unicode MS" w:hAnsi="Arial Unicode MS" w:cs="Arial Unicode MS"/>
-        </w:rPr>
-        <w:t xml:space="preserve"> ISSUED/PAID" </w:t>
-      </w:r>
-      <w:proofErr w:type="spellStart"/>
-      <w:r>
-        <w:rPr>
-          <w:rFonts w:ascii="Arial Unicode MS" w:eastAsia="Arial Unicode MS" w:hAnsi="Arial Unicode MS" w:cs="Arial Unicode MS"/>
-        </w:rPr>
-        <w:t>เพื่อแสดง</w:t>
-      </w:r>
-      <w:proofErr w:type="spellEnd"/>
-      <w:r>
-        <w:rPr>
-          <w:rFonts w:ascii="Arial Unicode MS" w:eastAsia="Arial Unicode MS" w:hAnsi="Arial Unicode MS" w:cs="Arial Unicode MS"/>
-        </w:rPr>
-        <w:t xml:space="preserve"> "</w:t>
-      </w:r>
-      <w:proofErr w:type="spellStart"/>
-      <w:r>
-        <w:rPr>
-          <w:rFonts w:ascii="Arial Unicode MS" w:eastAsia="Arial Unicode MS" w:hAnsi="Arial Unicode MS" w:cs="Arial Unicode MS"/>
-        </w:rPr>
-        <w:t>กำไรสุทธิ</w:t>
-      </w:r>
-      <w:proofErr w:type="spellEnd"/>
-      <w:r>
-        <w:rPr>
-          <w:rFonts w:ascii="Arial Unicode MS" w:eastAsia="Arial Unicode MS" w:hAnsi="Arial Unicode MS" w:cs="Arial Unicode MS"/>
-        </w:rPr>
-        <w:t xml:space="preserve"> (Net Profit)" </w:t>
-      </w:r>
-      <w:proofErr w:type="spellStart"/>
-      <w:r>
-        <w:rPr>
-          <w:rFonts w:ascii="Arial Unicode MS" w:eastAsia="Arial Unicode MS" w:hAnsi="Arial Unicode MS" w:cs="Arial Unicode MS"/>
-        </w:rPr>
-        <w:t>แบบ</w:t>
-      </w:r>
-      <w:proofErr w:type="spellEnd"/>
-      <w:r>
-        <w:rPr>
-          <w:rFonts w:ascii="Arial Unicode MS" w:eastAsia="Arial Unicode MS" w:hAnsi="Arial Unicode MS" w:cs="Arial Unicode MS"/>
-        </w:rPr>
-        <w:t xml:space="preserve"> Real-time </w:t>
-      </w:r>
-      <w:proofErr w:type="spellStart"/>
-      <w:r>
-        <w:rPr>
-          <w:rFonts w:ascii="Arial Unicode MS" w:eastAsia="Arial Unicode MS" w:hAnsi="Arial Unicode MS" w:cs="Arial Unicode MS"/>
-        </w:rPr>
-        <w:t>บน</w:t>
-      </w:r>
-      <w:proofErr w:type="spellEnd"/>
-      <w:r>
-        <w:rPr>
-          <w:rFonts w:ascii="Arial Unicode MS" w:eastAsia="Arial Unicode MS" w:hAnsi="Arial Unicode MS" w:cs="Arial Unicode MS"/>
-        </w:rPr>
-        <w:t xml:space="preserve"> Dashboard</w:t>
+        <w:t>Net Profit Engine (กำไรสุทธิ):</w:t>
+      </w:r>
+      <w:r>
+        <w:rPr>
+          <w:rFonts w:ascii="Arial Unicode MS" w:eastAsia="Arial Unicode MS" w:hAnsi="Arial Unicode MS" w:cs="Arial Unicode MS"/>
+        </w:rPr>
+        <w:t xml:space="preserve"> ระบบคำนวณกำไรจะนำ "ยอดขายสุทธิ" หักลบด้วย "ต้นทุนสินค้า (Product COGS) + ค่าแรงช่าง (Wage COGS)" จะได้ "กำไรขั้นต้น (Gross Profit)" จากนั้นจะนำไปหักลบกับ "ค่าใช้จ่ายดำเนินงาน (OPEX) จากบิล EXP สถานะ ISSUED/PAID" เพื่อแสดง "กำไรสุทธิ (Net Profit)" แบบ Real-time บน Dashboard</w:t>
       </w:r>
     </w:p>
     <w:p>
@@ -5050,15 +2128,7 @@
         <w:t xml:space="preserve"> (</w:t>
       </w:r>
       <w:r>
-        <w:t xml:space="preserve">ABAC &amp; </w:t>
-      </w:r>
-      <w:proofErr w:type="spellStart"/>
-      <w:r>
-        <w:t>DoA</w:t>
-      </w:r>
-      <w:proofErr w:type="spellEnd"/>
-      <w:r>
-        <w:t xml:space="preserve"> Matrix)</w:t>
+        <w:t>ABAC &amp; DoA Matrix)</w:t>
       </w:r>
     </w:p>
     <w:p>
@@ -5102,13 +2172,8 @@
         </w:rPr>
         <w:t xml:space="preserve"> (</w:t>
       </w:r>
-      <w:proofErr w:type="spellStart"/>
-      <w:r>
-        <w:t>SoD</w:t>
-      </w:r>
-      <w:proofErr w:type="spellEnd"/>
-      <w:r>
-        <w:t xml:space="preserve"> - Segregation of Duties) </w:t>
+      <w:r>
+        <w:t xml:space="preserve">SoD - Segregation of Duties) </w:t>
       </w:r>
       <w:r>
         <w:rPr>
@@ -5170,15 +2235,7 @@
         <w:t xml:space="preserve"> (</w:t>
       </w:r>
       <w:r>
-        <w:t>`</w:t>
-      </w:r>
-      <w:proofErr w:type="spellStart"/>
-      <w:r>
-        <w:t>created_by</w:t>
-      </w:r>
-      <w:proofErr w:type="spellEnd"/>
-      <w:r>
-        <w:t xml:space="preserve">`) </w:t>
+        <w:t xml:space="preserve">`created_by`) </w:t>
       </w:r>
       <w:r>
         <w:rPr>
@@ -5278,15 +2335,7 @@
         <w:t xml:space="preserve"> </w:t>
       </w:r>
       <w:r>
-        <w:t>`</w:t>
-      </w:r>
-      <w:proofErr w:type="spellStart"/>
-      <w:r>
-        <w:t>accessible_modules</w:t>
-      </w:r>
-      <w:proofErr w:type="spellEnd"/>
-      <w:r>
-        <w:t xml:space="preserve">` (JSONB) </w:t>
+        <w:t xml:space="preserve">`accessible_modules` (JSONB) </w:t>
       </w:r>
       <w:r>
         <w:rPr>
@@ -5303,15 +2352,7 @@
         <w:t xml:space="preserve"> </w:t>
       </w:r>
       <w:r>
-        <w:t>`</w:t>
-      </w:r>
-      <w:proofErr w:type="spellStart"/>
-      <w:r>
-        <w:t>app_roles</w:t>
-      </w:r>
-      <w:proofErr w:type="spellEnd"/>
-      <w:r>
-        <w:t>`</w:t>
+        <w:t>`app_roles`</w:t>
       </w:r>
     </w:p>
     <w:p>
@@ -5328,15 +2369,7 @@
         </w:rPr>
       </w:pPr>
       <w:r>
-        <w:t>- Approval Limits (</w:t>
-      </w:r>
-      <w:proofErr w:type="spellStart"/>
-      <w:r>
-        <w:t>DoA</w:t>
-      </w:r>
-      <w:proofErr w:type="spellEnd"/>
-      <w:r>
-        <w:t xml:space="preserve">): </w:t>
+        <w:t xml:space="preserve">- Approval Limits (DoA): </w:t>
       </w:r>
       <w:r>
         <w:rPr>
@@ -5370,15 +2403,7 @@
         <w:t xml:space="preserve"> </w:t>
       </w:r>
       <w:r>
-        <w:t>`</w:t>
-      </w:r>
-      <w:proofErr w:type="spellStart"/>
-      <w:r>
-        <w:t>approval_limit</w:t>
-      </w:r>
-      <w:proofErr w:type="spellEnd"/>
-      <w:r>
-        <w:t xml:space="preserve">` </w:t>
+        <w:t xml:space="preserve">`approval_limit` </w:t>
       </w:r>
       <w:r>
         <w:rPr>
@@ -5395,15 +2420,7 @@
         <w:t xml:space="preserve"> </w:t>
       </w:r>
       <w:r>
-        <w:t>`</w:t>
-      </w:r>
-      <w:proofErr w:type="spellStart"/>
-      <w:r>
-        <w:t>user_profiles</w:t>
-      </w:r>
-      <w:proofErr w:type="spellEnd"/>
-      <w:r>
-        <w:t xml:space="preserve">` </w:t>
+        <w:t xml:space="preserve">`user_profiles` </w:t>
       </w:r>
       <w:r>
         <w:rPr>
@@ -5583,15 +2600,66 @@
         </w:pBdr>
       </w:pPr>
       <w:r>
+        <w:t xml:space="preserve">5. </w:t>
+      </w:r>
+      <w:r>
+        <w:rPr>
+          <w:rFonts w:ascii="Browallia New" w:hAnsi="Browallia New" w:cs="Browallia New" w:hint="cs"/>
+          <w:cs/>
+        </w:rPr>
+        <w:t>มาตรฐานต้นทุนสินค้าคงคลัง</w:t>
+      </w:r>
+      <w:r>
+        <w:rPr>
+          <w:cs/>
+        </w:rPr>
+        <w:t xml:space="preserve"> (</w:t>
+      </w:r>
+      <w:r>
+        <w:t>Inventory Costing Principles) - Landed Cost (</w:t>
+      </w:r>
+      <w:r>
+        <w:rPr>
+          <w:rFonts w:ascii="Browallia New" w:hAnsi="Browallia New" w:cs="Browallia New" w:hint="cs"/>
+          <w:cs/>
+        </w:rPr>
+        <w:t>ต้นทุนรวมแฝง</w:t>
+      </w:r>
+      <w:r>
+        <w:rPr>
+          <w:cs/>
+        </w:rPr>
+        <w:t xml:space="preserve">): </w:t>
+      </w:r>
+      <w:r>
+        <w:rPr>
+          <w:rFonts w:ascii="Browallia New" w:hAnsi="Browallia New" w:cs="Browallia New" w:hint="cs"/>
+          <w:cs/>
+        </w:rPr>
+        <w:t>การบันทึกบิลรับสินค้าเข้า</w:t>
+      </w:r>
+      <w:r>
+        <w:rPr>
+          <w:cs/>
+        </w:rPr>
+        <w:t xml:space="preserve"> </w:t>
+      </w:r>
+      <w:r>
+        <w:rPr>
+          <w:cs/>
+        </w:rPr>
         <w:lastRenderedPageBreak/>
-        <w:t xml:space="preserve">5. </w:t>
+        <w:t>(</w:t>
+      </w:r>
+      <w:r>
+        <w:t xml:space="preserve">AP_INV, AP_TAX, AP_CASH) </w:t>
       </w:r>
       <w:r>
         <w:rPr>
           <w:rFonts w:ascii="Browallia New" w:hAnsi="Browallia New" w:cs="Browallia New" w:hint="cs"/>
           <w:cs/>
         </w:rPr>
-        <w:t>มาตรฐานต้นทุนสินค้าคงคลัง</w:t>
+        <w:t>หากมีค่าขนส่งต้นทาง</w:t>
       </w:r>
       <w:r>
         <w:rPr>
@@ -5600,27 +2668,56 @@
         <w:t xml:space="preserve"> (</w:t>
       </w:r>
       <w:r>
-        <w:t>Inventory Costing Principles) - Landed Cost (</w:t>
+        <w:t xml:space="preserve">Freight-In) </w:t>
       </w:r>
       <w:r>
         <w:rPr>
           <w:rFonts w:ascii="Browallia New" w:hAnsi="Browallia New" w:cs="Browallia New" w:hint="cs"/>
           <w:cs/>
         </w:rPr>
-        <w:t>ต้นทุนรวมแฝง</w:t>
-      </w:r>
-      <w:r>
-        <w:rPr>
-          <w:cs/>
-        </w:rPr>
-        <w:t xml:space="preserve">): </w:t>
+        <w:t>เกิดขึ้น</w:t>
+      </w:r>
+      <w:r>
+        <w:rPr>
+          <w:cs/>
+        </w:rPr>
+        <w:t xml:space="preserve"> </w:t>
       </w:r>
       <w:r>
         <w:rPr>
           <w:rFonts w:ascii="Browallia New" w:hAnsi="Browallia New" w:cs="Browallia New" w:hint="cs"/>
           <w:cs/>
         </w:rPr>
-        <w:t>การบันทึกบิลรับสินค้าเข้า</w:t>
+        <w:t>ให้นำยอดดังกล่าวบันทึกลงฟิลด์</w:t>
+      </w:r>
+      <w:r>
+        <w:rPr>
+          <w:cs/>
+        </w:rPr>
+        <w:t xml:space="preserve"> </w:t>
+      </w:r>
+      <w:r>
+        <w:t xml:space="preserve">freight_cost </w:t>
+      </w:r>
+      <w:r>
+        <w:rPr>
+          <w:rFonts w:ascii="Browallia New" w:hAnsi="Browallia New" w:cs="Browallia New" w:hint="cs"/>
+          <w:cs/>
+        </w:rPr>
+        <w:t>ของเอกสาร</w:t>
+      </w:r>
+      <w:r>
+        <w:rPr>
+          <w:cs/>
+        </w:rPr>
+        <w:t xml:space="preserve"> </w:t>
+      </w:r>
+      <w:r>
+        <w:rPr>
+          <w:rFonts w:ascii="Browallia New" w:hAnsi="Browallia New" w:cs="Browallia New" w:hint="cs"/>
+          <w:cs/>
+        </w:rPr>
+        <w:t>ระบบจะทำการรวมยอดเพื่อคำนวณภาษีมูลค่าเพิ่ม</w:t>
       </w:r>
       <w:r>
         <w:rPr>
@@ -5629,14 +2726,24 @@
         <w:t xml:space="preserve"> (</w:t>
       </w:r>
       <w:r>
-        <w:t xml:space="preserve">AP_INV, AP_TAX, AP_CASH) </w:t>
-      </w:r>
-      <w:r>
         <w:rPr>
           <w:rFonts w:ascii="Browallia New" w:hAnsi="Browallia New" w:cs="Browallia New" w:hint="cs"/>
           <w:cs/>
         </w:rPr>
-        <w:t>หากมีค่าขนส่งต้นทาง</w:t>
+        <w:t>ถ้ามี</w:t>
+      </w:r>
+      <w:r>
+        <w:rPr>
+          <w:cs/>
+        </w:rPr>
+        <w:t xml:space="preserve">) </w:t>
+      </w:r>
+      <w:r>
+        <w:rPr>
+          <w:rFonts w:ascii="Browallia New" w:hAnsi="Browallia New" w:cs="Browallia New" w:hint="cs"/>
+          <w:cs/>
+        </w:rPr>
+        <w:t>และจะทำการหารเฉลี่ย</w:t>
       </w:r>
       <w:r>
         <w:rPr>
@@ -5645,14 +2752,14 @@
         <w:t xml:space="preserve"> (</w:t>
       </w:r>
       <w:r>
-        <w:t xml:space="preserve">Freight-In) </w:t>
+        <w:t xml:space="preserve">Prorate) </w:t>
       </w:r>
       <w:r>
         <w:rPr>
           <w:rFonts w:ascii="Browallia New" w:hAnsi="Browallia New" w:cs="Browallia New" w:hint="cs"/>
           <w:cs/>
         </w:rPr>
-        <w:t>เกิดขึ้น</w:t>
+        <w:t>มูลค่าค่าขนส่งนี้</w:t>
       </w:r>
       <w:r>
         <w:rPr>
@@ -5665,7 +2772,23 @@
           <w:rFonts w:ascii="Browallia New" w:hAnsi="Browallia New" w:cs="Browallia New" w:hint="cs"/>
           <w:cs/>
         </w:rPr>
-        <w:t>ให้นำยอดดังกล่าวบันทึกลงฟิลด์</w:t>
+        <w:t>เข้าไปบวกเพิ่มกับราคาต้นทุนต่อหน่วย</w:t>
+      </w:r>
+      <w:r>
+        <w:rPr>
+          <w:cs/>
+        </w:rPr>
+        <w:t xml:space="preserve"> (</w:t>
+      </w:r>
+      <w:r>
+        <w:t xml:space="preserve">Unit Cost) </w:t>
+      </w:r>
+      <w:r>
+        <w:rPr>
+          <w:rFonts w:ascii="Browallia New" w:hAnsi="Browallia New" w:cs="Browallia New" w:hint="cs"/>
+          <w:cs/>
+        </w:rPr>
+        <w:t>ของสินค้าในบิลนั้น</w:t>
       </w:r>
       <w:r>
         <w:rPr>
@@ -5673,131 +2796,21 @@
         </w:rPr>
         <w:t xml:space="preserve"> </w:t>
       </w:r>
-      <w:proofErr w:type="spellStart"/>
-      <w:r>
-        <w:t>freight_cost</w:t>
-      </w:r>
-      <w:proofErr w:type="spellEnd"/>
-      <w:r>
+      <w:r>
+        <w:rPr>
+          <w:rFonts w:ascii="Browallia New" w:hAnsi="Browallia New" w:cs="Browallia New" w:hint="cs"/>
+          <w:cs/>
+        </w:rPr>
+        <w:t>ก่อนบันทึกลง</w:t>
+      </w:r>
+      <w:r>
+        <w:rPr>
+          <w:cs/>
+        </w:rPr>
         <w:t xml:space="preserve"> </w:t>
       </w:r>
       <w:r>
-        <w:rPr>
-          <w:rFonts w:ascii="Browallia New" w:hAnsi="Browallia New" w:cs="Browallia New" w:hint="cs"/>
-          <w:cs/>
-        </w:rPr>
-        <w:t>ของเอกสาร</w:t>
-      </w:r>
-      <w:r>
-        <w:rPr>
-          <w:cs/>
-        </w:rPr>
-        <w:t xml:space="preserve"> </w:t>
-      </w:r>
-      <w:r>
-        <w:rPr>
-          <w:rFonts w:ascii="Browallia New" w:hAnsi="Browallia New" w:cs="Browallia New" w:hint="cs"/>
-          <w:cs/>
-        </w:rPr>
-        <w:t>ระบบจะทำการรวมยอดเพื่อคำนวณภาษีมูลค่าเพิ่ม</w:t>
-      </w:r>
-      <w:r>
-        <w:rPr>
-          <w:cs/>
-        </w:rPr>
-        <w:t xml:space="preserve"> (</w:t>
-      </w:r>
-      <w:r>
-        <w:rPr>
-          <w:rFonts w:ascii="Browallia New" w:hAnsi="Browallia New" w:cs="Browallia New" w:hint="cs"/>
-          <w:cs/>
-        </w:rPr>
-        <w:t>ถ้ามี</w:t>
-      </w:r>
-      <w:r>
-        <w:rPr>
-          <w:cs/>
-        </w:rPr>
-        <w:t xml:space="preserve">) </w:t>
-      </w:r>
-      <w:r>
-        <w:rPr>
-          <w:rFonts w:ascii="Browallia New" w:hAnsi="Browallia New" w:cs="Browallia New" w:hint="cs"/>
-          <w:cs/>
-        </w:rPr>
-        <w:t>และจะทำการหารเฉลี่ย</w:t>
-      </w:r>
-      <w:r>
-        <w:rPr>
-          <w:cs/>
-        </w:rPr>
-        <w:t xml:space="preserve"> (</w:t>
-      </w:r>
-      <w:r>
-        <w:t xml:space="preserve">Prorate) </w:t>
-      </w:r>
-      <w:r>
-        <w:rPr>
-          <w:rFonts w:ascii="Browallia New" w:hAnsi="Browallia New" w:cs="Browallia New" w:hint="cs"/>
-          <w:cs/>
-        </w:rPr>
-        <w:t>มูลค่าค่าขนส่งนี้</w:t>
-      </w:r>
-      <w:r>
-        <w:rPr>
-          <w:cs/>
-        </w:rPr>
-        <w:t xml:space="preserve"> </w:t>
-      </w:r>
-      <w:r>
-        <w:rPr>
-          <w:rFonts w:ascii="Browallia New" w:hAnsi="Browallia New" w:cs="Browallia New" w:hint="cs"/>
-          <w:cs/>
-        </w:rPr>
-        <w:t>เข้าไปบวกเพิ่มกับราคาต้นทุนต่อหน่วย</w:t>
-      </w:r>
-      <w:r>
-        <w:rPr>
-          <w:cs/>
-        </w:rPr>
-        <w:t xml:space="preserve"> (</w:t>
-      </w:r>
-      <w:r>
-        <w:t xml:space="preserve">Unit Cost) </w:t>
-      </w:r>
-      <w:r>
-        <w:rPr>
-          <w:rFonts w:ascii="Browallia New" w:hAnsi="Browallia New" w:cs="Browallia New" w:hint="cs"/>
-          <w:cs/>
-        </w:rPr>
-        <w:t>ของสินค้าในบิลนั้น</w:t>
-      </w:r>
-      <w:r>
-        <w:rPr>
-          <w:cs/>
-        </w:rPr>
-        <w:t xml:space="preserve"> </w:t>
-      </w:r>
-      <w:r>
-        <w:rPr>
-          <w:rFonts w:ascii="Browallia New" w:hAnsi="Browallia New" w:cs="Browallia New" w:hint="cs"/>
-          <w:cs/>
-        </w:rPr>
-        <w:t>ก่อนบันทึกลง</w:t>
-      </w:r>
-      <w:r>
-        <w:rPr>
-          <w:cs/>
-        </w:rPr>
-        <w:t xml:space="preserve"> </w:t>
-      </w:r>
-      <w:proofErr w:type="spellStart"/>
-      <w:r>
-        <w:t>inventory_ledger</w:t>
-      </w:r>
-      <w:proofErr w:type="spellEnd"/>
-      <w:r>
-        <w:t xml:space="preserve"> </w:t>
+        <w:t xml:space="preserve">inventory_ledger </w:t>
       </w:r>
       <w:r>
         <w:rPr>

--- a/Supthavee_ERP_Document_Standards.docx
+++ b/Supthavee_ERP_Document_Standards.docx
@@ -6,11 +6,33 @@
       <w:pPr>
         <w:pStyle w:val="Heading1"/>
       </w:pPr>
-      <w:r>
-        <w:rPr>
-          <w:rFonts w:ascii="Arial Unicode MS" w:eastAsia="Arial Unicode MS" w:hAnsi="Arial Unicode MS" w:cs="Arial Unicode MS"/>
-        </w:rPr>
-        <w:t>Supthavee ERP - Document Standards (มาตรฐานเอกสารอ้างอิงตาม GAAP/TFRS)</w:t>
+      <w:proofErr w:type="spellStart"/>
+      <w:r>
+        <w:rPr>
+          <w:rFonts w:ascii="Arial Unicode MS" w:eastAsia="Arial Unicode MS" w:hAnsi="Arial Unicode MS" w:cs="Arial Unicode MS"/>
+        </w:rPr>
+        <w:t>Supthavee</w:t>
+      </w:r>
+      <w:proofErr w:type="spellEnd"/>
+      <w:r>
+        <w:rPr>
+          <w:rFonts w:ascii="Arial Unicode MS" w:eastAsia="Arial Unicode MS" w:hAnsi="Arial Unicode MS" w:cs="Arial Unicode MS"/>
+        </w:rPr>
+        <w:t xml:space="preserve"> ERP - Document Standards (</w:t>
+      </w:r>
+      <w:proofErr w:type="spellStart"/>
+      <w:r>
+        <w:rPr>
+          <w:rFonts w:ascii="Arial Unicode MS" w:eastAsia="Arial Unicode MS" w:hAnsi="Arial Unicode MS" w:cs="Arial Unicode MS"/>
+        </w:rPr>
+        <w:t>มาตรฐานเอกสารอ้างอิงตาม</w:t>
+      </w:r>
+      <w:proofErr w:type="spellEnd"/>
+      <w:r>
+        <w:rPr>
+          <w:rFonts w:ascii="Arial Unicode MS" w:eastAsia="Arial Unicode MS" w:hAnsi="Arial Unicode MS" w:cs="Arial Unicode MS"/>
+        </w:rPr>
+        <w:t xml:space="preserve"> GAAP/TFRS)</w:t>
       </w:r>
     </w:p>
     <w:p>
@@ -22,7 +44,21 @@
         <w:rPr>
           <w:rFonts w:ascii="Arial Unicode MS" w:eastAsia="Arial Unicode MS" w:hAnsi="Arial Unicode MS" w:cs="Arial Unicode MS"/>
         </w:rPr>
-        <w:t>1. โครงสร้างรหัสเอกสาร (Document Taxonomy)</w:t>
+        <w:t xml:space="preserve">1. </w:t>
+      </w:r>
+      <w:proofErr w:type="spellStart"/>
+      <w:r>
+        <w:rPr>
+          <w:rFonts w:ascii="Arial Unicode MS" w:eastAsia="Arial Unicode MS" w:hAnsi="Arial Unicode MS" w:cs="Arial Unicode MS"/>
+        </w:rPr>
+        <w:t>โครงสร้างรหัสเอกสาร</w:t>
+      </w:r>
+      <w:proofErr w:type="spellEnd"/>
+      <w:r>
+        <w:rPr>
+          <w:rFonts w:ascii="Arial Unicode MS" w:eastAsia="Arial Unicode MS" w:hAnsi="Arial Unicode MS" w:cs="Arial Unicode MS"/>
+        </w:rPr>
+        <w:t xml:space="preserve"> (Document Taxonomy)</w:t>
       </w:r>
     </w:p>
     <w:p>
@@ -36,23 +72,61 @@
         </w:pBdr>
         <w:spacing w:after="240"/>
       </w:pPr>
-      <w:r>
-        <w:rPr>
-          <w:rFonts w:ascii="Arial Unicode MS" w:eastAsia="Arial Unicode MS" w:hAnsi="Arial Unicode MS" w:cs="Arial Unicode MS"/>
-        </w:rPr>
-        <w:t>รหัสเอกสารในระบบถูกออกแบบมาเพื่อแยกแยะประเภทเอกสาร และวัตถุประสงค์ในการลงบัญชีอย่างชัดเจน ห้ามนำมาปะปนกันเด็ดขาด</w:t>
-      </w:r>
+      <w:proofErr w:type="spellStart"/>
+      <w:r>
+        <w:rPr>
+          <w:rFonts w:ascii="Arial Unicode MS" w:eastAsia="Arial Unicode MS" w:hAnsi="Arial Unicode MS" w:cs="Arial Unicode MS"/>
+        </w:rPr>
+        <w:t>รหัสเอกสารในระบบถูกออกแบบมาเพื่อแยกแยะประเภทเอกสาร</w:t>
+      </w:r>
+      <w:proofErr w:type="spellEnd"/>
+      <w:r>
+        <w:rPr>
+          <w:rFonts w:ascii="Arial Unicode MS" w:eastAsia="Arial Unicode MS" w:hAnsi="Arial Unicode MS" w:cs="Arial Unicode MS"/>
+        </w:rPr>
+        <w:t xml:space="preserve"> </w:t>
+      </w:r>
+      <w:proofErr w:type="spellStart"/>
+      <w:r>
+        <w:rPr>
+          <w:rFonts w:ascii="Arial Unicode MS" w:eastAsia="Arial Unicode MS" w:hAnsi="Arial Unicode MS" w:cs="Arial Unicode MS"/>
+        </w:rPr>
+        <w:t>และวัตถุประสงค์ในการลงบัญชีอย่างชัดเจน</w:t>
+      </w:r>
+      <w:proofErr w:type="spellEnd"/>
+      <w:r>
+        <w:rPr>
+          <w:rFonts w:ascii="Arial Unicode MS" w:eastAsia="Arial Unicode MS" w:hAnsi="Arial Unicode MS" w:cs="Arial Unicode MS"/>
+        </w:rPr>
+        <w:t xml:space="preserve"> </w:t>
+      </w:r>
+      <w:proofErr w:type="spellStart"/>
+      <w:r>
+        <w:rPr>
+          <w:rFonts w:ascii="Arial Unicode MS" w:eastAsia="Arial Unicode MS" w:hAnsi="Arial Unicode MS" w:cs="Arial Unicode MS"/>
+        </w:rPr>
+        <w:t>ห้ามนำมาปะปนกันเด็ดขาด</w:t>
+      </w:r>
+      <w:proofErr w:type="spellEnd"/>
     </w:p>
     <w:p>
       <w:pPr>
         <w:pStyle w:val="Heading3"/>
         <w:spacing w:before="0"/>
       </w:pPr>
-      <w:r>
-        <w:rPr>
-          <w:rFonts w:ascii="Arial Unicode MS" w:eastAsia="Arial Unicode MS" w:hAnsi="Arial Unicode MS" w:cs="Arial Unicode MS"/>
-        </w:rPr>
-        <w:t>กลุ่มงานขายและลูกหนี้ (Sales &amp; Accounts Receivable - AR)</w:t>
+      <w:proofErr w:type="spellStart"/>
+      <w:r>
+        <w:rPr>
+          <w:rFonts w:ascii="Arial Unicode MS" w:eastAsia="Arial Unicode MS" w:hAnsi="Arial Unicode MS" w:cs="Arial Unicode MS"/>
+        </w:rPr>
+        <w:t>กลุ่มงานขายและลูกหนี้</w:t>
+      </w:r>
+      <w:proofErr w:type="spellEnd"/>
+      <w:r>
+        <w:rPr>
+          <w:rFonts w:ascii="Arial Unicode MS" w:eastAsia="Arial Unicode MS" w:hAnsi="Arial Unicode MS" w:cs="Arial Unicode MS"/>
+        </w:rPr>
+        <w:t xml:space="preserve"> (Sales &amp; Accounts Receivable - AR)</w:t>
       </w:r>
     </w:p>
     <w:p>
@@ -75,14 +149,54 @@
           <w:b/>
           <w:bCs/>
         </w:rPr>
-        <w:t>QT (Quotation - ใบเสนอราคา):</w:t>
-      </w:r>
-      <w:r>
-        <w:rPr>
-          <w:rFonts w:ascii="Arial Unicode MS" w:eastAsia="Arial Unicode MS" w:hAnsi="Arial Unicode MS" w:cs="Arial Unicode MS"/>
-        </w:rPr>
-        <w:t xml:space="preserve"> เอกสารเริ่มต้นกระบวนการขาย ไม่มีผลต่อสต็อกและการเงิน</w:t>
-      </w:r>
+        <w:t xml:space="preserve">QT (Quotation - </w:t>
+      </w:r>
+      <w:proofErr w:type="spellStart"/>
+      <w:r>
+        <w:rPr>
+          <w:rFonts w:ascii="Arial Unicode MS" w:eastAsia="Arial Unicode MS" w:hAnsi="Arial Unicode MS" w:cs="Arial Unicode MS"/>
+          <w:b/>
+          <w:bCs/>
+        </w:rPr>
+        <w:t>ใบเสนอราคา</w:t>
+      </w:r>
+      <w:proofErr w:type="spellEnd"/>
+      <w:r>
+        <w:rPr>
+          <w:rFonts w:ascii="Arial Unicode MS" w:eastAsia="Arial Unicode MS" w:hAnsi="Arial Unicode MS" w:cs="Arial Unicode MS"/>
+          <w:b/>
+          <w:bCs/>
+        </w:rPr>
+        <w:t>):</w:t>
+      </w:r>
+      <w:r>
+        <w:rPr>
+          <w:rFonts w:ascii="Arial Unicode MS" w:eastAsia="Arial Unicode MS" w:hAnsi="Arial Unicode MS" w:cs="Arial Unicode MS"/>
+        </w:rPr>
+        <w:t xml:space="preserve"> </w:t>
+      </w:r>
+      <w:proofErr w:type="spellStart"/>
+      <w:r>
+        <w:rPr>
+          <w:rFonts w:ascii="Arial Unicode MS" w:eastAsia="Arial Unicode MS" w:hAnsi="Arial Unicode MS" w:cs="Arial Unicode MS"/>
+        </w:rPr>
+        <w:t>เอกสารเริ่มต้นกระบวนการขาย</w:t>
+      </w:r>
+      <w:proofErr w:type="spellEnd"/>
+      <w:r>
+        <w:rPr>
+          <w:rFonts w:ascii="Arial Unicode MS" w:eastAsia="Arial Unicode MS" w:hAnsi="Arial Unicode MS" w:cs="Arial Unicode MS"/>
+        </w:rPr>
+        <w:t xml:space="preserve"> </w:t>
+      </w:r>
+      <w:proofErr w:type="spellStart"/>
+      <w:r>
+        <w:rPr>
+          <w:rFonts w:ascii="Arial Unicode MS" w:eastAsia="Arial Unicode MS" w:hAnsi="Arial Unicode MS" w:cs="Arial Unicode MS"/>
+        </w:rPr>
+        <w:t>ไม่มีผลต่อสต็อกและการเงิน</w:t>
+      </w:r>
+      <w:proofErr w:type="spellEnd"/>
     </w:p>
     <w:p>
       <w:pPr>
@@ -453,14 +567,86 @@
           <w:b/>
           <w:bCs/>
         </w:rPr>
-        <w:t>INV_DO (Invoice/Delivery Order - ใบกำกับสินค้า/ใบส่งของ):</w:t>
-      </w:r>
-      <w:r>
-        <w:rPr>
-          <w:rFonts w:ascii="Arial Unicode MS" w:eastAsia="Arial Unicode MS" w:hAnsi="Arial Unicode MS" w:cs="Arial Unicode MS"/>
-        </w:rPr>
-        <w:t xml:space="preserve"> บิลขายทั่วไป (ไม่มี VAT) มีผลตัดสต็อกขาออกทันที</w:t>
-      </w:r>
+        <w:t xml:space="preserve">INV_DO (Invoice/Delivery Order - </w:t>
+      </w:r>
+      <w:proofErr w:type="spellStart"/>
+      <w:r>
+        <w:rPr>
+          <w:rFonts w:ascii="Arial Unicode MS" w:eastAsia="Arial Unicode MS" w:hAnsi="Arial Unicode MS" w:cs="Arial Unicode MS"/>
+          <w:b/>
+          <w:bCs/>
+        </w:rPr>
+        <w:t>ใบกำกับสินค้า</w:t>
+      </w:r>
+      <w:proofErr w:type="spellEnd"/>
+      <w:r>
+        <w:rPr>
+          <w:rFonts w:ascii="Arial Unicode MS" w:eastAsia="Arial Unicode MS" w:hAnsi="Arial Unicode MS" w:cs="Arial Unicode MS"/>
+          <w:b/>
+          <w:bCs/>
+        </w:rPr>
+        <w:t>/</w:t>
+      </w:r>
+      <w:proofErr w:type="spellStart"/>
+      <w:r>
+        <w:rPr>
+          <w:rFonts w:ascii="Arial Unicode MS" w:eastAsia="Arial Unicode MS" w:hAnsi="Arial Unicode MS" w:cs="Arial Unicode MS"/>
+          <w:b/>
+          <w:bCs/>
+        </w:rPr>
+        <w:t>ใบส่งของ</w:t>
+      </w:r>
+      <w:proofErr w:type="spellEnd"/>
+      <w:r>
+        <w:rPr>
+          <w:rFonts w:ascii="Arial Unicode MS" w:eastAsia="Arial Unicode MS" w:hAnsi="Arial Unicode MS" w:cs="Arial Unicode MS"/>
+          <w:b/>
+          <w:bCs/>
+        </w:rPr>
+        <w:t>):</w:t>
+      </w:r>
+      <w:r>
+        <w:rPr>
+          <w:rFonts w:ascii="Arial Unicode MS" w:eastAsia="Arial Unicode MS" w:hAnsi="Arial Unicode MS" w:cs="Arial Unicode MS"/>
+        </w:rPr>
+        <w:t xml:space="preserve"> </w:t>
+      </w:r>
+      <w:proofErr w:type="spellStart"/>
+      <w:r>
+        <w:rPr>
+          <w:rFonts w:ascii="Arial Unicode MS" w:eastAsia="Arial Unicode MS" w:hAnsi="Arial Unicode MS" w:cs="Arial Unicode MS"/>
+        </w:rPr>
+        <w:t>บิลขายทั่วไป</w:t>
+      </w:r>
+      <w:proofErr w:type="spellEnd"/>
+      <w:r>
+        <w:rPr>
+          <w:rFonts w:ascii="Arial Unicode MS" w:eastAsia="Arial Unicode MS" w:hAnsi="Arial Unicode MS" w:cs="Arial Unicode MS"/>
+        </w:rPr>
+        <w:t xml:space="preserve"> (</w:t>
+      </w:r>
+      <w:proofErr w:type="spellStart"/>
+      <w:r>
+        <w:rPr>
+          <w:rFonts w:ascii="Arial Unicode MS" w:eastAsia="Arial Unicode MS" w:hAnsi="Arial Unicode MS" w:cs="Arial Unicode MS"/>
+        </w:rPr>
+        <w:t>ไม่มี</w:t>
+      </w:r>
+      <w:proofErr w:type="spellEnd"/>
+      <w:r>
+        <w:rPr>
+          <w:rFonts w:ascii="Arial Unicode MS" w:eastAsia="Arial Unicode MS" w:hAnsi="Arial Unicode MS" w:cs="Arial Unicode MS"/>
+        </w:rPr>
+        <w:t xml:space="preserve"> VAT) </w:t>
+      </w:r>
+      <w:proofErr w:type="spellStart"/>
+      <w:r>
+        <w:rPr>
+          <w:rFonts w:ascii="Arial Unicode MS" w:eastAsia="Arial Unicode MS" w:hAnsi="Arial Unicode MS" w:cs="Arial Unicode MS"/>
+        </w:rPr>
+        <w:t>มีผลตัดสต็อกขาออกทันที</w:t>
+      </w:r>
+      <w:proofErr w:type="spellEnd"/>
     </w:p>
     <w:p>
       <w:pPr>
@@ -482,14 +668,68 @@
           <w:b/>
           <w:bCs/>
         </w:rPr>
-        <w:t>TAX_INV (Tax Invoice - ใบกำกับภาษีเต็มรูป):</w:t>
-      </w:r>
-      <w:r>
-        <w:rPr>
-          <w:rFonts w:ascii="Arial Unicode MS" w:eastAsia="Arial Unicode MS" w:hAnsi="Arial Unicode MS" w:cs="Arial Unicode MS"/>
-        </w:rPr>
-        <w:t xml:space="preserve"> บิลขายสำหรับบริษัทที่จดทะเบียน VAT (คำนวณภาษีแบบ Exclusive/Inclusive) มีผลตัดสต็อกขาออก</w:t>
-      </w:r>
+        <w:t xml:space="preserve">TAX_INV (Tax Invoice - </w:t>
+      </w:r>
+      <w:proofErr w:type="spellStart"/>
+      <w:r>
+        <w:rPr>
+          <w:rFonts w:ascii="Arial Unicode MS" w:eastAsia="Arial Unicode MS" w:hAnsi="Arial Unicode MS" w:cs="Arial Unicode MS"/>
+          <w:b/>
+          <w:bCs/>
+        </w:rPr>
+        <w:t>ใบกำกับภาษีเต็มรูป</w:t>
+      </w:r>
+      <w:proofErr w:type="spellEnd"/>
+      <w:r>
+        <w:rPr>
+          <w:rFonts w:ascii="Arial Unicode MS" w:eastAsia="Arial Unicode MS" w:hAnsi="Arial Unicode MS" w:cs="Arial Unicode MS"/>
+          <w:b/>
+          <w:bCs/>
+        </w:rPr>
+        <w:t>):</w:t>
+      </w:r>
+      <w:r>
+        <w:rPr>
+          <w:rFonts w:ascii="Arial Unicode MS" w:eastAsia="Arial Unicode MS" w:hAnsi="Arial Unicode MS" w:cs="Arial Unicode MS"/>
+        </w:rPr>
+        <w:t xml:space="preserve"> </w:t>
+      </w:r>
+      <w:proofErr w:type="spellStart"/>
+      <w:r>
+        <w:rPr>
+          <w:rFonts w:ascii="Arial Unicode MS" w:eastAsia="Arial Unicode MS" w:hAnsi="Arial Unicode MS" w:cs="Arial Unicode MS"/>
+        </w:rPr>
+        <w:t>บิลขายสำหรับบริษัทที่จดทะเบียน</w:t>
+      </w:r>
+      <w:proofErr w:type="spellEnd"/>
+      <w:r>
+        <w:rPr>
+          <w:rFonts w:ascii="Arial Unicode MS" w:eastAsia="Arial Unicode MS" w:hAnsi="Arial Unicode MS" w:cs="Arial Unicode MS"/>
+        </w:rPr>
+        <w:t xml:space="preserve"> VAT (</w:t>
+      </w:r>
+      <w:proofErr w:type="spellStart"/>
+      <w:r>
+        <w:rPr>
+          <w:rFonts w:ascii="Arial Unicode MS" w:eastAsia="Arial Unicode MS" w:hAnsi="Arial Unicode MS" w:cs="Arial Unicode MS"/>
+        </w:rPr>
+        <w:t>คำนวณภาษีแบบ</w:t>
+      </w:r>
+      <w:proofErr w:type="spellEnd"/>
+      <w:r>
+        <w:rPr>
+          <w:rFonts w:ascii="Arial Unicode MS" w:eastAsia="Arial Unicode MS" w:hAnsi="Arial Unicode MS" w:cs="Arial Unicode MS"/>
+        </w:rPr>
+        <w:t xml:space="preserve"> Exclusive/Inclusive) </w:t>
+      </w:r>
+      <w:proofErr w:type="spellStart"/>
+      <w:r>
+        <w:rPr>
+          <w:rFonts w:ascii="Arial Unicode MS" w:eastAsia="Arial Unicode MS" w:hAnsi="Arial Unicode MS" w:cs="Arial Unicode MS"/>
+        </w:rPr>
+        <w:t>มีผลตัดสต็อกขาออก</w:t>
+      </w:r>
+      <w:proofErr w:type="spellEnd"/>
     </w:p>
     <w:p>
       <w:pPr>
@@ -511,14 +751,68 @@
           <w:b/>
           <w:bCs/>
         </w:rPr>
-        <w:t>CS_TAX (Cash Sale Tax - ใบกำกับภาษีอย่างย่อ):</w:t>
-      </w:r>
-      <w:r>
-        <w:rPr>
-          <w:rFonts w:ascii="Arial Unicode MS" w:eastAsia="Arial Unicode MS" w:hAnsi="Arial Unicode MS" w:cs="Arial Unicode MS"/>
-        </w:rPr>
-        <w:t xml:space="preserve"> บิลขายหน้าร้าน (ABB) สำหรับลูกค้าทั่วไป มีผลตัดสต็อกขาออก</w:t>
-      </w:r>
+        <w:t xml:space="preserve">CS_TAX (Cash Sale Tax - </w:t>
+      </w:r>
+      <w:proofErr w:type="spellStart"/>
+      <w:r>
+        <w:rPr>
+          <w:rFonts w:ascii="Arial Unicode MS" w:eastAsia="Arial Unicode MS" w:hAnsi="Arial Unicode MS" w:cs="Arial Unicode MS"/>
+          <w:b/>
+          <w:bCs/>
+        </w:rPr>
+        <w:t>ใบกำกับภาษีอย่างย่อ</w:t>
+      </w:r>
+      <w:proofErr w:type="spellEnd"/>
+      <w:r>
+        <w:rPr>
+          <w:rFonts w:ascii="Arial Unicode MS" w:eastAsia="Arial Unicode MS" w:hAnsi="Arial Unicode MS" w:cs="Arial Unicode MS"/>
+          <w:b/>
+          <w:bCs/>
+        </w:rPr>
+        <w:t>):</w:t>
+      </w:r>
+      <w:r>
+        <w:rPr>
+          <w:rFonts w:ascii="Arial Unicode MS" w:eastAsia="Arial Unicode MS" w:hAnsi="Arial Unicode MS" w:cs="Arial Unicode MS"/>
+        </w:rPr>
+        <w:t xml:space="preserve"> </w:t>
+      </w:r>
+      <w:proofErr w:type="spellStart"/>
+      <w:r>
+        <w:rPr>
+          <w:rFonts w:ascii="Arial Unicode MS" w:eastAsia="Arial Unicode MS" w:hAnsi="Arial Unicode MS" w:cs="Arial Unicode MS"/>
+        </w:rPr>
+        <w:t>บิลขายหน้าร้าน</w:t>
+      </w:r>
+      <w:proofErr w:type="spellEnd"/>
+      <w:r>
+        <w:rPr>
+          <w:rFonts w:ascii="Arial Unicode MS" w:eastAsia="Arial Unicode MS" w:hAnsi="Arial Unicode MS" w:cs="Arial Unicode MS"/>
+        </w:rPr>
+        <w:t xml:space="preserve"> (ABB) </w:t>
+      </w:r>
+      <w:proofErr w:type="spellStart"/>
+      <w:r>
+        <w:rPr>
+          <w:rFonts w:ascii="Arial Unicode MS" w:eastAsia="Arial Unicode MS" w:hAnsi="Arial Unicode MS" w:cs="Arial Unicode MS"/>
+        </w:rPr>
+        <w:t>สำหรับลูกค้าทั่วไป</w:t>
+      </w:r>
+      <w:proofErr w:type="spellEnd"/>
+      <w:r>
+        <w:rPr>
+          <w:rFonts w:ascii="Arial Unicode MS" w:eastAsia="Arial Unicode MS" w:hAnsi="Arial Unicode MS" w:cs="Arial Unicode MS"/>
+        </w:rPr>
+        <w:t xml:space="preserve"> </w:t>
+      </w:r>
+      <w:proofErr w:type="spellStart"/>
+      <w:r>
+        <w:rPr>
+          <w:rFonts w:ascii="Arial Unicode MS" w:eastAsia="Arial Unicode MS" w:hAnsi="Arial Unicode MS" w:cs="Arial Unicode MS"/>
+        </w:rPr>
+        <w:t>มีผลตัดสต็อกขาออก</w:t>
+      </w:r>
+      <w:proofErr w:type="spellEnd"/>
     </w:p>
     <w:p>
       <w:pPr>
@@ -540,14 +834,40 @@
           <w:b/>
           <w:bCs/>
         </w:rPr>
-        <w:t>ABB (Abbreviated Tax Invoice - ใบเสร็จรับเงินอย่างย่อ):</w:t>
-      </w:r>
-      <w:r>
-        <w:rPr>
-          <w:rFonts w:ascii="Arial Unicode MS" w:eastAsia="Arial Unicode MS" w:hAnsi="Arial Unicode MS" w:cs="Arial Unicode MS"/>
-        </w:rPr>
-        <w:t xml:space="preserve"> ใบเสร็จรับเงินสำหรับขายหน้าร้าน</w:t>
-      </w:r>
+        <w:t xml:space="preserve">ABB (Abbreviated Tax Invoice - </w:t>
+      </w:r>
+      <w:proofErr w:type="spellStart"/>
+      <w:r>
+        <w:rPr>
+          <w:rFonts w:ascii="Arial Unicode MS" w:eastAsia="Arial Unicode MS" w:hAnsi="Arial Unicode MS" w:cs="Arial Unicode MS"/>
+          <w:b/>
+          <w:bCs/>
+        </w:rPr>
+        <w:t>ใบเสร็จรับเงินอย่างย่อ</w:t>
+      </w:r>
+      <w:proofErr w:type="spellEnd"/>
+      <w:r>
+        <w:rPr>
+          <w:rFonts w:ascii="Arial Unicode MS" w:eastAsia="Arial Unicode MS" w:hAnsi="Arial Unicode MS" w:cs="Arial Unicode MS"/>
+          <w:b/>
+          <w:bCs/>
+        </w:rPr>
+        <w:t>):</w:t>
+      </w:r>
+      <w:r>
+        <w:rPr>
+          <w:rFonts w:ascii="Arial Unicode MS" w:eastAsia="Arial Unicode MS" w:hAnsi="Arial Unicode MS" w:cs="Arial Unicode MS"/>
+        </w:rPr>
+        <w:t xml:space="preserve"> </w:t>
+      </w:r>
+      <w:proofErr w:type="spellStart"/>
+      <w:r>
+        <w:rPr>
+          <w:rFonts w:ascii="Arial Unicode MS" w:eastAsia="Arial Unicode MS" w:hAnsi="Arial Unicode MS" w:cs="Arial Unicode MS"/>
+        </w:rPr>
+        <w:t>ใบเสร็จรับเงินสำหรับขายหน้าร้าน</w:t>
+      </w:r>
+      <w:proofErr w:type="spellEnd"/>
     </w:p>
     <w:p>
       <w:pPr>
@@ -569,13 +889,87 @@
           <w:b/>
           <w:bCs/>
         </w:rPr>
-        <w:t>BN (Billing Note - ใบวางบิลลูกหนี้):</w:t>
-      </w:r>
-      <w:r>
-        <w:rPr>
-          <w:rFonts w:ascii="Arial Unicode MS" w:eastAsia="Arial Unicode MS" w:hAnsi="Arial Unicode MS" w:cs="Arial Unicode MS"/>
-        </w:rPr>
-        <w:t xml:space="preserve"> เอกสารรวบรวมบิลขายหลายใบเพื่อเรียกเก็บเงิน ไม่มีผลต่อ GL (ใช้สำหรับการทำ Knock-off Allocation ได้ง่ายขึ้น)</w:t>
+        <w:t xml:space="preserve">BN (Billing Note - </w:t>
+      </w:r>
+      <w:proofErr w:type="spellStart"/>
+      <w:r>
+        <w:rPr>
+          <w:rFonts w:ascii="Arial Unicode MS" w:eastAsia="Arial Unicode MS" w:hAnsi="Arial Unicode MS" w:cs="Arial Unicode MS"/>
+          <w:b/>
+          <w:bCs/>
+        </w:rPr>
+        <w:t>ใบวางบิลลูกหนี้</w:t>
+      </w:r>
+      <w:proofErr w:type="spellEnd"/>
+      <w:r>
+        <w:rPr>
+          <w:rFonts w:ascii="Arial Unicode MS" w:eastAsia="Arial Unicode MS" w:hAnsi="Arial Unicode MS" w:cs="Arial Unicode MS"/>
+          <w:b/>
+          <w:bCs/>
+        </w:rPr>
+        <w:t>):</w:t>
+      </w:r>
+      <w:r>
+        <w:rPr>
+          <w:rFonts w:ascii="Arial Unicode MS" w:eastAsia="Arial Unicode MS" w:hAnsi="Arial Unicode MS" w:cs="Arial Unicode MS"/>
+        </w:rPr>
+        <w:t xml:space="preserve"> </w:t>
+      </w:r>
+      <w:proofErr w:type="spellStart"/>
+      <w:r>
+        <w:rPr>
+          <w:rFonts w:ascii="Arial Unicode MS" w:eastAsia="Arial Unicode MS" w:hAnsi="Arial Unicode MS" w:cs="Arial Unicode MS"/>
+        </w:rPr>
+        <w:t>เอกสารรวบรวมบิลขายหลายใบเพื่อเรียกเก็บเงิน</w:t>
+      </w:r>
+      <w:proofErr w:type="spellEnd"/>
+      <w:r>
+        <w:rPr>
+          <w:rFonts w:ascii="Arial Unicode MS" w:eastAsia="Arial Unicode MS" w:hAnsi="Arial Unicode MS" w:cs="Arial Unicode MS"/>
+        </w:rPr>
+        <w:t xml:space="preserve"> </w:t>
+      </w:r>
+      <w:proofErr w:type="spellStart"/>
+      <w:r>
+        <w:rPr>
+          <w:rFonts w:ascii="Arial Unicode MS" w:eastAsia="Arial Unicode MS" w:hAnsi="Arial Unicode MS" w:cs="Arial Unicode MS"/>
+        </w:rPr>
+        <w:t>ไม่มีผลต่อ</w:t>
+      </w:r>
+      <w:proofErr w:type="spellEnd"/>
+      <w:r>
+        <w:rPr>
+          <w:rFonts w:ascii="Arial Unicode MS" w:eastAsia="Arial Unicode MS" w:hAnsi="Arial Unicode MS" w:cs="Arial Unicode MS"/>
+        </w:rPr>
+        <w:t xml:space="preserve"> GL (</w:t>
+      </w:r>
+      <w:proofErr w:type="spellStart"/>
+      <w:r>
+        <w:rPr>
+          <w:rFonts w:ascii="Arial Unicode MS" w:eastAsia="Arial Unicode MS" w:hAnsi="Arial Unicode MS" w:cs="Arial Unicode MS"/>
+        </w:rPr>
+        <w:t>ใช้สำหรับการทำ</w:t>
+      </w:r>
+      <w:proofErr w:type="spellEnd"/>
+      <w:r>
+        <w:rPr>
+          <w:rFonts w:ascii="Arial Unicode MS" w:eastAsia="Arial Unicode MS" w:hAnsi="Arial Unicode MS" w:cs="Arial Unicode MS"/>
+        </w:rPr>
+        <w:t xml:space="preserve"> Knock-off Allocation </w:t>
+      </w:r>
+      <w:proofErr w:type="spellStart"/>
+      <w:r>
+        <w:rPr>
+          <w:rFonts w:ascii="Arial Unicode MS" w:eastAsia="Arial Unicode MS" w:hAnsi="Arial Unicode MS" w:cs="Arial Unicode MS"/>
+        </w:rPr>
+        <w:t>ได้ง่ายขึ้น</w:t>
+      </w:r>
+      <w:proofErr w:type="spellEnd"/>
+      <w:r>
+        <w:rPr>
+          <w:rFonts w:ascii="Arial Unicode MS" w:eastAsia="Arial Unicode MS" w:hAnsi="Arial Unicode MS" w:cs="Arial Unicode MS"/>
+        </w:rPr>
+        <w:t>)</w:t>
       </w:r>
     </w:p>
     <w:p>
@@ -598,13 +992,73 @@
           <w:b/>
           <w:bCs/>
         </w:rPr>
-        <w:t>REC (Receipt - ใบเสร็จรับเงิน):</w:t>
-      </w:r>
-      <w:r>
-        <w:rPr>
-          <w:rFonts w:ascii="Arial Unicode MS" w:eastAsia="Arial Unicode MS" w:hAnsi="Arial Unicode MS" w:cs="Arial Unicode MS"/>
-        </w:rPr>
-        <w:t xml:space="preserve"> บันทึกรับชำระหนี้จากลูกหนี้ หรือรับเงินสด (ตัดจาก INV_DO, TAX_INV)</w:t>
+        <w:t xml:space="preserve">REC (Receipt - </w:t>
+      </w:r>
+      <w:proofErr w:type="spellStart"/>
+      <w:r>
+        <w:rPr>
+          <w:rFonts w:ascii="Arial Unicode MS" w:eastAsia="Arial Unicode MS" w:hAnsi="Arial Unicode MS" w:cs="Arial Unicode MS"/>
+          <w:b/>
+          <w:bCs/>
+        </w:rPr>
+        <w:t>ใบเสร็จรับเงิน</w:t>
+      </w:r>
+      <w:proofErr w:type="spellEnd"/>
+      <w:r>
+        <w:rPr>
+          <w:rFonts w:ascii="Arial Unicode MS" w:eastAsia="Arial Unicode MS" w:hAnsi="Arial Unicode MS" w:cs="Arial Unicode MS"/>
+          <w:b/>
+          <w:bCs/>
+        </w:rPr>
+        <w:t>):</w:t>
+      </w:r>
+      <w:r>
+        <w:rPr>
+          <w:rFonts w:ascii="Arial Unicode MS" w:eastAsia="Arial Unicode MS" w:hAnsi="Arial Unicode MS" w:cs="Arial Unicode MS"/>
+        </w:rPr>
+        <w:t xml:space="preserve"> </w:t>
+      </w:r>
+      <w:proofErr w:type="spellStart"/>
+      <w:r>
+        <w:rPr>
+          <w:rFonts w:ascii="Arial Unicode MS" w:eastAsia="Arial Unicode MS" w:hAnsi="Arial Unicode MS" w:cs="Arial Unicode MS"/>
+        </w:rPr>
+        <w:t>บันทึกรับชำระหนี้จากลูกหนี้</w:t>
+      </w:r>
+      <w:proofErr w:type="spellEnd"/>
+      <w:r>
+        <w:rPr>
+          <w:rFonts w:ascii="Arial Unicode MS" w:eastAsia="Arial Unicode MS" w:hAnsi="Arial Unicode MS" w:cs="Arial Unicode MS"/>
+        </w:rPr>
+        <w:t xml:space="preserve"> </w:t>
+      </w:r>
+      <w:proofErr w:type="spellStart"/>
+      <w:r>
+        <w:rPr>
+          <w:rFonts w:ascii="Arial Unicode MS" w:eastAsia="Arial Unicode MS" w:hAnsi="Arial Unicode MS" w:cs="Arial Unicode MS"/>
+        </w:rPr>
+        <w:t>หรือรับเงินสด</w:t>
+      </w:r>
+      <w:proofErr w:type="spellEnd"/>
+      <w:r>
+        <w:rPr>
+          <w:rFonts w:ascii="Arial Unicode MS" w:eastAsia="Arial Unicode MS" w:hAnsi="Arial Unicode MS" w:cs="Arial Unicode MS"/>
+        </w:rPr>
+        <w:t xml:space="preserve"> (</w:t>
+      </w:r>
+      <w:proofErr w:type="spellStart"/>
+      <w:r>
+        <w:rPr>
+          <w:rFonts w:ascii="Arial Unicode MS" w:eastAsia="Arial Unicode MS" w:hAnsi="Arial Unicode MS" w:cs="Arial Unicode MS"/>
+        </w:rPr>
+        <w:t>ตัดจาก</w:t>
+      </w:r>
+      <w:proofErr w:type="spellEnd"/>
+      <w:r>
+        <w:rPr>
+          <w:rFonts w:ascii="Arial Unicode MS" w:eastAsia="Arial Unicode MS" w:hAnsi="Arial Unicode MS" w:cs="Arial Unicode MS"/>
+        </w:rPr>
+        <w:t xml:space="preserve"> INV_DO, TAX_INV)</w:t>
       </w:r>
     </w:p>
     <w:p>
@@ -627,13 +1081,87 @@
           <w:b/>
           <w:bCs/>
         </w:rPr>
-        <w:t>DEP_IN (Deposit In - ใบรับเงินมัดจำ):</w:t>
-      </w:r>
-      <w:r>
-        <w:rPr>
-          <w:rFonts w:ascii="Arial Unicode MS" w:eastAsia="Arial Unicode MS" w:hAnsi="Arial Unicode MS" w:cs="Arial Unicode MS"/>
-        </w:rPr>
-        <w:t xml:space="preserve"> บันทึกรับเงินมัดจำจากลูกค้า สามารถนำยอดไปหักเป็นส่วนลดในใบ REC ได้ (ตัดมัดจำ)</w:t>
+        <w:t xml:space="preserve">DEP_IN (Deposit In - </w:t>
+      </w:r>
+      <w:proofErr w:type="spellStart"/>
+      <w:r>
+        <w:rPr>
+          <w:rFonts w:ascii="Arial Unicode MS" w:eastAsia="Arial Unicode MS" w:hAnsi="Arial Unicode MS" w:cs="Arial Unicode MS"/>
+          <w:b/>
+          <w:bCs/>
+        </w:rPr>
+        <w:t>ใบรับเงินมัดจำ</w:t>
+      </w:r>
+      <w:proofErr w:type="spellEnd"/>
+      <w:r>
+        <w:rPr>
+          <w:rFonts w:ascii="Arial Unicode MS" w:eastAsia="Arial Unicode MS" w:hAnsi="Arial Unicode MS" w:cs="Arial Unicode MS"/>
+          <w:b/>
+          <w:bCs/>
+        </w:rPr>
+        <w:t>):</w:t>
+      </w:r>
+      <w:r>
+        <w:rPr>
+          <w:rFonts w:ascii="Arial Unicode MS" w:eastAsia="Arial Unicode MS" w:hAnsi="Arial Unicode MS" w:cs="Arial Unicode MS"/>
+        </w:rPr>
+        <w:t xml:space="preserve"> </w:t>
+      </w:r>
+      <w:proofErr w:type="spellStart"/>
+      <w:r>
+        <w:rPr>
+          <w:rFonts w:ascii="Arial Unicode MS" w:eastAsia="Arial Unicode MS" w:hAnsi="Arial Unicode MS" w:cs="Arial Unicode MS"/>
+        </w:rPr>
+        <w:t>บันทึกรับเงินมัดจำจากลูกค้า</w:t>
+      </w:r>
+      <w:proofErr w:type="spellEnd"/>
+      <w:r>
+        <w:rPr>
+          <w:rFonts w:ascii="Arial Unicode MS" w:eastAsia="Arial Unicode MS" w:hAnsi="Arial Unicode MS" w:cs="Arial Unicode MS"/>
+        </w:rPr>
+        <w:t xml:space="preserve"> </w:t>
+      </w:r>
+      <w:proofErr w:type="spellStart"/>
+      <w:r>
+        <w:rPr>
+          <w:rFonts w:ascii="Arial Unicode MS" w:eastAsia="Arial Unicode MS" w:hAnsi="Arial Unicode MS" w:cs="Arial Unicode MS"/>
+        </w:rPr>
+        <w:t>สามารถนำยอดไปหักเป็นส่วนลดในใบ</w:t>
+      </w:r>
+      <w:proofErr w:type="spellEnd"/>
+      <w:r>
+        <w:rPr>
+          <w:rFonts w:ascii="Arial Unicode MS" w:eastAsia="Arial Unicode MS" w:hAnsi="Arial Unicode MS" w:cs="Arial Unicode MS"/>
+        </w:rPr>
+        <w:t xml:space="preserve"> REC </w:t>
+      </w:r>
+      <w:proofErr w:type="spellStart"/>
+      <w:r>
+        <w:rPr>
+          <w:rFonts w:ascii="Arial Unicode MS" w:eastAsia="Arial Unicode MS" w:hAnsi="Arial Unicode MS" w:cs="Arial Unicode MS"/>
+        </w:rPr>
+        <w:t>ได้</w:t>
+      </w:r>
+      <w:proofErr w:type="spellEnd"/>
+      <w:r>
+        <w:rPr>
+          <w:rFonts w:ascii="Arial Unicode MS" w:eastAsia="Arial Unicode MS" w:hAnsi="Arial Unicode MS" w:cs="Arial Unicode MS"/>
+        </w:rPr>
+        <w:t xml:space="preserve"> (</w:t>
+      </w:r>
+      <w:proofErr w:type="spellStart"/>
+      <w:r>
+        <w:rPr>
+          <w:rFonts w:ascii="Arial Unicode MS" w:eastAsia="Arial Unicode MS" w:hAnsi="Arial Unicode MS" w:cs="Arial Unicode MS"/>
+        </w:rPr>
+        <w:t>ตัดมัดจำ</w:t>
+      </w:r>
+      <w:proofErr w:type="spellEnd"/>
+      <w:r>
+        <w:rPr>
+          <w:rFonts w:ascii="Arial Unicode MS" w:eastAsia="Arial Unicode MS" w:hAnsi="Arial Unicode MS" w:cs="Arial Unicode MS"/>
+        </w:rPr>
+        <w:t>)</w:t>
       </w:r>
     </w:p>
     <w:p>
@@ -656,13 +1184,73 @@
           <w:b/>
           <w:bCs/>
         </w:rPr>
-        <w:t>AR_REFUND (SRF - Sales Refund - ใบสำคัญจ่ายเงินคืน):</w:t>
-      </w:r>
-      <w:r>
-        <w:rPr>
-          <w:rFonts w:ascii="Arial Unicode MS" w:eastAsia="Arial Unicode MS" w:hAnsi="Arial Unicode MS" w:cs="Arial Unicode MS"/>
-        </w:rPr>
-        <w:t xml:space="preserve"> บันทึกการจ่ายเงินคืนให้ลูกค้า (เช่น คืนมัดจำ)</w:t>
+        <w:t xml:space="preserve">AR_REFUND (SRF - Sales Refund - </w:t>
+      </w:r>
+      <w:proofErr w:type="spellStart"/>
+      <w:r>
+        <w:rPr>
+          <w:rFonts w:ascii="Arial Unicode MS" w:eastAsia="Arial Unicode MS" w:hAnsi="Arial Unicode MS" w:cs="Arial Unicode MS"/>
+          <w:b/>
+          <w:bCs/>
+        </w:rPr>
+        <w:t>ใบสำคัญจ่ายเงินคืน</w:t>
+      </w:r>
+      <w:proofErr w:type="spellEnd"/>
+      <w:r>
+        <w:rPr>
+          <w:rFonts w:ascii="Arial Unicode MS" w:eastAsia="Arial Unicode MS" w:hAnsi="Arial Unicode MS" w:cs="Arial Unicode MS"/>
+          <w:b/>
+          <w:bCs/>
+        </w:rPr>
+        <w:t>):</w:t>
+      </w:r>
+      <w:r>
+        <w:rPr>
+          <w:rFonts w:ascii="Arial Unicode MS" w:eastAsia="Arial Unicode MS" w:hAnsi="Arial Unicode MS" w:cs="Arial Unicode MS"/>
+        </w:rPr>
+        <w:t xml:space="preserve"> </w:t>
+      </w:r>
+      <w:proofErr w:type="spellStart"/>
+      <w:r>
+        <w:rPr>
+          <w:rFonts w:ascii="Arial Unicode MS" w:eastAsia="Arial Unicode MS" w:hAnsi="Arial Unicode MS" w:cs="Arial Unicode MS"/>
+        </w:rPr>
+        <w:t>บันทึกการจ่ายเงินคืนให้ลูกค้า</w:t>
+      </w:r>
+      <w:proofErr w:type="spellEnd"/>
+      <w:r>
+        <w:rPr>
+          <w:rFonts w:ascii="Arial Unicode MS" w:eastAsia="Arial Unicode MS" w:hAnsi="Arial Unicode MS" w:cs="Arial Unicode MS"/>
+        </w:rPr>
+        <w:t xml:space="preserve"> (</w:t>
+      </w:r>
+      <w:proofErr w:type="spellStart"/>
+      <w:r>
+        <w:rPr>
+          <w:rFonts w:ascii="Arial Unicode MS" w:eastAsia="Arial Unicode MS" w:hAnsi="Arial Unicode MS" w:cs="Arial Unicode MS"/>
+        </w:rPr>
+        <w:t>เช่น</w:t>
+      </w:r>
+      <w:proofErr w:type="spellEnd"/>
+      <w:r>
+        <w:rPr>
+          <w:rFonts w:ascii="Arial Unicode MS" w:eastAsia="Arial Unicode MS" w:hAnsi="Arial Unicode MS" w:cs="Arial Unicode MS"/>
+        </w:rPr>
+        <w:t xml:space="preserve"> </w:t>
+      </w:r>
+      <w:proofErr w:type="spellStart"/>
+      <w:r>
+        <w:rPr>
+          <w:rFonts w:ascii="Arial Unicode MS" w:eastAsia="Arial Unicode MS" w:hAnsi="Arial Unicode MS" w:cs="Arial Unicode MS"/>
+        </w:rPr>
+        <w:t>คืนมัดจำ</w:t>
+      </w:r>
+      <w:proofErr w:type="spellEnd"/>
+      <w:r>
+        <w:rPr>
+          <w:rFonts w:ascii="Arial Unicode MS" w:eastAsia="Arial Unicode MS" w:hAnsi="Arial Unicode MS" w:cs="Arial Unicode MS"/>
+        </w:rPr>
+        <w:t>)</w:t>
       </w:r>
     </w:p>
     <w:p>
@@ -686,14 +1274,54 @@
           <w:bCs/>
         </w:rPr>
         <w:lastRenderedPageBreak/>
-        <w:t>AR_WRITEOFF (SWO - Sales Write-off - ใบสำคัญตัดหนี้สูญ):</w:t>
-      </w:r>
-      <w:r>
-        <w:rPr>
-          <w:rFonts w:ascii="Arial Unicode MS" w:eastAsia="Arial Unicode MS" w:hAnsi="Arial Unicode MS" w:cs="Arial Unicode MS"/>
-        </w:rPr>
-        <w:t xml:space="preserve"> บันทึกการตัดยอดหนี้ที่เก็บไม่ได้ หรือตัดเศษบัญชีลูกหนี้</w:t>
-      </w:r>
+        <w:t xml:space="preserve">AR_WRITEOFF (SWO - Sales Write-off - </w:t>
+      </w:r>
+      <w:proofErr w:type="spellStart"/>
+      <w:r>
+        <w:rPr>
+          <w:rFonts w:ascii="Arial Unicode MS" w:eastAsia="Arial Unicode MS" w:hAnsi="Arial Unicode MS" w:cs="Arial Unicode MS"/>
+          <w:b/>
+          <w:bCs/>
+        </w:rPr>
+        <w:t>ใบสำคัญตัดหนี้สูญ</w:t>
+      </w:r>
+      <w:proofErr w:type="spellEnd"/>
+      <w:r>
+        <w:rPr>
+          <w:rFonts w:ascii="Arial Unicode MS" w:eastAsia="Arial Unicode MS" w:hAnsi="Arial Unicode MS" w:cs="Arial Unicode MS"/>
+          <w:b/>
+          <w:bCs/>
+        </w:rPr>
+        <w:t>):</w:t>
+      </w:r>
+      <w:r>
+        <w:rPr>
+          <w:rFonts w:ascii="Arial Unicode MS" w:eastAsia="Arial Unicode MS" w:hAnsi="Arial Unicode MS" w:cs="Arial Unicode MS"/>
+        </w:rPr>
+        <w:t xml:space="preserve"> </w:t>
+      </w:r>
+      <w:proofErr w:type="spellStart"/>
+      <w:r>
+        <w:rPr>
+          <w:rFonts w:ascii="Arial Unicode MS" w:eastAsia="Arial Unicode MS" w:hAnsi="Arial Unicode MS" w:cs="Arial Unicode MS"/>
+        </w:rPr>
+        <w:t>บันทึกการตัดยอดหนี้ที่เก็บไม่ได้</w:t>
+      </w:r>
+      <w:proofErr w:type="spellEnd"/>
+      <w:r>
+        <w:rPr>
+          <w:rFonts w:ascii="Arial Unicode MS" w:eastAsia="Arial Unicode MS" w:hAnsi="Arial Unicode MS" w:cs="Arial Unicode MS"/>
+        </w:rPr>
+        <w:t xml:space="preserve"> </w:t>
+      </w:r>
+      <w:proofErr w:type="spellStart"/>
+      <w:r>
+        <w:rPr>
+          <w:rFonts w:ascii="Arial Unicode MS" w:eastAsia="Arial Unicode MS" w:hAnsi="Arial Unicode MS" w:cs="Arial Unicode MS"/>
+        </w:rPr>
+        <w:t>หรือตัดเศษบัญชีลูกหนี้</w:t>
+      </w:r>
+      <w:proofErr w:type="spellEnd"/>
     </w:p>
     <w:p>
       <w:pPr>
@@ -715,24 +1343,383 @@
           <w:b/>
           <w:bCs/>
         </w:rPr>
-        <w:t>CN (Credit Note - ใบลดหนี้):</w:t>
-      </w:r>
-      <w:r>
-        <w:rPr>
-          <w:rFonts w:ascii="Arial Unicode MS" w:eastAsia="Arial Unicode MS" w:hAnsi="Arial Unicode MS" w:cs="Arial Unicode MS"/>
-        </w:rPr>
-        <w:t xml:space="preserve"> บันทึกการลดหนี้ให้ลูกค้า เนื่องจากสินค้ามีปัญหา หรือคืนสินค้า (มีผลต่อการรับสต็อกคืน)</w:t>
+        <w:t xml:space="preserve">CN (Credit Note - </w:t>
+      </w:r>
+      <w:proofErr w:type="spellStart"/>
+      <w:r>
+        <w:rPr>
+          <w:rFonts w:ascii="Arial Unicode MS" w:eastAsia="Arial Unicode MS" w:hAnsi="Arial Unicode MS" w:cs="Arial Unicode MS"/>
+          <w:b/>
+          <w:bCs/>
+        </w:rPr>
+        <w:t>ใบลดหนี้</w:t>
+      </w:r>
+      <w:proofErr w:type="spellEnd"/>
+      <w:r>
+        <w:rPr>
+          <w:rFonts w:ascii="Arial Unicode MS" w:eastAsia="Arial Unicode MS" w:hAnsi="Arial Unicode MS" w:cs="Arial Unicode MS"/>
+          <w:b/>
+          <w:bCs/>
+        </w:rPr>
+        <w:t>):</w:t>
+      </w:r>
+      <w:r>
+        <w:rPr>
+          <w:rFonts w:ascii="Arial Unicode MS" w:eastAsia="Arial Unicode MS" w:hAnsi="Arial Unicode MS" w:cs="Arial Unicode MS"/>
+        </w:rPr>
+        <w:t xml:space="preserve"> </w:t>
+      </w:r>
+      <w:proofErr w:type="spellStart"/>
+      <w:r>
+        <w:rPr>
+          <w:rFonts w:ascii="Arial Unicode MS" w:eastAsia="Arial Unicode MS" w:hAnsi="Arial Unicode MS" w:cs="Arial Unicode MS"/>
+        </w:rPr>
+        <w:t>บันทึกการลดหนี้ให้ลูกค้า</w:t>
+      </w:r>
+      <w:proofErr w:type="spellEnd"/>
+      <w:r>
+        <w:rPr>
+          <w:rFonts w:ascii="Arial Unicode MS" w:eastAsia="Arial Unicode MS" w:hAnsi="Arial Unicode MS" w:cs="Arial Unicode MS"/>
+        </w:rPr>
+        <w:t xml:space="preserve"> </w:t>
+      </w:r>
+      <w:proofErr w:type="spellStart"/>
+      <w:r>
+        <w:rPr>
+          <w:rFonts w:ascii="Arial Unicode MS" w:eastAsia="Arial Unicode MS" w:hAnsi="Arial Unicode MS" w:cs="Arial Unicode MS"/>
+        </w:rPr>
+        <w:t>เนื่องจากสินค้ามีปัญหา</w:t>
+      </w:r>
+      <w:proofErr w:type="spellEnd"/>
+      <w:r>
+        <w:rPr>
+          <w:rFonts w:ascii="Arial Unicode MS" w:eastAsia="Arial Unicode MS" w:hAnsi="Arial Unicode MS" w:cs="Arial Unicode MS"/>
+        </w:rPr>
+        <w:t xml:space="preserve"> </w:t>
+      </w:r>
+      <w:proofErr w:type="spellStart"/>
+      <w:r>
+        <w:rPr>
+          <w:rFonts w:ascii="Arial Unicode MS" w:eastAsia="Arial Unicode MS" w:hAnsi="Arial Unicode MS" w:cs="Arial Unicode MS"/>
+        </w:rPr>
+        <w:t>หรือคืนสินค้า</w:t>
+      </w:r>
+      <w:proofErr w:type="spellEnd"/>
+      <w:r>
+        <w:rPr>
+          <w:rFonts w:ascii="Arial Unicode MS" w:eastAsia="Arial Unicode MS" w:hAnsi="Arial Unicode MS" w:cs="Arial Unicode MS"/>
+        </w:rPr>
+        <w:t xml:space="preserve"> (</w:t>
+      </w:r>
+      <w:proofErr w:type="spellStart"/>
+      <w:r>
+        <w:rPr>
+          <w:rFonts w:ascii="Arial Unicode MS" w:eastAsia="Arial Unicode MS" w:hAnsi="Arial Unicode MS" w:cs="Arial Unicode MS"/>
+        </w:rPr>
+        <w:t>มีผลต่อการรับสต็อกคืน</w:t>
+      </w:r>
+      <w:proofErr w:type="spellEnd"/>
+      <w:r>
+        <w:rPr>
+          <w:rFonts w:ascii="Arial Unicode MS" w:eastAsia="Arial Unicode MS" w:hAnsi="Arial Unicode MS" w:cs="Arial Unicode MS"/>
+        </w:rPr>
+        <w:t>)</w:t>
       </w:r>
     </w:p>
     <w:p>
       <w:pPr>
+        <w:pBdr>
+          <w:top w:val="nil"/>
+          <w:left w:val="nil"/>
+          <w:bottom w:val="nil"/>
+          <w:right w:val="nil"/>
+          <w:between w:val="nil"/>
+        </w:pBdr>
+        <w:ind w:left="240"/>
+        <w:rPr>
+          <w:rFonts w:cs="Angsana New"/>
+        </w:rPr>
+      </w:pPr>
+    </w:p>
+    <w:p>
+      <w:pPr>
+        <w:pBdr>
+          <w:top w:val="nil"/>
+          <w:left w:val="nil"/>
+          <w:bottom w:val="nil"/>
+          <w:right w:val="nil"/>
+          <w:between w:val="nil"/>
+        </w:pBdr>
+        <w:ind w:left="240"/>
+      </w:pPr>
+      <w:r>
+        <w:rPr>
+          <w:rFonts w:cs="Angsana New" w:hint="cs"/>
+          <w:cs/>
+        </w:rPr>
+        <w:t>มาตรฐานการกรอกยอดตัดหนี้</w:t>
+      </w:r>
+      <w:r>
+        <w:rPr>
+          <w:rFonts w:cs="Angsana New"/>
+          <w:cs/>
+        </w:rPr>
+        <w:t xml:space="preserve"> (</w:t>
+      </w:r>
+      <w:r>
+        <w:t>Knock-off Allocation):</w:t>
+      </w:r>
+    </w:p>
+    <w:p>
+      <w:pPr>
+        <w:numPr>
+          <w:ilvl w:val="0"/>
+          <w:numId w:val="1"/>
+        </w:numPr>
+        <w:pBdr>
+          <w:top w:val="nil"/>
+          <w:left w:val="nil"/>
+          <w:bottom w:val="nil"/>
+          <w:right w:val="nil"/>
+          <w:between w:val="nil"/>
+        </w:pBdr>
+      </w:pPr>
+      <w:r>
+        <w:rPr>
+          <w:rFonts w:cs="Angsana New" w:hint="cs"/>
+          <w:cs/>
+        </w:rPr>
+        <w:t>ในการทำรับชำระเงิน</w:t>
+      </w:r>
+      <w:r>
+        <w:rPr>
+          <w:rFonts w:cs="Angsana New"/>
+          <w:cs/>
+        </w:rPr>
+        <w:t xml:space="preserve"> (</w:t>
+      </w:r>
+      <w:r>
+        <w:t xml:space="preserve">REC) </w:t>
+      </w:r>
+      <w:r>
+        <w:rPr>
+          <w:rFonts w:cs="Angsana New" w:hint="cs"/>
+          <w:cs/>
+        </w:rPr>
+        <w:t>หรือจ่ายชำระเงิน</w:t>
+      </w:r>
+      <w:r>
+        <w:rPr>
+          <w:rFonts w:cs="Angsana New"/>
+          <w:cs/>
+        </w:rPr>
+        <w:t xml:space="preserve"> (</w:t>
+      </w:r>
+      <w:r>
+        <w:t xml:space="preserve">PAY) </w:t>
+      </w:r>
+      <w:r>
+        <w:rPr>
+          <w:rFonts w:cs="Angsana New" w:hint="cs"/>
+          <w:cs/>
+        </w:rPr>
+        <w:t>ช่องกรอกยอดที่ต้องการตัด</w:t>
+      </w:r>
+      <w:r>
+        <w:rPr>
+          <w:rFonts w:cs="Angsana New"/>
+          <w:cs/>
+        </w:rPr>
+        <w:t xml:space="preserve"> (</w:t>
+      </w:r>
+      <w:r>
+        <w:t xml:space="preserve">ALLOCATED) </w:t>
+      </w:r>
+      <w:r>
+        <w:rPr>
+          <w:rFonts w:cs="Angsana New" w:hint="cs"/>
+          <w:cs/>
+        </w:rPr>
+        <w:t>ให้หมายถึง</w:t>
+      </w:r>
+      <w:r>
+        <w:rPr>
+          <w:rFonts w:cs="Angsana New"/>
+          <w:cs/>
+        </w:rPr>
+        <w:t xml:space="preserve"> "</w:t>
+      </w:r>
+      <w:r>
+        <w:rPr>
+          <w:rFonts w:cs="Angsana New" w:hint="cs"/>
+          <w:cs/>
+        </w:rPr>
+        <w:t>ยอดหนี้เต็มจำนวนที่ต้องการล้าง</w:t>
+      </w:r>
+      <w:r>
+        <w:rPr>
+          <w:rFonts w:cs="Angsana New"/>
+          <w:cs/>
+        </w:rPr>
+        <w:t>" (</w:t>
+      </w:r>
+      <w:r>
+        <w:rPr>
+          <w:rFonts w:cs="Angsana New" w:hint="cs"/>
+          <w:cs/>
+        </w:rPr>
+        <w:t>รวมมัดจำ</w:t>
+      </w:r>
+      <w:r>
+        <w:rPr>
+          <w:rFonts w:cs="Angsana New"/>
+          <w:cs/>
+        </w:rPr>
+        <w:t xml:space="preserve">) </w:t>
+      </w:r>
+      <w:r>
+        <w:rPr>
+          <w:rFonts w:cs="Angsana New" w:hint="cs"/>
+          <w:cs/>
+        </w:rPr>
+        <w:t>เสมอ</w:t>
+      </w:r>
+      <w:r>
+        <w:rPr>
+          <w:rFonts w:cs="Angsana New"/>
+          <w:cs/>
+        </w:rPr>
+        <w:t xml:space="preserve"> </w:t>
+      </w:r>
+      <w:r>
+        <w:rPr>
+          <w:rFonts w:cs="Angsana New" w:hint="cs"/>
+          <w:cs/>
+        </w:rPr>
+        <w:t>หากมีการเลือกใช้เงินมัดจำ</w:t>
+      </w:r>
+      <w:r>
+        <w:rPr>
+          <w:rFonts w:cs="Angsana New"/>
+          <w:cs/>
+        </w:rPr>
+        <w:t xml:space="preserve"> </w:t>
+      </w:r>
+      <w:r>
+        <w:rPr>
+          <w:rFonts w:cs="Angsana New" w:hint="cs"/>
+          <w:cs/>
+        </w:rPr>
+        <w:t>ระบบจะนำยอด</w:t>
+      </w:r>
+      <w:r>
+        <w:rPr>
+          <w:rFonts w:cs="Angsana New"/>
+          <w:cs/>
+        </w:rPr>
+        <w:t xml:space="preserve"> </w:t>
+      </w:r>
+      <w:r>
+        <w:t xml:space="preserve">ALLOCATED </w:t>
+      </w:r>
+      <w:r>
+        <w:rPr>
+          <w:rFonts w:cs="Angsana New" w:hint="cs"/>
+          <w:cs/>
+        </w:rPr>
+        <w:t>ลบด้วย</w:t>
+      </w:r>
+      <w:r>
+        <w:rPr>
+          <w:rFonts w:cs="Angsana New"/>
+          <w:cs/>
+        </w:rPr>
+        <w:t xml:space="preserve"> </w:t>
+      </w:r>
+      <w:r>
+        <w:rPr>
+          <w:rFonts w:cs="Angsana New" w:hint="cs"/>
+          <w:cs/>
+        </w:rPr>
+        <w:t>ยอดมัดจำ</w:t>
+      </w:r>
+      <w:r>
+        <w:rPr>
+          <w:rFonts w:cs="Angsana New"/>
+          <w:cs/>
+        </w:rPr>
+        <w:t xml:space="preserve"> </w:t>
+      </w:r>
+      <w:r>
+        <w:rPr>
+          <w:rFonts w:cs="Angsana New" w:hint="cs"/>
+          <w:cs/>
+        </w:rPr>
+        <w:t>เพื่อคำนวณเป็นยอด</w:t>
+      </w:r>
+      <w:r>
+        <w:rPr>
+          <w:rFonts w:cs="Angsana New"/>
+          <w:cs/>
+        </w:rPr>
+        <w:t xml:space="preserve"> "</w:t>
+      </w:r>
+      <w:r>
+        <w:rPr>
+          <w:rFonts w:cs="Angsana New" w:hint="cs"/>
+          <w:cs/>
+        </w:rPr>
+        <w:t>เงินสดที่ต้องโอนจริง</w:t>
+      </w:r>
+      <w:r>
+        <w:rPr>
+          <w:rFonts w:cs="Angsana New"/>
+          <w:cs/>
+        </w:rPr>
+        <w:t xml:space="preserve"> (</w:t>
+      </w:r>
+      <w:r>
+        <w:t xml:space="preserve">Net Cash)" </w:t>
+      </w:r>
+      <w:r>
+        <w:rPr>
+          <w:rFonts w:cs="Angsana New" w:hint="cs"/>
+          <w:cs/>
+        </w:rPr>
+        <w:t>อัตโนมัติ</w:t>
+      </w:r>
+      <w:r>
+        <w:rPr>
+          <w:rFonts w:cs="Angsana New"/>
+          <w:cs/>
+        </w:rPr>
+        <w:t xml:space="preserve"> </w:t>
+      </w:r>
+      <w:r>
+        <w:rPr>
+          <w:rFonts w:cs="Angsana New" w:hint="cs"/>
+          <w:cs/>
+        </w:rPr>
+        <w:t>ป้องกันปัญหาการตัดหนี้เหลื่อมล้ำ</w:t>
+      </w:r>
+    </w:p>
+    <w:p>
+      <w:pPr>
         <w:pStyle w:val="Heading3"/>
       </w:pPr>
-      <w:r>
-        <w:rPr>
-          <w:rFonts w:ascii="Arial Unicode MS" w:eastAsia="Arial Unicode MS" w:hAnsi="Arial Unicode MS" w:cs="Arial Unicode MS"/>
-        </w:rPr>
-        <w:t>กลุ่มงานจัดซื้อและเจ้าหนี้ (Purchases &amp; Accounts Payable - AP)</w:t>
+      <w:proofErr w:type="spellStart"/>
+      <w:r>
+        <w:rPr>
+          <w:rFonts w:ascii="Arial Unicode MS" w:eastAsia="Arial Unicode MS" w:hAnsi="Arial Unicode MS" w:cs="Arial Unicode MS"/>
+        </w:rPr>
+        <w:t>กลุ่มงานจัดซื้อและเจ้าหนี้</w:t>
+      </w:r>
+      <w:proofErr w:type="spellEnd"/>
+      <w:r>
+        <w:rPr>
+          <w:rFonts w:ascii="Arial Unicode MS" w:eastAsia="Arial Unicode MS" w:hAnsi="Arial Unicode MS" w:cs="Arial Unicode MS"/>
+        </w:rPr>
+        <w:t xml:space="preserve"> (Purchases &amp; Accounts Payable - AP)</w:t>
       </w:r>
     </w:p>
     <w:p>
@@ -755,14 +1742,54 @@
           <w:b/>
           <w:bCs/>
         </w:rPr>
-        <w:t>PO (Purchase Order - ใบสั่งซื้อ):</w:t>
-      </w:r>
-      <w:r>
-        <w:rPr>
-          <w:rFonts w:ascii="Arial Unicode MS" w:eastAsia="Arial Unicode MS" w:hAnsi="Arial Unicode MS" w:cs="Arial Unicode MS"/>
-        </w:rPr>
-        <w:t xml:space="preserve"> เอกสารเริ่มต้นกระบวนการซื้อ ไม่มีผลต่อสต็อกและการเงิน</w:t>
-      </w:r>
+        <w:t xml:space="preserve">PO (Purchase Order - </w:t>
+      </w:r>
+      <w:proofErr w:type="spellStart"/>
+      <w:r>
+        <w:rPr>
+          <w:rFonts w:ascii="Arial Unicode MS" w:eastAsia="Arial Unicode MS" w:hAnsi="Arial Unicode MS" w:cs="Arial Unicode MS"/>
+          <w:b/>
+          <w:bCs/>
+        </w:rPr>
+        <w:t>ใบสั่งซื้อ</w:t>
+      </w:r>
+      <w:proofErr w:type="spellEnd"/>
+      <w:r>
+        <w:rPr>
+          <w:rFonts w:ascii="Arial Unicode MS" w:eastAsia="Arial Unicode MS" w:hAnsi="Arial Unicode MS" w:cs="Arial Unicode MS"/>
+          <w:b/>
+          <w:bCs/>
+        </w:rPr>
+        <w:t>):</w:t>
+      </w:r>
+      <w:r>
+        <w:rPr>
+          <w:rFonts w:ascii="Arial Unicode MS" w:eastAsia="Arial Unicode MS" w:hAnsi="Arial Unicode MS" w:cs="Arial Unicode MS"/>
+        </w:rPr>
+        <w:t xml:space="preserve"> </w:t>
+      </w:r>
+      <w:proofErr w:type="spellStart"/>
+      <w:r>
+        <w:rPr>
+          <w:rFonts w:ascii="Arial Unicode MS" w:eastAsia="Arial Unicode MS" w:hAnsi="Arial Unicode MS" w:cs="Arial Unicode MS"/>
+        </w:rPr>
+        <w:t>เอกสารเริ่มต้นกระบวนการซื้อ</w:t>
+      </w:r>
+      <w:proofErr w:type="spellEnd"/>
+      <w:r>
+        <w:rPr>
+          <w:rFonts w:ascii="Arial Unicode MS" w:eastAsia="Arial Unicode MS" w:hAnsi="Arial Unicode MS" w:cs="Arial Unicode MS"/>
+        </w:rPr>
+        <w:t xml:space="preserve"> </w:t>
+      </w:r>
+      <w:proofErr w:type="spellStart"/>
+      <w:r>
+        <w:rPr>
+          <w:rFonts w:ascii="Arial Unicode MS" w:eastAsia="Arial Unicode MS" w:hAnsi="Arial Unicode MS" w:cs="Arial Unicode MS"/>
+        </w:rPr>
+        <w:t>ไม่มีผลต่อสต็อกและการเงิน</w:t>
+      </w:r>
+      <w:proofErr w:type="spellEnd"/>
     </w:p>
     <w:p>
       <w:pPr>
@@ -784,13 +1811,87 @@
           <w:b/>
           <w:bCs/>
         </w:rPr>
-        <w:t>AP_CASH (Cash Purchase - ซื้อเงินสด):</w:t>
-      </w:r>
-      <w:r>
-        <w:rPr>
-          <w:rFonts w:ascii="Arial Unicode MS" w:eastAsia="Arial Unicode MS" w:hAnsi="Arial Unicode MS" w:cs="Arial Unicode MS"/>
-        </w:rPr>
-        <w:t xml:space="preserve"> บันทึกบิลซื้อที่ชำระเงินทันที มีผลรับสต็อกเข้า ระบบจะเปลี่ยนสถานะเป็น PAID อัตโนมัติเมื่ออนุมัติ (Auto-Clearing)</w:t>
+        <w:t xml:space="preserve">AP_CASH (Cash Purchase - </w:t>
+      </w:r>
+      <w:proofErr w:type="spellStart"/>
+      <w:r>
+        <w:rPr>
+          <w:rFonts w:ascii="Arial Unicode MS" w:eastAsia="Arial Unicode MS" w:hAnsi="Arial Unicode MS" w:cs="Arial Unicode MS"/>
+          <w:b/>
+          <w:bCs/>
+        </w:rPr>
+        <w:t>ซื้อเงินสด</w:t>
+      </w:r>
+      <w:proofErr w:type="spellEnd"/>
+      <w:r>
+        <w:rPr>
+          <w:rFonts w:ascii="Arial Unicode MS" w:eastAsia="Arial Unicode MS" w:hAnsi="Arial Unicode MS" w:cs="Arial Unicode MS"/>
+          <w:b/>
+          <w:bCs/>
+        </w:rPr>
+        <w:t>):</w:t>
+      </w:r>
+      <w:r>
+        <w:rPr>
+          <w:rFonts w:ascii="Arial Unicode MS" w:eastAsia="Arial Unicode MS" w:hAnsi="Arial Unicode MS" w:cs="Arial Unicode MS"/>
+        </w:rPr>
+        <w:t xml:space="preserve"> </w:t>
+      </w:r>
+      <w:proofErr w:type="spellStart"/>
+      <w:r>
+        <w:rPr>
+          <w:rFonts w:ascii="Arial Unicode MS" w:eastAsia="Arial Unicode MS" w:hAnsi="Arial Unicode MS" w:cs="Arial Unicode MS"/>
+        </w:rPr>
+        <w:t>บันทึกบิลซื้อที่ชำระเงินทันที</w:t>
+      </w:r>
+      <w:proofErr w:type="spellEnd"/>
+      <w:r>
+        <w:rPr>
+          <w:rFonts w:ascii="Arial Unicode MS" w:eastAsia="Arial Unicode MS" w:hAnsi="Arial Unicode MS" w:cs="Arial Unicode MS"/>
+        </w:rPr>
+        <w:t xml:space="preserve"> </w:t>
+      </w:r>
+      <w:proofErr w:type="spellStart"/>
+      <w:r>
+        <w:rPr>
+          <w:rFonts w:ascii="Arial Unicode MS" w:eastAsia="Arial Unicode MS" w:hAnsi="Arial Unicode MS" w:cs="Arial Unicode MS"/>
+        </w:rPr>
+        <w:t>มีผลรับสต็อกเข้า</w:t>
+      </w:r>
+      <w:proofErr w:type="spellEnd"/>
+      <w:r>
+        <w:rPr>
+          <w:rFonts w:ascii="Arial Unicode MS" w:eastAsia="Arial Unicode MS" w:hAnsi="Arial Unicode MS" w:cs="Arial Unicode MS"/>
+        </w:rPr>
+        <w:t xml:space="preserve"> </w:t>
+      </w:r>
+      <w:proofErr w:type="spellStart"/>
+      <w:r>
+        <w:rPr>
+          <w:rFonts w:ascii="Arial Unicode MS" w:eastAsia="Arial Unicode MS" w:hAnsi="Arial Unicode MS" w:cs="Arial Unicode MS"/>
+        </w:rPr>
+        <w:t>ระบบจะเปลี่ยนสถานะเป็น</w:t>
+      </w:r>
+      <w:proofErr w:type="spellEnd"/>
+      <w:r>
+        <w:rPr>
+          <w:rFonts w:ascii="Arial Unicode MS" w:eastAsia="Arial Unicode MS" w:hAnsi="Arial Unicode MS" w:cs="Arial Unicode MS"/>
+        </w:rPr>
+        <w:t xml:space="preserve"> PAID </w:t>
+      </w:r>
+      <w:proofErr w:type="spellStart"/>
+      <w:r>
+        <w:rPr>
+          <w:rFonts w:ascii="Arial Unicode MS" w:eastAsia="Arial Unicode MS" w:hAnsi="Arial Unicode MS" w:cs="Arial Unicode MS"/>
+        </w:rPr>
+        <w:t>อัตโนมัติเมื่ออนุมัติ</w:t>
+      </w:r>
+      <w:proofErr w:type="spellEnd"/>
+      <w:r>
+        <w:rPr>
+          <w:rFonts w:ascii="Arial Unicode MS" w:eastAsia="Arial Unicode MS" w:hAnsi="Arial Unicode MS" w:cs="Arial Unicode MS"/>
+        </w:rPr>
+        <w:t xml:space="preserve"> (Auto-Clearing)</w:t>
       </w:r>
     </w:p>
     <w:p>
@@ -813,14 +1914,68 @@
           <w:b/>
           <w:bCs/>
         </w:rPr>
-        <w:t>AP_INV (AP Invoice - ตั้งเจ้าหนี้การค้า):</w:t>
-      </w:r>
-      <w:r>
-        <w:rPr>
-          <w:rFonts w:ascii="Arial Unicode MS" w:eastAsia="Arial Unicode MS" w:hAnsi="Arial Unicode MS" w:cs="Arial Unicode MS"/>
-        </w:rPr>
-        <w:t xml:space="preserve"> บันทึกบิลซื้อแบบเครดิต มีผลรับสต็อกเข้า รอการชำระเงิน</w:t>
-      </w:r>
+        <w:t xml:space="preserve">AP_INV (AP Invoice - </w:t>
+      </w:r>
+      <w:proofErr w:type="spellStart"/>
+      <w:r>
+        <w:rPr>
+          <w:rFonts w:ascii="Arial Unicode MS" w:eastAsia="Arial Unicode MS" w:hAnsi="Arial Unicode MS" w:cs="Arial Unicode MS"/>
+          <w:b/>
+          <w:bCs/>
+        </w:rPr>
+        <w:t>ตั้งเจ้าหนี้การค้า</w:t>
+      </w:r>
+      <w:proofErr w:type="spellEnd"/>
+      <w:r>
+        <w:rPr>
+          <w:rFonts w:ascii="Arial Unicode MS" w:eastAsia="Arial Unicode MS" w:hAnsi="Arial Unicode MS" w:cs="Arial Unicode MS"/>
+          <w:b/>
+          <w:bCs/>
+        </w:rPr>
+        <w:t>):</w:t>
+      </w:r>
+      <w:r>
+        <w:rPr>
+          <w:rFonts w:ascii="Arial Unicode MS" w:eastAsia="Arial Unicode MS" w:hAnsi="Arial Unicode MS" w:cs="Arial Unicode MS"/>
+        </w:rPr>
+        <w:t xml:space="preserve"> </w:t>
+      </w:r>
+      <w:proofErr w:type="spellStart"/>
+      <w:r>
+        <w:rPr>
+          <w:rFonts w:ascii="Arial Unicode MS" w:eastAsia="Arial Unicode MS" w:hAnsi="Arial Unicode MS" w:cs="Arial Unicode MS"/>
+        </w:rPr>
+        <w:t>บันทึกบิลซื้อแบบเครดิต</w:t>
+      </w:r>
+      <w:proofErr w:type="spellEnd"/>
+      <w:r>
+        <w:rPr>
+          <w:rFonts w:ascii="Arial Unicode MS" w:eastAsia="Arial Unicode MS" w:hAnsi="Arial Unicode MS" w:cs="Arial Unicode MS"/>
+        </w:rPr>
+        <w:t xml:space="preserve"> </w:t>
+      </w:r>
+      <w:proofErr w:type="spellStart"/>
+      <w:r>
+        <w:rPr>
+          <w:rFonts w:ascii="Arial Unicode MS" w:eastAsia="Arial Unicode MS" w:hAnsi="Arial Unicode MS" w:cs="Arial Unicode MS"/>
+        </w:rPr>
+        <w:t>มีผลรับสต็อกเข้า</w:t>
+      </w:r>
+      <w:proofErr w:type="spellEnd"/>
+      <w:r>
+        <w:rPr>
+          <w:rFonts w:ascii="Arial Unicode MS" w:eastAsia="Arial Unicode MS" w:hAnsi="Arial Unicode MS" w:cs="Arial Unicode MS"/>
+        </w:rPr>
+        <w:t xml:space="preserve"> </w:t>
+      </w:r>
+      <w:proofErr w:type="spellStart"/>
+      <w:r>
+        <w:rPr>
+          <w:rFonts w:ascii="Arial Unicode MS" w:eastAsia="Arial Unicode MS" w:hAnsi="Arial Unicode MS" w:cs="Arial Unicode MS"/>
+        </w:rPr>
+        <w:t>รอการชำระเงิน</w:t>
+      </w:r>
+      <w:proofErr w:type="spellEnd"/>
     </w:p>
     <w:p>
       <w:pPr>
@@ -842,14 +1997,68 @@
           <w:b/>
           <w:bCs/>
         </w:rPr>
-        <w:t>AP_TAX (AP Tax Invoice - ตั้งเจ้าหนี้และภาษีซื้อ):</w:t>
-      </w:r>
-      <w:r>
-        <w:rPr>
-          <w:rFonts w:ascii="Arial Unicode MS" w:eastAsia="Arial Unicode MS" w:hAnsi="Arial Unicode MS" w:cs="Arial Unicode MS"/>
-        </w:rPr>
-        <w:t xml:space="preserve"> บันทึกบิลซื้อแบบเครดิตที่มี VAT (ขอคืนภาษีได้) มีผลรับสต็อกเข้า</w:t>
-      </w:r>
+        <w:t xml:space="preserve">AP_TAX (AP Tax Invoice - </w:t>
+      </w:r>
+      <w:proofErr w:type="spellStart"/>
+      <w:r>
+        <w:rPr>
+          <w:rFonts w:ascii="Arial Unicode MS" w:eastAsia="Arial Unicode MS" w:hAnsi="Arial Unicode MS" w:cs="Arial Unicode MS"/>
+          <w:b/>
+          <w:bCs/>
+        </w:rPr>
+        <w:t>ตั้งเจ้าหนี้และภาษีซื้อ</w:t>
+      </w:r>
+      <w:proofErr w:type="spellEnd"/>
+      <w:r>
+        <w:rPr>
+          <w:rFonts w:ascii="Arial Unicode MS" w:eastAsia="Arial Unicode MS" w:hAnsi="Arial Unicode MS" w:cs="Arial Unicode MS"/>
+          <w:b/>
+          <w:bCs/>
+        </w:rPr>
+        <w:t>):</w:t>
+      </w:r>
+      <w:r>
+        <w:rPr>
+          <w:rFonts w:ascii="Arial Unicode MS" w:eastAsia="Arial Unicode MS" w:hAnsi="Arial Unicode MS" w:cs="Arial Unicode MS"/>
+        </w:rPr>
+        <w:t xml:space="preserve"> </w:t>
+      </w:r>
+      <w:proofErr w:type="spellStart"/>
+      <w:r>
+        <w:rPr>
+          <w:rFonts w:ascii="Arial Unicode MS" w:eastAsia="Arial Unicode MS" w:hAnsi="Arial Unicode MS" w:cs="Arial Unicode MS"/>
+        </w:rPr>
+        <w:t>บันทึกบิลซื้อแบบเครดิตที่มี</w:t>
+      </w:r>
+      <w:proofErr w:type="spellEnd"/>
+      <w:r>
+        <w:rPr>
+          <w:rFonts w:ascii="Arial Unicode MS" w:eastAsia="Arial Unicode MS" w:hAnsi="Arial Unicode MS" w:cs="Arial Unicode MS"/>
+        </w:rPr>
+        <w:t xml:space="preserve"> VAT (</w:t>
+      </w:r>
+      <w:proofErr w:type="spellStart"/>
+      <w:r>
+        <w:rPr>
+          <w:rFonts w:ascii="Arial Unicode MS" w:eastAsia="Arial Unicode MS" w:hAnsi="Arial Unicode MS" w:cs="Arial Unicode MS"/>
+        </w:rPr>
+        <w:t>ขอคืนภาษีได้</w:t>
+      </w:r>
+      <w:proofErr w:type="spellEnd"/>
+      <w:r>
+        <w:rPr>
+          <w:rFonts w:ascii="Arial Unicode MS" w:eastAsia="Arial Unicode MS" w:hAnsi="Arial Unicode MS" w:cs="Arial Unicode MS"/>
+        </w:rPr>
+        <w:t xml:space="preserve">) </w:t>
+      </w:r>
+      <w:proofErr w:type="spellStart"/>
+      <w:r>
+        <w:rPr>
+          <w:rFonts w:ascii="Arial Unicode MS" w:eastAsia="Arial Unicode MS" w:hAnsi="Arial Unicode MS" w:cs="Arial Unicode MS"/>
+        </w:rPr>
+        <w:t>มีผลรับสต็อกเข้า</w:t>
+      </w:r>
+      <w:proofErr w:type="spellEnd"/>
     </w:p>
     <w:p>
       <w:pPr>
@@ -871,13 +2080,59 @@
           <w:b/>
           <w:bCs/>
         </w:rPr>
-        <w:t>BR (Bill Receipt - ใบรับวางบิลเจ้าหนี้):</w:t>
-      </w:r>
-      <w:r>
-        <w:rPr>
-          <w:rFonts w:ascii="Arial Unicode MS" w:eastAsia="Arial Unicode MS" w:hAnsi="Arial Unicode MS" w:cs="Arial Unicode MS"/>
-        </w:rPr>
-        <w:t xml:space="preserve"> เอกสารรวบรวมบิลซื้อหลายใบที่เจ้าหนี้มาวางบิล ไม่มีผลต่อ GL</w:t>
+        <w:t xml:space="preserve">BR (Bill Receipt - </w:t>
+      </w:r>
+      <w:proofErr w:type="spellStart"/>
+      <w:r>
+        <w:rPr>
+          <w:rFonts w:ascii="Arial Unicode MS" w:eastAsia="Arial Unicode MS" w:hAnsi="Arial Unicode MS" w:cs="Arial Unicode MS"/>
+          <w:b/>
+          <w:bCs/>
+        </w:rPr>
+        <w:t>ใบรับวางบิลเจ้าหนี้</w:t>
+      </w:r>
+      <w:proofErr w:type="spellEnd"/>
+      <w:r>
+        <w:rPr>
+          <w:rFonts w:ascii="Arial Unicode MS" w:eastAsia="Arial Unicode MS" w:hAnsi="Arial Unicode MS" w:cs="Arial Unicode MS"/>
+          <w:b/>
+          <w:bCs/>
+        </w:rPr>
+        <w:t>):</w:t>
+      </w:r>
+      <w:r>
+        <w:rPr>
+          <w:rFonts w:ascii="Arial Unicode MS" w:eastAsia="Arial Unicode MS" w:hAnsi="Arial Unicode MS" w:cs="Arial Unicode MS"/>
+        </w:rPr>
+        <w:t xml:space="preserve"> </w:t>
+      </w:r>
+      <w:proofErr w:type="spellStart"/>
+      <w:r>
+        <w:rPr>
+          <w:rFonts w:ascii="Arial Unicode MS" w:eastAsia="Arial Unicode MS" w:hAnsi="Arial Unicode MS" w:cs="Arial Unicode MS"/>
+        </w:rPr>
+        <w:t>เอกสารรวบรวมบิลซื้อหลายใบที่เจ้าหนี้มาวางบิล</w:t>
+      </w:r>
+      <w:proofErr w:type="spellEnd"/>
+      <w:r>
+        <w:rPr>
+          <w:rFonts w:ascii="Arial Unicode MS" w:eastAsia="Arial Unicode MS" w:hAnsi="Arial Unicode MS" w:cs="Arial Unicode MS"/>
+        </w:rPr>
+        <w:t xml:space="preserve"> </w:t>
+      </w:r>
+      <w:proofErr w:type="spellStart"/>
+      <w:r>
+        <w:rPr>
+          <w:rFonts w:ascii="Arial Unicode MS" w:eastAsia="Arial Unicode MS" w:hAnsi="Arial Unicode MS" w:cs="Arial Unicode MS"/>
+        </w:rPr>
+        <w:t>ไม่มีผลต่อ</w:t>
+      </w:r>
+      <w:proofErr w:type="spellEnd"/>
+      <w:r>
+        <w:rPr>
+          <w:rFonts w:ascii="Arial Unicode MS" w:eastAsia="Arial Unicode MS" w:hAnsi="Arial Unicode MS" w:cs="Arial Unicode MS"/>
+        </w:rPr>
+        <w:t xml:space="preserve"> GL</w:t>
       </w:r>
     </w:p>
     <w:p>
@@ -900,13 +2155,59 @@
           <w:b/>
           <w:bCs/>
         </w:rPr>
-        <w:t>PAY (Payment - ใบสำคัญจ่าย):</w:t>
-      </w:r>
-      <w:r>
-        <w:rPr>
-          <w:rFonts w:ascii="Arial Unicode MS" w:eastAsia="Arial Unicode MS" w:hAnsi="Arial Unicode MS" w:cs="Arial Unicode MS"/>
-        </w:rPr>
-        <w:t xml:space="preserve"> บันทึกจ่ายชำระหนี้ให้ซัพพลายเออร์ (ตัดจาก AP_INV, AP_TAX)</w:t>
+        <w:t xml:space="preserve">PAY (Payment - </w:t>
+      </w:r>
+      <w:proofErr w:type="spellStart"/>
+      <w:r>
+        <w:rPr>
+          <w:rFonts w:ascii="Arial Unicode MS" w:eastAsia="Arial Unicode MS" w:hAnsi="Arial Unicode MS" w:cs="Arial Unicode MS"/>
+          <w:b/>
+          <w:bCs/>
+        </w:rPr>
+        <w:t>ใบสำคัญจ่าย</w:t>
+      </w:r>
+      <w:proofErr w:type="spellEnd"/>
+      <w:r>
+        <w:rPr>
+          <w:rFonts w:ascii="Arial Unicode MS" w:eastAsia="Arial Unicode MS" w:hAnsi="Arial Unicode MS" w:cs="Arial Unicode MS"/>
+          <w:b/>
+          <w:bCs/>
+        </w:rPr>
+        <w:t>):</w:t>
+      </w:r>
+      <w:r>
+        <w:rPr>
+          <w:rFonts w:ascii="Arial Unicode MS" w:eastAsia="Arial Unicode MS" w:hAnsi="Arial Unicode MS" w:cs="Arial Unicode MS"/>
+        </w:rPr>
+        <w:t xml:space="preserve"> </w:t>
+      </w:r>
+      <w:proofErr w:type="spellStart"/>
+      <w:r>
+        <w:rPr>
+          <w:rFonts w:ascii="Arial Unicode MS" w:eastAsia="Arial Unicode MS" w:hAnsi="Arial Unicode MS" w:cs="Arial Unicode MS"/>
+        </w:rPr>
+        <w:t>บันทึกจ่ายชำระหนี้ให้ซัพพลายเออร์</w:t>
+      </w:r>
+      <w:proofErr w:type="spellEnd"/>
+      <w:r>
+        <w:rPr>
+          <w:rFonts w:ascii="Arial Unicode MS" w:eastAsia="Arial Unicode MS" w:hAnsi="Arial Unicode MS" w:cs="Arial Unicode MS"/>
+        </w:rPr>
+        <w:t xml:space="preserve"> (</w:t>
+      </w:r>
+      <w:proofErr w:type="spellStart"/>
+      <w:r>
+        <w:rPr>
+          <w:rFonts w:ascii="Arial Unicode MS" w:eastAsia="Arial Unicode MS" w:hAnsi="Arial Unicode MS" w:cs="Arial Unicode MS"/>
+        </w:rPr>
+        <w:t>ตัดจาก</w:t>
+      </w:r>
+      <w:proofErr w:type="spellEnd"/>
+      <w:r>
+        <w:rPr>
+          <w:rFonts w:ascii="Arial Unicode MS" w:eastAsia="Arial Unicode MS" w:hAnsi="Arial Unicode MS" w:cs="Arial Unicode MS"/>
+        </w:rPr>
+        <w:t xml:space="preserve"> AP_INV, AP_TAX)</w:t>
       </w:r>
     </w:p>
     <w:p>
@@ -929,13 +2230,87 @@
           <w:b/>
           <w:bCs/>
         </w:rPr>
-        <w:t>DEP_OUT (Deposit Out - ใบจ่ายเงินมัดจำ):</w:t>
-      </w:r>
-      <w:r>
-        <w:rPr>
-          <w:rFonts w:ascii="Arial Unicode MS" w:eastAsia="Arial Unicode MS" w:hAnsi="Arial Unicode MS" w:cs="Arial Unicode MS"/>
-        </w:rPr>
-        <w:t xml:space="preserve"> บันทึกจ่ายเงินมัดจำให้ซัพพลายเออร์ สามารถนำยอดไปหักเป็นส่วนลดในใบ PAY ได้ (ตัดมัดจำ)</w:t>
+        <w:t xml:space="preserve">DEP_OUT (Deposit Out - </w:t>
+      </w:r>
+      <w:proofErr w:type="spellStart"/>
+      <w:r>
+        <w:rPr>
+          <w:rFonts w:ascii="Arial Unicode MS" w:eastAsia="Arial Unicode MS" w:hAnsi="Arial Unicode MS" w:cs="Arial Unicode MS"/>
+          <w:b/>
+          <w:bCs/>
+        </w:rPr>
+        <w:t>ใบจ่ายเงินมัดจำ</w:t>
+      </w:r>
+      <w:proofErr w:type="spellEnd"/>
+      <w:r>
+        <w:rPr>
+          <w:rFonts w:ascii="Arial Unicode MS" w:eastAsia="Arial Unicode MS" w:hAnsi="Arial Unicode MS" w:cs="Arial Unicode MS"/>
+          <w:b/>
+          <w:bCs/>
+        </w:rPr>
+        <w:t>):</w:t>
+      </w:r>
+      <w:r>
+        <w:rPr>
+          <w:rFonts w:ascii="Arial Unicode MS" w:eastAsia="Arial Unicode MS" w:hAnsi="Arial Unicode MS" w:cs="Arial Unicode MS"/>
+        </w:rPr>
+        <w:t xml:space="preserve"> </w:t>
+      </w:r>
+      <w:proofErr w:type="spellStart"/>
+      <w:r>
+        <w:rPr>
+          <w:rFonts w:ascii="Arial Unicode MS" w:eastAsia="Arial Unicode MS" w:hAnsi="Arial Unicode MS" w:cs="Arial Unicode MS"/>
+        </w:rPr>
+        <w:t>บันทึกจ่ายเงินมัดจำให้ซัพพลายเออร์</w:t>
+      </w:r>
+      <w:proofErr w:type="spellEnd"/>
+      <w:r>
+        <w:rPr>
+          <w:rFonts w:ascii="Arial Unicode MS" w:eastAsia="Arial Unicode MS" w:hAnsi="Arial Unicode MS" w:cs="Arial Unicode MS"/>
+        </w:rPr>
+        <w:t xml:space="preserve"> </w:t>
+      </w:r>
+      <w:proofErr w:type="spellStart"/>
+      <w:r>
+        <w:rPr>
+          <w:rFonts w:ascii="Arial Unicode MS" w:eastAsia="Arial Unicode MS" w:hAnsi="Arial Unicode MS" w:cs="Arial Unicode MS"/>
+        </w:rPr>
+        <w:t>สามารถนำยอดไปหักเป็นส่วนลดในใบ</w:t>
+      </w:r>
+      <w:proofErr w:type="spellEnd"/>
+      <w:r>
+        <w:rPr>
+          <w:rFonts w:ascii="Arial Unicode MS" w:eastAsia="Arial Unicode MS" w:hAnsi="Arial Unicode MS" w:cs="Arial Unicode MS"/>
+        </w:rPr>
+        <w:t xml:space="preserve"> PAY </w:t>
+      </w:r>
+      <w:proofErr w:type="spellStart"/>
+      <w:r>
+        <w:rPr>
+          <w:rFonts w:ascii="Arial Unicode MS" w:eastAsia="Arial Unicode MS" w:hAnsi="Arial Unicode MS" w:cs="Arial Unicode MS"/>
+        </w:rPr>
+        <w:t>ได้</w:t>
+      </w:r>
+      <w:proofErr w:type="spellEnd"/>
+      <w:r>
+        <w:rPr>
+          <w:rFonts w:ascii="Arial Unicode MS" w:eastAsia="Arial Unicode MS" w:hAnsi="Arial Unicode MS" w:cs="Arial Unicode MS"/>
+        </w:rPr>
+        <w:t xml:space="preserve"> (</w:t>
+      </w:r>
+      <w:proofErr w:type="spellStart"/>
+      <w:r>
+        <w:rPr>
+          <w:rFonts w:ascii="Arial Unicode MS" w:eastAsia="Arial Unicode MS" w:hAnsi="Arial Unicode MS" w:cs="Arial Unicode MS"/>
+        </w:rPr>
+        <w:t>ตัดมัดจำ</w:t>
+      </w:r>
+      <w:proofErr w:type="spellEnd"/>
+      <w:r>
+        <w:rPr>
+          <w:rFonts w:ascii="Arial Unicode MS" w:eastAsia="Arial Unicode MS" w:hAnsi="Arial Unicode MS" w:cs="Arial Unicode MS"/>
+        </w:rPr>
+        <w:t>)</w:t>
       </w:r>
     </w:p>
     <w:p>
@@ -958,13 +2333,73 @@
           <w:b/>
           <w:bCs/>
         </w:rPr>
-        <w:t>AP_REFUND (PRF - Purchase Refund - ใบสำคัญรับเงินคืน):</w:t>
-      </w:r>
-      <w:r>
-        <w:rPr>
-          <w:rFonts w:ascii="Arial Unicode MS" w:eastAsia="Arial Unicode MS" w:hAnsi="Arial Unicode MS" w:cs="Arial Unicode MS"/>
-        </w:rPr>
-        <w:t xml:space="preserve"> บันทึกการรับเงินคืนจากซัพพลายเออร์ (เช่น รับคืนมัดจำ)</w:t>
+        <w:t xml:space="preserve">AP_REFUND (PRF - Purchase Refund - </w:t>
+      </w:r>
+      <w:proofErr w:type="spellStart"/>
+      <w:r>
+        <w:rPr>
+          <w:rFonts w:ascii="Arial Unicode MS" w:eastAsia="Arial Unicode MS" w:hAnsi="Arial Unicode MS" w:cs="Arial Unicode MS"/>
+          <w:b/>
+          <w:bCs/>
+        </w:rPr>
+        <w:t>ใบสำคัญรับเงินคืน</w:t>
+      </w:r>
+      <w:proofErr w:type="spellEnd"/>
+      <w:r>
+        <w:rPr>
+          <w:rFonts w:ascii="Arial Unicode MS" w:eastAsia="Arial Unicode MS" w:hAnsi="Arial Unicode MS" w:cs="Arial Unicode MS"/>
+          <w:b/>
+          <w:bCs/>
+        </w:rPr>
+        <w:t>):</w:t>
+      </w:r>
+      <w:r>
+        <w:rPr>
+          <w:rFonts w:ascii="Arial Unicode MS" w:eastAsia="Arial Unicode MS" w:hAnsi="Arial Unicode MS" w:cs="Arial Unicode MS"/>
+        </w:rPr>
+        <w:t xml:space="preserve"> </w:t>
+      </w:r>
+      <w:proofErr w:type="spellStart"/>
+      <w:r>
+        <w:rPr>
+          <w:rFonts w:ascii="Arial Unicode MS" w:eastAsia="Arial Unicode MS" w:hAnsi="Arial Unicode MS" w:cs="Arial Unicode MS"/>
+        </w:rPr>
+        <w:t>บันทึกการรับเงินคืนจากซัพพลายเออร์</w:t>
+      </w:r>
+      <w:proofErr w:type="spellEnd"/>
+      <w:r>
+        <w:rPr>
+          <w:rFonts w:ascii="Arial Unicode MS" w:eastAsia="Arial Unicode MS" w:hAnsi="Arial Unicode MS" w:cs="Arial Unicode MS"/>
+        </w:rPr>
+        <w:t xml:space="preserve"> (</w:t>
+      </w:r>
+      <w:proofErr w:type="spellStart"/>
+      <w:r>
+        <w:rPr>
+          <w:rFonts w:ascii="Arial Unicode MS" w:eastAsia="Arial Unicode MS" w:hAnsi="Arial Unicode MS" w:cs="Arial Unicode MS"/>
+        </w:rPr>
+        <w:t>เช่น</w:t>
+      </w:r>
+      <w:proofErr w:type="spellEnd"/>
+      <w:r>
+        <w:rPr>
+          <w:rFonts w:ascii="Arial Unicode MS" w:eastAsia="Arial Unicode MS" w:hAnsi="Arial Unicode MS" w:cs="Arial Unicode MS"/>
+        </w:rPr>
+        <w:t xml:space="preserve"> </w:t>
+      </w:r>
+      <w:proofErr w:type="spellStart"/>
+      <w:r>
+        <w:rPr>
+          <w:rFonts w:ascii="Arial Unicode MS" w:eastAsia="Arial Unicode MS" w:hAnsi="Arial Unicode MS" w:cs="Arial Unicode MS"/>
+        </w:rPr>
+        <w:t>รับคืนมัดจำ</w:t>
+      </w:r>
+      <w:proofErr w:type="spellEnd"/>
+      <w:r>
+        <w:rPr>
+          <w:rFonts w:ascii="Arial Unicode MS" w:eastAsia="Arial Unicode MS" w:hAnsi="Arial Unicode MS" w:cs="Arial Unicode MS"/>
+        </w:rPr>
+        <w:t>)</w:t>
       </w:r>
     </w:p>
     <w:p>
@@ -987,24 +2422,106 @@
           <w:b/>
           <w:bCs/>
         </w:rPr>
-        <w:t>AP_WRITEOFF (PWO - Purchase Write-off - ใบสำคัญตัดหนี้):</w:t>
-      </w:r>
-      <w:r>
-        <w:rPr>
-          <w:rFonts w:ascii="Arial Unicode MS" w:eastAsia="Arial Unicode MS" w:hAnsi="Arial Unicode MS" w:cs="Arial Unicode MS"/>
-        </w:rPr>
-        <w:t xml:space="preserve"> บันทึกการตัดยอดเจ้าหนี้ (เช่น ซัพพลายเออร์ยกหนี้ให้ หรือตัดเศษบัญชี)</w:t>
+        <w:t xml:space="preserve">AP_WRITEOFF (PWO - Purchase Write-off - </w:t>
+      </w:r>
+      <w:proofErr w:type="spellStart"/>
+      <w:r>
+        <w:rPr>
+          <w:rFonts w:ascii="Arial Unicode MS" w:eastAsia="Arial Unicode MS" w:hAnsi="Arial Unicode MS" w:cs="Arial Unicode MS"/>
+          <w:b/>
+          <w:bCs/>
+        </w:rPr>
+        <w:t>ใบสำคัญตัดหนี้</w:t>
+      </w:r>
+      <w:proofErr w:type="spellEnd"/>
+      <w:r>
+        <w:rPr>
+          <w:rFonts w:ascii="Arial Unicode MS" w:eastAsia="Arial Unicode MS" w:hAnsi="Arial Unicode MS" w:cs="Arial Unicode MS"/>
+          <w:b/>
+          <w:bCs/>
+        </w:rPr>
+        <w:t>):</w:t>
+      </w:r>
+      <w:r>
+        <w:rPr>
+          <w:rFonts w:ascii="Arial Unicode MS" w:eastAsia="Arial Unicode MS" w:hAnsi="Arial Unicode MS" w:cs="Arial Unicode MS"/>
+        </w:rPr>
+        <w:t xml:space="preserve"> </w:t>
+      </w:r>
+      <w:proofErr w:type="spellStart"/>
+      <w:r>
+        <w:rPr>
+          <w:rFonts w:ascii="Arial Unicode MS" w:eastAsia="Arial Unicode MS" w:hAnsi="Arial Unicode MS" w:cs="Arial Unicode MS"/>
+        </w:rPr>
+        <w:t>บันทึกการตัดยอดเจ้าหนี้</w:t>
+      </w:r>
+      <w:proofErr w:type="spellEnd"/>
+      <w:r>
+        <w:rPr>
+          <w:rFonts w:ascii="Arial Unicode MS" w:eastAsia="Arial Unicode MS" w:hAnsi="Arial Unicode MS" w:cs="Arial Unicode MS"/>
+        </w:rPr>
+        <w:t xml:space="preserve"> (</w:t>
+      </w:r>
+      <w:proofErr w:type="spellStart"/>
+      <w:r>
+        <w:rPr>
+          <w:rFonts w:ascii="Arial Unicode MS" w:eastAsia="Arial Unicode MS" w:hAnsi="Arial Unicode MS" w:cs="Arial Unicode MS"/>
+        </w:rPr>
+        <w:t>เช่น</w:t>
+      </w:r>
+      <w:proofErr w:type="spellEnd"/>
+      <w:r>
+        <w:rPr>
+          <w:rFonts w:ascii="Arial Unicode MS" w:eastAsia="Arial Unicode MS" w:hAnsi="Arial Unicode MS" w:cs="Arial Unicode MS"/>
+        </w:rPr>
+        <w:t xml:space="preserve"> </w:t>
+      </w:r>
+      <w:proofErr w:type="spellStart"/>
+      <w:r>
+        <w:rPr>
+          <w:rFonts w:ascii="Arial Unicode MS" w:eastAsia="Arial Unicode MS" w:hAnsi="Arial Unicode MS" w:cs="Arial Unicode MS"/>
+        </w:rPr>
+        <w:t>ซัพพลายเออร์ยกหนี้ให้</w:t>
+      </w:r>
+      <w:proofErr w:type="spellEnd"/>
+      <w:r>
+        <w:rPr>
+          <w:rFonts w:ascii="Arial Unicode MS" w:eastAsia="Arial Unicode MS" w:hAnsi="Arial Unicode MS" w:cs="Arial Unicode MS"/>
+        </w:rPr>
+        <w:t xml:space="preserve"> </w:t>
+      </w:r>
+      <w:proofErr w:type="spellStart"/>
+      <w:r>
+        <w:rPr>
+          <w:rFonts w:ascii="Arial Unicode MS" w:eastAsia="Arial Unicode MS" w:hAnsi="Arial Unicode MS" w:cs="Arial Unicode MS"/>
+        </w:rPr>
+        <w:t>หรือตัดเศษบัญชี</w:t>
+      </w:r>
+      <w:proofErr w:type="spellEnd"/>
+      <w:r>
+        <w:rPr>
+          <w:rFonts w:ascii="Arial Unicode MS" w:eastAsia="Arial Unicode MS" w:hAnsi="Arial Unicode MS" w:cs="Arial Unicode MS"/>
+        </w:rPr>
+        <w:t>)</w:t>
       </w:r>
     </w:p>
     <w:p>
       <w:pPr>
         <w:pStyle w:val="Heading3"/>
       </w:pPr>
-      <w:r>
-        <w:rPr>
-          <w:rFonts w:ascii="Arial Unicode MS" w:eastAsia="Arial Unicode MS" w:hAnsi="Arial Unicode MS" w:cs="Arial Unicode MS"/>
-        </w:rPr>
-        <w:t>กลุ่มงานบริหารคลังสินค้าและผลิต (Inventory &amp; Production)</w:t>
+      <w:proofErr w:type="spellStart"/>
+      <w:r>
+        <w:rPr>
+          <w:rFonts w:ascii="Arial Unicode MS" w:eastAsia="Arial Unicode MS" w:hAnsi="Arial Unicode MS" w:cs="Arial Unicode MS"/>
+        </w:rPr>
+        <w:t>กลุ่มงานบริหารคลังสินค้าและผลิต</w:t>
+      </w:r>
+      <w:proofErr w:type="spellEnd"/>
+      <w:r>
+        <w:rPr>
+          <w:rFonts w:ascii="Arial Unicode MS" w:eastAsia="Arial Unicode MS" w:hAnsi="Arial Unicode MS" w:cs="Arial Unicode MS"/>
+        </w:rPr>
+        <w:t xml:space="preserve"> (Inventory &amp; Production)</w:t>
       </w:r>
     </w:p>
     <w:p>
@@ -1027,14 +2544,82 @@
           <w:b/>
           <w:bCs/>
         </w:rPr>
-        <w:t>STK_OB (Stock Opening Balance - ยอดยกมา):</w:t>
-      </w:r>
-      <w:r>
-        <w:rPr>
-          <w:rFonts w:ascii="Arial Unicode MS" w:eastAsia="Arial Unicode MS" w:hAnsi="Arial Unicode MS" w:cs="Arial Unicode MS"/>
-        </w:rPr>
-        <w:t xml:space="preserve"> เอกสารตั้งต้นสต็อก (รหัสรันนิ่ง: SOB-YYMM-XXXX) บันทึกผ่านตาราง inventory_ledger</w:t>
-      </w:r>
+        <w:t xml:space="preserve">STK_OB (Stock Opening Balance - </w:t>
+      </w:r>
+      <w:proofErr w:type="spellStart"/>
+      <w:r>
+        <w:rPr>
+          <w:rFonts w:ascii="Arial Unicode MS" w:eastAsia="Arial Unicode MS" w:hAnsi="Arial Unicode MS" w:cs="Arial Unicode MS"/>
+          <w:b/>
+          <w:bCs/>
+        </w:rPr>
+        <w:t>ยอดยกมา</w:t>
+      </w:r>
+      <w:proofErr w:type="spellEnd"/>
+      <w:r>
+        <w:rPr>
+          <w:rFonts w:ascii="Arial Unicode MS" w:eastAsia="Arial Unicode MS" w:hAnsi="Arial Unicode MS" w:cs="Arial Unicode MS"/>
+          <w:b/>
+          <w:bCs/>
+        </w:rPr>
+        <w:t>):</w:t>
+      </w:r>
+      <w:r>
+        <w:rPr>
+          <w:rFonts w:ascii="Arial Unicode MS" w:eastAsia="Arial Unicode MS" w:hAnsi="Arial Unicode MS" w:cs="Arial Unicode MS"/>
+        </w:rPr>
+        <w:t xml:space="preserve"> </w:t>
+      </w:r>
+      <w:proofErr w:type="spellStart"/>
+      <w:r>
+        <w:rPr>
+          <w:rFonts w:ascii="Arial Unicode MS" w:eastAsia="Arial Unicode MS" w:hAnsi="Arial Unicode MS" w:cs="Arial Unicode MS"/>
+        </w:rPr>
+        <w:t>เอกสารตั้งต้นสต็อก</w:t>
+      </w:r>
+      <w:proofErr w:type="spellEnd"/>
+      <w:r>
+        <w:rPr>
+          <w:rFonts w:ascii="Arial Unicode MS" w:eastAsia="Arial Unicode MS" w:hAnsi="Arial Unicode MS" w:cs="Arial Unicode MS"/>
+        </w:rPr>
+        <w:t xml:space="preserve"> (</w:t>
+      </w:r>
+      <w:proofErr w:type="spellStart"/>
+      <w:r>
+        <w:rPr>
+          <w:rFonts w:ascii="Arial Unicode MS" w:eastAsia="Arial Unicode MS" w:hAnsi="Arial Unicode MS" w:cs="Arial Unicode MS"/>
+        </w:rPr>
+        <w:t>รหัสรันนิ่ง</w:t>
+      </w:r>
+      <w:proofErr w:type="spellEnd"/>
+      <w:r>
+        <w:rPr>
+          <w:rFonts w:ascii="Arial Unicode MS" w:eastAsia="Arial Unicode MS" w:hAnsi="Arial Unicode MS" w:cs="Arial Unicode MS"/>
+        </w:rPr>
+        <w:t xml:space="preserve">: SOB-YYMM-XXXX) </w:t>
+      </w:r>
+      <w:proofErr w:type="spellStart"/>
+      <w:r>
+        <w:rPr>
+          <w:rFonts w:ascii="Arial Unicode MS" w:eastAsia="Arial Unicode MS" w:hAnsi="Arial Unicode MS" w:cs="Arial Unicode MS"/>
+        </w:rPr>
+        <w:t>บันทึกผ่านตาราง</w:t>
+      </w:r>
+      <w:proofErr w:type="spellEnd"/>
+      <w:r>
+        <w:rPr>
+          <w:rFonts w:ascii="Arial Unicode MS" w:eastAsia="Arial Unicode MS" w:hAnsi="Arial Unicode MS" w:cs="Arial Unicode MS"/>
+        </w:rPr>
+        <w:t xml:space="preserve"> </w:t>
+      </w:r>
+      <w:proofErr w:type="spellStart"/>
+      <w:r>
+        <w:rPr>
+          <w:rFonts w:ascii="Arial Unicode MS" w:eastAsia="Arial Unicode MS" w:hAnsi="Arial Unicode MS" w:cs="Arial Unicode MS"/>
+        </w:rPr>
+        <w:t>inventory_ledger</w:t>
+      </w:r>
+      <w:proofErr w:type="spellEnd"/>
     </w:p>
     <w:p>
       <w:pPr>
@@ -1056,14 +2641,139 @@
           <w:b/>
           <w:bCs/>
         </w:rPr>
-        <w:t>STK_ADJ (Stock Adjustment - ปรับปรุงสต็อก):</w:t>
-      </w:r>
-      <w:r>
-        <w:rPr>
-          <w:rFonts w:ascii="Arial Unicode MS" w:eastAsia="Arial Unicode MS" w:hAnsi="Arial Unicode MS" w:cs="Arial Unicode MS"/>
-        </w:rPr>
-        <w:t xml:space="preserve"> เอกสารปรับปรุงสต็อก (ตรวจนับ/สูญหาย) (รหัสรันนิ่ง: SAD-YYMM-XXXX) บันทึกผ่านตาราง inventory_ledger พร้อมคำนวณ Variance อัตโนมัติ</w:t>
-      </w:r>
+        <w:t xml:space="preserve">STK_ADJ (Stock Adjustment - </w:t>
+      </w:r>
+      <w:proofErr w:type="spellStart"/>
+      <w:r>
+        <w:rPr>
+          <w:rFonts w:ascii="Arial Unicode MS" w:eastAsia="Arial Unicode MS" w:hAnsi="Arial Unicode MS" w:cs="Arial Unicode MS"/>
+          <w:b/>
+          <w:bCs/>
+        </w:rPr>
+        <w:t>ปรับปรุงสต็อก</w:t>
+      </w:r>
+      <w:proofErr w:type="spellEnd"/>
+      <w:r>
+        <w:rPr>
+          <w:rFonts w:ascii="Arial Unicode MS" w:eastAsia="Arial Unicode MS" w:hAnsi="Arial Unicode MS" w:cs="Arial Unicode MS"/>
+          <w:b/>
+          <w:bCs/>
+        </w:rPr>
+        <w:t>):</w:t>
+      </w:r>
+      <w:r>
+        <w:rPr>
+          <w:rFonts w:ascii="Arial Unicode MS" w:eastAsia="Arial Unicode MS" w:hAnsi="Arial Unicode MS" w:cs="Arial Unicode MS"/>
+        </w:rPr>
+        <w:t xml:space="preserve"> </w:t>
+      </w:r>
+      <w:proofErr w:type="spellStart"/>
+      <w:r>
+        <w:rPr>
+          <w:rFonts w:ascii="Arial Unicode MS" w:eastAsia="Arial Unicode MS" w:hAnsi="Arial Unicode MS" w:cs="Arial Unicode MS"/>
+        </w:rPr>
+        <w:t>เอกสารปรับปรุงสต็อก</w:t>
+      </w:r>
+      <w:proofErr w:type="spellEnd"/>
+      <w:r>
+        <w:rPr>
+          <w:rFonts w:ascii="Arial Unicode MS" w:eastAsia="Arial Unicode MS" w:hAnsi="Arial Unicode MS" w:cs="Arial Unicode MS"/>
+        </w:rPr>
+        <w:t xml:space="preserve"> (</w:t>
+      </w:r>
+      <w:proofErr w:type="spellStart"/>
+      <w:r>
+        <w:rPr>
+          <w:rFonts w:ascii="Arial Unicode MS" w:eastAsia="Arial Unicode MS" w:hAnsi="Arial Unicode MS" w:cs="Arial Unicode MS"/>
+        </w:rPr>
+        <w:t>ตรวจนับ</w:t>
+      </w:r>
+      <w:proofErr w:type="spellEnd"/>
+      <w:r>
+        <w:rPr>
+          <w:rFonts w:ascii="Arial Unicode MS" w:eastAsia="Arial Unicode MS" w:hAnsi="Arial Unicode MS" w:cs="Arial Unicode MS"/>
+        </w:rPr>
+        <w:t>/</w:t>
+      </w:r>
+      <w:proofErr w:type="spellStart"/>
+      <w:r>
+        <w:rPr>
+          <w:rFonts w:ascii="Arial Unicode MS" w:eastAsia="Arial Unicode MS" w:hAnsi="Arial Unicode MS" w:cs="Arial Unicode MS"/>
+        </w:rPr>
+        <w:t>สูญหาย</w:t>
+      </w:r>
+      <w:proofErr w:type="spellEnd"/>
+      <w:r>
+        <w:rPr>
+          <w:rFonts w:ascii="Arial Unicode MS" w:eastAsia="Arial Unicode MS" w:hAnsi="Arial Unicode MS" w:cs="Arial Unicode MS"/>
+        </w:rPr>
+        <w:t>) (</w:t>
+      </w:r>
+      <w:proofErr w:type="spellStart"/>
+      <w:r>
+        <w:rPr>
+          <w:rFonts w:ascii="Arial Unicode MS" w:eastAsia="Arial Unicode MS" w:hAnsi="Arial Unicode MS" w:cs="Arial Unicode MS"/>
+        </w:rPr>
+        <w:t>รหัสรันนิ่ง</w:t>
+      </w:r>
+      <w:proofErr w:type="spellEnd"/>
+      <w:r>
+        <w:rPr>
+          <w:rFonts w:ascii="Arial Unicode MS" w:eastAsia="Arial Unicode MS" w:hAnsi="Arial Unicode MS" w:cs="Arial Unicode MS"/>
+        </w:rPr>
+        <w:t xml:space="preserve">: SAD-YYMM-XXXX) </w:t>
+      </w:r>
+      <w:proofErr w:type="spellStart"/>
+      <w:r>
+        <w:rPr>
+          <w:rFonts w:ascii="Arial Unicode MS" w:eastAsia="Arial Unicode MS" w:hAnsi="Arial Unicode MS" w:cs="Arial Unicode MS"/>
+        </w:rPr>
+        <w:t>บันทึกผ่านตาราง</w:t>
+      </w:r>
+      <w:proofErr w:type="spellEnd"/>
+      <w:r>
+        <w:rPr>
+          <w:rFonts w:ascii="Arial Unicode MS" w:eastAsia="Arial Unicode MS" w:hAnsi="Arial Unicode MS" w:cs="Arial Unicode MS"/>
+        </w:rPr>
+        <w:t xml:space="preserve"> </w:t>
+      </w:r>
+      <w:proofErr w:type="spellStart"/>
+      <w:r>
+        <w:rPr>
+          <w:rFonts w:ascii="Arial Unicode MS" w:eastAsia="Arial Unicode MS" w:hAnsi="Arial Unicode MS" w:cs="Arial Unicode MS"/>
+        </w:rPr>
+        <w:t>inventory_ledger</w:t>
+      </w:r>
+      <w:proofErr w:type="spellEnd"/>
+      <w:r>
+        <w:rPr>
+          <w:rFonts w:ascii="Arial Unicode MS" w:eastAsia="Arial Unicode MS" w:hAnsi="Arial Unicode MS" w:cs="Arial Unicode MS"/>
+        </w:rPr>
+        <w:t xml:space="preserve"> </w:t>
+      </w:r>
+      <w:proofErr w:type="spellStart"/>
+      <w:r>
+        <w:rPr>
+          <w:rFonts w:ascii="Arial Unicode MS" w:eastAsia="Arial Unicode MS" w:hAnsi="Arial Unicode MS" w:cs="Arial Unicode MS"/>
+        </w:rPr>
+        <w:t>พร้อมคำนวณ</w:t>
+      </w:r>
+      <w:proofErr w:type="spellEnd"/>
+      <w:r>
+        <w:rPr>
+          <w:rFonts w:ascii="Arial Unicode MS" w:eastAsia="Arial Unicode MS" w:hAnsi="Arial Unicode MS" w:cs="Arial Unicode MS"/>
+        </w:rPr>
+        <w:t xml:space="preserve"> Variance </w:t>
+      </w:r>
+      <w:proofErr w:type="spellStart"/>
+      <w:r>
+        <w:rPr>
+          <w:rFonts w:ascii="Arial Unicode MS" w:eastAsia="Arial Unicode MS" w:hAnsi="Arial Unicode MS" w:cs="Arial Unicode MS"/>
+        </w:rPr>
+        <w:lastRenderedPageBreak/>
+        <w:t>อัตโนมัติ</w:t>
+      </w:r>
+      <w:proofErr w:type="spellEnd"/>
     </w:p>
     <w:p>
       <w:pPr>
@@ -1246,8 +2956,13 @@
         </w:rPr>
         <w:t xml:space="preserve"> </w:t>
       </w:r>
-      <w:r>
-        <w:t xml:space="preserve">document_items)" </w:t>
+      <w:proofErr w:type="spellStart"/>
+      <w:r>
+        <w:t>document_items</w:t>
+      </w:r>
+      <w:proofErr w:type="spellEnd"/>
+      <w:r>
+        <w:t xml:space="preserve">)" </w:t>
       </w:r>
       <w:r>
         <w:rPr>
@@ -1294,23 +3009,20 @@
         </w:rPr>
         <w:t xml:space="preserve"> </w:t>
       </w:r>
-      <w:r>
-        <w:t xml:space="preserve">production_job_operations)" </w:t>
+      <w:proofErr w:type="spellStart"/>
+      <w:r>
+        <w:t>production_job_operations</w:t>
+      </w:r>
+      <w:proofErr w:type="spellEnd"/>
+      <w:r>
+        <w:t xml:space="preserve">)" </w:t>
       </w:r>
       <w:r>
         <w:rPr>
           <w:rFonts w:cs="Angsana New" w:hint="cs"/>
           <w:cs/>
         </w:rPr>
-        <w:t>ที่</w:t>
-      </w:r>
-      <w:r>
-        <w:rPr>
-          <w:rFonts w:cs="Angsana New" w:hint="cs"/>
-          <w:cs/>
-        </w:rPr>
-        <w:lastRenderedPageBreak/>
-        <w:t>สถานะเป็น</w:t>
+        <w:t>ที่สถานะเป็น</w:t>
       </w:r>
       <w:r>
         <w:rPr>
@@ -1344,11 +3056,19 @@
       <w:pPr>
         <w:pStyle w:val="Heading3"/>
       </w:pPr>
-      <w:r>
-        <w:rPr>
-          <w:rFonts w:ascii="Arial Unicode MS" w:eastAsia="Arial Unicode MS" w:hAnsi="Arial Unicode MS" w:cs="Arial Unicode MS"/>
-        </w:rPr>
-        <w:t>กลุ่มงานค่าใช้จ่ายและสินทรัพย์ (Expenses &amp; Fixed Assets)</w:t>
+      <w:proofErr w:type="spellStart"/>
+      <w:r>
+        <w:rPr>
+          <w:rFonts w:ascii="Arial Unicode MS" w:eastAsia="Arial Unicode MS" w:hAnsi="Arial Unicode MS" w:cs="Arial Unicode MS"/>
+        </w:rPr>
+        <w:t>กลุ่มงานค่าใช้จ่ายและสินทรัพย์</w:t>
+      </w:r>
+      <w:proofErr w:type="spellEnd"/>
+      <w:r>
+        <w:rPr>
+          <w:rFonts w:ascii="Arial Unicode MS" w:eastAsia="Arial Unicode MS" w:hAnsi="Arial Unicode MS" w:cs="Arial Unicode MS"/>
+        </w:rPr>
+        <w:t xml:space="preserve"> (Expenses &amp; Fixed Assets)</w:t>
       </w:r>
     </w:p>
     <w:p>
@@ -1371,13 +3091,133 @@
           <w:b/>
           <w:bCs/>
         </w:rPr>
-        <w:t>EXP (Expense Voucher - ใบสำคัญจ่าย/บิลค่าใช้จ่าย):</w:t>
-      </w:r>
-      <w:r>
-        <w:rPr>
-          <w:rFonts w:ascii="Arial Unicode MS" w:eastAsia="Arial Unicode MS" w:hAnsi="Arial Unicode MS" w:cs="Arial Unicode MS"/>
-        </w:rPr>
-        <w:t xml:space="preserve"> บันทึกค่าใช้จ่ายดำเนินงาน (OPEX) ทั่วไป (เช่น ค่าไฟ, ค่าน้ำ, ค่าซ่อมแซม)</w:t>
+        <w:t xml:space="preserve">EXP (Expense Voucher - </w:t>
+      </w:r>
+      <w:proofErr w:type="spellStart"/>
+      <w:r>
+        <w:rPr>
+          <w:rFonts w:ascii="Arial Unicode MS" w:eastAsia="Arial Unicode MS" w:hAnsi="Arial Unicode MS" w:cs="Arial Unicode MS"/>
+          <w:b/>
+          <w:bCs/>
+        </w:rPr>
+        <w:t>ใบสำคัญจ่าย</w:t>
+      </w:r>
+      <w:proofErr w:type="spellEnd"/>
+      <w:r>
+        <w:rPr>
+          <w:rFonts w:ascii="Arial Unicode MS" w:eastAsia="Arial Unicode MS" w:hAnsi="Arial Unicode MS" w:cs="Arial Unicode MS"/>
+          <w:b/>
+          <w:bCs/>
+        </w:rPr>
+        <w:t>/</w:t>
+      </w:r>
+      <w:proofErr w:type="spellStart"/>
+      <w:r>
+        <w:rPr>
+          <w:rFonts w:ascii="Arial Unicode MS" w:eastAsia="Arial Unicode MS" w:hAnsi="Arial Unicode MS" w:cs="Arial Unicode MS"/>
+          <w:b/>
+          <w:bCs/>
+        </w:rPr>
+        <w:t>บิลค่าใช้จ่าย</w:t>
+      </w:r>
+      <w:proofErr w:type="spellEnd"/>
+      <w:r>
+        <w:rPr>
+          <w:rFonts w:ascii="Arial Unicode MS" w:eastAsia="Arial Unicode MS" w:hAnsi="Arial Unicode MS" w:cs="Arial Unicode MS"/>
+          <w:b/>
+          <w:bCs/>
+        </w:rPr>
+        <w:t>):</w:t>
+      </w:r>
+      <w:r>
+        <w:rPr>
+          <w:rFonts w:ascii="Arial Unicode MS" w:eastAsia="Arial Unicode MS" w:hAnsi="Arial Unicode MS" w:cs="Arial Unicode MS"/>
+        </w:rPr>
+        <w:t xml:space="preserve"> </w:t>
+      </w:r>
+      <w:proofErr w:type="spellStart"/>
+      <w:r>
+        <w:rPr>
+          <w:rFonts w:ascii="Arial Unicode MS" w:eastAsia="Arial Unicode MS" w:hAnsi="Arial Unicode MS" w:cs="Arial Unicode MS"/>
+        </w:rPr>
+        <w:t>บันทึกค่าใช้จ่ายดำเนินงาน</w:t>
+      </w:r>
+      <w:proofErr w:type="spellEnd"/>
+      <w:r>
+        <w:rPr>
+          <w:rFonts w:ascii="Arial Unicode MS" w:eastAsia="Arial Unicode MS" w:hAnsi="Arial Unicode MS" w:cs="Arial Unicode MS"/>
+        </w:rPr>
+        <w:t xml:space="preserve"> (OPEX) </w:t>
+      </w:r>
+      <w:proofErr w:type="spellStart"/>
+      <w:r>
+        <w:rPr>
+          <w:rFonts w:ascii="Arial Unicode MS" w:eastAsia="Arial Unicode MS" w:hAnsi="Arial Unicode MS" w:cs="Arial Unicode MS"/>
+        </w:rPr>
+        <w:t>ทั่วไป</w:t>
+      </w:r>
+      <w:proofErr w:type="spellEnd"/>
+      <w:r>
+        <w:rPr>
+          <w:rFonts w:ascii="Arial Unicode MS" w:eastAsia="Arial Unicode MS" w:hAnsi="Arial Unicode MS" w:cs="Arial Unicode MS"/>
+        </w:rPr>
+        <w:t xml:space="preserve"> (</w:t>
+      </w:r>
+      <w:proofErr w:type="spellStart"/>
+      <w:r>
+        <w:rPr>
+          <w:rFonts w:ascii="Arial Unicode MS" w:eastAsia="Arial Unicode MS" w:hAnsi="Arial Unicode MS" w:cs="Arial Unicode MS"/>
+        </w:rPr>
+        <w:t>เช่น</w:t>
+      </w:r>
+      <w:proofErr w:type="spellEnd"/>
+      <w:r>
+        <w:rPr>
+          <w:rFonts w:ascii="Arial Unicode MS" w:eastAsia="Arial Unicode MS" w:hAnsi="Arial Unicode MS" w:cs="Arial Unicode MS"/>
+        </w:rPr>
+        <w:t xml:space="preserve"> </w:t>
+      </w:r>
+      <w:proofErr w:type="spellStart"/>
+      <w:r>
+        <w:rPr>
+          <w:rFonts w:ascii="Arial Unicode MS" w:eastAsia="Arial Unicode MS" w:hAnsi="Arial Unicode MS" w:cs="Arial Unicode MS"/>
+        </w:rPr>
+        <w:t>ค่าไฟ</w:t>
+      </w:r>
+      <w:proofErr w:type="spellEnd"/>
+      <w:r>
+        <w:rPr>
+          <w:rFonts w:ascii="Arial Unicode MS" w:eastAsia="Arial Unicode MS" w:hAnsi="Arial Unicode MS" w:cs="Arial Unicode MS"/>
+        </w:rPr>
+        <w:t xml:space="preserve">, </w:t>
+      </w:r>
+      <w:proofErr w:type="spellStart"/>
+      <w:r>
+        <w:rPr>
+          <w:rFonts w:ascii="Arial Unicode MS" w:eastAsia="Arial Unicode MS" w:hAnsi="Arial Unicode MS" w:cs="Arial Unicode MS"/>
+        </w:rPr>
+        <w:t>ค่าน้ำ</w:t>
+      </w:r>
+      <w:proofErr w:type="spellEnd"/>
+      <w:r>
+        <w:rPr>
+          <w:rFonts w:ascii="Arial Unicode MS" w:eastAsia="Arial Unicode MS" w:hAnsi="Arial Unicode MS" w:cs="Arial Unicode MS"/>
+        </w:rPr>
+        <w:t xml:space="preserve">, </w:t>
+      </w:r>
+      <w:proofErr w:type="spellStart"/>
+      <w:r>
+        <w:rPr>
+          <w:rFonts w:ascii="Arial Unicode MS" w:eastAsia="Arial Unicode MS" w:hAnsi="Arial Unicode MS" w:cs="Arial Unicode MS"/>
+        </w:rPr>
+        <w:t>ค่าซ่อมแซม</w:t>
+      </w:r>
+      <w:proofErr w:type="spellEnd"/>
+      <w:r>
+        <w:rPr>
+          <w:rFonts w:ascii="Arial Unicode MS" w:eastAsia="Arial Unicode MS" w:hAnsi="Arial Unicode MS" w:cs="Arial Unicode MS"/>
+        </w:rPr>
+        <w:t>)</w:t>
       </w:r>
     </w:p>
     <w:p>
@@ -1400,13 +3240,115 @@
           <w:b/>
           <w:bCs/>
         </w:rPr>
-        <w:t>Fixed Asset (ทะเบียนสินทรัพย์):</w:t>
-      </w:r>
-      <w:r>
-        <w:rPr>
-          <w:rFonts w:ascii="Arial Unicode MS" w:eastAsia="Arial Unicode MS" w:hAnsi="Arial Unicode MS" w:cs="Arial Unicode MS"/>
-        </w:rPr>
-        <w:t xml:space="preserve"> สำหรับบิล EXP ที่ระบุหมวดหมู่ "พักสินทรัพย์รอขึ้นทะเบียน (Asset Clearing)" จะต้องนำมาขึ้นทะเบียนเป็น Fixed Asset เพื่อเตรียมตัดค่าเสื่อมราคา (Depreciation) ตามมาตรฐาน TFRS</w:t>
+        <w:t>Fixed Asset (</w:t>
+      </w:r>
+      <w:proofErr w:type="spellStart"/>
+      <w:r>
+        <w:rPr>
+          <w:rFonts w:ascii="Arial Unicode MS" w:eastAsia="Arial Unicode MS" w:hAnsi="Arial Unicode MS" w:cs="Arial Unicode MS"/>
+          <w:b/>
+          <w:bCs/>
+        </w:rPr>
+        <w:t>ทะเบียนสินทรัพย์</w:t>
+      </w:r>
+      <w:proofErr w:type="spellEnd"/>
+      <w:r>
+        <w:rPr>
+          <w:rFonts w:ascii="Arial Unicode MS" w:eastAsia="Arial Unicode MS" w:hAnsi="Arial Unicode MS" w:cs="Arial Unicode MS"/>
+          <w:b/>
+          <w:bCs/>
+        </w:rPr>
+        <w:t>):</w:t>
+      </w:r>
+      <w:r>
+        <w:rPr>
+          <w:rFonts w:ascii="Arial Unicode MS" w:eastAsia="Arial Unicode MS" w:hAnsi="Arial Unicode MS" w:cs="Arial Unicode MS"/>
+        </w:rPr>
+        <w:t xml:space="preserve"> </w:t>
+      </w:r>
+      <w:proofErr w:type="spellStart"/>
+      <w:r>
+        <w:rPr>
+          <w:rFonts w:ascii="Arial Unicode MS" w:eastAsia="Arial Unicode MS" w:hAnsi="Arial Unicode MS" w:cs="Arial Unicode MS"/>
+        </w:rPr>
+        <w:t>สำหรับบิล</w:t>
+      </w:r>
+      <w:proofErr w:type="spellEnd"/>
+      <w:r>
+        <w:rPr>
+          <w:rFonts w:ascii="Arial Unicode MS" w:eastAsia="Arial Unicode MS" w:hAnsi="Arial Unicode MS" w:cs="Arial Unicode MS"/>
+        </w:rPr>
+        <w:t xml:space="preserve"> EXP </w:t>
+      </w:r>
+      <w:proofErr w:type="spellStart"/>
+      <w:r>
+        <w:rPr>
+          <w:rFonts w:ascii="Arial Unicode MS" w:eastAsia="Arial Unicode MS" w:hAnsi="Arial Unicode MS" w:cs="Arial Unicode MS"/>
+        </w:rPr>
+        <w:t>ที่ระบุหมวดหมู่</w:t>
+      </w:r>
+      <w:proofErr w:type="spellEnd"/>
+      <w:r>
+        <w:rPr>
+          <w:rFonts w:ascii="Arial Unicode MS" w:eastAsia="Arial Unicode MS" w:hAnsi="Arial Unicode MS" w:cs="Arial Unicode MS"/>
+        </w:rPr>
+        <w:t xml:space="preserve"> "</w:t>
+      </w:r>
+      <w:proofErr w:type="spellStart"/>
+      <w:r>
+        <w:rPr>
+          <w:rFonts w:ascii="Arial Unicode MS" w:eastAsia="Arial Unicode MS" w:hAnsi="Arial Unicode MS" w:cs="Arial Unicode MS"/>
+        </w:rPr>
+        <w:t>พักสินทรัพย์รอขึ้นทะเบียน</w:t>
+      </w:r>
+      <w:proofErr w:type="spellEnd"/>
+      <w:r>
+        <w:rPr>
+          <w:rFonts w:ascii="Arial Unicode MS" w:eastAsia="Arial Unicode MS" w:hAnsi="Arial Unicode MS" w:cs="Arial Unicode MS"/>
+        </w:rPr>
+        <w:t xml:space="preserve"> (Asset Clearing)" </w:t>
+      </w:r>
+      <w:proofErr w:type="spellStart"/>
+      <w:r>
+        <w:rPr>
+          <w:rFonts w:ascii="Arial Unicode MS" w:eastAsia="Arial Unicode MS" w:hAnsi="Arial Unicode MS" w:cs="Arial Unicode MS"/>
+        </w:rPr>
+        <w:t>จะต้องนำมาขึ้นทะเบียนเป็น</w:t>
+      </w:r>
+      <w:proofErr w:type="spellEnd"/>
+      <w:r>
+        <w:rPr>
+          <w:rFonts w:ascii="Arial Unicode MS" w:eastAsia="Arial Unicode MS" w:hAnsi="Arial Unicode MS" w:cs="Arial Unicode MS"/>
+        </w:rPr>
+        <w:t xml:space="preserve"> Fixed Asset </w:t>
+      </w:r>
+      <w:proofErr w:type="spellStart"/>
+      <w:r>
+        <w:rPr>
+          <w:rFonts w:ascii="Arial Unicode MS" w:eastAsia="Arial Unicode MS" w:hAnsi="Arial Unicode MS" w:cs="Arial Unicode MS"/>
+        </w:rPr>
+        <w:t>เพื่อเตรียมตัดค่าเสื่อมราคา</w:t>
+      </w:r>
+      <w:proofErr w:type="spellEnd"/>
+      <w:r>
+        <w:rPr>
+          <w:rFonts w:ascii="Arial Unicode MS" w:eastAsia="Arial Unicode MS" w:hAnsi="Arial Unicode MS" w:cs="Arial Unicode MS"/>
+        </w:rPr>
+        <w:t xml:space="preserve"> (Depreciation) </w:t>
+      </w:r>
+      <w:proofErr w:type="spellStart"/>
+      <w:r>
+        <w:rPr>
+          <w:rFonts w:ascii="Arial Unicode MS" w:eastAsia="Arial Unicode MS" w:hAnsi="Arial Unicode MS" w:cs="Arial Unicode MS"/>
+        </w:rPr>
+        <w:t>ตามมาตรฐาน</w:t>
+      </w:r>
+      <w:proofErr w:type="spellEnd"/>
+      <w:r>
+        <w:rPr>
+          <w:rFonts w:ascii="Arial Unicode MS" w:eastAsia="Arial Unicode MS" w:hAnsi="Arial Unicode MS" w:cs="Arial Unicode MS"/>
+        </w:rPr>
+        <w:t xml:space="preserve"> TFRS</w:t>
       </w:r>
     </w:p>
     <w:p>
@@ -1417,7 +3359,21 @@
         <w:rPr>
           <w:rFonts w:ascii="Arial Unicode MS" w:eastAsia="Arial Unicode MS" w:hAnsi="Arial Unicode MS" w:cs="Arial Unicode MS"/>
         </w:rPr>
-        <w:t>2. วงจรชีวิตของเอกสาร (Document Lifecycle)</w:t>
+        <w:t xml:space="preserve">2. </w:t>
+      </w:r>
+      <w:proofErr w:type="spellStart"/>
+      <w:r>
+        <w:rPr>
+          <w:rFonts w:ascii="Arial Unicode MS" w:eastAsia="Arial Unicode MS" w:hAnsi="Arial Unicode MS" w:cs="Arial Unicode MS"/>
+        </w:rPr>
+        <w:t>วงจรชีวิตของเอกสาร</w:t>
+      </w:r>
+      <w:proofErr w:type="spellEnd"/>
+      <w:r>
+        <w:rPr>
+          <w:rFonts w:ascii="Arial Unicode MS" w:eastAsia="Arial Unicode MS" w:hAnsi="Arial Unicode MS" w:cs="Arial Unicode MS"/>
+        </w:rPr>
+        <w:t xml:space="preserve"> (Document Lifecycle)</w:t>
       </w:r>
     </w:p>
     <w:p>
@@ -1430,11 +3386,47 @@
           <w:between w:val="nil"/>
         </w:pBdr>
       </w:pPr>
-      <w:r>
-        <w:rPr>
-          <w:rFonts w:ascii="Arial Unicode MS" w:eastAsia="Arial Unicode MS" w:hAnsi="Arial Unicode MS" w:cs="Arial Unicode MS"/>
-        </w:rPr>
-        <w:t xml:space="preserve">เพื่อรักษาความถูกต้องของข้อมูลตามหลักการบัญชี ERP ทั่วโลก เราบังคับใช้กฎ </w:t>
+      <w:proofErr w:type="spellStart"/>
+      <w:r>
+        <w:rPr>
+          <w:rFonts w:ascii="Arial Unicode MS" w:eastAsia="Arial Unicode MS" w:hAnsi="Arial Unicode MS" w:cs="Arial Unicode MS"/>
+        </w:rPr>
+        <w:t>เพื่อรักษาความถูกต้องของข้อมูลตามหลักการบัญชี</w:t>
+      </w:r>
+      <w:proofErr w:type="spellEnd"/>
+      <w:r>
+        <w:rPr>
+          <w:rFonts w:ascii="Arial Unicode MS" w:eastAsia="Arial Unicode MS" w:hAnsi="Arial Unicode MS" w:cs="Arial Unicode MS"/>
+        </w:rPr>
+        <w:t xml:space="preserve"> ERP </w:t>
+      </w:r>
+      <w:proofErr w:type="spellStart"/>
+      <w:r>
+        <w:rPr>
+          <w:rFonts w:ascii="Arial Unicode MS" w:eastAsia="Arial Unicode MS" w:hAnsi="Arial Unicode MS" w:cs="Arial Unicode MS"/>
+        </w:rPr>
+        <w:t>ทั่วโลก</w:t>
+      </w:r>
+      <w:proofErr w:type="spellEnd"/>
+      <w:r>
+        <w:rPr>
+          <w:rFonts w:ascii="Arial Unicode MS" w:eastAsia="Arial Unicode MS" w:hAnsi="Arial Unicode MS" w:cs="Arial Unicode MS"/>
+        </w:rPr>
+        <w:t xml:space="preserve"> </w:t>
+      </w:r>
+      <w:proofErr w:type="spellStart"/>
+      <w:r>
+        <w:rPr>
+          <w:rFonts w:ascii="Arial Unicode MS" w:eastAsia="Arial Unicode MS" w:hAnsi="Arial Unicode MS" w:cs="Arial Unicode MS"/>
+        </w:rPr>
+        <w:t>เราบังคับใช้กฎ</w:t>
+      </w:r>
+      <w:proofErr w:type="spellEnd"/>
+      <w:r>
+        <w:rPr>
+          <w:rFonts w:ascii="Arial Unicode MS" w:eastAsia="Arial Unicode MS" w:hAnsi="Arial Unicode MS" w:cs="Arial Unicode MS"/>
+        </w:rPr>
+        <w:t xml:space="preserve"> </w:t>
       </w:r>
       <w:r>
         <w:rPr>
@@ -1447,7 +3439,35 @@
         <w:rPr>
           <w:rFonts w:ascii="Arial Unicode MS" w:eastAsia="Arial Unicode MS" w:hAnsi="Arial Unicode MS" w:cs="Arial Unicode MS"/>
         </w:rPr>
-        <w:t xml:space="preserve"> (รันเลขทีหลัง) และ </w:t>
+        <w:t xml:space="preserve"> (</w:t>
+      </w:r>
+      <w:proofErr w:type="spellStart"/>
+      <w:r>
+        <w:rPr>
+          <w:rFonts w:ascii="Arial Unicode MS" w:eastAsia="Arial Unicode MS" w:hAnsi="Arial Unicode MS" w:cs="Arial Unicode MS"/>
+        </w:rPr>
+        <w:t>รันเลขทีหลัง</w:t>
+      </w:r>
+      <w:proofErr w:type="spellEnd"/>
+      <w:r>
+        <w:rPr>
+          <w:rFonts w:ascii="Arial Unicode MS" w:eastAsia="Arial Unicode MS" w:hAnsi="Arial Unicode MS" w:cs="Arial Unicode MS"/>
+        </w:rPr>
+        <w:t xml:space="preserve">) </w:t>
+      </w:r>
+      <w:proofErr w:type="spellStart"/>
+      <w:r>
+        <w:rPr>
+          <w:rFonts w:ascii="Arial Unicode MS" w:eastAsia="Arial Unicode MS" w:hAnsi="Arial Unicode MS" w:cs="Arial Unicode MS"/>
+        </w:rPr>
+        <w:t>และ</w:t>
+      </w:r>
+      <w:proofErr w:type="spellEnd"/>
+      <w:r>
+        <w:rPr>
+          <w:rFonts w:ascii="Arial Unicode MS" w:eastAsia="Arial Unicode MS" w:hAnsi="Arial Unicode MS" w:cs="Arial Unicode MS"/>
+        </w:rPr>
+        <w:t xml:space="preserve"> </w:t>
       </w:r>
       <w:r>
         <w:rPr>
@@ -1460,7 +3480,21 @@
         <w:rPr>
           <w:rFonts w:ascii="Arial Unicode MS" w:eastAsia="Arial Unicode MS" w:hAnsi="Arial Unicode MS" w:cs="Arial Unicode MS"/>
         </w:rPr>
-        <w:t xml:space="preserve"> ดังนี้:</w:t>
+        <w:t xml:space="preserve"> </w:t>
+      </w:r>
+      <w:proofErr w:type="spellStart"/>
+      <w:r>
+        <w:rPr>
+          <w:rFonts w:ascii="Arial Unicode MS" w:eastAsia="Arial Unicode MS" w:hAnsi="Arial Unicode MS" w:cs="Arial Unicode MS"/>
+        </w:rPr>
+        <w:t>ดังนี้</w:t>
+      </w:r>
+      <w:proofErr w:type="spellEnd"/>
+      <w:r>
+        <w:rPr>
+          <w:rFonts w:ascii="Arial Unicode MS" w:eastAsia="Arial Unicode MS" w:hAnsi="Arial Unicode MS" w:cs="Arial Unicode MS"/>
+        </w:rPr>
+        <w:t>:</w:t>
       </w:r>
     </w:p>
     <w:p>
@@ -1483,7 +3517,25 @@
           <w:b/>
           <w:bCs/>
         </w:rPr>
-        <w:t>DRAFT (ร่างเอกสาร):</w:t>
+        <w:t>DRAFT (</w:t>
+      </w:r>
+      <w:proofErr w:type="spellStart"/>
+      <w:r>
+        <w:rPr>
+          <w:rFonts w:ascii="Arial Unicode MS" w:eastAsia="Arial Unicode MS" w:hAnsi="Arial Unicode MS" w:cs="Arial Unicode MS"/>
+          <w:b/>
+          <w:bCs/>
+        </w:rPr>
+        <w:t>ร่างเอกสาร</w:t>
+      </w:r>
+      <w:proofErr w:type="spellEnd"/>
+      <w:r>
+        <w:rPr>
+          <w:rFonts w:ascii="Arial Unicode MS" w:eastAsia="Arial Unicode MS" w:hAnsi="Arial Unicode MS" w:cs="Arial Unicode MS"/>
+          <w:b/>
+          <w:bCs/>
+        </w:rPr>
+        <w:t>):</w:t>
       </w:r>
     </w:p>
     <w:p>
@@ -1500,12 +3552,42 @@
           <w:between w:val="nil"/>
         </w:pBdr>
       </w:pPr>
-      <w:r>
-        <w:rPr>
-          <w:rFonts w:ascii="Arial Unicode MS" w:eastAsia="Arial Unicode MS" w:hAnsi="Arial Unicode MS" w:cs="Arial Unicode MS"/>
-        </w:rPr>
-        <w:t>ระบบจะยังไม่รันเลขที่เอกสารจริง จะใช้รหัสชั่วคราว DRAFT-YYYYMMDDHHmmss</w:t>
-      </w:r>
+      <w:proofErr w:type="spellStart"/>
+      <w:r>
+        <w:rPr>
+          <w:rFonts w:ascii="Arial Unicode MS" w:eastAsia="Arial Unicode MS" w:hAnsi="Arial Unicode MS" w:cs="Arial Unicode MS"/>
+        </w:rPr>
+        <w:t>ระบบจะยังไม่รันเลขที่เอกสารจริง</w:t>
+      </w:r>
+      <w:proofErr w:type="spellEnd"/>
+      <w:r>
+        <w:rPr>
+          <w:rFonts w:ascii="Arial Unicode MS" w:eastAsia="Arial Unicode MS" w:hAnsi="Arial Unicode MS" w:cs="Arial Unicode MS"/>
+        </w:rPr>
+        <w:t xml:space="preserve"> </w:t>
+      </w:r>
+      <w:proofErr w:type="spellStart"/>
+      <w:r>
+        <w:rPr>
+          <w:rFonts w:ascii="Arial Unicode MS" w:eastAsia="Arial Unicode MS" w:hAnsi="Arial Unicode MS" w:cs="Arial Unicode MS"/>
+        </w:rPr>
+        <w:t>จะใช้รหัสชั่วคราว</w:t>
+      </w:r>
+      <w:proofErr w:type="spellEnd"/>
+      <w:r>
+        <w:rPr>
+          <w:rFonts w:ascii="Arial Unicode MS" w:eastAsia="Arial Unicode MS" w:hAnsi="Arial Unicode MS" w:cs="Arial Unicode MS"/>
+        </w:rPr>
+        <w:t xml:space="preserve"> DRAFT-</w:t>
+      </w:r>
+      <w:proofErr w:type="spellStart"/>
+      <w:r>
+        <w:rPr>
+          <w:rFonts w:ascii="Arial Unicode MS" w:eastAsia="Arial Unicode MS" w:hAnsi="Arial Unicode MS" w:cs="Arial Unicode MS"/>
+        </w:rPr>
+        <w:t>YYYYMMDDHHmmss</w:t>
+      </w:r>
+      <w:proofErr w:type="spellEnd"/>
     </w:p>
     <w:p>
       <w:pPr>
@@ -1521,12 +3603,28 @@
           <w:between w:val="nil"/>
         </w:pBdr>
       </w:pPr>
-      <w:r>
-        <w:rPr>
-          <w:rFonts w:ascii="Arial Unicode MS" w:eastAsia="Arial Unicode MS" w:hAnsi="Arial Unicode MS" w:cs="Arial Unicode MS"/>
-        </w:rPr>
-        <w:t>ข้อมูลยังไม่มีผลใดๆ ทางบัญชีและสต็อก</w:t>
-      </w:r>
+      <w:proofErr w:type="spellStart"/>
+      <w:r>
+        <w:rPr>
+          <w:rFonts w:ascii="Arial Unicode MS" w:eastAsia="Arial Unicode MS" w:hAnsi="Arial Unicode MS" w:cs="Arial Unicode MS"/>
+        </w:rPr>
+        <w:t>ข้อมูลยังไม่มีผลใดๆ</w:t>
+      </w:r>
+      <w:proofErr w:type="spellEnd"/>
+      <w:r>
+        <w:rPr>
+          <w:rFonts w:ascii="Arial Unicode MS" w:eastAsia="Arial Unicode MS" w:hAnsi="Arial Unicode MS" w:cs="Arial Unicode MS"/>
+        </w:rPr>
+        <w:t xml:space="preserve"> </w:t>
+      </w:r>
+      <w:proofErr w:type="spellStart"/>
+      <w:r>
+        <w:rPr>
+          <w:rFonts w:ascii="Arial Unicode MS" w:eastAsia="Arial Unicode MS" w:hAnsi="Arial Unicode MS" w:cs="Arial Unicode MS"/>
+        </w:rPr>
+        <w:t>ทางบัญชีและสต็อก</w:t>
+      </w:r>
+      <w:proofErr w:type="spellEnd"/>
     </w:p>
     <w:p>
       <w:pPr>
@@ -1542,12 +3640,14 @@
           <w:between w:val="nil"/>
         </w:pBdr>
       </w:pPr>
+      <w:proofErr w:type="spellStart"/>
       <w:r>
         <w:rPr>
           <w:rFonts w:ascii="Arial Unicode MS" w:eastAsia="Arial Unicode MS" w:hAnsi="Arial Unicode MS" w:cs="Arial Unicode MS"/>
         </w:rPr>
         <w:t>สามารถแก้ไขข้อมูลได้อิสระ</w:t>
       </w:r>
+      <w:proofErr w:type="spellEnd"/>
     </w:p>
     <w:p>
       <w:pPr>
@@ -1563,26 +3663,66 @@
           <w:between w:val="nil"/>
         </w:pBdr>
       </w:pPr>
-      <w:r>
-        <w:rPr>
-          <w:rFonts w:ascii="Arial Unicode MS" w:eastAsia="Arial Unicode MS" w:hAnsi="Arial Unicode MS" w:cs="Arial Unicode MS"/>
-        </w:rPr>
-        <w:t xml:space="preserve">หากต้องการยกเลิก ต้องใช้คำสั่ง </w:t>
-      </w:r>
-      <w:r>
-        <w:rPr>
-          <w:rFonts w:ascii="Arial Unicode MS" w:eastAsia="Arial Unicode MS" w:hAnsi="Arial Unicode MS" w:cs="Arial Unicode MS"/>
-          <w:b/>
-          <w:bCs/>
-        </w:rPr>
-        <w:t>ลบ (DELETE)</w:t>
-      </w:r>
-      <w:r>
-        <w:rPr>
-          <w:rFonts w:ascii="Arial Unicode MS" w:eastAsia="Arial Unicode MS" w:hAnsi="Arial Unicode MS" w:cs="Arial Unicode MS"/>
-        </w:rPr>
-        <w:t xml:space="preserve"> เท่านั้น</w:t>
-      </w:r>
+      <w:proofErr w:type="spellStart"/>
+      <w:r>
+        <w:rPr>
+          <w:rFonts w:ascii="Arial Unicode MS" w:eastAsia="Arial Unicode MS" w:hAnsi="Arial Unicode MS" w:cs="Arial Unicode MS"/>
+        </w:rPr>
+        <w:t>หากต้องการยกเลิก</w:t>
+      </w:r>
+      <w:proofErr w:type="spellEnd"/>
+      <w:r>
+        <w:rPr>
+          <w:rFonts w:ascii="Arial Unicode MS" w:eastAsia="Arial Unicode MS" w:hAnsi="Arial Unicode MS" w:cs="Arial Unicode MS"/>
+        </w:rPr>
+        <w:t xml:space="preserve"> </w:t>
+      </w:r>
+      <w:proofErr w:type="spellStart"/>
+      <w:r>
+        <w:rPr>
+          <w:rFonts w:ascii="Arial Unicode MS" w:eastAsia="Arial Unicode MS" w:hAnsi="Arial Unicode MS" w:cs="Arial Unicode MS"/>
+        </w:rPr>
+        <w:t>ต้องใช้คำสั่ง</w:t>
+      </w:r>
+      <w:proofErr w:type="spellEnd"/>
+      <w:r>
+        <w:rPr>
+          <w:rFonts w:ascii="Arial Unicode MS" w:eastAsia="Arial Unicode MS" w:hAnsi="Arial Unicode MS" w:cs="Arial Unicode MS"/>
+        </w:rPr>
+        <w:t xml:space="preserve"> </w:t>
+      </w:r>
+      <w:proofErr w:type="spellStart"/>
+      <w:r>
+        <w:rPr>
+          <w:rFonts w:ascii="Arial Unicode MS" w:eastAsia="Arial Unicode MS" w:hAnsi="Arial Unicode MS" w:cs="Arial Unicode MS"/>
+          <w:b/>
+          <w:bCs/>
+        </w:rPr>
+        <w:t>ลบ</w:t>
+      </w:r>
+      <w:proofErr w:type="spellEnd"/>
+      <w:r>
+        <w:rPr>
+          <w:rFonts w:ascii="Arial Unicode MS" w:eastAsia="Arial Unicode MS" w:hAnsi="Arial Unicode MS" w:cs="Arial Unicode MS"/>
+          <w:b/>
+          <w:bCs/>
+        </w:rPr>
+        <w:t xml:space="preserve"> (DELETE)</w:t>
+      </w:r>
+      <w:r>
+        <w:rPr>
+          <w:rFonts w:ascii="Arial Unicode MS" w:eastAsia="Arial Unicode MS" w:hAnsi="Arial Unicode MS" w:cs="Arial Unicode MS"/>
+        </w:rPr>
+        <w:t xml:space="preserve"> </w:t>
+      </w:r>
+      <w:proofErr w:type="spellStart"/>
+      <w:r>
+        <w:rPr>
+          <w:rFonts w:ascii="Arial Unicode MS" w:eastAsia="Arial Unicode MS" w:hAnsi="Arial Unicode MS" w:cs="Arial Unicode MS"/>
+        </w:rPr>
+        <w:t>เท่านั้น</w:t>
+      </w:r>
+      <w:proofErr w:type="spellEnd"/>
     </w:p>
     <w:p>
       <w:pPr>
@@ -1604,7 +3744,25 @@
           <w:b/>
           <w:bCs/>
         </w:rPr>
-        <w:t>PENDING (รออนุมัติ):</w:t>
+        <w:t>PENDING (</w:t>
+      </w:r>
+      <w:proofErr w:type="spellStart"/>
+      <w:r>
+        <w:rPr>
+          <w:rFonts w:ascii="Arial Unicode MS" w:eastAsia="Arial Unicode MS" w:hAnsi="Arial Unicode MS" w:cs="Arial Unicode MS"/>
+          <w:b/>
+          <w:bCs/>
+        </w:rPr>
+        <w:t>รออนุมัติ</w:t>
+      </w:r>
+      <w:proofErr w:type="spellEnd"/>
+      <w:r>
+        <w:rPr>
+          <w:rFonts w:ascii="Arial Unicode MS" w:eastAsia="Arial Unicode MS" w:hAnsi="Arial Unicode MS" w:cs="Arial Unicode MS"/>
+          <w:b/>
+          <w:bCs/>
+        </w:rPr>
+        <w:t>):</w:t>
       </w:r>
     </w:p>
     <w:p>
@@ -1621,11 +3779,103 @@
           <w:between w:val="nil"/>
         </w:pBdr>
       </w:pPr>
-      <w:r>
-        <w:rPr>
-          <w:rFonts w:ascii="Arial Unicode MS" w:eastAsia="Arial Unicode MS" w:hAnsi="Arial Unicode MS" w:cs="Arial Unicode MS"/>
-        </w:rPr>
-        <w:t>สำหรับเอกสารที่เข้าเงื่อนไข Maker-Checker (เช่น บิลค่าใช้จ่ายยอดเกิน 5,000 บาท) สถานะหลักจะยังคงเป็น DRAFT แต่มี approval_status = 'PENDING'</w:t>
+      <w:proofErr w:type="spellStart"/>
+      <w:r>
+        <w:rPr>
+          <w:rFonts w:ascii="Arial Unicode MS" w:eastAsia="Arial Unicode MS" w:hAnsi="Arial Unicode MS" w:cs="Arial Unicode MS"/>
+        </w:rPr>
+        <w:t>สำหรับเอกสารที่เข้าเงื่อนไข</w:t>
+      </w:r>
+      <w:proofErr w:type="spellEnd"/>
+      <w:r>
+        <w:rPr>
+          <w:rFonts w:ascii="Arial Unicode MS" w:eastAsia="Arial Unicode MS" w:hAnsi="Arial Unicode MS" w:cs="Arial Unicode MS"/>
+        </w:rPr>
+        <w:t xml:space="preserve"> Maker-Checker (</w:t>
+      </w:r>
+      <w:proofErr w:type="spellStart"/>
+      <w:r>
+        <w:rPr>
+          <w:rFonts w:ascii="Arial Unicode MS" w:eastAsia="Arial Unicode MS" w:hAnsi="Arial Unicode MS" w:cs="Arial Unicode MS"/>
+        </w:rPr>
+        <w:t>เช่น</w:t>
+      </w:r>
+      <w:proofErr w:type="spellEnd"/>
+      <w:r>
+        <w:rPr>
+          <w:rFonts w:ascii="Arial Unicode MS" w:eastAsia="Arial Unicode MS" w:hAnsi="Arial Unicode MS" w:cs="Arial Unicode MS"/>
+        </w:rPr>
+        <w:t xml:space="preserve"> </w:t>
+      </w:r>
+      <w:proofErr w:type="spellStart"/>
+      <w:r>
+        <w:rPr>
+          <w:rFonts w:ascii="Arial Unicode MS" w:eastAsia="Arial Unicode MS" w:hAnsi="Arial Unicode MS" w:cs="Arial Unicode MS"/>
+        </w:rPr>
+        <w:t>บิลค่าใช้จ่ายยอดเกิน</w:t>
+      </w:r>
+      <w:proofErr w:type="spellEnd"/>
+      <w:r>
+        <w:rPr>
+          <w:rFonts w:ascii="Arial Unicode MS" w:eastAsia="Arial Unicode MS" w:hAnsi="Arial Unicode MS" w:cs="Arial Unicode MS"/>
+        </w:rPr>
+        <w:t xml:space="preserve"> 5,000 </w:t>
+      </w:r>
+      <w:proofErr w:type="spellStart"/>
+      <w:r>
+        <w:rPr>
+          <w:rFonts w:ascii="Arial Unicode MS" w:eastAsia="Arial Unicode MS" w:hAnsi="Arial Unicode MS" w:cs="Arial Unicode MS"/>
+        </w:rPr>
+        <w:t>บาท</w:t>
+      </w:r>
+      <w:proofErr w:type="spellEnd"/>
+      <w:r>
+        <w:rPr>
+          <w:rFonts w:ascii="Arial Unicode MS" w:eastAsia="Arial Unicode MS" w:hAnsi="Arial Unicode MS" w:cs="Arial Unicode MS"/>
+        </w:rPr>
+        <w:t xml:space="preserve">) </w:t>
+      </w:r>
+      <w:proofErr w:type="spellStart"/>
+      <w:r>
+        <w:rPr>
+          <w:rFonts w:ascii="Arial Unicode MS" w:eastAsia="Arial Unicode MS" w:hAnsi="Arial Unicode MS" w:cs="Arial Unicode MS"/>
+        </w:rPr>
+        <w:t>สถานะหลักจะยังคงเป็น</w:t>
+      </w:r>
+      <w:proofErr w:type="spellEnd"/>
+      <w:r>
+        <w:rPr>
+          <w:rFonts w:ascii="Arial Unicode MS" w:eastAsia="Arial Unicode MS" w:hAnsi="Arial Unicode MS" w:cs="Arial Unicode MS"/>
+        </w:rPr>
+        <w:t xml:space="preserve"> DRAFT </w:t>
+      </w:r>
+      <w:proofErr w:type="spellStart"/>
+      <w:r>
+        <w:rPr>
+          <w:rFonts w:ascii="Arial Unicode MS" w:eastAsia="Arial Unicode MS" w:hAnsi="Arial Unicode MS" w:cs="Arial Unicode MS"/>
+        </w:rPr>
+        <w:t>แต่มี</w:t>
+      </w:r>
+      <w:proofErr w:type="spellEnd"/>
+      <w:r>
+        <w:rPr>
+          <w:rFonts w:ascii="Arial Unicode MS" w:eastAsia="Arial Unicode MS" w:hAnsi="Arial Unicode MS" w:cs="Arial Unicode MS"/>
+        </w:rPr>
+        <w:t xml:space="preserve"> </w:t>
+      </w:r>
+      <w:proofErr w:type="spellStart"/>
+      <w:r>
+        <w:rPr>
+          <w:rFonts w:ascii="Arial Unicode MS" w:eastAsia="Arial Unicode MS" w:hAnsi="Arial Unicode MS" w:cs="Arial Unicode MS"/>
+        </w:rPr>
+        <w:t>approval_status</w:t>
+      </w:r>
+      <w:proofErr w:type="spellEnd"/>
+      <w:r>
+        <w:rPr>
+          <w:rFonts w:ascii="Arial Unicode MS" w:eastAsia="Arial Unicode MS" w:hAnsi="Arial Unicode MS" w:cs="Arial Unicode MS"/>
+        </w:rPr>
+        <w:t xml:space="preserve"> = 'PENDING'</w:t>
       </w:r>
     </w:p>
     <w:p>
@@ -1642,11 +3892,19 @@
           <w:between w:val="nil"/>
         </w:pBdr>
       </w:pPr>
-      <w:r>
-        <w:rPr>
-          <w:rFonts w:ascii="Arial Unicode MS" w:eastAsia="Arial Unicode MS" w:hAnsi="Arial Unicode MS" w:cs="Arial Unicode MS"/>
-        </w:rPr>
-        <w:t>ห้ามแก้ไขข้อมูลจนกว่าจะถูกตีกลับ (REJECTED)</w:t>
+      <w:proofErr w:type="spellStart"/>
+      <w:r>
+        <w:rPr>
+          <w:rFonts w:ascii="Arial Unicode MS" w:eastAsia="Arial Unicode MS" w:hAnsi="Arial Unicode MS" w:cs="Arial Unicode MS"/>
+        </w:rPr>
+        <w:t>ห้ามแก้ไขข้อมูลจนกว่าจะถูกตีกลับ</w:t>
+      </w:r>
+      <w:proofErr w:type="spellEnd"/>
+      <w:r>
+        <w:rPr>
+          <w:rFonts w:ascii="Arial Unicode MS" w:eastAsia="Arial Unicode MS" w:hAnsi="Arial Unicode MS" w:cs="Arial Unicode MS"/>
+        </w:rPr>
+        <w:t xml:space="preserve"> (REJECTED)</w:t>
       </w:r>
     </w:p>
     <w:p>
@@ -1669,7 +3927,43 @@
           <w:b/>
           <w:bCs/>
         </w:rPr>
-        <w:t>ISSUED (ยืนยัน/ออกเอกสารแล้ว):</w:t>
+        <w:t>ISSUED (</w:t>
+      </w:r>
+      <w:proofErr w:type="spellStart"/>
+      <w:r>
+        <w:rPr>
+          <w:rFonts w:ascii="Arial Unicode MS" w:eastAsia="Arial Unicode MS" w:hAnsi="Arial Unicode MS" w:cs="Arial Unicode MS"/>
+          <w:b/>
+          <w:bCs/>
+        </w:rPr>
+        <w:t>ยืนยัน</w:t>
+      </w:r>
+      <w:proofErr w:type="spellEnd"/>
+      <w:r>
+        <w:rPr>
+          <w:rFonts w:ascii="Arial Unicode MS" w:eastAsia="Arial Unicode MS" w:hAnsi="Arial Unicode MS" w:cs="Arial Unicode MS"/>
+          <w:b/>
+          <w:bCs/>
+        </w:rPr>
+        <w:t>/</w:t>
+      </w:r>
+      <w:proofErr w:type="spellStart"/>
+      <w:r>
+        <w:rPr>
+          <w:rFonts w:ascii="Arial Unicode MS" w:eastAsia="Arial Unicode MS" w:hAnsi="Arial Unicode MS" w:cs="Arial Unicode MS"/>
+          <w:b/>
+          <w:bCs/>
+        </w:rPr>
+        <w:t>ออกเอกสารแล้ว</w:t>
+      </w:r>
+      <w:proofErr w:type="spellEnd"/>
+      <w:r>
+        <w:rPr>
+          <w:rFonts w:ascii="Arial Unicode MS" w:eastAsia="Arial Unicode MS" w:hAnsi="Arial Unicode MS" w:cs="Arial Unicode MS"/>
+          <w:b/>
+          <w:bCs/>
+        </w:rPr>
+        <w:t>):</w:t>
       </w:r>
     </w:p>
     <w:p>
@@ -1686,26 +3980,130 @@
           <w:between w:val="nil"/>
         </w:pBdr>
       </w:pPr>
-      <w:r>
-        <w:rPr>
-          <w:rFonts w:ascii="Arial Unicode MS" w:eastAsia="Arial Unicode MS" w:hAnsi="Arial Unicode MS" w:cs="Arial Unicode MS"/>
-        </w:rPr>
-        <w:t xml:space="preserve">เมื่อกดยืนยัน หรืออนุมัติผ่าน ระบบจะทำการ </w:t>
-      </w:r>
-      <w:r>
-        <w:rPr>
-          <w:rFonts w:ascii="Arial Unicode MS" w:eastAsia="Arial Unicode MS" w:hAnsi="Arial Unicode MS" w:cs="Arial Unicode MS"/>
-          <w:b/>
-          <w:bCs/>
-        </w:rPr>
-        <w:t>รันเลขที่เอกสารจริง (Running Number) ผ่าน RPC แบบ Lock Table</w:t>
-      </w:r>
-      <w:r>
-        <w:rPr>
-          <w:rFonts w:ascii="Arial Unicode MS" w:eastAsia="Arial Unicode MS" w:hAnsi="Arial Unicode MS" w:cs="Arial Unicode MS"/>
-        </w:rPr>
-        <w:t xml:space="preserve"> อัตโนมัติ ป้องกันปัญหาเลขบิลกระโดดหรือซ้ำซ้อน</w:t>
-      </w:r>
+      <w:proofErr w:type="spellStart"/>
+      <w:r>
+        <w:rPr>
+          <w:rFonts w:ascii="Arial Unicode MS" w:eastAsia="Arial Unicode MS" w:hAnsi="Arial Unicode MS" w:cs="Arial Unicode MS"/>
+        </w:rPr>
+        <w:t>เมื่อกดยืนยัน</w:t>
+      </w:r>
+      <w:proofErr w:type="spellEnd"/>
+      <w:r>
+        <w:rPr>
+          <w:rFonts w:ascii="Arial Unicode MS" w:eastAsia="Arial Unicode MS" w:hAnsi="Arial Unicode MS" w:cs="Arial Unicode MS"/>
+        </w:rPr>
+        <w:t xml:space="preserve"> </w:t>
+      </w:r>
+      <w:proofErr w:type="spellStart"/>
+      <w:r>
+        <w:rPr>
+          <w:rFonts w:ascii="Arial Unicode MS" w:eastAsia="Arial Unicode MS" w:hAnsi="Arial Unicode MS" w:cs="Arial Unicode MS"/>
+        </w:rPr>
+        <w:t>หรืออนุมัติผ่าน</w:t>
+      </w:r>
+      <w:proofErr w:type="spellEnd"/>
+      <w:r>
+        <w:rPr>
+          <w:rFonts w:ascii="Arial Unicode MS" w:eastAsia="Arial Unicode MS" w:hAnsi="Arial Unicode MS" w:cs="Arial Unicode MS"/>
+        </w:rPr>
+        <w:t xml:space="preserve"> </w:t>
+      </w:r>
+      <w:proofErr w:type="spellStart"/>
+      <w:r>
+        <w:rPr>
+          <w:rFonts w:ascii="Arial Unicode MS" w:eastAsia="Arial Unicode MS" w:hAnsi="Arial Unicode MS" w:cs="Arial Unicode MS"/>
+        </w:rPr>
+        <w:t>ระบบจะทำการ</w:t>
+      </w:r>
+      <w:proofErr w:type="spellEnd"/>
+      <w:r>
+        <w:rPr>
+          <w:rFonts w:ascii="Arial Unicode MS" w:eastAsia="Arial Unicode MS" w:hAnsi="Arial Unicode MS" w:cs="Arial Unicode MS"/>
+        </w:rPr>
+        <w:t xml:space="preserve"> </w:t>
+      </w:r>
+      <w:proofErr w:type="spellStart"/>
+      <w:r>
+        <w:rPr>
+          <w:rFonts w:ascii="Arial Unicode MS" w:eastAsia="Arial Unicode MS" w:hAnsi="Arial Unicode MS" w:cs="Arial Unicode MS"/>
+          <w:b/>
+          <w:bCs/>
+        </w:rPr>
+        <w:t>รันเลขที่เอกสารจริง</w:t>
+      </w:r>
+      <w:proofErr w:type="spellEnd"/>
+      <w:r>
+        <w:rPr>
+          <w:rFonts w:ascii="Arial Unicode MS" w:eastAsia="Arial Unicode MS" w:hAnsi="Arial Unicode MS" w:cs="Arial Unicode MS"/>
+          <w:b/>
+          <w:bCs/>
+        </w:rPr>
+        <w:t xml:space="preserve"> (Running Number) </w:t>
+      </w:r>
+      <w:proofErr w:type="spellStart"/>
+      <w:r>
+        <w:rPr>
+          <w:rFonts w:ascii="Arial Unicode MS" w:eastAsia="Arial Unicode MS" w:hAnsi="Arial Unicode MS" w:cs="Arial Unicode MS"/>
+          <w:b/>
+          <w:bCs/>
+        </w:rPr>
+        <w:t>ผ่าน</w:t>
+      </w:r>
+      <w:proofErr w:type="spellEnd"/>
+      <w:r>
+        <w:rPr>
+          <w:rFonts w:ascii="Arial Unicode MS" w:eastAsia="Arial Unicode MS" w:hAnsi="Arial Unicode MS" w:cs="Arial Unicode MS"/>
+          <w:b/>
+          <w:bCs/>
+        </w:rPr>
+        <w:t xml:space="preserve"> RPC </w:t>
+      </w:r>
+      <w:proofErr w:type="spellStart"/>
+      <w:r>
+        <w:rPr>
+          <w:rFonts w:ascii="Arial Unicode MS" w:eastAsia="Arial Unicode MS" w:hAnsi="Arial Unicode MS" w:cs="Arial Unicode MS"/>
+          <w:b/>
+          <w:bCs/>
+        </w:rPr>
+        <w:t>แบบ</w:t>
+      </w:r>
+      <w:proofErr w:type="spellEnd"/>
+      <w:r>
+        <w:rPr>
+          <w:rFonts w:ascii="Arial Unicode MS" w:eastAsia="Arial Unicode MS" w:hAnsi="Arial Unicode MS" w:cs="Arial Unicode MS"/>
+          <w:b/>
+          <w:bCs/>
+        </w:rPr>
+        <w:t xml:space="preserve"> Lock Table</w:t>
+      </w:r>
+      <w:r>
+        <w:rPr>
+          <w:rFonts w:ascii="Arial Unicode MS" w:eastAsia="Arial Unicode MS" w:hAnsi="Arial Unicode MS" w:cs="Arial Unicode MS"/>
+        </w:rPr>
+        <w:t xml:space="preserve"> </w:t>
+      </w:r>
+      <w:proofErr w:type="spellStart"/>
+      <w:r>
+        <w:rPr>
+          <w:rFonts w:ascii="Arial Unicode MS" w:eastAsia="Arial Unicode MS" w:hAnsi="Arial Unicode MS" w:cs="Arial Unicode MS"/>
+        </w:rPr>
+        <w:t>อัตโนมัติ</w:t>
+      </w:r>
+      <w:proofErr w:type="spellEnd"/>
+      <w:r>
+        <w:rPr>
+          <w:rFonts w:ascii="Arial Unicode MS" w:eastAsia="Arial Unicode MS" w:hAnsi="Arial Unicode MS" w:cs="Arial Unicode MS"/>
+        </w:rPr>
+        <w:t xml:space="preserve"> </w:t>
+      </w:r>
+      <w:proofErr w:type="spellStart"/>
+      <w:r>
+        <w:rPr>
+          <w:rFonts w:ascii="Arial Unicode MS" w:eastAsia="Arial Unicode MS" w:hAnsi="Arial Unicode MS" w:cs="Arial Unicode MS"/>
+        </w:rPr>
+        <w:t>ป้องกันปัญหาเลขบิลกระโดดหรือซ้ำซ้อน</w:t>
+      </w:r>
+      <w:proofErr w:type="spellEnd"/>
     </w:p>
     <w:p>
       <w:pPr>
@@ -1721,11 +4119,33 @@
           <w:between w:val="nil"/>
         </w:pBdr>
       </w:pPr>
-      <w:r>
-        <w:rPr>
-          <w:rFonts w:ascii="Arial Unicode MS" w:eastAsia="Arial Unicode MS" w:hAnsi="Arial Unicode MS" w:cs="Arial Unicode MS"/>
-        </w:rPr>
-        <w:t>ข้อมูลมีผลทางบัญชีและสต็อกทันที (ตามประเภทเอกสาร)</w:t>
+      <w:proofErr w:type="spellStart"/>
+      <w:r>
+        <w:rPr>
+          <w:rFonts w:ascii="Arial Unicode MS" w:eastAsia="Arial Unicode MS" w:hAnsi="Arial Unicode MS" w:cs="Arial Unicode MS"/>
+        </w:rPr>
+        <w:t>ข้อมูลมีผลทางบัญชีและสต็อกทันที</w:t>
+      </w:r>
+      <w:proofErr w:type="spellEnd"/>
+      <w:r>
+        <w:rPr>
+          <w:rFonts w:ascii="Arial Unicode MS" w:eastAsia="Arial Unicode MS" w:hAnsi="Arial Unicode MS" w:cs="Arial Unicode MS"/>
+        </w:rPr>
+        <w:t xml:space="preserve"> (</w:t>
+      </w:r>
+      <w:proofErr w:type="spellStart"/>
+      <w:r>
+        <w:rPr>
+          <w:rFonts w:ascii="Arial Unicode MS" w:eastAsia="Arial Unicode MS" w:hAnsi="Arial Unicode MS" w:cs="Arial Unicode MS"/>
+        </w:rPr>
+        <w:t>ตามประเภทเอกสาร</w:t>
+      </w:r>
+      <w:proofErr w:type="spellEnd"/>
+      <w:r>
+        <w:rPr>
+          <w:rFonts w:ascii="Arial Unicode MS" w:eastAsia="Arial Unicode MS" w:hAnsi="Arial Unicode MS" w:cs="Arial Unicode MS"/>
+        </w:rPr>
+        <w:t>)</w:t>
       </w:r>
     </w:p>
     <w:p>
@@ -1742,20 +4162,38 @@
           <w:between w:val="nil"/>
         </w:pBdr>
       </w:pPr>
-      <w:r>
-        <w:rPr>
-          <w:rFonts w:ascii="Arial Unicode MS" w:eastAsia="Arial Unicode MS" w:hAnsi="Arial Unicode MS" w:cs="Arial Unicode MS"/>
-          <w:b/>
-          <w:bCs/>
-        </w:rPr>
-        <w:t>ห้ามลบ (No Hard Delete)</w:t>
-      </w:r>
-      <w:r>
-        <w:rPr>
-          <w:rFonts w:ascii="Arial Unicode MS" w:eastAsia="Arial Unicode MS" w:hAnsi="Arial Unicode MS" w:cs="Arial Unicode MS"/>
-        </w:rPr>
-        <w:t xml:space="preserve"> โดยเด็ดขาด</w:t>
-      </w:r>
+      <w:proofErr w:type="spellStart"/>
+      <w:r>
+        <w:rPr>
+          <w:rFonts w:ascii="Arial Unicode MS" w:eastAsia="Arial Unicode MS" w:hAnsi="Arial Unicode MS" w:cs="Arial Unicode MS"/>
+          <w:b/>
+          <w:bCs/>
+        </w:rPr>
+        <w:t>ห้ามลบ</w:t>
+      </w:r>
+      <w:proofErr w:type="spellEnd"/>
+      <w:r>
+        <w:rPr>
+          <w:rFonts w:ascii="Arial Unicode MS" w:eastAsia="Arial Unicode MS" w:hAnsi="Arial Unicode MS" w:cs="Arial Unicode MS"/>
+          <w:b/>
+          <w:bCs/>
+        </w:rPr>
+        <w:t xml:space="preserve"> (No Hard Delete)</w:t>
+      </w:r>
+      <w:r>
+        <w:rPr>
+          <w:rFonts w:ascii="Arial Unicode MS" w:eastAsia="Arial Unicode MS" w:hAnsi="Arial Unicode MS" w:cs="Arial Unicode MS"/>
+        </w:rPr>
+        <w:t xml:space="preserve"> </w:t>
+      </w:r>
+      <w:proofErr w:type="spellStart"/>
+      <w:r>
+        <w:rPr>
+          <w:rFonts w:ascii="Arial Unicode MS" w:eastAsia="Arial Unicode MS" w:hAnsi="Arial Unicode MS" w:cs="Arial Unicode MS"/>
+        </w:rPr>
+        <w:t>โดยเด็ดขาด</w:t>
+      </w:r>
+      <w:proofErr w:type="spellEnd"/>
     </w:p>
     <w:p>
       <w:pPr>
@@ -1771,26 +4209,66 @@
           <w:between w:val="nil"/>
         </w:pBdr>
       </w:pPr>
-      <w:r>
-        <w:rPr>
-          <w:rFonts w:ascii="Arial Unicode MS" w:eastAsia="Arial Unicode MS" w:hAnsi="Arial Unicode MS" w:cs="Arial Unicode MS"/>
-        </w:rPr>
-        <w:t xml:space="preserve">หากข้อมูลผิดพลาด ต้องใช้คำสั่ง </w:t>
-      </w:r>
-      <w:r>
-        <w:rPr>
-          <w:rFonts w:ascii="Arial Unicode MS" w:eastAsia="Arial Unicode MS" w:hAnsi="Arial Unicode MS" w:cs="Arial Unicode MS"/>
-          <w:b/>
-          <w:bCs/>
-        </w:rPr>
-        <w:t>ยกเลิก (VOID)</w:t>
-      </w:r>
-      <w:r>
-        <w:rPr>
-          <w:rFonts w:ascii="Arial Unicode MS" w:eastAsia="Arial Unicode MS" w:hAnsi="Arial Unicode MS" w:cs="Arial Unicode MS"/>
-        </w:rPr>
-        <w:t xml:space="preserve"> เท่านั้น</w:t>
-      </w:r>
+      <w:proofErr w:type="spellStart"/>
+      <w:r>
+        <w:rPr>
+          <w:rFonts w:ascii="Arial Unicode MS" w:eastAsia="Arial Unicode MS" w:hAnsi="Arial Unicode MS" w:cs="Arial Unicode MS"/>
+        </w:rPr>
+        <w:t>หากข้อมูลผิดพลาด</w:t>
+      </w:r>
+      <w:proofErr w:type="spellEnd"/>
+      <w:r>
+        <w:rPr>
+          <w:rFonts w:ascii="Arial Unicode MS" w:eastAsia="Arial Unicode MS" w:hAnsi="Arial Unicode MS" w:cs="Arial Unicode MS"/>
+        </w:rPr>
+        <w:t xml:space="preserve"> </w:t>
+      </w:r>
+      <w:proofErr w:type="spellStart"/>
+      <w:r>
+        <w:rPr>
+          <w:rFonts w:ascii="Arial Unicode MS" w:eastAsia="Arial Unicode MS" w:hAnsi="Arial Unicode MS" w:cs="Arial Unicode MS"/>
+        </w:rPr>
+        <w:t>ต้องใช้คำสั่ง</w:t>
+      </w:r>
+      <w:proofErr w:type="spellEnd"/>
+      <w:r>
+        <w:rPr>
+          <w:rFonts w:ascii="Arial Unicode MS" w:eastAsia="Arial Unicode MS" w:hAnsi="Arial Unicode MS" w:cs="Arial Unicode MS"/>
+        </w:rPr>
+        <w:t xml:space="preserve"> </w:t>
+      </w:r>
+      <w:proofErr w:type="spellStart"/>
+      <w:r>
+        <w:rPr>
+          <w:rFonts w:ascii="Arial Unicode MS" w:eastAsia="Arial Unicode MS" w:hAnsi="Arial Unicode MS" w:cs="Arial Unicode MS"/>
+          <w:b/>
+          <w:bCs/>
+        </w:rPr>
+        <w:t>ยกเลิก</w:t>
+      </w:r>
+      <w:proofErr w:type="spellEnd"/>
+      <w:r>
+        <w:rPr>
+          <w:rFonts w:ascii="Arial Unicode MS" w:eastAsia="Arial Unicode MS" w:hAnsi="Arial Unicode MS" w:cs="Arial Unicode MS"/>
+          <w:b/>
+          <w:bCs/>
+        </w:rPr>
+        <w:t xml:space="preserve"> (VOID)</w:t>
+      </w:r>
+      <w:r>
+        <w:rPr>
+          <w:rFonts w:ascii="Arial Unicode MS" w:eastAsia="Arial Unicode MS" w:hAnsi="Arial Unicode MS" w:cs="Arial Unicode MS"/>
+        </w:rPr>
+        <w:t xml:space="preserve"> </w:t>
+      </w:r>
+      <w:proofErr w:type="spellStart"/>
+      <w:r>
+        <w:rPr>
+          <w:rFonts w:ascii="Arial Unicode MS" w:eastAsia="Arial Unicode MS" w:hAnsi="Arial Unicode MS" w:cs="Arial Unicode MS"/>
+        </w:rPr>
+        <w:t>เท่านั้น</w:t>
+      </w:r>
+      <w:proofErr w:type="spellEnd"/>
     </w:p>
     <w:p>
       <w:pPr>
@@ -1812,7 +4290,25 @@
           <w:b/>
           <w:bCs/>
         </w:rPr>
-        <w:t>VOID (ยกเลิกเอกสาร):</w:t>
+        <w:t>VOID (</w:t>
+      </w:r>
+      <w:proofErr w:type="spellStart"/>
+      <w:r>
+        <w:rPr>
+          <w:rFonts w:ascii="Arial Unicode MS" w:eastAsia="Arial Unicode MS" w:hAnsi="Arial Unicode MS" w:cs="Arial Unicode MS"/>
+          <w:b/>
+          <w:bCs/>
+        </w:rPr>
+        <w:t>ยกเลิกเอกสาร</w:t>
+      </w:r>
+      <w:proofErr w:type="spellEnd"/>
+      <w:r>
+        <w:rPr>
+          <w:rFonts w:ascii="Arial Unicode MS" w:eastAsia="Arial Unicode MS" w:hAnsi="Arial Unicode MS" w:cs="Arial Unicode MS"/>
+          <w:b/>
+          <w:bCs/>
+        </w:rPr>
+        <w:t>):</w:t>
       </w:r>
     </w:p>
     <w:p>
@@ -1829,26 +4325,52 @@
           <w:between w:val="nil"/>
         </w:pBdr>
       </w:pPr>
-      <w:r>
-        <w:rPr>
-          <w:rFonts w:ascii="Arial Unicode MS" w:eastAsia="Arial Unicode MS" w:hAnsi="Arial Unicode MS" w:cs="Arial Unicode MS"/>
-        </w:rPr>
-        <w:t xml:space="preserve">ระบบจะทำการ </w:t>
-      </w:r>
-      <w:r>
-        <w:rPr>
-          <w:rFonts w:ascii="Arial Unicode MS" w:eastAsia="Arial Unicode MS" w:hAnsi="Arial Unicode MS" w:cs="Arial Unicode MS"/>
-          <w:b/>
-          <w:bCs/>
-        </w:rPr>
-        <w:t>คืนสต็อก (Inventory Reversal)</w:t>
-      </w:r>
-      <w:r>
-        <w:rPr>
-          <w:rFonts w:ascii="Arial Unicode MS" w:eastAsia="Arial Unicode MS" w:hAnsi="Arial Unicode MS" w:cs="Arial Unicode MS"/>
-        </w:rPr>
-        <w:t xml:space="preserve"> หรือคืนยอดหนี้ให้อัตโนมัติ</w:t>
-      </w:r>
+      <w:proofErr w:type="spellStart"/>
+      <w:r>
+        <w:rPr>
+          <w:rFonts w:ascii="Arial Unicode MS" w:eastAsia="Arial Unicode MS" w:hAnsi="Arial Unicode MS" w:cs="Arial Unicode MS"/>
+        </w:rPr>
+        <w:t>ระบบจะทำการ</w:t>
+      </w:r>
+      <w:proofErr w:type="spellEnd"/>
+      <w:r>
+        <w:rPr>
+          <w:rFonts w:ascii="Arial Unicode MS" w:eastAsia="Arial Unicode MS" w:hAnsi="Arial Unicode MS" w:cs="Arial Unicode MS"/>
+        </w:rPr>
+        <w:t xml:space="preserve"> </w:t>
+      </w:r>
+      <w:proofErr w:type="spellStart"/>
+      <w:r>
+        <w:rPr>
+          <w:rFonts w:ascii="Arial Unicode MS" w:eastAsia="Arial Unicode MS" w:hAnsi="Arial Unicode MS" w:cs="Arial Unicode MS"/>
+          <w:b/>
+          <w:bCs/>
+        </w:rPr>
+        <w:t>คืนสต็อก</w:t>
+      </w:r>
+      <w:proofErr w:type="spellEnd"/>
+      <w:r>
+        <w:rPr>
+          <w:rFonts w:ascii="Arial Unicode MS" w:eastAsia="Arial Unicode MS" w:hAnsi="Arial Unicode MS" w:cs="Arial Unicode MS"/>
+          <w:b/>
+          <w:bCs/>
+        </w:rPr>
+        <w:t xml:space="preserve"> (Inventory Reversal)</w:t>
+      </w:r>
+      <w:r>
+        <w:rPr>
+          <w:rFonts w:ascii="Arial Unicode MS" w:eastAsia="Arial Unicode MS" w:hAnsi="Arial Unicode MS" w:cs="Arial Unicode MS"/>
+        </w:rPr>
+        <w:t xml:space="preserve"> </w:t>
+      </w:r>
+      <w:proofErr w:type="spellStart"/>
+      <w:r>
+        <w:rPr>
+          <w:rFonts w:ascii="Arial Unicode MS" w:eastAsia="Arial Unicode MS" w:hAnsi="Arial Unicode MS" w:cs="Arial Unicode MS"/>
+        </w:rPr>
+        <w:t>หรือคืนยอดหนี้ให้อัตโนมัติ</w:t>
+      </w:r>
+      <w:proofErr w:type="spellEnd"/>
     </w:p>
     <w:p>
       <w:pPr>
@@ -1864,11 +4386,20 @@
           <w:between w:val="nil"/>
         </w:pBdr>
       </w:pPr>
-      <w:r>
-        <w:rPr>
-          <w:rFonts w:ascii="Arial Unicode MS" w:eastAsia="Arial Unicode MS" w:hAnsi="Arial Unicode MS" w:cs="Arial Unicode MS"/>
-        </w:rPr>
-        <w:t>เอกสารจะยังคงอยู่ในระบบเพื่อเก็บเป็น Audit Trail</w:t>
+      <w:proofErr w:type="spellStart"/>
+      <w:r>
+        <w:rPr>
+          <w:rFonts w:ascii="Arial Unicode MS" w:eastAsia="Arial Unicode MS" w:hAnsi="Arial Unicode MS" w:cs="Arial Unicode MS"/>
+        </w:rPr>
+        <w:lastRenderedPageBreak/>
+        <w:t>เอกสารจะยังคงอยู่ในระบบเพื่อเก็บเป็น</w:t>
+      </w:r>
+      <w:proofErr w:type="spellEnd"/>
+      <w:r>
+        <w:rPr>
+          <w:rFonts w:ascii="Arial Unicode MS" w:eastAsia="Arial Unicode MS" w:hAnsi="Arial Unicode MS" w:cs="Arial Unicode MS"/>
+        </w:rPr>
+        <w:t xml:space="preserve"> Audit Trail</w:t>
       </w:r>
     </w:p>
     <w:p>
@@ -1885,18 +4416,89 @@
           <w:between w:val="nil"/>
         </w:pBdr>
       </w:pPr>
-      <w:r>
-        <w:rPr>
-          <w:rFonts w:ascii="Arial Unicode MS" w:eastAsia="Arial Unicode MS" w:hAnsi="Arial Unicode MS" w:cs="Arial Unicode MS"/>
-        </w:rPr>
-        <w:t xml:space="preserve">สามารถใช้ฟีเจอร์ "ออกเอกสารทดแทน (Cancel &amp; Replace)" ระบบจะโคลนข้อมูลไปสร้างเป็น DRAFT ใบใหม่ พร้อม Auto-Remark </w:t>
-      </w:r>
-      <w:r>
-        <w:rPr>
-          <w:rFonts w:ascii="Arial Unicode MS" w:eastAsia="Arial Unicode MS" w:hAnsi="Arial Unicode MS" w:cs="Arial Unicode MS"/>
-        </w:rPr>
-        <w:lastRenderedPageBreak/>
-        <w:t>อ้างอิงถึงบิลที่ถูกยกเลิก (Lineage Tracking)</w:t>
+      <w:proofErr w:type="spellStart"/>
+      <w:r>
+        <w:rPr>
+          <w:rFonts w:ascii="Arial Unicode MS" w:eastAsia="Arial Unicode MS" w:hAnsi="Arial Unicode MS" w:cs="Arial Unicode MS"/>
+        </w:rPr>
+        <w:t>สามารถใช้ฟีเจอร์</w:t>
+      </w:r>
+      <w:proofErr w:type="spellEnd"/>
+      <w:r>
+        <w:rPr>
+          <w:rFonts w:ascii="Arial Unicode MS" w:eastAsia="Arial Unicode MS" w:hAnsi="Arial Unicode MS" w:cs="Arial Unicode MS"/>
+        </w:rPr>
+        <w:t xml:space="preserve"> "</w:t>
+      </w:r>
+      <w:proofErr w:type="spellStart"/>
+      <w:r>
+        <w:rPr>
+          <w:rFonts w:ascii="Arial Unicode MS" w:eastAsia="Arial Unicode MS" w:hAnsi="Arial Unicode MS" w:cs="Arial Unicode MS"/>
+        </w:rPr>
+        <w:t>ออกเอกสารทดแทน</w:t>
+      </w:r>
+      <w:proofErr w:type="spellEnd"/>
+      <w:r>
+        <w:rPr>
+          <w:rFonts w:ascii="Arial Unicode MS" w:eastAsia="Arial Unicode MS" w:hAnsi="Arial Unicode MS" w:cs="Arial Unicode MS"/>
+        </w:rPr>
+        <w:t xml:space="preserve"> (Cancel &amp; Replace)" </w:t>
+      </w:r>
+      <w:proofErr w:type="spellStart"/>
+      <w:r>
+        <w:rPr>
+          <w:rFonts w:ascii="Arial Unicode MS" w:eastAsia="Arial Unicode MS" w:hAnsi="Arial Unicode MS" w:cs="Arial Unicode MS"/>
+        </w:rPr>
+        <w:t>ระบบจะโคลนข้อมูลไปสร้างเป็น</w:t>
+      </w:r>
+      <w:proofErr w:type="spellEnd"/>
+      <w:r>
+        <w:rPr>
+          <w:rFonts w:ascii="Arial Unicode MS" w:eastAsia="Arial Unicode MS" w:hAnsi="Arial Unicode MS" w:cs="Arial Unicode MS"/>
+        </w:rPr>
+        <w:t xml:space="preserve"> DRAFT </w:t>
+      </w:r>
+      <w:proofErr w:type="spellStart"/>
+      <w:r>
+        <w:rPr>
+          <w:rFonts w:ascii="Arial Unicode MS" w:eastAsia="Arial Unicode MS" w:hAnsi="Arial Unicode MS" w:cs="Arial Unicode MS"/>
+        </w:rPr>
+        <w:t>ใบใหม่</w:t>
+      </w:r>
+      <w:proofErr w:type="spellEnd"/>
+      <w:r>
+        <w:rPr>
+          <w:rFonts w:ascii="Arial Unicode MS" w:eastAsia="Arial Unicode MS" w:hAnsi="Arial Unicode MS" w:cs="Arial Unicode MS"/>
+        </w:rPr>
+        <w:t xml:space="preserve"> </w:t>
+      </w:r>
+      <w:proofErr w:type="spellStart"/>
+      <w:r>
+        <w:rPr>
+          <w:rFonts w:ascii="Arial Unicode MS" w:eastAsia="Arial Unicode MS" w:hAnsi="Arial Unicode MS" w:cs="Arial Unicode MS"/>
+        </w:rPr>
+        <w:t>พร้อม</w:t>
+      </w:r>
+      <w:proofErr w:type="spellEnd"/>
+      <w:r>
+        <w:rPr>
+          <w:rFonts w:ascii="Arial Unicode MS" w:eastAsia="Arial Unicode MS" w:hAnsi="Arial Unicode MS" w:cs="Arial Unicode MS"/>
+        </w:rPr>
+        <w:t xml:space="preserve"> Auto-Remark </w:t>
+      </w:r>
+      <w:proofErr w:type="spellStart"/>
+      <w:r>
+        <w:rPr>
+          <w:rFonts w:ascii="Arial Unicode MS" w:eastAsia="Arial Unicode MS" w:hAnsi="Arial Unicode MS" w:cs="Arial Unicode MS"/>
+        </w:rPr>
+        <w:t>อ้างอิงถึงบิลที่ถูกยกเลิก</w:t>
+      </w:r>
+      <w:proofErr w:type="spellEnd"/>
+      <w:r>
+        <w:rPr>
+          <w:rFonts w:ascii="Arial Unicode MS" w:eastAsia="Arial Unicode MS" w:hAnsi="Arial Unicode MS" w:cs="Arial Unicode MS"/>
+        </w:rPr>
+        <w:t xml:space="preserve"> (Lineage Tracking)</w:t>
       </w:r>
     </w:p>
     <w:p>
@@ -1919,7 +4521,25 @@
           <w:b/>
           <w:bCs/>
         </w:rPr>
-        <w:t>PAID (ชำระเงินแล้ว):</w:t>
+        <w:t>PAID (</w:t>
+      </w:r>
+      <w:proofErr w:type="spellStart"/>
+      <w:r>
+        <w:rPr>
+          <w:rFonts w:ascii="Arial Unicode MS" w:eastAsia="Arial Unicode MS" w:hAnsi="Arial Unicode MS" w:cs="Arial Unicode MS"/>
+          <w:b/>
+          <w:bCs/>
+        </w:rPr>
+        <w:t>ชำระเงินแล้ว</w:t>
+      </w:r>
+      <w:proofErr w:type="spellEnd"/>
+      <w:r>
+        <w:rPr>
+          <w:rFonts w:ascii="Arial Unicode MS" w:eastAsia="Arial Unicode MS" w:hAnsi="Arial Unicode MS" w:cs="Arial Unicode MS"/>
+          <w:b/>
+          <w:bCs/>
+        </w:rPr>
+        <w:t>):</w:t>
       </w:r>
     </w:p>
     <w:p>
@@ -1936,11 +4556,47 @@
           <w:between w:val="nil"/>
         </w:pBdr>
       </w:pPr>
-      <w:r>
-        <w:rPr>
-          <w:rFonts w:ascii="Arial Unicode MS" w:eastAsia="Arial Unicode MS" w:hAnsi="Arial Unicode MS" w:cs="Arial Unicode MS"/>
-        </w:rPr>
-        <w:t>สถานะพิเศษสำหรับเอกสาร AP/AR ที่มีการรับ/จ่ายชำระหนี้ครบถ้วนแล้ว (Knock-off)</w:t>
+      <w:proofErr w:type="spellStart"/>
+      <w:r>
+        <w:rPr>
+          <w:rFonts w:ascii="Arial Unicode MS" w:eastAsia="Arial Unicode MS" w:hAnsi="Arial Unicode MS" w:cs="Arial Unicode MS"/>
+        </w:rPr>
+        <w:t>สถานะพิเศษสำหรับเอกสาร</w:t>
+      </w:r>
+      <w:proofErr w:type="spellEnd"/>
+      <w:r>
+        <w:rPr>
+          <w:rFonts w:ascii="Arial Unicode MS" w:eastAsia="Arial Unicode MS" w:hAnsi="Arial Unicode MS" w:cs="Arial Unicode MS"/>
+        </w:rPr>
+        <w:t xml:space="preserve"> AP/AR </w:t>
+      </w:r>
+      <w:proofErr w:type="spellStart"/>
+      <w:r>
+        <w:rPr>
+          <w:rFonts w:ascii="Arial Unicode MS" w:eastAsia="Arial Unicode MS" w:hAnsi="Arial Unicode MS" w:cs="Arial Unicode MS"/>
+        </w:rPr>
+        <w:t>ที่มีการรับ</w:t>
+      </w:r>
+      <w:proofErr w:type="spellEnd"/>
+      <w:r>
+        <w:rPr>
+          <w:rFonts w:ascii="Arial Unicode MS" w:eastAsia="Arial Unicode MS" w:hAnsi="Arial Unicode MS" w:cs="Arial Unicode MS"/>
+        </w:rPr>
+        <w:t>/</w:t>
+      </w:r>
+      <w:proofErr w:type="spellStart"/>
+      <w:r>
+        <w:rPr>
+          <w:rFonts w:ascii="Arial Unicode MS" w:eastAsia="Arial Unicode MS" w:hAnsi="Arial Unicode MS" w:cs="Arial Unicode MS"/>
+        </w:rPr>
+        <w:t>จ่ายชำระหนี้ครบถ้วนแล้ว</w:t>
+      </w:r>
+      <w:proofErr w:type="spellEnd"/>
+      <w:r>
+        <w:rPr>
+          <w:rFonts w:ascii="Arial Unicode MS" w:eastAsia="Arial Unicode MS" w:hAnsi="Arial Unicode MS" w:cs="Arial Unicode MS"/>
+        </w:rPr>
+        <w:t xml:space="preserve"> (Knock-off)</w:t>
       </w:r>
     </w:p>
     <w:p>
@@ -1957,11 +4613,47 @@
           <w:between w:val="nil"/>
         </w:pBdr>
       </w:pPr>
-      <w:r>
-        <w:rPr>
-          <w:rFonts w:ascii="Arial Unicode MS" w:eastAsia="Arial Unicode MS" w:hAnsi="Arial Unicode MS" w:cs="Arial Unicode MS"/>
-        </w:rPr>
-        <w:t>สำหรับบิลซื้อเงินสด (AP_CASH) ระบบจะวิ่งเข้าสถานะ PAID อัตโนมัติเมื่อเอกสารถูก ISSUED (Auto-Clearing)</w:t>
+      <w:proofErr w:type="spellStart"/>
+      <w:r>
+        <w:rPr>
+          <w:rFonts w:ascii="Arial Unicode MS" w:eastAsia="Arial Unicode MS" w:hAnsi="Arial Unicode MS" w:cs="Arial Unicode MS"/>
+        </w:rPr>
+        <w:t>สำหรับบิลซื้อเงินสด</w:t>
+      </w:r>
+      <w:proofErr w:type="spellEnd"/>
+      <w:r>
+        <w:rPr>
+          <w:rFonts w:ascii="Arial Unicode MS" w:eastAsia="Arial Unicode MS" w:hAnsi="Arial Unicode MS" w:cs="Arial Unicode MS"/>
+        </w:rPr>
+        <w:t xml:space="preserve"> (AP_CASH) </w:t>
+      </w:r>
+      <w:proofErr w:type="spellStart"/>
+      <w:r>
+        <w:rPr>
+          <w:rFonts w:ascii="Arial Unicode MS" w:eastAsia="Arial Unicode MS" w:hAnsi="Arial Unicode MS" w:cs="Arial Unicode MS"/>
+        </w:rPr>
+        <w:t>ระบบจะวิ่งเข้าสถานะ</w:t>
+      </w:r>
+      <w:proofErr w:type="spellEnd"/>
+      <w:r>
+        <w:rPr>
+          <w:rFonts w:ascii="Arial Unicode MS" w:eastAsia="Arial Unicode MS" w:hAnsi="Arial Unicode MS" w:cs="Arial Unicode MS"/>
+        </w:rPr>
+        <w:t xml:space="preserve"> PAID </w:t>
+      </w:r>
+      <w:proofErr w:type="spellStart"/>
+      <w:r>
+        <w:rPr>
+          <w:rFonts w:ascii="Arial Unicode MS" w:eastAsia="Arial Unicode MS" w:hAnsi="Arial Unicode MS" w:cs="Arial Unicode MS"/>
+        </w:rPr>
+        <w:t>อัตโนมัติเมื่อเอกสารถูก</w:t>
+      </w:r>
+      <w:proofErr w:type="spellEnd"/>
+      <w:r>
+        <w:rPr>
+          <w:rFonts w:ascii="Arial Unicode MS" w:eastAsia="Arial Unicode MS" w:hAnsi="Arial Unicode MS" w:cs="Arial Unicode MS"/>
+        </w:rPr>
+        <w:t xml:space="preserve"> ISSUED (Auto-Clearing)</w:t>
       </w:r>
     </w:p>
     <w:p>
@@ -1972,7 +4664,21 @@
         <w:rPr>
           <w:rFonts w:ascii="Arial Unicode MS" w:eastAsia="Arial Unicode MS" w:hAnsi="Arial Unicode MS" w:cs="Arial Unicode MS"/>
         </w:rPr>
-        <w:t>3. มาตรฐานการบันทึกบัญชีเพิ่มเติม (Additional Accounting Principles)</w:t>
+        <w:t xml:space="preserve">3. </w:t>
+      </w:r>
+      <w:proofErr w:type="spellStart"/>
+      <w:r>
+        <w:rPr>
+          <w:rFonts w:ascii="Arial Unicode MS" w:eastAsia="Arial Unicode MS" w:hAnsi="Arial Unicode MS" w:cs="Arial Unicode MS"/>
+        </w:rPr>
+        <w:t>มาตรฐานการบันทึกบัญชีเพิ่มเติม</w:t>
+      </w:r>
+      <w:proofErr w:type="spellEnd"/>
+      <w:r>
+        <w:rPr>
+          <w:rFonts w:ascii="Arial Unicode MS" w:eastAsia="Arial Unicode MS" w:hAnsi="Arial Unicode MS" w:cs="Arial Unicode MS"/>
+        </w:rPr>
+        <w:t xml:space="preserve"> (Additional Accounting Principles)</w:t>
       </w:r>
     </w:p>
     <w:p>
@@ -2000,7 +4706,119 @@
         <w:rPr>
           <w:rFonts w:ascii="Arial Unicode MS" w:eastAsia="Arial Unicode MS" w:hAnsi="Arial Unicode MS" w:cs="Arial Unicode MS"/>
         </w:rPr>
-        <w:t xml:space="preserve"> หน้าแสดงรายการเอกสาร (Document List) จะต้องแสดงผลแบบ Real-time เสมอ ห้ามแสดงข้อมูลเก่า (Stale Data) จาก Cache ของ Next.js (ใช้ revalidatePath)</w:t>
+        <w:t xml:space="preserve"> </w:t>
+      </w:r>
+      <w:proofErr w:type="spellStart"/>
+      <w:r>
+        <w:rPr>
+          <w:rFonts w:ascii="Arial Unicode MS" w:eastAsia="Arial Unicode MS" w:hAnsi="Arial Unicode MS" w:cs="Arial Unicode MS"/>
+        </w:rPr>
+        <w:t>หน้าแสดงรายการเอกสาร</w:t>
+      </w:r>
+      <w:proofErr w:type="spellEnd"/>
+      <w:r>
+        <w:rPr>
+          <w:rFonts w:ascii="Arial Unicode MS" w:eastAsia="Arial Unicode MS" w:hAnsi="Arial Unicode MS" w:cs="Arial Unicode MS"/>
+        </w:rPr>
+        <w:t xml:space="preserve"> (Document List) </w:t>
+      </w:r>
+      <w:proofErr w:type="spellStart"/>
+      <w:r>
+        <w:rPr>
+          <w:rFonts w:ascii="Arial Unicode MS" w:eastAsia="Arial Unicode MS" w:hAnsi="Arial Unicode MS" w:cs="Arial Unicode MS"/>
+        </w:rPr>
+        <w:t>จะต้องแสดงผลแบบ</w:t>
+      </w:r>
+      <w:proofErr w:type="spellEnd"/>
+      <w:r>
+        <w:rPr>
+          <w:rFonts w:ascii="Arial Unicode MS" w:eastAsia="Arial Unicode MS" w:hAnsi="Arial Unicode MS" w:cs="Arial Unicode MS"/>
+        </w:rPr>
+        <w:t xml:space="preserve"> Real-time </w:t>
+      </w:r>
+      <w:proofErr w:type="spellStart"/>
+      <w:r>
+        <w:rPr>
+          <w:rFonts w:ascii="Arial Unicode MS" w:eastAsia="Arial Unicode MS" w:hAnsi="Arial Unicode MS" w:cs="Arial Unicode MS"/>
+        </w:rPr>
+        <w:t>เสมอ</w:t>
+      </w:r>
+      <w:proofErr w:type="spellEnd"/>
+      <w:r>
+        <w:rPr>
+          <w:rFonts w:ascii="Arial Unicode MS" w:eastAsia="Arial Unicode MS" w:hAnsi="Arial Unicode MS" w:cs="Arial Unicode MS"/>
+        </w:rPr>
+        <w:t xml:space="preserve"> </w:t>
+      </w:r>
+      <w:proofErr w:type="spellStart"/>
+      <w:r>
+        <w:rPr>
+          <w:rFonts w:ascii="Arial Unicode MS" w:eastAsia="Arial Unicode MS" w:hAnsi="Arial Unicode MS" w:cs="Arial Unicode MS"/>
+        </w:rPr>
+        <w:t>ห้ามแสดงข้อมูลเก่า</w:t>
+      </w:r>
+      <w:proofErr w:type="spellEnd"/>
+      <w:r>
+        <w:rPr>
+          <w:rFonts w:ascii="Arial Unicode MS" w:eastAsia="Arial Unicode MS" w:hAnsi="Arial Unicode MS" w:cs="Arial Unicode MS"/>
+        </w:rPr>
+        <w:t xml:space="preserve"> (Stale Data) </w:t>
+      </w:r>
+      <w:proofErr w:type="spellStart"/>
+      <w:r>
+        <w:rPr>
+          <w:rFonts w:ascii="Arial Unicode MS" w:eastAsia="Arial Unicode MS" w:hAnsi="Arial Unicode MS" w:cs="Arial Unicode MS"/>
+        </w:rPr>
+        <w:t>จาก</w:t>
+      </w:r>
+      <w:proofErr w:type="spellEnd"/>
+      <w:r>
+        <w:rPr>
+          <w:rFonts w:ascii="Arial Unicode MS" w:eastAsia="Arial Unicode MS" w:hAnsi="Arial Unicode MS" w:cs="Arial Unicode MS"/>
+        </w:rPr>
+        <w:t xml:space="preserve"> Cache </w:t>
+      </w:r>
+      <w:proofErr w:type="spellStart"/>
+      <w:r>
+        <w:rPr>
+          <w:rFonts w:ascii="Arial Unicode MS" w:eastAsia="Arial Unicode MS" w:hAnsi="Arial Unicode MS" w:cs="Arial Unicode MS"/>
+        </w:rPr>
+        <w:t>ของ</w:t>
+      </w:r>
+      <w:proofErr w:type="spellEnd"/>
+      <w:r>
+        <w:rPr>
+          <w:rFonts w:ascii="Arial Unicode MS" w:eastAsia="Arial Unicode MS" w:hAnsi="Arial Unicode MS" w:cs="Arial Unicode MS"/>
+        </w:rPr>
+        <w:t xml:space="preserve"> Next.js (</w:t>
+      </w:r>
+      <w:proofErr w:type="spellStart"/>
+      <w:r>
+        <w:rPr>
+          <w:rFonts w:ascii="Arial Unicode MS" w:eastAsia="Arial Unicode MS" w:hAnsi="Arial Unicode MS" w:cs="Arial Unicode MS"/>
+        </w:rPr>
+        <w:t>ใช้</w:t>
+      </w:r>
+      <w:proofErr w:type="spellEnd"/>
+      <w:r>
+        <w:rPr>
+          <w:rFonts w:ascii="Arial Unicode MS" w:eastAsia="Arial Unicode MS" w:hAnsi="Arial Unicode MS" w:cs="Arial Unicode MS"/>
+        </w:rPr>
+        <w:t xml:space="preserve"> </w:t>
+      </w:r>
+      <w:proofErr w:type="spellStart"/>
+      <w:r>
+        <w:rPr>
+          <w:rFonts w:ascii="Arial Unicode MS" w:eastAsia="Arial Unicode MS" w:hAnsi="Arial Unicode MS" w:cs="Arial Unicode MS"/>
+        </w:rPr>
+        <w:t>revalidatePath</w:t>
+      </w:r>
+      <w:proofErr w:type="spellEnd"/>
+      <w:r>
+        <w:rPr>
+          <w:rFonts w:ascii="Arial Unicode MS" w:eastAsia="Arial Unicode MS" w:hAnsi="Arial Unicode MS" w:cs="Arial Unicode MS"/>
+        </w:rPr>
+        <w:t>)</w:t>
       </w:r>
     </w:p>
     <w:p>
@@ -2028,7 +4846,105 @@
         <w:rPr>
           <w:rFonts w:ascii="Arial Unicode MS" w:eastAsia="Arial Unicode MS" w:hAnsi="Arial Unicode MS" w:cs="Arial Unicode MS"/>
         </w:rPr>
-        <w:t xml:space="preserve"> การแสดงผลรายงานทางบัญชี ต้องยึดถือ "วันที่บันทึกบัญชี (Posting Date / Created At)" เป็นหลัก ไม่ใช่ "วันที่บนบิล (Document Date)" เพื่อให้ตรงตามหลักการบัญชีเกณฑ์คงค้าง (Accrual Basis)</w:t>
+        <w:t xml:space="preserve"> </w:t>
+      </w:r>
+      <w:proofErr w:type="spellStart"/>
+      <w:r>
+        <w:rPr>
+          <w:rFonts w:ascii="Arial Unicode MS" w:eastAsia="Arial Unicode MS" w:hAnsi="Arial Unicode MS" w:cs="Arial Unicode MS"/>
+        </w:rPr>
+        <w:t>การแสดงผลรายงานทางบัญชี</w:t>
+      </w:r>
+      <w:proofErr w:type="spellEnd"/>
+      <w:r>
+        <w:rPr>
+          <w:rFonts w:ascii="Arial Unicode MS" w:eastAsia="Arial Unicode MS" w:hAnsi="Arial Unicode MS" w:cs="Arial Unicode MS"/>
+        </w:rPr>
+        <w:t xml:space="preserve"> </w:t>
+      </w:r>
+      <w:proofErr w:type="spellStart"/>
+      <w:r>
+        <w:rPr>
+          <w:rFonts w:ascii="Arial Unicode MS" w:eastAsia="Arial Unicode MS" w:hAnsi="Arial Unicode MS" w:cs="Arial Unicode MS"/>
+        </w:rPr>
+        <w:t>ต้องยึดถือ</w:t>
+      </w:r>
+      <w:proofErr w:type="spellEnd"/>
+      <w:r>
+        <w:rPr>
+          <w:rFonts w:ascii="Arial Unicode MS" w:eastAsia="Arial Unicode MS" w:hAnsi="Arial Unicode MS" w:cs="Arial Unicode MS"/>
+        </w:rPr>
+        <w:t xml:space="preserve"> "</w:t>
+      </w:r>
+      <w:proofErr w:type="spellStart"/>
+      <w:r>
+        <w:rPr>
+          <w:rFonts w:ascii="Arial Unicode MS" w:eastAsia="Arial Unicode MS" w:hAnsi="Arial Unicode MS" w:cs="Arial Unicode MS"/>
+        </w:rPr>
+        <w:t>วันที่บันทึกบัญชี</w:t>
+      </w:r>
+      <w:proofErr w:type="spellEnd"/>
+      <w:r>
+        <w:rPr>
+          <w:rFonts w:ascii="Arial Unicode MS" w:eastAsia="Arial Unicode MS" w:hAnsi="Arial Unicode MS" w:cs="Arial Unicode MS"/>
+        </w:rPr>
+        <w:t xml:space="preserve"> (Posting Date / Created At)" </w:t>
+      </w:r>
+      <w:proofErr w:type="spellStart"/>
+      <w:r>
+        <w:rPr>
+          <w:rFonts w:ascii="Arial Unicode MS" w:eastAsia="Arial Unicode MS" w:hAnsi="Arial Unicode MS" w:cs="Arial Unicode MS"/>
+        </w:rPr>
+        <w:t>เป็นหลัก</w:t>
+      </w:r>
+      <w:proofErr w:type="spellEnd"/>
+      <w:r>
+        <w:rPr>
+          <w:rFonts w:ascii="Arial Unicode MS" w:eastAsia="Arial Unicode MS" w:hAnsi="Arial Unicode MS" w:cs="Arial Unicode MS"/>
+        </w:rPr>
+        <w:t xml:space="preserve"> </w:t>
+      </w:r>
+      <w:proofErr w:type="spellStart"/>
+      <w:r>
+        <w:rPr>
+          <w:rFonts w:ascii="Arial Unicode MS" w:eastAsia="Arial Unicode MS" w:hAnsi="Arial Unicode MS" w:cs="Arial Unicode MS"/>
+        </w:rPr>
+        <w:t>ไม่ใช่</w:t>
+      </w:r>
+      <w:proofErr w:type="spellEnd"/>
+      <w:r>
+        <w:rPr>
+          <w:rFonts w:ascii="Arial Unicode MS" w:eastAsia="Arial Unicode MS" w:hAnsi="Arial Unicode MS" w:cs="Arial Unicode MS"/>
+        </w:rPr>
+        <w:t xml:space="preserve"> "</w:t>
+      </w:r>
+      <w:proofErr w:type="spellStart"/>
+      <w:r>
+        <w:rPr>
+          <w:rFonts w:ascii="Arial Unicode MS" w:eastAsia="Arial Unicode MS" w:hAnsi="Arial Unicode MS" w:cs="Arial Unicode MS"/>
+        </w:rPr>
+        <w:t>วันที่บนบิล</w:t>
+      </w:r>
+      <w:proofErr w:type="spellEnd"/>
+      <w:r>
+        <w:rPr>
+          <w:rFonts w:ascii="Arial Unicode MS" w:eastAsia="Arial Unicode MS" w:hAnsi="Arial Unicode MS" w:cs="Arial Unicode MS"/>
+        </w:rPr>
+        <w:t xml:space="preserve"> (Document Date)" </w:t>
+      </w:r>
+      <w:proofErr w:type="spellStart"/>
+      <w:r>
+        <w:rPr>
+          <w:rFonts w:ascii="Arial Unicode MS" w:eastAsia="Arial Unicode MS" w:hAnsi="Arial Unicode MS" w:cs="Arial Unicode MS"/>
+        </w:rPr>
+        <w:t>เพื่อให้ตรงตามหลักการบัญชีเกณฑ์คงค้าง</w:t>
+      </w:r>
+      <w:proofErr w:type="spellEnd"/>
+      <w:r>
+        <w:rPr>
+          <w:rFonts w:ascii="Arial Unicode MS" w:eastAsia="Arial Unicode MS" w:hAnsi="Arial Unicode MS" w:cs="Arial Unicode MS"/>
+        </w:rPr>
+        <w:t xml:space="preserve"> (Accrual Basis)</w:t>
       </w:r>
     </w:p>
     <w:p>
@@ -2051,14 +4967,180 @@
           <w:b/>
           <w:bCs/>
         </w:rPr>
-        <w:t>Cut-off Principle (การปิดงวด):</w:t>
-      </w:r>
-      <w:r>
-        <w:rPr>
-          <w:rFonts w:ascii="Arial Unicode MS" w:eastAsia="Arial Unicode MS" w:hAnsi="Arial Unicode MS" w:cs="Arial Unicode MS"/>
-        </w:rPr>
-        <w:t xml:space="preserve"> ระบบจะตรวจสอบ doc_date กับตาราง accounting_periods เสมอ หากงวดบัญชีนั้นถูกตั้งสถานะเป็น CLOSED (Period Lock) ระบบจะไม่อนุญาตให้สร้าง, แก้ไข, หรือ VOID เอกสารในเดือนนั้นอีก เพื่อรักษายอดคงเหลือไม่ให้คลาดเคลื่อนจากการนำส่งภาษีสรรพากร</w:t>
-      </w:r>
+        <w:t>Cut-off Principle (</w:t>
+      </w:r>
+      <w:proofErr w:type="spellStart"/>
+      <w:r>
+        <w:rPr>
+          <w:rFonts w:ascii="Arial Unicode MS" w:eastAsia="Arial Unicode MS" w:hAnsi="Arial Unicode MS" w:cs="Arial Unicode MS"/>
+          <w:b/>
+          <w:bCs/>
+        </w:rPr>
+        <w:t>การปิดงวด</w:t>
+      </w:r>
+      <w:proofErr w:type="spellEnd"/>
+      <w:r>
+        <w:rPr>
+          <w:rFonts w:ascii="Arial Unicode MS" w:eastAsia="Arial Unicode MS" w:hAnsi="Arial Unicode MS" w:cs="Arial Unicode MS"/>
+          <w:b/>
+          <w:bCs/>
+        </w:rPr>
+        <w:t>):</w:t>
+      </w:r>
+      <w:r>
+        <w:rPr>
+          <w:rFonts w:ascii="Arial Unicode MS" w:eastAsia="Arial Unicode MS" w:hAnsi="Arial Unicode MS" w:cs="Arial Unicode MS"/>
+        </w:rPr>
+        <w:t xml:space="preserve"> </w:t>
+      </w:r>
+      <w:proofErr w:type="spellStart"/>
+      <w:r>
+        <w:rPr>
+          <w:rFonts w:ascii="Arial Unicode MS" w:eastAsia="Arial Unicode MS" w:hAnsi="Arial Unicode MS" w:cs="Arial Unicode MS"/>
+        </w:rPr>
+        <w:t>ระบบจะตรวจสอบ</w:t>
+      </w:r>
+      <w:proofErr w:type="spellEnd"/>
+      <w:r>
+        <w:rPr>
+          <w:rFonts w:ascii="Arial Unicode MS" w:eastAsia="Arial Unicode MS" w:hAnsi="Arial Unicode MS" w:cs="Arial Unicode MS"/>
+        </w:rPr>
+        <w:t xml:space="preserve"> </w:t>
+      </w:r>
+      <w:proofErr w:type="spellStart"/>
+      <w:r>
+        <w:rPr>
+          <w:rFonts w:ascii="Arial Unicode MS" w:eastAsia="Arial Unicode MS" w:hAnsi="Arial Unicode MS" w:cs="Arial Unicode MS"/>
+        </w:rPr>
+        <w:t>doc_date</w:t>
+      </w:r>
+      <w:proofErr w:type="spellEnd"/>
+      <w:r>
+        <w:rPr>
+          <w:rFonts w:ascii="Arial Unicode MS" w:eastAsia="Arial Unicode MS" w:hAnsi="Arial Unicode MS" w:cs="Arial Unicode MS"/>
+        </w:rPr>
+        <w:t xml:space="preserve"> </w:t>
+      </w:r>
+      <w:proofErr w:type="spellStart"/>
+      <w:r>
+        <w:rPr>
+          <w:rFonts w:ascii="Arial Unicode MS" w:eastAsia="Arial Unicode MS" w:hAnsi="Arial Unicode MS" w:cs="Arial Unicode MS"/>
+        </w:rPr>
+        <w:t>กับตาราง</w:t>
+      </w:r>
+      <w:proofErr w:type="spellEnd"/>
+      <w:r>
+        <w:rPr>
+          <w:rFonts w:ascii="Arial Unicode MS" w:eastAsia="Arial Unicode MS" w:hAnsi="Arial Unicode MS" w:cs="Arial Unicode MS"/>
+        </w:rPr>
+        <w:t xml:space="preserve"> </w:t>
+      </w:r>
+      <w:proofErr w:type="spellStart"/>
+      <w:r>
+        <w:rPr>
+          <w:rFonts w:ascii="Arial Unicode MS" w:eastAsia="Arial Unicode MS" w:hAnsi="Arial Unicode MS" w:cs="Arial Unicode MS"/>
+        </w:rPr>
+        <w:t>accounting_periods</w:t>
+      </w:r>
+      <w:proofErr w:type="spellEnd"/>
+      <w:r>
+        <w:rPr>
+          <w:rFonts w:ascii="Arial Unicode MS" w:eastAsia="Arial Unicode MS" w:hAnsi="Arial Unicode MS" w:cs="Arial Unicode MS"/>
+        </w:rPr>
+        <w:t xml:space="preserve"> </w:t>
+      </w:r>
+      <w:proofErr w:type="spellStart"/>
+      <w:r>
+        <w:rPr>
+          <w:rFonts w:ascii="Arial Unicode MS" w:eastAsia="Arial Unicode MS" w:hAnsi="Arial Unicode MS" w:cs="Arial Unicode MS"/>
+        </w:rPr>
+        <w:t>เสมอ</w:t>
+      </w:r>
+      <w:proofErr w:type="spellEnd"/>
+      <w:r>
+        <w:rPr>
+          <w:rFonts w:ascii="Arial Unicode MS" w:eastAsia="Arial Unicode MS" w:hAnsi="Arial Unicode MS" w:cs="Arial Unicode MS"/>
+        </w:rPr>
+        <w:t xml:space="preserve"> </w:t>
+      </w:r>
+      <w:proofErr w:type="spellStart"/>
+      <w:r>
+        <w:rPr>
+          <w:rFonts w:ascii="Arial Unicode MS" w:eastAsia="Arial Unicode MS" w:hAnsi="Arial Unicode MS" w:cs="Arial Unicode MS"/>
+        </w:rPr>
+        <w:t>หากงวดบัญชีนั้นถูกตั้งสถานะเป็น</w:t>
+      </w:r>
+      <w:proofErr w:type="spellEnd"/>
+      <w:r>
+        <w:rPr>
+          <w:rFonts w:ascii="Arial Unicode MS" w:eastAsia="Arial Unicode MS" w:hAnsi="Arial Unicode MS" w:cs="Arial Unicode MS"/>
+        </w:rPr>
+        <w:t xml:space="preserve"> CLOSED (Period Lock) </w:t>
+      </w:r>
+      <w:proofErr w:type="spellStart"/>
+      <w:r>
+        <w:rPr>
+          <w:rFonts w:ascii="Arial Unicode MS" w:eastAsia="Arial Unicode MS" w:hAnsi="Arial Unicode MS" w:cs="Arial Unicode MS"/>
+        </w:rPr>
+        <w:t>ระบบจะไม่อนุญาตให้สร้าง</w:t>
+      </w:r>
+      <w:proofErr w:type="spellEnd"/>
+      <w:r>
+        <w:rPr>
+          <w:rFonts w:ascii="Arial Unicode MS" w:eastAsia="Arial Unicode MS" w:hAnsi="Arial Unicode MS" w:cs="Arial Unicode MS"/>
+        </w:rPr>
+        <w:t xml:space="preserve">, </w:t>
+      </w:r>
+      <w:proofErr w:type="spellStart"/>
+      <w:r>
+        <w:rPr>
+          <w:rFonts w:ascii="Arial Unicode MS" w:eastAsia="Arial Unicode MS" w:hAnsi="Arial Unicode MS" w:cs="Arial Unicode MS"/>
+        </w:rPr>
+        <w:t>แก้ไข</w:t>
+      </w:r>
+      <w:proofErr w:type="spellEnd"/>
+      <w:r>
+        <w:rPr>
+          <w:rFonts w:ascii="Arial Unicode MS" w:eastAsia="Arial Unicode MS" w:hAnsi="Arial Unicode MS" w:cs="Arial Unicode MS"/>
+        </w:rPr>
+        <w:t xml:space="preserve">, </w:t>
+      </w:r>
+      <w:proofErr w:type="spellStart"/>
+      <w:r>
+        <w:rPr>
+          <w:rFonts w:ascii="Arial Unicode MS" w:eastAsia="Arial Unicode MS" w:hAnsi="Arial Unicode MS" w:cs="Arial Unicode MS"/>
+        </w:rPr>
+        <w:t>หรือ</w:t>
+      </w:r>
+      <w:proofErr w:type="spellEnd"/>
+      <w:r>
+        <w:rPr>
+          <w:rFonts w:ascii="Arial Unicode MS" w:eastAsia="Arial Unicode MS" w:hAnsi="Arial Unicode MS" w:cs="Arial Unicode MS"/>
+        </w:rPr>
+        <w:t xml:space="preserve"> VOID </w:t>
+      </w:r>
+      <w:proofErr w:type="spellStart"/>
+      <w:r>
+        <w:rPr>
+          <w:rFonts w:ascii="Arial Unicode MS" w:eastAsia="Arial Unicode MS" w:hAnsi="Arial Unicode MS" w:cs="Arial Unicode MS"/>
+        </w:rPr>
+        <w:t>เอกสารในเดือนนั้นอีก</w:t>
+      </w:r>
+      <w:proofErr w:type="spellEnd"/>
+      <w:r>
+        <w:rPr>
+          <w:rFonts w:ascii="Arial Unicode MS" w:eastAsia="Arial Unicode MS" w:hAnsi="Arial Unicode MS" w:cs="Arial Unicode MS"/>
+        </w:rPr>
+        <w:t xml:space="preserve"> </w:t>
+      </w:r>
+      <w:proofErr w:type="spellStart"/>
+      <w:r>
+        <w:rPr>
+          <w:rFonts w:ascii="Arial Unicode MS" w:eastAsia="Arial Unicode MS" w:hAnsi="Arial Unicode MS" w:cs="Arial Unicode MS"/>
+        </w:rPr>
+        <w:t>เพื่อรักษายอดคงเหลือไม่ให้คลาดเคลื่อนจากการนำส่งภาษีสรรพากร</w:t>
+      </w:r>
+      <w:proofErr w:type="spellEnd"/>
     </w:p>
     <w:p>
       <w:pPr>
@@ -2080,13 +5162,241 @@
           <w:b/>
           <w:bCs/>
         </w:rPr>
-        <w:t>Net Profit Engine (กำไรสุทธิ):</w:t>
-      </w:r>
-      <w:r>
-        <w:rPr>
-          <w:rFonts w:ascii="Arial Unicode MS" w:eastAsia="Arial Unicode MS" w:hAnsi="Arial Unicode MS" w:cs="Arial Unicode MS"/>
-        </w:rPr>
-        <w:t xml:space="preserve"> ระบบคำนวณกำไรจะนำ "ยอดขายสุทธิ" หักลบด้วย "ต้นทุนสินค้า (Product COGS) + ค่าแรงช่าง (Wage COGS)" จะได้ "กำไรขั้นต้น (Gross Profit)" จากนั้นจะนำไปหักลบกับ "ค่าใช้จ่ายดำเนินงาน (OPEX) จากบิล EXP สถานะ ISSUED/PAID" เพื่อแสดง "กำไรสุทธิ (Net Profit)" แบบ Real-time บน Dashboard</w:t>
+        <w:t>Net Profit Engine (</w:t>
+      </w:r>
+      <w:proofErr w:type="spellStart"/>
+      <w:r>
+        <w:rPr>
+          <w:rFonts w:ascii="Arial Unicode MS" w:eastAsia="Arial Unicode MS" w:hAnsi="Arial Unicode MS" w:cs="Arial Unicode MS"/>
+          <w:b/>
+          <w:bCs/>
+        </w:rPr>
+        <w:t>กำไรสุทธิ</w:t>
+      </w:r>
+      <w:proofErr w:type="spellEnd"/>
+      <w:r>
+        <w:rPr>
+          <w:rFonts w:ascii="Arial Unicode MS" w:eastAsia="Arial Unicode MS" w:hAnsi="Arial Unicode MS" w:cs="Arial Unicode MS"/>
+          <w:b/>
+          <w:bCs/>
+        </w:rPr>
+        <w:t>):</w:t>
+      </w:r>
+      <w:r>
+        <w:rPr>
+          <w:rFonts w:ascii="Arial Unicode MS" w:eastAsia="Arial Unicode MS" w:hAnsi="Arial Unicode MS" w:cs="Arial Unicode MS"/>
+        </w:rPr>
+        <w:t xml:space="preserve"> </w:t>
+      </w:r>
+      <w:proofErr w:type="spellStart"/>
+      <w:r>
+        <w:rPr>
+          <w:rFonts w:ascii="Arial Unicode MS" w:eastAsia="Arial Unicode MS" w:hAnsi="Arial Unicode MS" w:cs="Arial Unicode MS"/>
+        </w:rPr>
+        <w:t>ระบบคำนวณกำไรจะนำ</w:t>
+      </w:r>
+      <w:proofErr w:type="spellEnd"/>
+      <w:r>
+        <w:rPr>
+          <w:rFonts w:ascii="Arial Unicode MS" w:eastAsia="Arial Unicode MS" w:hAnsi="Arial Unicode MS" w:cs="Arial Unicode MS"/>
+        </w:rPr>
+        <w:t xml:space="preserve"> "</w:t>
+      </w:r>
+      <w:proofErr w:type="spellStart"/>
+      <w:r>
+        <w:rPr>
+          <w:rFonts w:ascii="Arial Unicode MS" w:eastAsia="Arial Unicode MS" w:hAnsi="Arial Unicode MS" w:cs="Arial Unicode MS"/>
+        </w:rPr>
+        <w:t>ยอดขายสุทธิ</w:t>
+      </w:r>
+      <w:proofErr w:type="spellEnd"/>
+      <w:r>
+        <w:rPr>
+          <w:rFonts w:ascii="Arial Unicode MS" w:eastAsia="Arial Unicode MS" w:hAnsi="Arial Unicode MS" w:cs="Arial Unicode MS"/>
+        </w:rPr>
+        <w:t xml:space="preserve">" </w:t>
+      </w:r>
+      <w:proofErr w:type="spellStart"/>
+      <w:r>
+        <w:rPr>
+          <w:rFonts w:ascii="Arial Unicode MS" w:eastAsia="Arial Unicode MS" w:hAnsi="Arial Unicode MS" w:cs="Arial Unicode MS"/>
+        </w:rPr>
+        <w:t>หักลบด้วย</w:t>
+      </w:r>
+      <w:proofErr w:type="spellEnd"/>
+      <w:r>
+        <w:rPr>
+          <w:rFonts w:ascii="Arial Unicode MS" w:eastAsia="Arial Unicode MS" w:hAnsi="Arial Unicode MS" w:cs="Arial Unicode MS"/>
+        </w:rPr>
+        <w:t xml:space="preserve"> "</w:t>
+      </w:r>
+      <w:proofErr w:type="spellStart"/>
+      <w:r>
+        <w:rPr>
+          <w:rFonts w:ascii="Arial Unicode MS" w:eastAsia="Arial Unicode MS" w:hAnsi="Arial Unicode MS" w:cs="Arial Unicode MS"/>
+        </w:rPr>
+        <w:t>ต้นทุนสินค้า</w:t>
+      </w:r>
+      <w:proofErr w:type="spellEnd"/>
+      <w:r>
+        <w:rPr>
+          <w:rFonts w:ascii="Arial Unicode MS" w:eastAsia="Arial Unicode MS" w:hAnsi="Arial Unicode MS" w:cs="Arial Unicode MS"/>
+        </w:rPr>
+        <w:t xml:space="preserve"> (Product COGS) + </w:t>
+      </w:r>
+      <w:proofErr w:type="spellStart"/>
+      <w:r>
+        <w:rPr>
+          <w:rFonts w:ascii="Arial Unicode MS" w:eastAsia="Arial Unicode MS" w:hAnsi="Arial Unicode MS" w:cs="Arial Unicode MS"/>
+        </w:rPr>
+        <w:t>ค่าแรงช่าง</w:t>
+      </w:r>
+      <w:proofErr w:type="spellEnd"/>
+      <w:r>
+        <w:rPr>
+          <w:rFonts w:ascii="Arial Unicode MS" w:eastAsia="Arial Unicode MS" w:hAnsi="Arial Unicode MS" w:cs="Arial Unicode MS"/>
+        </w:rPr>
+        <w:t xml:space="preserve"> (Wage COGS)" </w:t>
+      </w:r>
+      <w:proofErr w:type="spellStart"/>
+      <w:r>
+        <w:rPr>
+          <w:rFonts w:ascii="Arial Unicode MS" w:eastAsia="Arial Unicode MS" w:hAnsi="Arial Unicode MS" w:cs="Arial Unicode MS"/>
+        </w:rPr>
+        <w:t>จะได้</w:t>
+      </w:r>
+      <w:proofErr w:type="spellEnd"/>
+      <w:r>
+        <w:rPr>
+          <w:rFonts w:ascii="Arial Unicode MS" w:eastAsia="Arial Unicode MS" w:hAnsi="Arial Unicode MS" w:cs="Arial Unicode MS"/>
+        </w:rPr>
+        <w:t xml:space="preserve"> "</w:t>
+      </w:r>
+      <w:proofErr w:type="spellStart"/>
+      <w:r>
+        <w:rPr>
+          <w:rFonts w:ascii="Arial Unicode MS" w:eastAsia="Arial Unicode MS" w:hAnsi="Arial Unicode MS" w:cs="Arial Unicode MS"/>
+        </w:rPr>
+        <w:t>กำไรขั้นต้น</w:t>
+      </w:r>
+      <w:proofErr w:type="spellEnd"/>
+      <w:r>
+        <w:rPr>
+          <w:rFonts w:ascii="Arial Unicode MS" w:eastAsia="Arial Unicode MS" w:hAnsi="Arial Unicode MS" w:cs="Arial Unicode MS"/>
+        </w:rPr>
+        <w:t xml:space="preserve"> (Gross Profit)" </w:t>
+      </w:r>
+      <w:proofErr w:type="spellStart"/>
+      <w:r>
+        <w:rPr>
+          <w:rFonts w:ascii="Arial Unicode MS" w:eastAsia="Arial Unicode MS" w:hAnsi="Arial Unicode MS" w:cs="Arial Unicode MS"/>
+        </w:rPr>
+        <w:t>จากนั้นจะนำไปหักลบกับ</w:t>
+      </w:r>
+      <w:proofErr w:type="spellEnd"/>
+      <w:r>
+        <w:rPr>
+          <w:rFonts w:ascii="Arial Unicode MS" w:eastAsia="Arial Unicode MS" w:hAnsi="Arial Unicode MS" w:cs="Arial Unicode MS"/>
+        </w:rPr>
+        <w:t xml:space="preserve"> "</w:t>
+      </w:r>
+      <w:proofErr w:type="spellStart"/>
+      <w:r>
+        <w:rPr>
+          <w:rFonts w:ascii="Arial Unicode MS" w:eastAsia="Arial Unicode MS" w:hAnsi="Arial Unicode MS" w:cs="Arial Unicode MS"/>
+        </w:rPr>
+        <w:t>ค่าใช้จ่ายดำเนินงาน</w:t>
+      </w:r>
+      <w:proofErr w:type="spellEnd"/>
+      <w:r>
+        <w:rPr>
+          <w:rFonts w:ascii="Arial Unicode MS" w:eastAsia="Arial Unicode MS" w:hAnsi="Arial Unicode MS" w:cs="Arial Unicode MS"/>
+        </w:rPr>
+        <w:t xml:space="preserve"> (OPEX) </w:t>
+      </w:r>
+      <w:proofErr w:type="spellStart"/>
+      <w:r>
+        <w:rPr>
+          <w:rFonts w:ascii="Arial Unicode MS" w:eastAsia="Arial Unicode MS" w:hAnsi="Arial Unicode MS" w:cs="Arial Unicode MS"/>
+        </w:rPr>
+        <w:t>จากบิล</w:t>
+      </w:r>
+      <w:proofErr w:type="spellEnd"/>
+      <w:r>
+        <w:rPr>
+          <w:rFonts w:ascii="Arial Unicode MS" w:eastAsia="Arial Unicode MS" w:hAnsi="Arial Unicode MS" w:cs="Arial Unicode MS"/>
+        </w:rPr>
+        <w:t xml:space="preserve"> EXP </w:t>
+      </w:r>
+      <w:proofErr w:type="spellStart"/>
+      <w:r>
+        <w:rPr>
+          <w:rFonts w:ascii="Arial Unicode MS" w:eastAsia="Arial Unicode MS" w:hAnsi="Arial Unicode MS" w:cs="Arial Unicode MS"/>
+        </w:rPr>
+        <w:t>สถานะ</w:t>
+      </w:r>
+      <w:proofErr w:type="spellEnd"/>
+      <w:r>
+        <w:rPr>
+          <w:rFonts w:ascii="Arial Unicode MS" w:eastAsia="Arial Unicode MS" w:hAnsi="Arial Unicode MS" w:cs="Arial Unicode MS"/>
+        </w:rPr>
+        <w:t xml:space="preserve"> ISSUED/PAID" </w:t>
+      </w:r>
+      <w:proofErr w:type="spellStart"/>
+      <w:r>
+        <w:rPr>
+          <w:rFonts w:ascii="Arial Unicode MS" w:eastAsia="Arial Unicode MS" w:hAnsi="Arial Unicode MS" w:cs="Arial Unicode MS"/>
+        </w:rPr>
+        <w:t>เพื่อแสดง</w:t>
+      </w:r>
+      <w:proofErr w:type="spellEnd"/>
+      <w:r>
+        <w:rPr>
+          <w:rFonts w:ascii="Arial Unicode MS" w:eastAsia="Arial Unicode MS" w:hAnsi="Arial Unicode MS" w:cs="Arial Unicode MS"/>
+        </w:rPr>
+        <w:t xml:space="preserve"> "</w:t>
+      </w:r>
+      <w:proofErr w:type="spellStart"/>
+      <w:r>
+        <w:rPr>
+          <w:rFonts w:ascii="Arial Unicode MS" w:eastAsia="Arial Unicode MS" w:hAnsi="Arial Unicode MS" w:cs="Arial Unicode MS"/>
+        </w:rPr>
+        <w:t>กำไรสุทธิ</w:t>
+      </w:r>
+      <w:proofErr w:type="spellEnd"/>
+      <w:r>
+        <w:rPr>
+          <w:rFonts w:ascii="Arial Unicode MS" w:eastAsia="Arial Unicode MS" w:hAnsi="Arial Unicode MS" w:cs="Arial Unicode MS"/>
+        </w:rPr>
+        <w:t xml:space="preserve"> (Net Profit)" </w:t>
+      </w:r>
+      <w:proofErr w:type="spellStart"/>
+      <w:r>
+        <w:rPr>
+          <w:rFonts w:ascii="Arial Unicode MS" w:eastAsia="Arial Unicode MS" w:hAnsi="Arial Unicode MS" w:cs="Arial Unicode MS"/>
+        </w:rPr>
+        <w:t>แบบ</w:t>
+      </w:r>
+      <w:proofErr w:type="spellEnd"/>
+      <w:r>
+        <w:rPr>
+          <w:rFonts w:ascii="Arial Unicode MS" w:eastAsia="Arial Unicode MS" w:hAnsi="Arial Unicode MS" w:cs="Arial Unicode MS"/>
+        </w:rPr>
+        <w:t xml:space="preserve"> Real-time </w:t>
+      </w:r>
+      <w:proofErr w:type="spellStart"/>
+      <w:r>
+        <w:rPr>
+          <w:rFonts w:ascii="Arial Unicode MS" w:eastAsia="Arial Unicode MS" w:hAnsi="Arial Unicode MS" w:cs="Arial Unicode MS"/>
+        </w:rPr>
+        <w:t>บน</w:t>
+      </w:r>
+      <w:proofErr w:type="spellEnd"/>
+      <w:r>
+        <w:rPr>
+          <w:rFonts w:ascii="Arial Unicode MS" w:eastAsia="Arial Unicode MS" w:hAnsi="Arial Unicode MS" w:cs="Arial Unicode MS"/>
+        </w:rPr>
+        <w:t xml:space="preserve"> Dashboard</w:t>
       </w:r>
     </w:p>
     <w:p>
@@ -2128,7 +5438,15 @@
         <w:t xml:space="preserve"> (</w:t>
       </w:r>
       <w:r>
-        <w:t>ABAC &amp; DoA Matrix)</w:t>
+        <w:t xml:space="preserve">ABAC &amp; </w:t>
+      </w:r>
+      <w:proofErr w:type="spellStart"/>
+      <w:r>
+        <w:t>DoA</w:t>
+      </w:r>
+      <w:proofErr w:type="spellEnd"/>
+      <w:r>
+        <w:t xml:space="preserve"> Matrix)</w:t>
       </w:r>
     </w:p>
     <w:p>
@@ -2172,8 +5490,13 @@
         </w:rPr>
         <w:t xml:space="preserve"> (</w:t>
       </w:r>
-      <w:r>
-        <w:t xml:space="preserve">SoD - Segregation of Duties) </w:t>
+      <w:proofErr w:type="spellStart"/>
+      <w:r>
+        <w:t>SoD</w:t>
+      </w:r>
+      <w:proofErr w:type="spellEnd"/>
+      <w:r>
+        <w:t xml:space="preserve"> - Segregation of Duties) </w:t>
       </w:r>
       <w:r>
         <w:rPr>
@@ -2235,7 +5558,15 @@
         <w:t xml:space="preserve"> (</w:t>
       </w:r>
       <w:r>
-        <w:t xml:space="preserve">`created_by`) </w:t>
+        <w:t>`</w:t>
+      </w:r>
+      <w:proofErr w:type="spellStart"/>
+      <w:r>
+        <w:t>created_by</w:t>
+      </w:r>
+      <w:proofErr w:type="spellEnd"/>
+      <w:r>
+        <w:t xml:space="preserve">`) </w:t>
       </w:r>
       <w:r>
         <w:rPr>
@@ -2335,7 +5666,15 @@
         <w:t xml:space="preserve"> </w:t>
       </w:r>
       <w:r>
-        <w:t xml:space="preserve">`accessible_modules` (JSONB) </w:t>
+        <w:t>`</w:t>
+      </w:r>
+      <w:proofErr w:type="spellStart"/>
+      <w:r>
+        <w:t>accessible_modules</w:t>
+      </w:r>
+      <w:proofErr w:type="spellEnd"/>
+      <w:r>
+        <w:t xml:space="preserve">` (JSONB) </w:t>
       </w:r>
       <w:r>
         <w:rPr>
@@ -2352,7 +5691,15 @@
         <w:t xml:space="preserve"> </w:t>
       </w:r>
       <w:r>
-        <w:t>`app_roles`</w:t>
+        <w:t>`</w:t>
+      </w:r>
+      <w:proofErr w:type="spellStart"/>
+      <w:r>
+        <w:t>app_roles</w:t>
+      </w:r>
+      <w:proofErr w:type="spellEnd"/>
+      <w:r>
+        <w:t>`</w:t>
       </w:r>
     </w:p>
     <w:p>
@@ -2369,7 +5716,15 @@
         </w:rPr>
       </w:pPr>
       <w:r>
-        <w:t xml:space="preserve">- Approval Limits (DoA): </w:t>
+        <w:t>- Approval Limits (</w:t>
+      </w:r>
+      <w:proofErr w:type="spellStart"/>
+      <w:r>
+        <w:t>DoA</w:t>
+      </w:r>
+      <w:proofErr w:type="spellEnd"/>
+      <w:r>
+        <w:t xml:space="preserve">): </w:t>
       </w:r>
       <w:r>
         <w:rPr>
@@ -2403,7 +5758,15 @@
         <w:t xml:space="preserve"> </w:t>
       </w:r>
       <w:r>
-        <w:t xml:space="preserve">`approval_limit` </w:t>
+        <w:t>`</w:t>
+      </w:r>
+      <w:proofErr w:type="spellStart"/>
+      <w:r>
+        <w:t>approval_limit</w:t>
+      </w:r>
+      <w:proofErr w:type="spellEnd"/>
+      <w:r>
+        <w:t xml:space="preserve">` </w:t>
       </w:r>
       <w:r>
         <w:rPr>
@@ -2420,7 +5783,16 @@
         <w:t xml:space="preserve"> </w:t>
       </w:r>
       <w:r>
-        <w:t xml:space="preserve">`user_profiles` </w:t>
+        <w:lastRenderedPageBreak/>
+        <w:t>`</w:t>
+      </w:r>
+      <w:proofErr w:type="spellStart"/>
+      <w:r>
+        <w:t>user_profiles</w:t>
+      </w:r>
+      <w:proofErr w:type="spellEnd"/>
+      <w:r>
+        <w:t xml:space="preserve">` </w:t>
       </w:r>
       <w:r>
         <w:rPr>
@@ -2642,14 +6014,7 @@
         <w:rPr>
           <w:cs/>
         </w:rPr>
-        <w:t xml:space="preserve"> </w:t>
-      </w:r>
-      <w:r>
-        <w:rPr>
-          <w:cs/>
-        </w:rPr>
-        <w:lastRenderedPageBreak/>
-        <w:t>(</w:t>
+        <w:t xml:space="preserve"> (</w:t>
       </w:r>
       <w:r>
         <w:t xml:space="preserve">AP_INV, AP_TAX, AP_CASH) </w:t>
@@ -2696,8 +6061,13 @@
         </w:rPr>
         <w:t xml:space="preserve"> </w:t>
       </w:r>
-      <w:r>
-        <w:t xml:space="preserve">freight_cost </w:t>
+      <w:proofErr w:type="spellStart"/>
+      <w:r>
+        <w:t>freight_cost</w:t>
+      </w:r>
+      <w:proofErr w:type="spellEnd"/>
+      <w:r>
+        <w:t xml:space="preserve"> </w:t>
       </w:r>
       <w:r>
         <w:rPr>
@@ -2809,8 +6179,13 @@
         </w:rPr>
         <w:t xml:space="preserve"> </w:t>
       </w:r>
-      <w:r>
-        <w:t xml:space="preserve">inventory_ledger </w:t>
+      <w:proofErr w:type="spellStart"/>
+      <w:r>
+        <w:t>inventory_ledger</w:t>
+      </w:r>
+      <w:proofErr w:type="spellEnd"/>
+      <w:r>
+        <w:t xml:space="preserve"> </w:t>
       </w:r>
       <w:r>
         <w:rPr>
